--- a/docs/Proposal (1) (1) (1) (1).docx
+++ b/docs/Proposal (1) (1) (1) (1).docx
@@ -133,7 +133,25 @@
           <w:szCs w:val="32"/>
           <w:cs/>
         </w:rPr>
-        <w:t>จากการทำนายสัดส่วน อุณหภูมิ และ แรงดันด้วย</w:t>
+        <w:t xml:space="preserve">จากการทำนายอุณหภูมิ และ </w:t>
+      </w:r>
+      <w:r>
+        <w:rPr>
+          <w:rFonts w:ascii="TH Sarabun New" w:hAnsi="TH Sarabun New" w:cs="TH Sarabun New" w:hint="cs"/>
+          <w:sz w:val="32"/>
+          <w:szCs w:val="32"/>
+          <w:cs/>
+        </w:rPr>
+        <w:t>เวลา</w:t>
+      </w:r>
+      <w:r>
+        <w:rPr>
+          <w:rFonts w:ascii="TH Sarabun New" w:hAnsi="TH Sarabun New" w:cs="TH Sarabun New" w:hint="cs"/>
+          <w:sz w:val="32"/>
+          <w:szCs w:val="32"/>
+          <w:cs/>
+        </w:rPr>
+        <w:t>ด้วย</w:t>
       </w:r>
       <w:r>
         <w:rPr>
@@ -641,7 +659,7 @@
       <w:pPr>
         <w:ind w:firstLine="720"/>
         <w:rPr>
-          <w:rFonts w:ascii="TH Sarabun New" w:hAnsi="TH Sarabun New" w:cs="TH Sarabun New" w:hint="cs"/>
+          <w:rFonts w:ascii="TH Sarabun New" w:hAnsi="TH Sarabun New" w:cs="TH Sarabun New"/>
           <w:sz w:val="32"/>
           <w:szCs w:val="32"/>
         </w:rPr>
@@ -1830,15 +1848,7 @@
           <w:sz w:val="32"/>
           <w:szCs w:val="32"/>
         </w:rPr>
-        <w:t xml:space="preserve"> </w:t>
-      </w:r>
-      <w:r>
-        <w:rPr>
-          <w:rFonts w:ascii="TH Sarabun New" w:hAnsi="TH Sarabun New" w:cs="TH Sarabun New"/>
-          <w:sz w:val="32"/>
-          <w:szCs w:val="32"/>
-        </w:rPr>
-        <w:t xml:space="preserve">Surrogate Model (Multi-output Regression) </w:t>
+        <w:t xml:space="preserve"> Surrogate Model (Multi-output Regression) </w:t>
       </w:r>
       <w:r>
         <w:rPr>
@@ -2093,7 +2103,7 @@
       <w:pPr>
         <w:ind w:firstLine="720"/>
         <w:rPr>
-          <w:rFonts w:ascii="TH Sarabun New" w:hAnsi="TH Sarabun New" w:cs="TH Sarabun New" w:hint="cs"/>
+          <w:rFonts w:ascii="TH Sarabun New" w:hAnsi="TH Sarabun New" w:cs="TH Sarabun New"/>
           <w:sz w:val="32"/>
           <w:szCs w:val="32"/>
         </w:rPr>
@@ -2886,15 +2896,7 @@
           <w:sz w:val="32"/>
           <w:szCs w:val="32"/>
         </w:rPr>
-        <w:t>Optimization Methods</w:t>
-      </w:r>
-      <w:r>
-        <w:rPr>
-          <w:rFonts w:ascii="TH Sarabun New" w:hAnsi="TH Sarabun New" w:cs="TH Sarabun New"/>
-          <w:sz w:val="32"/>
-          <w:szCs w:val="32"/>
-        </w:rPr>
-        <w:t>)</w:t>
+        <w:t>Optimization Methods)</w:t>
       </w:r>
     </w:p>
     <w:p>
@@ -2912,23 +2914,7 @@
           <w:sz w:val="32"/>
           <w:szCs w:val="32"/>
         </w:rPr>
-        <w:t>(</w:t>
-      </w:r>
-      <w:r>
-        <w:rPr>
-          <w:rFonts w:ascii="TH Sarabun New" w:hAnsi="TH Sarabun New" w:cs="TH Sarabun New"/>
-          <w:sz w:val="32"/>
-          <w:szCs w:val="32"/>
-        </w:rPr>
-        <w:t>1</w:t>
-      </w:r>
-      <w:r>
-        <w:rPr>
-          <w:rFonts w:ascii="TH Sarabun New" w:hAnsi="TH Sarabun New" w:cs="TH Sarabun New"/>
-          <w:sz w:val="32"/>
-          <w:szCs w:val="32"/>
-        </w:rPr>
-        <w:t xml:space="preserve">) </w:t>
+        <w:t xml:space="preserve">(1) </w:t>
       </w:r>
       <w:r>
         <w:rPr>
@@ -2978,23 +2964,7 @@
           <w:sz w:val="32"/>
           <w:szCs w:val="32"/>
         </w:rPr>
-        <w:t>(</w:t>
-      </w:r>
-      <w:r>
-        <w:rPr>
-          <w:rFonts w:ascii="TH Sarabun New" w:hAnsi="TH Sarabun New" w:cs="TH Sarabun New"/>
-          <w:sz w:val="32"/>
-          <w:szCs w:val="32"/>
-        </w:rPr>
-        <w:t>2</w:t>
-      </w:r>
-      <w:r>
-        <w:rPr>
-          <w:rFonts w:ascii="TH Sarabun New" w:hAnsi="TH Sarabun New" w:cs="TH Sarabun New"/>
-          <w:sz w:val="32"/>
-          <w:szCs w:val="32"/>
-        </w:rPr>
-        <w:t xml:space="preserve">) </w:t>
+        <w:t xml:space="preserve">(2) </w:t>
       </w:r>
       <w:r>
         <w:rPr>
@@ -3028,15 +2998,7 @@
           <w:sz w:val="32"/>
           <w:szCs w:val="32"/>
         </w:rPr>
-        <w:t xml:space="preserve"> </w:t>
-      </w:r>
-      <w:r>
-        <w:rPr>
-          <w:rFonts w:ascii="TH Sarabun New" w:hAnsi="TH Sarabun New" w:cs="TH Sarabun New"/>
-          <w:sz w:val="32"/>
-          <w:szCs w:val="32"/>
-        </w:rPr>
-        <w:t>(</w:t>
+        <w:t xml:space="preserve"> (</w:t>
       </w:r>
       <w:r>
         <w:rPr>
@@ -3059,7 +3021,7 @@
       <w:pPr>
         <w:ind w:left="720" w:firstLine="720"/>
         <w:rPr>
-          <w:rFonts w:ascii="TH Sarabun New" w:hAnsi="TH Sarabun New" w:cs="TH Sarabun New" w:hint="cs"/>
+          <w:rFonts w:ascii="TH Sarabun New" w:hAnsi="TH Sarabun New" w:cs="TH Sarabun New"/>
           <w:sz w:val="32"/>
           <w:szCs w:val="32"/>
           <w:cs/>
@@ -3101,7 +3063,7 @@
     <w:p>
       <w:pPr>
         <w:rPr>
-          <w:rFonts w:ascii="TH Sarabun New" w:hAnsi="TH Sarabun New" w:cs="TH Sarabun New" w:hint="cs"/>
+          <w:rFonts w:ascii="TH Sarabun New" w:hAnsi="TH Sarabun New" w:cs="TH Sarabun New"/>
           <w:sz w:val="32"/>
           <w:szCs w:val="32"/>
         </w:rPr>
@@ -3114,14 +3076,6 @@
           <w:cs/>
         </w:rPr>
         <w:tab/>
-      </w:r>
-      <w:r>
-        <w:rPr>
-          <w:rFonts w:ascii="TH Sarabun New" w:hAnsi="TH Sarabun New" w:cs="TH Sarabun New"/>
-          <w:sz w:val="32"/>
-          <w:szCs w:val="32"/>
-          <w:cs/>
-        </w:rPr>
         <w:t xml:space="preserve">ในการศึกษาและพัฒนาวัสดุซับเสียงจากขยะพลาสติก </w:t>
       </w:r>
       <w:r>
@@ -3421,7 +3375,7 @@
     <w:p>
       <w:pPr>
         <w:rPr>
-          <w:rFonts w:ascii="TH Sarabun New" w:hAnsi="TH Sarabun New" w:cs="TH Sarabun New" w:hint="cs"/>
+          <w:rFonts w:ascii="TH Sarabun New" w:hAnsi="TH Sarabun New" w:cs="TH Sarabun New"/>
           <w:sz w:val="32"/>
           <w:szCs w:val="32"/>
         </w:rPr>
@@ -3822,6 +3776,65 @@
     <w:p>
       <w:pPr>
         <w:rPr>
+          <w:rFonts w:ascii="TH Sarabun New" w:eastAsiaTheme="minorEastAsia" w:hAnsi="TH Sarabun New" w:cs="TH Sarabun New"/>
+          <w:sz w:val="32"/>
+          <w:szCs w:val="32"/>
+        </w:rPr>
+      </w:pPr>
+      <m:oMathPara>
+        <m:oMath>
+          <m:r>
+            <w:rPr>
+              <w:rFonts w:ascii="Cambria Math" w:eastAsiaTheme="minorEastAsia" w:hAnsi="Cambria Math" w:cs="TH Sarabun New"/>
+              <w:sz w:val="32"/>
+              <w:szCs w:val="32"/>
+            </w:rPr>
+            <m:t xml:space="preserve">MSE = </m:t>
+          </m:r>
+          <m:r>
+            <m:rPr>
+              <m:sty m:val="p"/>
+            </m:rPr>
+            <w:rPr>
+              <w:rFonts w:ascii="Cambria Math" w:eastAsiaTheme="minorEastAsia" w:hAnsi="Cambria Math" w:cs="TH Sarabun New"/>
+              <w:sz w:val="32"/>
+              <w:szCs w:val="32"/>
+            </w:rPr>
+            <m:t>⍁</m:t>
+          </m:r>
+          <m:r>
+            <w:rPr>
+              <w:rFonts w:ascii="Cambria Math" w:eastAsiaTheme="minorEastAsia" w:hAnsi="Cambria Math" w:cs="TH Sarabun New"/>
+              <w:sz w:val="32"/>
+              <w:szCs w:val="32"/>
+            </w:rPr>
+            <m:t xml:space="preserve">{1}{n} </m:t>
+          </m:r>
+          <m:r>
+            <m:rPr>
+              <m:sty m:val="p"/>
+            </m:rPr>
+            <w:rPr>
+              <w:rFonts w:ascii="Cambria Math" w:eastAsiaTheme="minorEastAsia" w:hAnsi="Cambria Math" w:cs="TH Sarabun New"/>
+              <w:sz w:val="32"/>
+              <w:szCs w:val="32"/>
+            </w:rPr>
+            <m:t>∑</m:t>
+          </m:r>
+          <m:r>
+            <w:rPr>
+              <w:rFonts w:ascii="Cambria Math" w:eastAsiaTheme="minorEastAsia" w:hAnsi="Cambria Math" w:cs="TH Sarabun New"/>
+              <w:sz w:val="32"/>
+              <w:szCs w:val="32"/>
+            </w:rPr>
+            <m:t>_{i=1}^{n} (y_i - \hat{y}_i)^2</m:t>
+          </m:r>
+        </m:oMath>
+      </m:oMathPara>
+    </w:p>
+    <w:p>
+      <w:pPr>
+        <w:rPr>
           <w:rFonts w:ascii="TH Sarabun New" w:hAnsi="TH Sarabun New" w:cs="TH Sarabun New"/>
           <w:sz w:val="32"/>
           <w:szCs w:val="32"/>
@@ -5233,7 +5246,7 @@
     <w:p>
       <w:pPr>
         <w:rPr>
-          <w:rFonts w:ascii="TH Sarabun New" w:hAnsi="TH Sarabun New" w:cs="TH Sarabun New" w:hint="cs"/>
+          <w:rFonts w:ascii="TH Sarabun New" w:hAnsi="TH Sarabun New" w:cs="TH Sarabun New"/>
           <w:sz w:val="34"/>
           <w:szCs w:val="34"/>
           <w:cs/>
@@ -5835,7 +5848,7 @@
     <w:p>
       <w:pPr>
         <w:rPr>
-          <w:rFonts w:ascii="TH Sarabun New" w:hAnsi="TH Sarabun New" w:cs="TH Sarabun New" w:hint="cs"/>
+          <w:rFonts w:ascii="TH Sarabun New" w:hAnsi="TH Sarabun New" w:cs="TH Sarabun New"/>
           <w:sz w:val="32"/>
           <w:szCs w:val="32"/>
         </w:rPr>
@@ -5972,7 +5985,7 @@
     <w:p>
       <w:pPr>
         <w:rPr>
-          <w:rFonts w:ascii="TH Sarabun New" w:hAnsi="TH Sarabun New" w:cs="TH Sarabun New" w:hint="cs"/>
+          <w:rFonts w:ascii="TH Sarabun New" w:hAnsi="TH Sarabun New" w:cs="TH Sarabun New"/>
           <w:sz w:val="32"/>
           <w:szCs w:val="32"/>
         </w:rPr>
@@ -6140,7 +6153,7 @@
     <w:p>
       <w:pPr>
         <w:rPr>
-          <w:rFonts w:ascii="TH Sarabun New" w:hAnsi="TH Sarabun New" w:cs="TH Sarabun New" w:hint="cs"/>
+          <w:rFonts w:ascii="TH Sarabun New" w:hAnsi="TH Sarabun New" w:cs="TH Sarabun New"/>
           <w:sz w:val="32"/>
           <w:szCs w:val="32"/>
         </w:rPr>
@@ -8105,10 +8118,10 @@
             <v:path o:extrusionok="f" gradientshapeok="t" o:connecttype="rect"/>
             <o:lock v:ext="edit" aspectratio="t"/>
           </v:shapetype>
-          <v:shape id="_x0000_i1025" type="#_x0000_t75" style="width:490.55pt;height:168.7pt" o:ole="">
+          <v:shape id="_x0000_i1054" type="#_x0000_t75" style="width:490.55pt;height:168.7pt" o:ole="">
             <v:imagedata r:id="rId11" o:title=""/>
           </v:shape>
-          <o:OLEObject Type="Embed" ProgID="Excel.Sheet.12" ShapeID="_x0000_i1025" DrawAspect="Content" ObjectID="_1830210697" r:id="rId12"/>
+          <o:OLEObject Type="Embed" ProgID="Excel.Sheet.12" ShapeID="_x0000_i1054" DrawAspect="Content" ObjectID="_1830277122" r:id="rId12"/>
         </w:object>
       </w:r>
     </w:p>
@@ -8157,9 +8170,10 @@
     <w:p>
       <w:pPr>
         <w:rPr>
-          <w:rFonts w:ascii="TH Sarabun New" w:hAnsi="TH Sarabun New" w:cs="TH Sarabun New"/>
-          <w:sz w:val="32"/>
-          <w:szCs w:val="32"/>
+          <w:rFonts w:ascii="TH Sarabun New" w:hAnsi="TH Sarabun New" w:cs="TH Sarabun New" w:hint="cs"/>
+          <w:sz w:val="32"/>
+          <w:szCs w:val="32"/>
+          <w:cs/>
         </w:rPr>
       </w:pPr>
       <w:r>
@@ -8247,6 +8261,23 @@
           <w:cs/>
         </w:rPr>
         <w:t>ทำให้สามารถลดปัญหาขยะพลาสติกได้</w:t>
+      </w:r>
+      <w:r>
+        <w:rPr>
+          <w:rFonts w:ascii="TH Sarabun New" w:hAnsi="TH Sarabun New" w:cs="TH Sarabun New"/>
+          <w:sz w:val="32"/>
+          <w:szCs w:val="32"/>
+        </w:rPr>
+        <w:t xml:space="preserve"> </w:t>
+      </w:r>
+      <w:r>
+        <w:rPr>
+          <w:rFonts w:ascii="TH Sarabun New" w:hAnsi="TH Sarabun New" w:cs="TH Sarabun New" w:hint="cs"/>
+          <w:sz w:val="32"/>
+          <w:szCs w:val="32"/>
+          <w:cs/>
+        </w:rPr>
+        <w:t xml:space="preserve">อีกทั้งยังสามารถนำ </w:t>
       </w:r>
     </w:p>
     <w:p>

--- a/docs/Proposal (1) (1) (1) (1).docx
+++ b/docs/Proposal (1) (1) (1) (1).docx
@@ -1499,6 +1499,7 @@
           <w:r>
             <w:rPr>
               <w:rFonts w:ascii="TH Sarabun New" w:hAnsi="TH Sarabun New" w:cs="TH Sarabun New"/>
+              <w:noProof/>
               <w:sz w:val="32"/>
               <w:szCs w:val="32"/>
               <w:cs/>
@@ -1508,6 +1509,7 @@
           <w:r>
             <w:rPr>
               <w:rFonts w:ascii="TH Sarabun New" w:hAnsi="TH Sarabun New" w:cs="TH Sarabun New"/>
+              <w:noProof/>
               <w:sz w:val="32"/>
               <w:szCs w:val="32"/>
               <w:cs/>
@@ -1517,6 +1519,7 @@
           <w:r>
             <w:rPr>
               <w:rFonts w:ascii="TH Sarabun New" w:hAnsi="TH Sarabun New" w:cs="TH Sarabun New"/>
+              <w:noProof/>
               <w:sz w:val="32"/>
               <w:szCs w:val="32"/>
             </w:rPr>
@@ -1525,6 +1528,7 @@
           <w:r>
             <w:rPr>
               <w:rFonts w:ascii="Calibri" w:hAnsi="Calibri" w:cs="Calibri"/>
+              <w:noProof/>
               <w:sz w:val="32"/>
               <w:szCs w:val="32"/>
             </w:rPr>
@@ -1533,6 +1537,7 @@
           <w:r>
             <w:rPr>
               <w:rFonts w:ascii="TH Sarabun New" w:hAnsi="TH Sarabun New" w:cs="TH Sarabun New"/>
+              <w:noProof/>
               <w:sz w:val="32"/>
               <w:szCs w:val="32"/>
             </w:rPr>
@@ -1541,6 +1546,7 @@
           <w:r>
             <w:rPr>
               <w:rFonts w:ascii="TH Sarabun New" w:hAnsi="TH Sarabun New" w:cs="TH Sarabun New"/>
+              <w:noProof/>
               <w:sz w:val="32"/>
               <w:szCs w:val="32"/>
               <w:cs/>
@@ -1660,6 +1666,7 @@
           <w:r>
             <w:rPr>
               <w:rFonts w:ascii="TH Sarabun New" w:hAnsi="TH Sarabun New" w:cs="TH Sarabun New" w:hint="cs"/>
+              <w:noProof/>
               <w:sz w:val="32"/>
               <w:szCs w:val="32"/>
               <w:cs/>
@@ -1669,6 +1676,7 @@
           <w:r>
             <w:rPr>
               <w:rFonts w:ascii="TH Sarabun New" w:hAnsi="TH Sarabun New" w:cs="TH Sarabun New" w:hint="cs"/>
+              <w:noProof/>
               <w:sz w:val="32"/>
               <w:szCs w:val="32"/>
             </w:rPr>
@@ -1677,6 +1685,7 @@
           <w:r>
             <w:rPr>
               <w:rFonts w:ascii="TH Sarabun New" w:hAnsi="TH Sarabun New" w:cs="TH Sarabun New" w:hint="cs"/>
+              <w:noProof/>
               <w:sz w:val="32"/>
               <w:szCs w:val="32"/>
               <w:cs/>
@@ -1740,6 +1749,7 @@
           <w:r>
             <w:rPr>
               <w:rFonts w:ascii="TH Sarabun New" w:hAnsi="TH Sarabun New" w:cs="TH Sarabun New"/>
+              <w:noProof/>
               <w:sz w:val="32"/>
               <w:szCs w:val="32"/>
               <w:cs/>
@@ -1749,6 +1759,7 @@
           <w:r>
             <w:rPr>
               <w:rFonts w:ascii="TH Sarabun New" w:hAnsi="TH Sarabun New" w:cs="TH Sarabun New"/>
+              <w:noProof/>
               <w:sz w:val="32"/>
               <w:szCs w:val="32"/>
             </w:rPr>
@@ -1757,6 +1768,7 @@
           <w:r>
             <w:rPr>
               <w:rFonts w:ascii="TH Sarabun New" w:hAnsi="TH Sarabun New" w:cs="TH Sarabun New"/>
+              <w:noProof/>
               <w:sz w:val="32"/>
               <w:szCs w:val="32"/>
               <w:cs/>
@@ -2586,34 +2598,43 @@
           <w:szCs w:val="32"/>
           <w:cs/>
         </w:rPr>
-        <w:t>ของโมเดลในการท</w:t>
-      </w:r>
-      <w:r>
-        <w:rPr>
-          <w:rFonts w:ascii="TH Sarabun New" w:hAnsi="TH Sarabun New" w:cs="TH Sarabun New" w:hint="cs"/>
-          <w:sz w:val="32"/>
-          <w:szCs w:val="32"/>
-          <w:cs/>
-        </w:rPr>
-        <w:t>ำ</w:t>
-      </w:r>
-      <w:r>
-        <w:rPr>
-          <w:rFonts w:ascii="TH Sarabun New" w:hAnsi="TH Sarabun New" w:cs="TH Sarabun New"/>
-          <w:sz w:val="32"/>
-          <w:szCs w:val="32"/>
-          <w:cs/>
-        </w:rPr>
-        <w:t>นาย</w:t>
-      </w:r>
-      <w:r>
-        <w:rPr>
-          <w:rFonts w:ascii="TH Sarabun New" w:hAnsi="TH Sarabun New" w:cs="TH Sarabun New" w:hint="cs"/>
-          <w:sz w:val="32"/>
-          <w:szCs w:val="32"/>
-          <w:cs/>
-        </w:rPr>
-        <w:t>สัดส่วน อุณหภูมิ และ แรงดันด้วย</w:t>
+        <w:t>ของโมเดลในการ</w:t>
+      </w:r>
+      <w:r>
+        <w:rPr>
+          <w:rFonts w:ascii="TH Sarabun New" w:hAnsi="TH Sarabun New" w:cs="TH Sarabun New" w:hint="cs"/>
+          <w:sz w:val="32"/>
+          <w:szCs w:val="32"/>
+          <w:cs/>
+        </w:rPr>
+        <w:t>คาดการณ์</w:t>
+      </w:r>
+      <w:r>
+        <w:rPr>
+          <w:rFonts w:ascii="TH Sarabun New" w:hAnsi="TH Sarabun New" w:cs="TH Sarabun New" w:hint="cs"/>
+          <w:sz w:val="32"/>
+          <w:szCs w:val="32"/>
+          <w:cs/>
+        </w:rPr>
+        <w:t xml:space="preserve">อุณหภูมิ และ </w:t>
+      </w:r>
+      <w:r>
+        <w:rPr>
+          <w:rFonts w:ascii="TH Sarabun New" w:hAnsi="TH Sarabun New" w:cs="TH Sarabun New" w:hint="cs"/>
+          <w:sz w:val="32"/>
+          <w:szCs w:val="32"/>
+          <w:cs/>
+        </w:rPr>
+        <w:t>เวลา</w:t>
+      </w:r>
+      <w:r>
+        <w:rPr>
+          <w:rFonts w:ascii="TH Sarabun New" w:hAnsi="TH Sarabun New" w:cs="TH Sarabun New" w:hint="cs"/>
+          <w:sz w:val="32"/>
+          <w:szCs w:val="32"/>
+          <w:cs/>
+        </w:rPr>
+        <w:t>ด้วย</w:t>
       </w:r>
       <w:r>
         <w:rPr>
@@ -5509,6 +5530,496 @@
           <w:szCs w:val="32"/>
         </w:rPr>
       </w:pPr>
+      <w:r>
+        <w:rPr>
+          <w:rFonts w:ascii="TH Sarabun New" w:hAnsi="TH Sarabun New" w:cs="TH Sarabun New"/>
+          <w:sz w:val="32"/>
+          <w:szCs w:val="32"/>
+        </w:rPr>
+        <w:tab/>
+        <w:t>4.</w:t>
+      </w:r>
+      <w:r>
+        <w:rPr>
+          <w:rFonts w:ascii="TH Sarabun New" w:hAnsi="TH Sarabun New" w:cs="TH Sarabun New"/>
+          <w:sz w:val="32"/>
+          <w:szCs w:val="32"/>
+          <w:cs/>
+        </w:rPr>
+        <w:t>ศึกษาและเปรียบเทียบความแม่นย</w:t>
+      </w:r>
+      <w:r>
+        <w:rPr>
+          <w:rFonts w:ascii="TH Sarabun New" w:hAnsi="TH Sarabun New" w:cs="TH Sarabun New" w:hint="cs"/>
+          <w:sz w:val="32"/>
+          <w:szCs w:val="32"/>
+          <w:cs/>
+        </w:rPr>
+        <w:t>ำ</w:t>
+      </w:r>
+      <w:r>
+        <w:rPr>
+          <w:rFonts w:ascii="TH Sarabun New" w:hAnsi="TH Sarabun New" w:cs="TH Sarabun New"/>
+          <w:sz w:val="32"/>
+          <w:szCs w:val="32"/>
+          <w:cs/>
+        </w:rPr>
+        <w:t xml:space="preserve">ของโมเดล </w:t>
+      </w:r>
+      <w:r>
+        <w:rPr>
+          <w:rFonts w:ascii="TH Sarabun New" w:hAnsi="TH Sarabun New" w:cs="TH Sarabun New"/>
+          <w:sz w:val="32"/>
+          <w:szCs w:val="32"/>
+        </w:rPr>
+        <w:t xml:space="preserve">AI </w:t>
+      </w:r>
+      <w:r>
+        <w:rPr>
+          <w:rFonts w:ascii="TH Sarabun New" w:hAnsi="TH Sarabun New" w:cs="TH Sarabun New"/>
+          <w:sz w:val="32"/>
+          <w:szCs w:val="32"/>
+          <w:cs/>
+        </w:rPr>
+        <w:t>ส</w:t>
+      </w:r>
+      <w:r>
+        <w:rPr>
+          <w:rFonts w:ascii="TH Sarabun New" w:hAnsi="TH Sarabun New" w:cs="TH Sarabun New" w:hint="cs"/>
+          <w:sz w:val="32"/>
+          <w:szCs w:val="32"/>
+          <w:cs/>
+        </w:rPr>
+        <w:t>ำหรับการคาดการณ์ได้แก่</w:t>
+      </w:r>
+    </w:p>
+    <w:p>
+      <w:pPr>
+        <w:ind w:firstLine="720"/>
+        <w:rPr>
+          <w:rFonts w:ascii="TH Sarabun New" w:hAnsi="TH Sarabun New" w:cs="TH Sarabun New"/>
+          <w:sz w:val="32"/>
+          <w:szCs w:val="32"/>
+        </w:rPr>
+      </w:pPr>
+      <w:r>
+        <w:rPr>
+          <w:rFonts w:ascii="TH Sarabun New" w:hAnsi="TH Sarabun New" w:cs="TH Sarabun New"/>
+          <w:sz w:val="32"/>
+          <w:szCs w:val="32"/>
+        </w:rPr>
+        <w:tab/>
+      </w:r>
+      <w:r>
+        <w:rPr>
+          <w:rFonts w:ascii="TH Sarabun New" w:hAnsi="TH Sarabun New" w:cs="TH Sarabun New"/>
+          <w:sz w:val="32"/>
+          <w:szCs w:val="32"/>
+        </w:rPr>
+        <w:t xml:space="preserve">4.1 </w:t>
+      </w:r>
+      <w:r>
+        <w:rPr>
+          <w:rFonts w:ascii="TH Sarabun New" w:hAnsi="TH Sarabun New" w:cs="TH Sarabun New"/>
+          <w:sz w:val="32"/>
+          <w:szCs w:val="32"/>
+          <w:cs/>
+        </w:rPr>
+        <w:t>โมเดล</w:t>
+      </w:r>
+      <w:r>
+        <w:rPr>
+          <w:rFonts w:ascii="TH Sarabun New" w:hAnsi="TH Sarabun New" w:cs="TH Sarabun New" w:hint="cs"/>
+          <w:sz w:val="32"/>
+          <w:szCs w:val="32"/>
+          <w:cs/>
+        </w:rPr>
+        <w:t>การ</w:t>
+      </w:r>
+      <w:r>
+        <w:rPr>
+          <w:rFonts w:ascii="TH Sarabun New" w:hAnsi="TH Sarabun New" w:cs="TH Sarabun New"/>
+          <w:sz w:val="32"/>
+          <w:szCs w:val="32"/>
+          <w:cs/>
+        </w:rPr>
+        <w:t>ทำนาย</w:t>
+      </w:r>
+      <w:r>
+        <w:rPr>
+          <w:rFonts w:ascii="TH Sarabun New" w:hAnsi="TH Sarabun New" w:cs="TH Sarabun New"/>
+          <w:sz w:val="32"/>
+          <w:szCs w:val="32"/>
+        </w:rPr>
+        <w:t xml:space="preserve"> (</w:t>
+      </w:r>
+      <w:r>
+        <w:rPr>
+          <w:rFonts w:ascii="TH Sarabun New" w:hAnsi="TH Sarabun New" w:cs="TH Sarabun New"/>
+          <w:sz w:val="32"/>
+          <w:szCs w:val="32"/>
+        </w:rPr>
+        <w:t>Forward Models</w:t>
+      </w:r>
+      <w:r>
+        <w:rPr>
+          <w:rFonts w:ascii="TH Sarabun New" w:hAnsi="TH Sarabun New" w:cs="TH Sarabun New"/>
+          <w:sz w:val="32"/>
+          <w:szCs w:val="32"/>
+        </w:rPr>
+        <w:t>)</w:t>
+      </w:r>
+      <w:r>
+        <w:rPr>
+          <w:rFonts w:ascii="TH Sarabun New" w:hAnsi="TH Sarabun New" w:cs="TH Sarabun New"/>
+          <w:sz w:val="32"/>
+          <w:szCs w:val="32"/>
+        </w:rPr>
+        <w:t xml:space="preserve"> </w:t>
+      </w:r>
+    </w:p>
+    <w:p>
+      <w:pPr>
+        <w:ind w:left="720" w:firstLine="720"/>
+        <w:rPr>
+          <w:rFonts w:ascii="TH Sarabun New" w:hAnsi="TH Sarabun New" w:cs="TH Sarabun New"/>
+          <w:sz w:val="32"/>
+          <w:szCs w:val="32"/>
+        </w:rPr>
+      </w:pPr>
+      <w:r>
+        <w:rPr>
+          <w:rFonts w:ascii="TH Sarabun New" w:hAnsi="TH Sarabun New" w:cs="TH Sarabun New"/>
+          <w:sz w:val="32"/>
+          <w:szCs w:val="32"/>
+        </w:rPr>
+        <w:t xml:space="preserve">(1) </w:t>
+      </w:r>
+      <w:r>
+        <w:rPr>
+          <w:rFonts w:ascii="TH Sarabun New" w:hAnsi="TH Sarabun New" w:cs="TH Sarabun New"/>
+          <w:sz w:val="32"/>
+          <w:szCs w:val="32"/>
+        </w:rPr>
+        <w:t>Gaussian Process Regression</w:t>
+      </w:r>
+      <w:r>
+        <w:rPr>
+          <w:rFonts w:ascii="TH Sarabun New" w:hAnsi="TH Sarabun New" w:cs="TH Sarabun New"/>
+          <w:sz w:val="32"/>
+          <w:szCs w:val="32"/>
+        </w:rPr>
+        <w:t xml:space="preserve"> (GPR)</w:t>
+      </w:r>
+    </w:p>
+    <w:p>
+      <w:pPr>
+        <w:ind w:left="720" w:firstLine="720"/>
+        <w:rPr>
+          <w:rFonts w:ascii="TH Sarabun New" w:hAnsi="TH Sarabun New" w:cs="TH Sarabun New"/>
+          <w:sz w:val="32"/>
+          <w:szCs w:val="32"/>
+        </w:rPr>
+      </w:pPr>
+      <w:r>
+        <w:rPr>
+          <w:rFonts w:ascii="TH Sarabun New" w:hAnsi="TH Sarabun New" w:cs="TH Sarabun New"/>
+          <w:sz w:val="32"/>
+          <w:szCs w:val="32"/>
+        </w:rPr>
+        <w:t xml:space="preserve">(2) </w:t>
+      </w:r>
+      <w:r>
+        <w:rPr>
+          <w:rFonts w:ascii="TH Sarabun New" w:hAnsi="TH Sarabun New" w:cs="TH Sarabun New"/>
+          <w:sz w:val="32"/>
+          <w:szCs w:val="32"/>
+        </w:rPr>
+        <w:t>Support Vector Regression</w:t>
+      </w:r>
+      <w:r>
+        <w:rPr>
+          <w:rFonts w:ascii="TH Sarabun New" w:hAnsi="TH Sarabun New" w:cs="TH Sarabun New"/>
+          <w:sz w:val="32"/>
+          <w:szCs w:val="32"/>
+        </w:rPr>
+        <w:t xml:space="preserve"> (SVR)</w:t>
+      </w:r>
+    </w:p>
+    <w:p>
+      <w:pPr>
+        <w:ind w:left="720" w:firstLine="720"/>
+        <w:rPr>
+          <w:rFonts w:ascii="TH Sarabun New" w:hAnsi="TH Sarabun New" w:cs="TH Sarabun New"/>
+          <w:sz w:val="32"/>
+          <w:szCs w:val="32"/>
+        </w:rPr>
+      </w:pPr>
+      <w:r>
+        <w:rPr>
+          <w:rFonts w:ascii="TH Sarabun New" w:hAnsi="TH Sarabun New" w:cs="TH Sarabun New"/>
+          <w:sz w:val="32"/>
+          <w:szCs w:val="32"/>
+        </w:rPr>
+        <w:lastRenderedPageBreak/>
+        <w:t xml:space="preserve">(3) </w:t>
+      </w:r>
+      <w:r>
+        <w:rPr>
+          <w:rFonts w:ascii="TH Sarabun New" w:hAnsi="TH Sarabun New" w:cs="TH Sarabun New"/>
+          <w:sz w:val="32"/>
+          <w:szCs w:val="32"/>
+        </w:rPr>
+        <w:t>Extreme Gradient Boosting</w:t>
+      </w:r>
+      <w:r>
+        <w:rPr>
+          <w:rFonts w:ascii="TH Sarabun New" w:hAnsi="TH Sarabun New" w:cs="TH Sarabun New"/>
+          <w:sz w:val="32"/>
+          <w:szCs w:val="32"/>
+        </w:rPr>
+        <w:t xml:space="preserve"> (</w:t>
+      </w:r>
+      <w:proofErr w:type="spellStart"/>
+      <w:r>
+        <w:rPr>
+          <w:rFonts w:ascii="TH Sarabun New" w:hAnsi="TH Sarabun New" w:cs="TH Sarabun New"/>
+          <w:sz w:val="32"/>
+          <w:szCs w:val="32"/>
+        </w:rPr>
+        <w:t>XGBoost</w:t>
+      </w:r>
+      <w:proofErr w:type="spellEnd"/>
+      <w:r>
+        <w:rPr>
+          <w:rFonts w:ascii="TH Sarabun New" w:hAnsi="TH Sarabun New" w:cs="TH Sarabun New"/>
+          <w:sz w:val="32"/>
+          <w:szCs w:val="32"/>
+        </w:rPr>
+        <w:t>)</w:t>
+      </w:r>
+      <w:r>
+        <w:rPr>
+          <w:rFonts w:ascii="TH Sarabun New" w:hAnsi="TH Sarabun New" w:cs="TH Sarabun New"/>
+          <w:sz w:val="32"/>
+          <w:szCs w:val="32"/>
+        </w:rPr>
+        <w:br/>
+        <w:t xml:space="preserve">4.2 </w:t>
+      </w:r>
+      <w:r>
+        <w:rPr>
+          <w:rFonts w:ascii="TH Sarabun New" w:hAnsi="TH Sarabun New" w:cs="TH Sarabun New"/>
+          <w:sz w:val="32"/>
+          <w:szCs w:val="32"/>
+          <w:cs/>
+        </w:rPr>
+        <w:t>วิธีการหาค่าเหมาะสมที่สุด</w:t>
+      </w:r>
+      <w:r>
+        <w:rPr>
+          <w:rFonts w:ascii="TH Sarabun New" w:hAnsi="TH Sarabun New" w:cs="TH Sarabun New" w:hint="cs"/>
+          <w:sz w:val="32"/>
+          <w:szCs w:val="32"/>
+          <w:cs/>
+        </w:rPr>
+        <w:t xml:space="preserve"> </w:t>
+      </w:r>
+      <w:r>
+        <w:rPr>
+          <w:rFonts w:ascii="TH Sarabun New" w:hAnsi="TH Sarabun New" w:cs="TH Sarabun New"/>
+          <w:sz w:val="32"/>
+          <w:szCs w:val="32"/>
+        </w:rPr>
+        <w:t>(</w:t>
+      </w:r>
+      <w:r>
+        <w:rPr>
+          <w:rFonts w:ascii="TH Sarabun New" w:hAnsi="TH Sarabun New" w:cs="TH Sarabun New"/>
+          <w:sz w:val="32"/>
+          <w:szCs w:val="32"/>
+        </w:rPr>
+        <w:t>Optimization Methods)</w:t>
+      </w:r>
+    </w:p>
+    <w:p>
+      <w:pPr>
+        <w:ind w:left="720" w:firstLine="720"/>
+        <w:rPr>
+          <w:rFonts w:ascii="TH Sarabun New" w:hAnsi="TH Sarabun New" w:cs="TH Sarabun New"/>
+          <w:sz w:val="32"/>
+          <w:szCs w:val="32"/>
+        </w:rPr>
+      </w:pPr>
+      <w:r>
+        <w:rPr>
+          <w:rFonts w:ascii="TH Sarabun New" w:hAnsi="TH Sarabun New" w:cs="TH Sarabun New"/>
+          <w:sz w:val="32"/>
+          <w:szCs w:val="32"/>
+        </w:rPr>
+        <w:t xml:space="preserve">(1) </w:t>
+      </w:r>
+      <w:r>
+        <w:rPr>
+          <w:rFonts w:ascii="TH Sarabun New" w:hAnsi="TH Sarabun New" w:cs="TH Sarabun New"/>
+          <w:sz w:val="32"/>
+          <w:szCs w:val="32"/>
+        </w:rPr>
+        <w:t>Differential Evolution</w:t>
+      </w:r>
+      <w:r>
+        <w:rPr>
+          <w:rFonts w:ascii="TH Sarabun New" w:hAnsi="TH Sarabun New" w:cs="TH Sarabun New"/>
+          <w:sz w:val="32"/>
+          <w:szCs w:val="32"/>
+        </w:rPr>
+        <w:t xml:space="preserve"> (</w:t>
+      </w:r>
+      <w:r>
+        <w:rPr>
+          <w:rFonts w:ascii="TH Sarabun New" w:hAnsi="TH Sarabun New" w:cs="TH Sarabun New"/>
+          <w:sz w:val="32"/>
+          <w:szCs w:val="32"/>
+        </w:rPr>
+        <w:t>DE</w:t>
+      </w:r>
+      <w:r>
+        <w:rPr>
+          <w:rFonts w:ascii="TH Sarabun New" w:hAnsi="TH Sarabun New" w:cs="TH Sarabun New"/>
+          <w:sz w:val="32"/>
+          <w:szCs w:val="32"/>
+        </w:rPr>
+        <w:t>)</w:t>
+      </w:r>
+    </w:p>
+    <w:p>
+      <w:pPr>
+        <w:ind w:left="720" w:firstLine="720"/>
+        <w:rPr>
+          <w:rFonts w:ascii="TH Sarabun New" w:hAnsi="TH Sarabun New" w:cs="TH Sarabun New"/>
+          <w:sz w:val="32"/>
+          <w:szCs w:val="32"/>
+        </w:rPr>
+      </w:pPr>
+      <w:r>
+        <w:rPr>
+          <w:rFonts w:ascii="TH Sarabun New" w:hAnsi="TH Sarabun New" w:cs="TH Sarabun New"/>
+          <w:sz w:val="32"/>
+          <w:szCs w:val="32"/>
+        </w:rPr>
+        <w:t xml:space="preserve">(2) </w:t>
+      </w:r>
+      <w:r>
+        <w:rPr>
+          <w:rFonts w:ascii="TH Sarabun New" w:hAnsi="TH Sarabun New" w:cs="TH Sarabun New"/>
+          <w:sz w:val="32"/>
+          <w:szCs w:val="32"/>
+        </w:rPr>
+        <w:t xml:space="preserve">Limited-memory </w:t>
+      </w:r>
+      <w:proofErr w:type="spellStart"/>
+      <w:r>
+        <w:rPr>
+          <w:rFonts w:ascii="TH Sarabun New" w:hAnsi="TH Sarabun New" w:cs="TH Sarabun New"/>
+          <w:sz w:val="32"/>
+          <w:szCs w:val="32"/>
+        </w:rPr>
+        <w:t>Broyden</w:t>
+      </w:r>
+      <w:proofErr w:type="spellEnd"/>
+      <w:r>
+        <w:rPr>
+          <w:rFonts w:ascii="TH Sarabun New" w:hAnsi="TH Sarabun New" w:cs="TH Sarabun New"/>
+          <w:sz w:val="32"/>
+          <w:szCs w:val="32"/>
+        </w:rPr>
+        <w:t>–Fletcher–Goldfarb–Shanno with Bound constraints</w:t>
+      </w:r>
+      <w:r>
+        <w:rPr>
+          <w:rFonts w:ascii="TH Sarabun New" w:hAnsi="TH Sarabun New" w:cs="TH Sarabun New"/>
+          <w:sz w:val="32"/>
+          <w:szCs w:val="32"/>
+        </w:rPr>
+        <w:t xml:space="preserve"> (</w:t>
+      </w:r>
+      <w:r>
+        <w:rPr>
+          <w:rFonts w:ascii="TH Sarabun New" w:hAnsi="TH Sarabun New" w:cs="TH Sarabun New"/>
+          <w:sz w:val="32"/>
+          <w:szCs w:val="32"/>
+        </w:rPr>
+        <w:t>L-BFGS-B</w:t>
+      </w:r>
+      <w:r>
+        <w:rPr>
+          <w:rFonts w:ascii="TH Sarabun New" w:hAnsi="TH Sarabun New" w:cs="TH Sarabun New"/>
+          <w:sz w:val="32"/>
+          <w:szCs w:val="32"/>
+        </w:rPr>
+        <w:t>)</w:t>
+      </w:r>
+    </w:p>
+    <w:p>
+      <w:pPr>
+        <w:rPr>
+          <w:rFonts w:ascii="TH Sarabun New" w:hAnsi="TH Sarabun New" w:cs="TH Sarabun New"/>
+          <w:sz w:val="32"/>
+          <w:szCs w:val="32"/>
+        </w:rPr>
+      </w:pPr>
+      <w:r>
+        <w:rPr>
+          <w:rFonts w:ascii="TH Sarabun New" w:hAnsi="TH Sarabun New" w:cs="TH Sarabun New"/>
+          <w:sz w:val="32"/>
+          <w:szCs w:val="32"/>
+          <w:cs/>
+        </w:rPr>
+        <w:tab/>
+      </w:r>
+      <w:r>
+        <w:rPr>
+          <w:rFonts w:ascii="TH Sarabun New" w:hAnsi="TH Sarabun New" w:cs="TH Sarabun New"/>
+          <w:sz w:val="32"/>
+          <w:szCs w:val="32"/>
+        </w:rPr>
+        <w:t>5.</w:t>
+      </w:r>
+      <w:r>
+        <w:rPr>
+          <w:rFonts w:ascii="TH Sarabun New" w:hAnsi="TH Sarabun New" w:cs="TH Sarabun New"/>
+          <w:sz w:val="32"/>
+          <w:szCs w:val="32"/>
+          <w:cs/>
+        </w:rPr>
+        <w:t xml:space="preserve">โครงงานนี้ไม่ศึกษาการประยุกต์ใช้โมเดล </w:t>
+      </w:r>
+      <w:r>
+        <w:rPr>
+          <w:rFonts w:ascii="TH Sarabun New" w:hAnsi="TH Sarabun New" w:cs="TH Sarabun New"/>
+          <w:sz w:val="32"/>
+          <w:szCs w:val="32"/>
+        </w:rPr>
+        <w:t xml:space="preserve">AI </w:t>
+      </w:r>
+      <w:r>
+        <w:rPr>
+          <w:rFonts w:ascii="TH Sarabun New" w:hAnsi="TH Sarabun New" w:cs="TH Sarabun New"/>
+          <w:sz w:val="32"/>
+          <w:szCs w:val="32"/>
+          <w:cs/>
+        </w:rPr>
+        <w:t>อื่น ๆ และวิธีการที่ไม่ได้กล่าวมา</w:t>
+      </w:r>
+    </w:p>
+    <w:p>
+      <w:pPr>
+        <w:rPr>
+          <w:rFonts w:ascii="TH Sarabun New" w:hAnsi="TH Sarabun New" w:cs="TH Sarabun New"/>
+          <w:sz w:val="32"/>
+          <w:szCs w:val="32"/>
+        </w:rPr>
+      </w:pPr>
     </w:p>
     <w:p>
       <w:pPr>
@@ -6007,6 +6518,7 @@
         <w:rPr>
           <w:noProof/>
         </w:rPr>
+        <w:lastRenderedPageBreak/>
         <w:drawing>
           <wp:inline distT="0" distB="0" distL="0" distR="0" wp14:anchorId="0970CF60" wp14:editId="47D039C4">
             <wp:extent cx="2769449" cy="1746914"/>
@@ -6440,6 +6952,603 @@
           <w:szCs w:val="32"/>
           <w:cs/>
         </w:rPr>
+        <w:tab/>
+      </w:r>
+      <w:r>
+        <w:rPr>
+          <w:rFonts w:ascii="TH Sarabun New" w:hAnsi="TH Sarabun New" w:cs="TH Sarabun New"/>
+          <w:sz w:val="32"/>
+          <w:szCs w:val="32"/>
+        </w:rPr>
+        <w:t xml:space="preserve">- </w:t>
+      </w:r>
+      <w:r>
+        <w:rPr>
+          <w:rFonts w:ascii="TH Sarabun New" w:hAnsi="TH Sarabun New" w:cs="TH Sarabun New" w:hint="cs"/>
+          <w:sz w:val="32"/>
+          <w:szCs w:val="32"/>
+          <w:cs/>
+        </w:rPr>
+        <w:t>ใช้งานในการบุผนังเพื่อดูดซับเสียง</w:t>
+      </w:r>
+    </w:p>
+    <w:p>
+      <w:pPr>
+        <w:rPr>
+          <w:rFonts w:ascii="TH Sarabun New" w:hAnsi="TH Sarabun New" w:cs="TH Sarabun New"/>
+          <w:sz w:val="32"/>
+          <w:szCs w:val="32"/>
+        </w:rPr>
+      </w:pPr>
+      <w:r>
+        <w:rPr>
+          <w:rFonts w:ascii="TH Sarabun New" w:hAnsi="TH Sarabun New" w:cs="TH Sarabun New"/>
+          <w:sz w:val="32"/>
+          <w:szCs w:val="32"/>
+          <w:cs/>
+        </w:rPr>
+        <w:tab/>
+      </w:r>
+      <w:r>
+        <w:rPr>
+          <w:rFonts w:ascii="TH Sarabun New" w:hAnsi="TH Sarabun New" w:cs="TH Sarabun New"/>
+          <w:sz w:val="32"/>
+          <w:szCs w:val="32"/>
+        </w:rPr>
+        <w:t>1.</w:t>
+      </w:r>
+      <w:r>
+        <w:rPr>
+          <w:rFonts w:ascii="TH Sarabun New" w:hAnsi="TH Sarabun New" w:cs="TH Sarabun New"/>
+          <w:sz w:val="32"/>
+          <w:szCs w:val="32"/>
+        </w:rPr>
+        <w:t>3</w:t>
+      </w:r>
+      <w:r>
+        <w:rPr>
+          <w:rFonts w:ascii="TH Sarabun New" w:hAnsi="TH Sarabun New" w:cs="TH Sarabun New"/>
+          <w:sz w:val="32"/>
+          <w:szCs w:val="32"/>
+        </w:rPr>
+        <w:t xml:space="preserve">) </w:t>
+      </w:r>
+      <w:r>
+        <w:rPr>
+          <w:rFonts w:ascii="TH Sarabun New" w:hAnsi="TH Sarabun New" w:cs="TH Sarabun New" w:hint="cs"/>
+          <w:sz w:val="32"/>
+          <w:szCs w:val="32"/>
+          <w:cs/>
+        </w:rPr>
+        <w:t>ออกแบบ</w:t>
+      </w:r>
+      <w:r>
+        <w:rPr>
+          <w:rFonts w:ascii="TH Sarabun New" w:hAnsi="TH Sarabun New" w:cs="TH Sarabun New" w:hint="cs"/>
+          <w:sz w:val="32"/>
+          <w:szCs w:val="32"/>
+          <w:cs/>
+        </w:rPr>
+        <w:t>แผ่นดูด</w:t>
+      </w:r>
+      <w:r>
+        <w:rPr>
+          <w:rFonts w:ascii="TH Sarabun New" w:hAnsi="TH Sarabun New" w:cs="TH Sarabun New"/>
+          <w:sz w:val="32"/>
+          <w:szCs w:val="32"/>
+          <w:cs/>
+        </w:rPr>
+        <w:t>ซับเสียงจากขยะพลาสติกประเภท</w:t>
+      </w:r>
+      <w:r>
+        <w:rPr>
+          <w:rFonts w:ascii="TH Sarabun New" w:hAnsi="TH Sarabun New" w:cs="TH Sarabun New" w:hint="cs"/>
+          <w:sz w:val="32"/>
+          <w:szCs w:val="32"/>
+          <w:cs/>
+        </w:rPr>
+        <w:t xml:space="preserve"> </w:t>
+      </w:r>
+      <w:r>
+        <w:rPr>
+          <w:rFonts w:ascii="TH Sarabun New" w:hAnsi="TH Sarabun New" w:cs="TH Sarabun New"/>
+          <w:sz w:val="32"/>
+          <w:szCs w:val="32"/>
+        </w:rPr>
+        <w:t>Polypropylene</w:t>
+      </w:r>
+      <w:r>
+        <w:rPr>
+          <w:rFonts w:ascii="TH Sarabun New" w:hAnsi="TH Sarabun New" w:cs="TH Sarabun New"/>
+          <w:sz w:val="32"/>
+          <w:szCs w:val="32"/>
+        </w:rPr>
+        <w:t xml:space="preserve"> </w:t>
+      </w:r>
+      <w:r>
+        <w:rPr>
+          <w:rFonts w:ascii="TH Sarabun New" w:hAnsi="TH Sarabun New" w:cs="TH Sarabun New"/>
+          <w:sz w:val="32"/>
+          <w:szCs w:val="32"/>
+        </w:rPr>
+        <w:t>(PP)</w:t>
+      </w:r>
+    </w:p>
+    <w:p>
+      <w:pPr>
+        <w:rPr>
+          <w:rFonts w:ascii="TH Sarabun New" w:hAnsi="TH Sarabun New" w:cs="TH Sarabun New"/>
+          <w:sz w:val="32"/>
+          <w:szCs w:val="32"/>
+          <w:cs/>
+        </w:rPr>
+      </w:pPr>
+      <w:r>
+        <w:rPr>
+          <w:rFonts w:ascii="TH Sarabun New" w:hAnsi="TH Sarabun New" w:cs="TH Sarabun New"/>
+          <w:sz w:val="32"/>
+          <w:szCs w:val="32"/>
+          <w:cs/>
+        </w:rPr>
+        <w:tab/>
+      </w:r>
+      <w:r>
+        <w:rPr>
+          <w:rFonts w:ascii="TH Sarabun New" w:hAnsi="TH Sarabun New" w:cs="TH Sarabun New"/>
+          <w:sz w:val="32"/>
+          <w:szCs w:val="32"/>
+        </w:rPr>
+        <w:t>-</w:t>
+      </w:r>
+      <w:r>
+        <w:rPr>
+          <w:rFonts w:ascii="TH Sarabun New" w:hAnsi="TH Sarabun New" w:cs="TH Sarabun New"/>
+          <w:sz w:val="32"/>
+          <w:szCs w:val="32"/>
+        </w:rPr>
+        <w:t xml:space="preserve"> </w:t>
+      </w:r>
+      <w:r>
+        <w:rPr>
+          <w:rFonts w:ascii="TH Sarabun New" w:hAnsi="TH Sarabun New" w:cs="TH Sarabun New" w:hint="cs"/>
+          <w:sz w:val="32"/>
+          <w:szCs w:val="32"/>
+          <w:cs/>
+        </w:rPr>
+        <w:t>รูปร่าง ขนาด ความกว้าง ความยาว ความหนา ที่ต้องการ</w:t>
+      </w:r>
+    </w:p>
+    <w:p>
+      <w:pPr>
+        <w:rPr>
+          <w:rFonts w:ascii="TH Sarabun New" w:hAnsi="TH Sarabun New" w:cs="TH Sarabun New"/>
+          <w:sz w:val="32"/>
+          <w:szCs w:val="32"/>
+        </w:rPr>
+      </w:pPr>
+      <w:r>
+        <w:rPr>
+          <w:rFonts w:ascii="TH Sarabun New" w:hAnsi="TH Sarabun New" w:cs="TH Sarabun New" w:hint="cs"/>
+          <w:b/>
+          <w:bCs/>
+          <w:sz w:val="32"/>
+          <w:szCs w:val="32"/>
+          <w:cs/>
+        </w:rPr>
+        <w:t xml:space="preserve">ขั้นตอนที่ </w:t>
+      </w:r>
+      <w:r>
+        <w:rPr>
+          <w:rFonts w:ascii="TH Sarabun New" w:hAnsi="TH Sarabun New" w:cs="TH Sarabun New"/>
+          <w:b/>
+          <w:bCs/>
+          <w:sz w:val="32"/>
+          <w:szCs w:val="32"/>
+        </w:rPr>
+        <w:t>2</w:t>
+      </w:r>
+      <w:r>
+        <w:rPr>
+          <w:rFonts w:ascii="TH Sarabun New" w:hAnsi="TH Sarabun New" w:cs="TH Sarabun New"/>
+          <w:b/>
+          <w:bCs/>
+          <w:sz w:val="32"/>
+          <w:szCs w:val="32"/>
+        </w:rPr>
+        <w:t xml:space="preserve"> </w:t>
+      </w:r>
+      <w:r>
+        <w:rPr>
+          <w:rFonts w:ascii="TH Sarabun New" w:hAnsi="TH Sarabun New" w:cs="TH Sarabun New" w:hint="cs"/>
+          <w:sz w:val="32"/>
+          <w:szCs w:val="32"/>
+          <w:cs/>
+        </w:rPr>
+        <w:t>สร้างแผ่นดูด</w:t>
+      </w:r>
+      <w:r>
+        <w:rPr>
+          <w:rFonts w:ascii="TH Sarabun New" w:hAnsi="TH Sarabun New" w:cs="TH Sarabun New"/>
+          <w:sz w:val="32"/>
+          <w:szCs w:val="32"/>
+          <w:cs/>
+        </w:rPr>
+        <w:t>ซับเสียงจากขยะพลาสติกประเภท</w:t>
+      </w:r>
+      <w:r>
+        <w:rPr>
+          <w:rFonts w:ascii="TH Sarabun New" w:hAnsi="TH Sarabun New" w:cs="TH Sarabun New" w:hint="cs"/>
+          <w:sz w:val="32"/>
+          <w:szCs w:val="32"/>
+          <w:cs/>
+        </w:rPr>
+        <w:t xml:space="preserve"> </w:t>
+      </w:r>
+      <w:r>
+        <w:rPr>
+          <w:rFonts w:ascii="TH Sarabun New" w:hAnsi="TH Sarabun New" w:cs="TH Sarabun New"/>
+          <w:sz w:val="32"/>
+          <w:szCs w:val="32"/>
+        </w:rPr>
+        <w:t>Polypropylene</w:t>
+      </w:r>
+      <w:r>
+        <w:rPr>
+          <w:rFonts w:ascii="TH Sarabun New" w:hAnsi="TH Sarabun New" w:cs="TH Sarabun New"/>
+          <w:sz w:val="32"/>
+          <w:szCs w:val="32"/>
+        </w:rPr>
+        <w:t xml:space="preserve"> </w:t>
+      </w:r>
+      <w:r>
+        <w:rPr>
+          <w:rFonts w:ascii="TH Sarabun New" w:hAnsi="TH Sarabun New" w:cs="TH Sarabun New"/>
+          <w:sz w:val="32"/>
+          <w:szCs w:val="32"/>
+        </w:rPr>
+        <w:t>(PP)</w:t>
+      </w:r>
+    </w:p>
+    <w:p>
+      <w:pPr>
+        <w:rPr>
+          <w:rFonts w:ascii="TH Sarabun New" w:hAnsi="TH Sarabun New" w:cs="TH Sarabun New"/>
+          <w:sz w:val="32"/>
+          <w:szCs w:val="32"/>
+        </w:rPr>
+      </w:pPr>
+      <w:r>
+        <w:rPr>
+          <w:rFonts w:ascii="TH Sarabun New" w:hAnsi="TH Sarabun New" w:cs="TH Sarabun New"/>
+          <w:sz w:val="32"/>
+          <w:szCs w:val="32"/>
+        </w:rPr>
+        <w:tab/>
+      </w:r>
+      <w:r>
+        <w:rPr>
+          <w:rFonts w:ascii="TH Sarabun New" w:hAnsi="TH Sarabun New" w:cs="TH Sarabun New"/>
+          <w:sz w:val="32"/>
+          <w:szCs w:val="32"/>
+        </w:rPr>
+        <w:t>2.</w:t>
+      </w:r>
+      <w:r>
+        <w:rPr>
+          <w:rFonts w:ascii="TH Sarabun New" w:hAnsi="TH Sarabun New" w:cs="TH Sarabun New"/>
+          <w:sz w:val="32"/>
+          <w:szCs w:val="32"/>
+        </w:rPr>
+        <w:t>1</w:t>
+      </w:r>
+      <w:r>
+        <w:rPr>
+          <w:rFonts w:ascii="TH Sarabun New" w:hAnsi="TH Sarabun New" w:cs="TH Sarabun New"/>
+          <w:sz w:val="32"/>
+          <w:szCs w:val="32"/>
+        </w:rPr>
+        <w:t xml:space="preserve">) </w:t>
+      </w:r>
+      <w:r>
+        <w:rPr>
+          <w:rFonts w:ascii="TH Sarabun New" w:hAnsi="TH Sarabun New" w:cs="TH Sarabun New" w:hint="cs"/>
+          <w:sz w:val="32"/>
+          <w:szCs w:val="32"/>
+          <w:cs/>
+        </w:rPr>
+        <w:t>รวบรวมวัสดุอุปกรณ์ที่ต้องใช้</w:t>
+      </w:r>
+    </w:p>
+    <w:p>
+      <w:pPr>
+        <w:rPr>
+          <w:rFonts w:ascii="TH Sarabun New" w:hAnsi="TH Sarabun New" w:cs="TH Sarabun New"/>
+          <w:sz w:val="32"/>
+          <w:szCs w:val="32"/>
+        </w:rPr>
+      </w:pPr>
+      <w:r>
+        <w:rPr>
+          <w:rFonts w:ascii="TH Sarabun New" w:hAnsi="TH Sarabun New" w:cs="TH Sarabun New"/>
+          <w:sz w:val="32"/>
+          <w:szCs w:val="32"/>
+          <w:cs/>
+        </w:rPr>
+        <w:tab/>
+      </w:r>
+      <w:r>
+        <w:rPr>
+          <w:rFonts w:ascii="TH Sarabun New" w:hAnsi="TH Sarabun New" w:cs="TH Sarabun New"/>
+          <w:sz w:val="32"/>
+          <w:szCs w:val="32"/>
+        </w:rPr>
+        <w:t>-</w:t>
+      </w:r>
+      <w:r>
+        <w:rPr>
+          <w:rFonts w:ascii="TH Sarabun New" w:hAnsi="TH Sarabun New" w:cs="TH Sarabun New" w:hint="cs"/>
+          <w:sz w:val="32"/>
+          <w:szCs w:val="32"/>
+          <w:cs/>
+        </w:rPr>
+        <w:t xml:space="preserve"> ขยะพลาสติก</w:t>
+      </w:r>
+      <w:r>
+        <w:rPr>
+          <w:rFonts w:ascii="TH Sarabun New" w:hAnsi="TH Sarabun New" w:cs="TH Sarabun New"/>
+          <w:sz w:val="32"/>
+          <w:szCs w:val="32"/>
+          <w:cs/>
+        </w:rPr>
+        <w:t>ประเภท</w:t>
+      </w:r>
+      <w:r>
+        <w:rPr>
+          <w:rFonts w:ascii="TH Sarabun New" w:hAnsi="TH Sarabun New" w:cs="TH Sarabun New" w:hint="cs"/>
+          <w:sz w:val="32"/>
+          <w:szCs w:val="32"/>
+          <w:cs/>
+        </w:rPr>
+        <w:t xml:space="preserve"> </w:t>
+      </w:r>
+      <w:r>
+        <w:rPr>
+          <w:rFonts w:ascii="TH Sarabun New" w:hAnsi="TH Sarabun New" w:cs="TH Sarabun New"/>
+          <w:sz w:val="32"/>
+          <w:szCs w:val="32"/>
+        </w:rPr>
+        <w:t>Polypropylene</w:t>
+      </w:r>
+      <w:r>
+        <w:rPr>
+          <w:rFonts w:ascii="TH Sarabun New" w:hAnsi="TH Sarabun New" w:cs="TH Sarabun New"/>
+          <w:sz w:val="32"/>
+          <w:szCs w:val="32"/>
+        </w:rPr>
+        <w:t xml:space="preserve"> </w:t>
+      </w:r>
+      <w:r>
+        <w:rPr>
+          <w:rFonts w:ascii="TH Sarabun New" w:hAnsi="TH Sarabun New" w:cs="TH Sarabun New"/>
+          <w:sz w:val="32"/>
+          <w:szCs w:val="32"/>
+        </w:rPr>
+        <w:t>(PP)</w:t>
+      </w:r>
+    </w:p>
+    <w:p>
+      <w:pPr>
+        <w:rPr>
+          <w:rFonts w:ascii="TH Sarabun New" w:hAnsi="TH Sarabun New" w:cs="TH Sarabun New"/>
+          <w:sz w:val="32"/>
+          <w:szCs w:val="32"/>
+        </w:rPr>
+      </w:pPr>
+      <w:r>
+        <w:rPr>
+          <w:rFonts w:ascii="TH Sarabun New" w:hAnsi="TH Sarabun New" w:cs="TH Sarabun New"/>
+          <w:sz w:val="32"/>
+          <w:szCs w:val="32"/>
+          <w:cs/>
+        </w:rPr>
+        <w:tab/>
+      </w:r>
+      <w:r>
+        <w:rPr>
+          <w:rFonts w:ascii="TH Sarabun New" w:hAnsi="TH Sarabun New" w:cs="TH Sarabun New"/>
+          <w:sz w:val="32"/>
+          <w:szCs w:val="32"/>
+        </w:rPr>
+        <w:t>-</w:t>
+      </w:r>
+      <w:r>
+        <w:rPr>
+          <w:rFonts w:ascii="TH Sarabun New" w:hAnsi="TH Sarabun New" w:cs="TH Sarabun New" w:hint="cs"/>
+          <w:sz w:val="32"/>
+          <w:szCs w:val="32"/>
+          <w:cs/>
+        </w:rPr>
+        <w:t xml:space="preserve"> เครื่องให้ความร้อนและบีบอัดพลาสติก</w:t>
+      </w:r>
+    </w:p>
+    <w:p>
+      <w:pPr>
+        <w:rPr>
+          <w:rFonts w:ascii="TH Sarabun New" w:hAnsi="TH Sarabun New" w:cs="TH Sarabun New"/>
+          <w:sz w:val="32"/>
+          <w:szCs w:val="32"/>
+        </w:rPr>
+      </w:pPr>
+      <w:r>
+        <w:rPr>
+          <w:rFonts w:ascii="TH Sarabun New" w:hAnsi="TH Sarabun New" w:cs="TH Sarabun New"/>
+          <w:sz w:val="32"/>
+          <w:szCs w:val="32"/>
+          <w:cs/>
+        </w:rPr>
+        <w:tab/>
+      </w:r>
+      <w:r>
+        <w:rPr>
+          <w:rFonts w:ascii="TH Sarabun New" w:hAnsi="TH Sarabun New" w:cs="TH Sarabun New"/>
+          <w:sz w:val="32"/>
+          <w:szCs w:val="32"/>
+        </w:rPr>
+        <w:t xml:space="preserve">- </w:t>
+      </w:r>
+      <w:r>
+        <w:rPr>
+          <w:rFonts w:ascii="TH Sarabun New" w:hAnsi="TH Sarabun New" w:cs="TH Sarabun New" w:hint="cs"/>
+          <w:sz w:val="32"/>
+          <w:szCs w:val="32"/>
+          <w:cs/>
+        </w:rPr>
+        <w:t>แม่พิมพ์สำหรับใช้ในกระบวนการขึ้นรูปพลาสติก</w:t>
+      </w:r>
+    </w:p>
+    <w:p>
+      <w:pPr>
+        <w:rPr>
+          <w:rFonts w:ascii="TH Sarabun New" w:hAnsi="TH Sarabun New" w:cs="TH Sarabun New"/>
+          <w:sz w:val="32"/>
+          <w:szCs w:val="32"/>
+        </w:rPr>
+      </w:pPr>
+      <w:r>
+        <w:rPr>
+          <w:rFonts w:ascii="TH Sarabun New" w:hAnsi="TH Sarabun New" w:cs="TH Sarabun New"/>
+          <w:sz w:val="32"/>
+          <w:szCs w:val="32"/>
+          <w:cs/>
+        </w:rPr>
+        <w:tab/>
+      </w:r>
+      <w:r>
+        <w:rPr>
+          <w:rFonts w:ascii="TH Sarabun New" w:hAnsi="TH Sarabun New" w:cs="TH Sarabun New"/>
+          <w:sz w:val="32"/>
+          <w:szCs w:val="32"/>
+        </w:rPr>
+        <w:t>2.</w:t>
+      </w:r>
+      <w:r>
+        <w:rPr>
+          <w:rFonts w:ascii="TH Sarabun New" w:hAnsi="TH Sarabun New" w:cs="TH Sarabun New"/>
+          <w:sz w:val="32"/>
+          <w:szCs w:val="32"/>
+        </w:rPr>
+        <w:t xml:space="preserve">2) </w:t>
+      </w:r>
+      <w:r>
+        <w:rPr>
+          <w:rFonts w:ascii="TH Sarabun New" w:hAnsi="TH Sarabun New" w:cs="TH Sarabun New" w:hint="cs"/>
+          <w:sz w:val="32"/>
+          <w:szCs w:val="32"/>
+          <w:cs/>
+        </w:rPr>
+        <w:t>ลงมือสร้างแผ่นดูด</w:t>
+      </w:r>
+      <w:r>
+        <w:rPr>
+          <w:rFonts w:ascii="TH Sarabun New" w:hAnsi="TH Sarabun New" w:cs="TH Sarabun New"/>
+          <w:sz w:val="32"/>
+          <w:szCs w:val="32"/>
+          <w:cs/>
+        </w:rPr>
+        <w:t>ซับเสียงจากขยะพลาสติกประเภท</w:t>
+      </w:r>
+      <w:r>
+        <w:rPr>
+          <w:rFonts w:ascii="TH Sarabun New" w:hAnsi="TH Sarabun New" w:cs="TH Sarabun New" w:hint="cs"/>
+          <w:sz w:val="32"/>
+          <w:szCs w:val="32"/>
+          <w:cs/>
+        </w:rPr>
+        <w:t xml:space="preserve"> </w:t>
+      </w:r>
+      <w:r>
+        <w:rPr>
+          <w:rFonts w:ascii="TH Sarabun New" w:hAnsi="TH Sarabun New" w:cs="TH Sarabun New"/>
+          <w:sz w:val="32"/>
+          <w:szCs w:val="32"/>
+        </w:rPr>
+        <w:t>Polypropylene</w:t>
+      </w:r>
+      <w:r>
+        <w:rPr>
+          <w:rFonts w:ascii="TH Sarabun New" w:hAnsi="TH Sarabun New" w:cs="TH Sarabun New"/>
+          <w:sz w:val="32"/>
+          <w:szCs w:val="32"/>
+        </w:rPr>
+        <w:t xml:space="preserve"> </w:t>
+      </w:r>
+      <w:r>
+        <w:rPr>
+          <w:rFonts w:ascii="TH Sarabun New" w:hAnsi="TH Sarabun New" w:cs="TH Sarabun New"/>
+          <w:sz w:val="32"/>
+          <w:szCs w:val="32"/>
+        </w:rPr>
+        <w:t>(PP)</w:t>
+      </w:r>
+    </w:p>
+    <w:p>
+      <w:pPr>
+        <w:rPr>
+          <w:rFonts w:ascii="TH Sarabun New" w:hAnsi="TH Sarabun New" w:cs="TH Sarabun New"/>
+          <w:sz w:val="32"/>
+          <w:szCs w:val="32"/>
+        </w:rPr>
+      </w:pPr>
+      <w:r>
+        <w:rPr>
+          <w:rFonts w:ascii="TH Sarabun New" w:hAnsi="TH Sarabun New" w:cs="TH Sarabun New"/>
+          <w:sz w:val="32"/>
+          <w:szCs w:val="32"/>
+          <w:cs/>
+        </w:rPr>
+        <w:tab/>
+      </w:r>
+      <w:r>
+        <w:rPr>
+          <w:rFonts w:ascii="TH Sarabun New" w:hAnsi="TH Sarabun New" w:cs="TH Sarabun New"/>
+          <w:sz w:val="32"/>
+          <w:szCs w:val="32"/>
+        </w:rPr>
+        <w:t>-</w:t>
+      </w:r>
+      <w:r>
+        <w:rPr>
+          <w:rFonts w:ascii="TH Sarabun New" w:hAnsi="TH Sarabun New" w:cs="TH Sarabun New"/>
+          <w:sz w:val="32"/>
+          <w:szCs w:val="32"/>
+        </w:rPr>
+        <w:t xml:space="preserve"> </w:t>
+      </w:r>
+      <w:r>
+        <w:rPr>
+          <w:rFonts w:ascii="TH Sarabun New" w:hAnsi="TH Sarabun New" w:cs="TH Sarabun New" w:hint="cs"/>
+          <w:sz w:val="32"/>
+          <w:szCs w:val="32"/>
+          <w:cs/>
+        </w:rPr>
+        <w:t>นำขยะพลาสติกที่หามาได้มาล้างทำความสะอาด</w:t>
+      </w:r>
+    </w:p>
+    <w:p>
+      <w:pPr>
+        <w:rPr>
+          <w:rFonts w:ascii="TH Sarabun New" w:hAnsi="TH Sarabun New" w:cs="TH Sarabun New"/>
+          <w:sz w:val="32"/>
+          <w:szCs w:val="32"/>
+        </w:rPr>
+      </w:pPr>
+      <w:r>
+        <w:rPr>
+          <w:rFonts w:ascii="TH Sarabun New" w:hAnsi="TH Sarabun New" w:cs="TH Sarabun New"/>
+          <w:sz w:val="32"/>
+          <w:szCs w:val="32"/>
+          <w:cs/>
+        </w:rPr>
         <w:lastRenderedPageBreak/>
         <w:tab/>
       </w:r>
@@ -6458,7 +7567,7 @@
           <w:szCs w:val="32"/>
           <w:cs/>
         </w:rPr>
-        <w:t>ใช้งานในการบุผนังเพื่อดูดซับเสียง</w:t>
+        <w:t>นำไปเข้ากระบวนการให้ความร้อนและบีบอัดในแม่พิมพ์เพื่อให้ได้เป็นรูปทรงตามที่ได้ออกแบบไว้</w:t>
       </w:r>
     </w:p>
     <w:p>
@@ -6484,83 +7593,16 @@
           <w:sz w:val="32"/>
           <w:szCs w:val="32"/>
         </w:rPr>
-        <w:t>1.</w:t>
-      </w:r>
-      <w:r>
-        <w:rPr>
-          <w:rFonts w:ascii="TH Sarabun New" w:hAnsi="TH Sarabun New" w:cs="TH Sarabun New"/>
-          <w:sz w:val="32"/>
-          <w:szCs w:val="32"/>
-        </w:rPr>
-        <w:t>3</w:t>
-      </w:r>
-      <w:r>
-        <w:rPr>
-          <w:rFonts w:ascii="TH Sarabun New" w:hAnsi="TH Sarabun New" w:cs="TH Sarabun New"/>
-          <w:sz w:val="32"/>
-          <w:szCs w:val="32"/>
-        </w:rPr>
-        <w:t xml:space="preserve">) </w:t>
-      </w:r>
-      <w:r>
-        <w:rPr>
-          <w:rFonts w:ascii="TH Sarabun New" w:hAnsi="TH Sarabun New" w:cs="TH Sarabun New" w:hint="cs"/>
-          <w:sz w:val="32"/>
-          <w:szCs w:val="32"/>
-          <w:cs/>
-        </w:rPr>
-        <w:t>ออกแบบ</w:t>
-      </w:r>
-      <w:r>
-        <w:rPr>
-          <w:rFonts w:ascii="TH Sarabun New" w:hAnsi="TH Sarabun New" w:cs="TH Sarabun New" w:hint="cs"/>
-          <w:sz w:val="32"/>
-          <w:szCs w:val="32"/>
-          <w:cs/>
-        </w:rPr>
-        <w:t>แผ่นดูด</w:t>
-      </w:r>
-      <w:r>
-        <w:rPr>
-          <w:rFonts w:ascii="TH Sarabun New" w:hAnsi="TH Sarabun New" w:cs="TH Sarabun New"/>
-          <w:sz w:val="32"/>
-          <w:szCs w:val="32"/>
-          <w:cs/>
-        </w:rPr>
-        <w:t>ซับเสียงจากขยะพลาสติกประเภท</w:t>
-      </w:r>
-      <w:r>
-        <w:rPr>
-          <w:rFonts w:ascii="TH Sarabun New" w:hAnsi="TH Sarabun New" w:cs="TH Sarabun New" w:hint="cs"/>
-          <w:sz w:val="32"/>
-          <w:szCs w:val="32"/>
-          <w:cs/>
-        </w:rPr>
-        <w:t xml:space="preserve"> </w:t>
-      </w:r>
-      <w:r>
-        <w:rPr>
-          <w:rFonts w:ascii="TH Sarabun New" w:hAnsi="TH Sarabun New" w:cs="TH Sarabun New"/>
-          <w:sz w:val="32"/>
-          <w:szCs w:val="32"/>
-        </w:rPr>
-        <w:t>Polypropylene</w:t>
-      </w:r>
-      <w:r>
-        <w:rPr>
-          <w:rFonts w:ascii="TH Sarabun New" w:hAnsi="TH Sarabun New" w:cs="TH Sarabun New"/>
-          <w:sz w:val="32"/>
-          <w:szCs w:val="32"/>
-        </w:rPr>
-        <w:t xml:space="preserve"> </w:t>
-      </w:r>
-      <w:r>
-        <w:rPr>
-          <w:rFonts w:ascii="TH Sarabun New" w:hAnsi="TH Sarabun New" w:cs="TH Sarabun New"/>
-          <w:sz w:val="32"/>
-          <w:szCs w:val="32"/>
-        </w:rPr>
-        <w:t>(PP)</w:t>
+        <w:t xml:space="preserve">- </w:t>
+      </w:r>
+      <w:r>
+        <w:rPr>
+          <w:rFonts w:ascii="TH Sarabun New" w:hAnsi="TH Sarabun New" w:cs="TH Sarabun New" w:hint="cs"/>
+          <w:sz w:val="32"/>
+          <w:szCs w:val="32"/>
+          <w:cs/>
+        </w:rPr>
+        <w:t>ปล่อยทิ้งให้ชิ้นงานเย็นตัวลง เพื่อให้ชิ้นงานแข็งตัว</w:t>
       </w:r>
     </w:p>
     <w:p>
@@ -6569,7 +7611,6 @@
           <w:rFonts w:ascii="TH Sarabun New" w:hAnsi="TH Sarabun New" w:cs="TH Sarabun New"/>
           <w:sz w:val="32"/>
           <w:szCs w:val="32"/>
-          <w:cs/>
         </w:rPr>
       </w:pPr>
       <w:r>
@@ -6587,54 +7628,38 @@
           <w:sz w:val="32"/>
           <w:szCs w:val="32"/>
         </w:rPr>
-        <w:t>-</w:t>
-      </w:r>
-      <w:r>
-        <w:rPr>
-          <w:rFonts w:ascii="TH Sarabun New" w:hAnsi="TH Sarabun New" w:cs="TH Sarabun New"/>
-          <w:sz w:val="32"/>
-          <w:szCs w:val="32"/>
-        </w:rPr>
-        <w:t xml:space="preserve"> </w:t>
-      </w:r>
-      <w:r>
-        <w:rPr>
-          <w:rFonts w:ascii="TH Sarabun New" w:hAnsi="TH Sarabun New" w:cs="TH Sarabun New" w:hint="cs"/>
-          <w:sz w:val="32"/>
-          <w:szCs w:val="32"/>
-          <w:cs/>
-        </w:rPr>
-        <w:t>รูปร่าง ขนาด ความกว้าง ความยาว ความหนา ที่ต้องการ</w:t>
+        <w:t xml:space="preserve">- </w:t>
+      </w:r>
+      <w:r>
+        <w:rPr>
+          <w:rFonts w:ascii="TH Sarabun New" w:hAnsi="TH Sarabun New" w:cs="TH Sarabun New" w:hint="cs"/>
+          <w:sz w:val="32"/>
+          <w:szCs w:val="32"/>
+          <w:cs/>
+        </w:rPr>
+        <w:t>นำมาตัดแต่งเพิ่มเติมเพื่อให้ได้เป็นรูปทรงที่ต้องการ</w:t>
       </w:r>
     </w:p>
     <w:p>
       <w:pPr>
         <w:rPr>
           <w:rFonts w:ascii="TH Sarabun New" w:hAnsi="TH Sarabun New" w:cs="TH Sarabun New"/>
-          <w:sz w:val="32"/>
-          <w:szCs w:val="32"/>
-        </w:rPr>
-      </w:pPr>
-      <w:r>
-        <w:rPr>
-          <w:rFonts w:ascii="TH Sarabun New" w:hAnsi="TH Sarabun New" w:cs="TH Sarabun New" w:hint="cs"/>
           <w:b/>
           <w:bCs/>
           <w:sz w:val="32"/>
           <w:szCs w:val="32"/>
-          <w:cs/>
-        </w:rPr>
-        <w:t xml:space="preserve">ขั้นตอนที่ </w:t>
-      </w:r>
-      <w:r>
-        <w:rPr>
-          <w:rFonts w:ascii="TH Sarabun New" w:hAnsi="TH Sarabun New" w:cs="TH Sarabun New"/>
+        </w:rPr>
+      </w:pPr>
+      <w:r>
+        <w:rPr>
+          <w:rFonts w:ascii="TH Sarabun New" w:hAnsi="TH Sarabun New" w:cs="TH Sarabun New" w:hint="cs"/>
           <w:b/>
           <w:bCs/>
           <w:sz w:val="32"/>
           <w:szCs w:val="32"/>
-        </w:rPr>
-        <w:t>2</w:t>
+          <w:cs/>
+        </w:rPr>
+        <w:t xml:space="preserve">ขั้นตอนที่ </w:t>
       </w:r>
       <w:r>
         <w:rPr>
@@ -6644,32 +7669,48 @@
           <w:sz w:val="32"/>
           <w:szCs w:val="32"/>
         </w:rPr>
+        <w:t xml:space="preserve">4 </w:t>
+      </w:r>
+      <w:r>
+        <w:rPr>
+          <w:rFonts w:ascii="TH Sarabun New" w:hAnsi="TH Sarabun New" w:cs="TH Sarabun New" w:hint="cs"/>
+          <w:sz w:val="32"/>
+          <w:szCs w:val="32"/>
+          <w:cs/>
+        </w:rPr>
+        <w:t>การทดสอบประสิทธิภาพแผ่นดูด</w:t>
+      </w:r>
+      <w:r>
+        <w:rPr>
+          <w:rFonts w:ascii="TH Sarabun New" w:hAnsi="TH Sarabun New" w:cs="TH Sarabun New"/>
+          <w:sz w:val="32"/>
+          <w:szCs w:val="32"/>
+          <w:cs/>
+        </w:rPr>
+        <w:t>ซับเสียงจากขยะพลาสติกประเภท</w:t>
+      </w:r>
+      <w:r>
+        <w:rPr>
+          <w:rFonts w:ascii="TH Sarabun New" w:hAnsi="TH Sarabun New" w:cs="TH Sarabun New" w:hint="cs"/>
+          <w:sz w:val="32"/>
+          <w:szCs w:val="32"/>
+          <w:cs/>
+        </w:rPr>
         <w:t xml:space="preserve"> </w:t>
       </w:r>
       <w:r>
         <w:rPr>
-          <w:rFonts w:ascii="TH Sarabun New" w:hAnsi="TH Sarabun New" w:cs="TH Sarabun New" w:hint="cs"/>
-          <w:sz w:val="32"/>
-          <w:szCs w:val="32"/>
-          <w:cs/>
-        </w:rPr>
-        <w:t>สร้างแผ่นดูด</w:t>
-      </w:r>
-      <w:r>
-        <w:rPr>
-          <w:rFonts w:ascii="TH Sarabun New" w:hAnsi="TH Sarabun New" w:cs="TH Sarabun New"/>
-          <w:sz w:val="32"/>
-          <w:szCs w:val="32"/>
-          <w:cs/>
-        </w:rPr>
-        <w:t>ซับเสียงจากขยะพลาสติกประเภท</w:t>
-      </w:r>
-      <w:r>
-        <w:rPr>
-          <w:rFonts w:ascii="TH Sarabun New" w:hAnsi="TH Sarabun New" w:cs="TH Sarabun New" w:hint="cs"/>
-          <w:sz w:val="32"/>
-          <w:szCs w:val="32"/>
-          <w:cs/>
+          <w:rFonts w:ascii="TH Sarabun New" w:hAnsi="TH Sarabun New" w:cs="TH Sarabun New"/>
+          <w:sz w:val="32"/>
+          <w:szCs w:val="32"/>
+        </w:rPr>
+        <w:t>Polypropylene</w:t>
+      </w:r>
+      <w:r>
+        <w:rPr>
+          <w:rFonts w:ascii="TH Sarabun New" w:hAnsi="TH Sarabun New" w:cs="TH Sarabun New"/>
+          <w:sz w:val="32"/>
+          <w:szCs w:val="32"/>
         </w:rPr>
         <w:t xml:space="preserve"> </w:t>
       </w:r>
@@ -6679,23 +7720,16 @@
           <w:sz w:val="32"/>
           <w:szCs w:val="32"/>
         </w:rPr>
-        <w:t>Polypropylene</w:t>
-      </w:r>
-      <w:r>
-        <w:rPr>
-          <w:rFonts w:ascii="TH Sarabun New" w:hAnsi="TH Sarabun New" w:cs="TH Sarabun New"/>
-          <w:sz w:val="32"/>
-          <w:szCs w:val="32"/>
-        </w:rPr>
-        <w:t xml:space="preserve"> </w:t>
-      </w:r>
-      <w:r>
-        <w:rPr>
-          <w:rFonts w:ascii="TH Sarabun New" w:hAnsi="TH Sarabun New" w:cs="TH Sarabun New"/>
-          <w:sz w:val="32"/>
-          <w:szCs w:val="32"/>
-        </w:rPr>
         <w:t>(PP)</w:t>
+      </w:r>
+      <w:r>
+        <w:rPr>
+          <w:rFonts w:ascii="TH Sarabun New" w:hAnsi="TH Sarabun New" w:cs="TH Sarabun New" w:hint="cs"/>
+          <w:sz w:val="32"/>
+          <w:szCs w:val="32"/>
+          <w:cs/>
+        </w:rPr>
+        <w:t xml:space="preserve"> มีขั้นตอนดังนี้</w:t>
       </w:r>
     </w:p>
     <w:p>
@@ -6711,6 +7745,7 @@
           <w:rFonts w:ascii="TH Sarabun New" w:hAnsi="TH Sarabun New" w:cs="TH Sarabun New"/>
           <w:sz w:val="32"/>
           <w:szCs w:val="32"/>
+          <w:cs/>
         </w:rPr>
         <w:tab/>
       </w:r>
@@ -6720,32 +7755,100 @@
           <w:sz w:val="32"/>
           <w:szCs w:val="32"/>
         </w:rPr>
-        <w:t>2.</w:t>
-      </w:r>
-      <w:r>
-        <w:rPr>
-          <w:rFonts w:ascii="TH Sarabun New" w:hAnsi="TH Sarabun New" w:cs="TH Sarabun New"/>
-          <w:sz w:val="32"/>
-          <w:szCs w:val="32"/>
-        </w:rPr>
-        <w:t>1</w:t>
-      </w:r>
-      <w:r>
-        <w:rPr>
-          <w:rFonts w:ascii="TH Sarabun New" w:hAnsi="TH Sarabun New" w:cs="TH Sarabun New"/>
-          <w:sz w:val="32"/>
-          <w:szCs w:val="32"/>
-        </w:rPr>
-        <w:t xml:space="preserve">) </w:t>
-      </w:r>
-      <w:r>
-        <w:rPr>
-          <w:rFonts w:ascii="TH Sarabun New" w:hAnsi="TH Sarabun New" w:cs="TH Sarabun New" w:hint="cs"/>
-          <w:sz w:val="32"/>
-          <w:szCs w:val="32"/>
-          <w:cs/>
-        </w:rPr>
-        <w:t>รวบรวมวัสดุอุปกรณ์ที่ต้องใช้</w:t>
+        <w:t xml:space="preserve">4.1) </w:t>
+      </w:r>
+      <w:r>
+        <w:rPr>
+          <w:rFonts w:ascii="TH Sarabun New" w:hAnsi="TH Sarabun New" w:cs="TH Sarabun New" w:hint="cs"/>
+          <w:sz w:val="32"/>
+          <w:szCs w:val="32"/>
+          <w:cs/>
+        </w:rPr>
+        <w:t>ทดสอบประสิทธิภาพแผ่นดูด</w:t>
+      </w:r>
+      <w:r>
+        <w:rPr>
+          <w:rFonts w:ascii="TH Sarabun New" w:hAnsi="TH Sarabun New" w:cs="TH Sarabun New"/>
+          <w:sz w:val="32"/>
+          <w:szCs w:val="32"/>
+          <w:cs/>
+        </w:rPr>
+        <w:t>ซับเสียงจากขยะพลาสติกประเภท</w:t>
+      </w:r>
+      <w:r>
+        <w:rPr>
+          <w:rFonts w:ascii="TH Sarabun New" w:hAnsi="TH Sarabun New" w:cs="TH Sarabun New" w:hint="cs"/>
+          <w:sz w:val="32"/>
+          <w:szCs w:val="32"/>
+          <w:cs/>
+        </w:rPr>
+        <w:t xml:space="preserve"> </w:t>
+      </w:r>
+      <w:r>
+        <w:rPr>
+          <w:rFonts w:ascii="TH Sarabun New" w:hAnsi="TH Sarabun New" w:cs="TH Sarabun New"/>
+          <w:sz w:val="32"/>
+          <w:szCs w:val="32"/>
+        </w:rPr>
+        <w:t>Polypropylene</w:t>
+      </w:r>
+      <w:r>
+        <w:rPr>
+          <w:rFonts w:ascii="TH Sarabun New" w:hAnsi="TH Sarabun New" w:cs="TH Sarabun New"/>
+          <w:sz w:val="32"/>
+          <w:szCs w:val="32"/>
+        </w:rPr>
+        <w:t xml:space="preserve"> </w:t>
+      </w:r>
+      <w:r>
+        <w:rPr>
+          <w:rFonts w:ascii="TH Sarabun New" w:hAnsi="TH Sarabun New" w:cs="TH Sarabun New"/>
+          <w:sz w:val="32"/>
+          <w:szCs w:val="32"/>
+        </w:rPr>
+        <w:t>(PP)</w:t>
+      </w:r>
+      <w:r>
+        <w:rPr>
+          <w:rFonts w:ascii="TH Sarabun New" w:hAnsi="TH Sarabun New" w:cs="TH Sarabun New"/>
+          <w:sz w:val="32"/>
+          <w:szCs w:val="32"/>
+        </w:rPr>
+        <w:t xml:space="preserve"> </w:t>
+      </w:r>
+      <w:r>
+        <w:rPr>
+          <w:rFonts w:ascii="TH Sarabun New" w:hAnsi="TH Sarabun New" w:cs="TH Sarabun New" w:hint="cs"/>
+          <w:sz w:val="32"/>
+          <w:szCs w:val="32"/>
+          <w:cs/>
+        </w:rPr>
+        <w:t xml:space="preserve">โดยทำซ้ำทั้งหมด </w:t>
+      </w:r>
+      <w:r>
+        <w:rPr>
+          <w:rFonts w:ascii="TH Sarabun New" w:hAnsi="TH Sarabun New" w:cs="TH Sarabun New"/>
+          <w:sz w:val="32"/>
+          <w:szCs w:val="32"/>
+        </w:rPr>
+        <w:t>5</w:t>
+      </w:r>
+      <w:r>
+        <w:rPr>
+          <w:rFonts w:ascii="TH Sarabun New" w:hAnsi="TH Sarabun New" w:cs="TH Sarabun New"/>
+          <w:sz w:val="32"/>
+          <w:szCs w:val="32"/>
+        </w:rPr>
+        <w:t xml:space="preserve"> </w:t>
+      </w:r>
+      <w:r>
+        <w:rPr>
+          <w:rFonts w:ascii="TH Sarabun New" w:hAnsi="TH Sarabun New" w:cs="TH Sarabun New" w:hint="cs"/>
+          <w:sz w:val="32"/>
+          <w:szCs w:val="32"/>
+          <w:cs/>
+        </w:rPr>
+        <w:t>ครั้ง</w:t>
       </w:r>
     </w:p>
     <w:p>
@@ -6771,25 +7874,25 @@
           <w:sz w:val="32"/>
           <w:szCs w:val="32"/>
         </w:rPr>
-        <w:t>-</w:t>
-      </w:r>
-      <w:r>
-        <w:rPr>
-          <w:rFonts w:ascii="TH Sarabun New" w:hAnsi="TH Sarabun New" w:cs="TH Sarabun New" w:hint="cs"/>
-          <w:sz w:val="32"/>
-          <w:szCs w:val="32"/>
-          <w:cs/>
-        </w:rPr>
-        <w:t xml:space="preserve"> ขยะพลาสติก</w:t>
-      </w:r>
-      <w:r>
-        <w:rPr>
-          <w:rFonts w:ascii="TH Sarabun New" w:hAnsi="TH Sarabun New" w:cs="TH Sarabun New"/>
-          <w:sz w:val="32"/>
-          <w:szCs w:val="32"/>
-          <w:cs/>
-        </w:rPr>
-        <w:t>ประเภท</w:t>
+        <w:t>4.2)</w:t>
+      </w:r>
+      <w:r>
+        <w:rPr>
+          <w:rFonts w:ascii="TH Sarabun New" w:hAnsi="TH Sarabun New" w:cs="TH Sarabun New" w:hint="cs"/>
+          <w:sz w:val="32"/>
+          <w:szCs w:val="32"/>
+          <w:cs/>
+        </w:rPr>
+        <w:t xml:space="preserve"> สร้างตารางทดสอบประสิทธิภาพแผ่นดูด</w:t>
+      </w:r>
+      <w:r>
+        <w:rPr>
+          <w:rFonts w:ascii="TH Sarabun New" w:hAnsi="TH Sarabun New" w:cs="TH Sarabun New"/>
+          <w:sz w:val="32"/>
+          <w:szCs w:val="32"/>
+          <w:cs/>
+        </w:rPr>
+        <w:t>ซับเสียงจากขยะพลาสติกประเภท</w:t>
       </w:r>
       <w:r>
         <w:rPr>
@@ -6823,315 +7926,418 @@
           <w:szCs w:val="32"/>
         </w:rPr>
         <w:t>(PP)</w:t>
+      </w:r>
+      <w:r>
+        <w:rPr>
+          <w:rFonts w:ascii="TH Sarabun New" w:hAnsi="TH Sarabun New" w:cs="TH Sarabun New"/>
+          <w:sz w:val="32"/>
+          <w:szCs w:val="32"/>
+        </w:rPr>
+        <w:t xml:space="preserve"> </w:t>
+      </w:r>
+      <w:r>
+        <w:rPr>
+          <w:rFonts w:ascii="TH Sarabun New" w:hAnsi="TH Sarabun New" w:cs="TH Sarabun New" w:hint="cs"/>
+          <w:sz w:val="32"/>
+          <w:szCs w:val="32"/>
+          <w:cs/>
+        </w:rPr>
+        <w:t>โดยจะบันทึก</w:t>
+      </w:r>
+      <w:r>
+        <w:rPr>
+          <w:rFonts w:ascii="TH Sarabun New" w:hAnsi="TH Sarabun New" w:cs="TH Sarabun New" w:hint="cs"/>
+          <w:sz w:val="32"/>
+          <w:szCs w:val="32"/>
+          <w:cs/>
+        </w:rPr>
+        <w:t xml:space="preserve">ค่า </w:t>
+      </w:r>
+      <w:r>
+        <w:rPr>
+          <w:rFonts w:ascii="TH Sarabun New" w:hAnsi="TH Sarabun New" w:cs="TH Sarabun New"/>
+          <w:sz w:val="32"/>
+          <w:szCs w:val="32"/>
+        </w:rPr>
+        <w:t>Sound Pressure</w:t>
+      </w:r>
+      <w:r>
+        <w:rPr>
+          <w:rFonts w:ascii="TH Sarabun New" w:hAnsi="TH Sarabun New" w:cs="TH Sarabun New"/>
+          <w:sz w:val="32"/>
+          <w:szCs w:val="32"/>
+        </w:rPr>
+        <w:t xml:space="preserve">, </w:t>
+      </w:r>
+      <w:r>
+        <w:rPr>
+          <w:rFonts w:ascii="TH Sarabun New" w:hAnsi="TH Sarabun New" w:cs="TH Sarabun New"/>
+          <w:sz w:val="32"/>
+          <w:szCs w:val="32"/>
+        </w:rPr>
+        <w:t>Transfer Function</w:t>
+      </w:r>
+      <w:r>
+        <w:rPr>
+          <w:rFonts w:ascii="TH Sarabun New" w:hAnsi="TH Sarabun New" w:cs="TH Sarabun New"/>
+          <w:sz w:val="32"/>
+          <w:szCs w:val="32"/>
+        </w:rPr>
+        <w:t xml:space="preserve"> </w:t>
+      </w:r>
+      <w:r>
+        <w:rPr>
+          <w:rFonts w:ascii="TH Sarabun New" w:hAnsi="TH Sarabun New" w:cs="TH Sarabun New" w:hint="cs"/>
+          <w:sz w:val="32"/>
+          <w:szCs w:val="32"/>
+          <w:cs/>
+        </w:rPr>
+        <w:t>และ</w:t>
+      </w:r>
+      <w:r>
+        <w:rPr>
+          <w:rFonts w:ascii="TH Sarabun New" w:hAnsi="TH Sarabun New" w:cs="TH Sarabun New"/>
+          <w:sz w:val="32"/>
+          <w:szCs w:val="32"/>
+        </w:rPr>
+        <w:t xml:space="preserve"> </w:t>
+      </w:r>
+      <w:r>
+        <w:rPr>
+          <w:rFonts w:ascii="TH Sarabun New" w:hAnsi="TH Sarabun New" w:cs="TH Sarabun New"/>
+          <w:sz w:val="32"/>
+          <w:szCs w:val="32"/>
+        </w:rPr>
+        <w:t>Absorption Coefficient</w:t>
+      </w:r>
+      <w:r>
+        <w:rPr>
+          <w:rFonts w:ascii="TH Sarabun New" w:hAnsi="TH Sarabun New" w:cs="TH Sarabun New" w:hint="cs"/>
+          <w:sz w:val="32"/>
+          <w:szCs w:val="32"/>
+          <w:cs/>
+        </w:rPr>
+        <w:t xml:space="preserve"> โดยค่าทั้งหมดจะได้มาจากโปรแกรม </w:t>
+      </w:r>
+      <w:r>
+        <w:rPr>
+          <w:rFonts w:ascii="TH Sarabun New" w:hAnsi="TH Sarabun New" w:cs="TH Sarabun New"/>
+          <w:sz w:val="32"/>
+          <w:szCs w:val="32"/>
+          <w:u w:val="single"/>
+        </w:rPr>
+        <w:t>ARTA</w:t>
+      </w:r>
+      <w:r>
+        <w:rPr>
+          <w:rFonts w:ascii="TH Sarabun New" w:hAnsi="TH Sarabun New" w:cs="TH Sarabun New" w:hint="cs"/>
+          <w:sz w:val="32"/>
+          <w:szCs w:val="32"/>
+          <w:cs/>
+        </w:rPr>
+        <w:t xml:space="preserve"> </w:t>
+      </w:r>
+      <w:r>
+        <w:rPr>
+          <w:rFonts w:ascii="TH Sarabun New" w:hAnsi="TH Sarabun New" w:cs="TH Sarabun New" w:hint="cs"/>
+          <w:sz w:val="32"/>
+          <w:szCs w:val="32"/>
+          <w:cs/>
+        </w:rPr>
+        <w:t xml:space="preserve">และผ่านการคำณวนภายในโปรแกรมจากค่าของ </w:t>
+      </w:r>
+      <w:r>
+        <w:rPr>
+          <w:rFonts w:ascii="TH Sarabun New" w:hAnsi="TH Sarabun New" w:cs="TH Sarabun New"/>
+          <w:sz w:val="32"/>
+          <w:szCs w:val="32"/>
+        </w:rPr>
+        <w:t>Transfer Function</w:t>
+      </w:r>
+      <w:r>
+        <w:rPr>
+          <w:rFonts w:ascii="TH Sarabun New" w:hAnsi="TH Sarabun New" w:cs="TH Sarabun New" w:hint="cs"/>
+          <w:sz w:val="32"/>
+          <w:szCs w:val="32"/>
+          <w:cs/>
+        </w:rPr>
+        <w:t xml:space="preserve"> ส่งผลให้ได้ค่าของ</w:t>
+      </w:r>
+      <w:r>
+        <w:rPr>
+          <w:rFonts w:ascii="TH Sarabun New" w:hAnsi="TH Sarabun New" w:cs="TH Sarabun New" w:hint="cs"/>
+          <w:sz w:val="32"/>
+          <w:szCs w:val="32"/>
+          <w:cs/>
+        </w:rPr>
+        <w:t>ทั้ง</w:t>
+      </w:r>
+      <w:r>
+        <w:rPr>
+          <w:rFonts w:ascii="TH Sarabun New" w:hAnsi="TH Sarabun New" w:cs="TH Sarabun New" w:hint="cs"/>
+          <w:sz w:val="32"/>
+          <w:szCs w:val="32"/>
+          <w:cs/>
+        </w:rPr>
+        <w:t xml:space="preserve"> </w:t>
+      </w:r>
+      <w:r>
+        <w:rPr>
+          <w:rFonts w:ascii="TH Sarabun New" w:hAnsi="TH Sarabun New" w:cs="TH Sarabun New"/>
+          <w:sz w:val="32"/>
+          <w:szCs w:val="32"/>
+        </w:rPr>
+        <w:t>Reflection Coefficient</w:t>
+      </w:r>
+      <w:r>
+        <w:rPr>
+          <w:rFonts w:ascii="TH Sarabun New" w:hAnsi="TH Sarabun New" w:cs="TH Sarabun New"/>
+          <w:sz w:val="32"/>
+          <w:szCs w:val="32"/>
+        </w:rPr>
+        <w:t xml:space="preserve">, </w:t>
+      </w:r>
+      <w:r>
+        <w:rPr>
+          <w:rFonts w:ascii="TH Sarabun New" w:hAnsi="TH Sarabun New" w:cs="TH Sarabun New"/>
+          <w:sz w:val="32"/>
+          <w:szCs w:val="32"/>
+          <w:u w:val="single"/>
+        </w:rPr>
+        <w:t>Absorption Coefficient</w:t>
+      </w:r>
+      <w:r>
+        <w:rPr>
+          <w:rFonts w:ascii="TH Sarabun New" w:hAnsi="TH Sarabun New" w:cs="TH Sarabun New" w:hint="cs"/>
+          <w:sz w:val="32"/>
+          <w:szCs w:val="32"/>
+          <w:cs/>
+        </w:rPr>
+        <w:t xml:space="preserve"> และ</w:t>
+      </w:r>
+      <w:r>
+        <w:rPr>
+          <w:rFonts w:ascii="TH Sarabun New" w:hAnsi="TH Sarabun New" w:cs="TH Sarabun New"/>
+          <w:sz w:val="32"/>
+          <w:szCs w:val="32"/>
+        </w:rPr>
+        <w:t xml:space="preserve"> </w:t>
+      </w:r>
+      <w:r>
+        <w:rPr>
+          <w:rFonts w:ascii="TH Sarabun New" w:hAnsi="TH Sarabun New" w:cs="TH Sarabun New"/>
+          <w:sz w:val="32"/>
+          <w:szCs w:val="32"/>
+        </w:rPr>
+        <w:t>Acoustic Impedance</w:t>
+      </w:r>
+      <w:r>
+        <w:rPr>
+          <w:rFonts w:ascii="TH Sarabun New" w:hAnsi="TH Sarabun New" w:cs="TH Sarabun New" w:hint="cs"/>
+          <w:sz w:val="32"/>
+          <w:szCs w:val="32"/>
+          <w:cs/>
+        </w:rPr>
+        <w:t xml:space="preserve"> โดยที่มี </w:t>
+      </w:r>
+      <w:r>
+        <w:rPr>
+          <w:rFonts w:ascii="TH Sarabun New" w:hAnsi="TH Sarabun New" w:cs="TH Sarabun New"/>
+          <w:sz w:val="32"/>
+          <w:szCs w:val="32"/>
+        </w:rPr>
+        <w:t>Sound Pressure</w:t>
+      </w:r>
+      <w:r>
+        <w:rPr>
+          <w:rFonts w:ascii="TH Sarabun New" w:hAnsi="TH Sarabun New" w:cs="TH Sarabun New" w:hint="cs"/>
+          <w:sz w:val="32"/>
+          <w:szCs w:val="32"/>
+          <w:cs/>
+        </w:rPr>
+        <w:t xml:space="preserve"> มีไว้เพื่อวัดความเสถียรของคลื่นที่ทดสอบทุกครั้ง</w:t>
+      </w:r>
+      <w:r>
+        <w:rPr>
+          <w:rFonts w:ascii="TH Sarabun New" w:hAnsi="TH Sarabun New" w:cs="TH Sarabun New" w:hint="cs"/>
+          <w:sz w:val="32"/>
+          <w:szCs w:val="32"/>
+          <w:cs/>
+        </w:rPr>
+        <w:t xml:space="preserve"> โดยในการทดสอบได้ทำการสังเกต</w:t>
+      </w:r>
+      <w:r>
+        <w:rPr>
+          <w:rFonts w:ascii="TH Sarabun New" w:hAnsi="TH Sarabun New" w:cs="TH Sarabun New" w:hint="cs"/>
+          <w:sz w:val="32"/>
+          <w:szCs w:val="32"/>
+          <w:cs/>
+        </w:rPr>
+        <w:t>และ</w:t>
+      </w:r>
+      <w:r>
+        <w:rPr>
+          <w:rFonts w:ascii="TH Sarabun New" w:hAnsi="TH Sarabun New" w:cs="TH Sarabun New" w:hint="cs"/>
+          <w:sz w:val="32"/>
+          <w:szCs w:val="32"/>
+          <w:cs/>
+        </w:rPr>
+        <w:t>บันทึกค่า</w:t>
+      </w:r>
+      <w:r>
+        <w:rPr>
+          <w:rFonts w:ascii="TH Sarabun New" w:hAnsi="TH Sarabun New" w:cs="TH Sarabun New"/>
+          <w:sz w:val="32"/>
+          <w:szCs w:val="32"/>
+        </w:rPr>
+        <w:t xml:space="preserve"> </w:t>
+      </w:r>
+      <w:r>
+        <w:rPr>
+          <w:rFonts w:ascii="TH Sarabun New" w:hAnsi="TH Sarabun New" w:cs="TH Sarabun New"/>
+          <w:sz w:val="32"/>
+          <w:szCs w:val="32"/>
+        </w:rPr>
+        <w:t>Sound Pressure</w:t>
+      </w:r>
+      <w:r>
+        <w:rPr>
+          <w:rFonts w:ascii="TH Sarabun New" w:hAnsi="TH Sarabun New" w:cs="TH Sarabun New" w:hint="cs"/>
+          <w:sz w:val="32"/>
+          <w:szCs w:val="32"/>
+          <w:cs/>
+        </w:rPr>
+        <w:t xml:space="preserve"> </w:t>
+      </w:r>
+      <w:r>
+        <w:rPr>
+          <w:rFonts w:ascii="TH Sarabun New" w:hAnsi="TH Sarabun New" w:cs="TH Sarabun New" w:hint="cs"/>
+          <w:sz w:val="32"/>
+          <w:szCs w:val="32"/>
+          <w:cs/>
+        </w:rPr>
+        <w:t>ตามตาราง</w:t>
+      </w:r>
+      <w:r>
+        <w:rPr>
+          <w:rFonts w:ascii="TH Sarabun New" w:hAnsi="TH Sarabun New" w:cs="TH Sarabun New"/>
+          <w:sz w:val="32"/>
+          <w:szCs w:val="32"/>
+        </w:rPr>
+        <w:t xml:space="preserve"> [3]</w:t>
+      </w:r>
+      <w:r>
+        <w:rPr>
+          <w:rFonts w:ascii="TH Sarabun New" w:hAnsi="TH Sarabun New" w:cs="TH Sarabun New" w:hint="cs"/>
+          <w:sz w:val="32"/>
+          <w:szCs w:val="32"/>
+          <w:cs/>
+        </w:rPr>
+        <w:t xml:space="preserve"> และ นำค่า </w:t>
+      </w:r>
+      <w:r>
+        <w:rPr>
+          <w:rFonts w:ascii="TH Sarabun New" w:hAnsi="TH Sarabun New" w:cs="TH Sarabun New"/>
+          <w:sz w:val="32"/>
+          <w:szCs w:val="32"/>
+          <w:u w:val="single"/>
+        </w:rPr>
+        <w:t>Absorption Coefficient</w:t>
+      </w:r>
+      <w:r>
+        <w:rPr>
+          <w:rFonts w:ascii="TH Sarabun New" w:hAnsi="TH Sarabun New" w:cs="TH Sarabun New" w:hint="cs"/>
+          <w:sz w:val="32"/>
+          <w:szCs w:val="32"/>
+          <w:cs/>
+        </w:rPr>
+        <w:t xml:space="preserve"> มาพลอตกราฟความสัมพันธ์ระหว่างคลื่นความถี่ </w:t>
+      </w:r>
+      <w:r>
+        <w:rPr>
+          <w:rFonts w:ascii="TH Sarabun New" w:hAnsi="TH Sarabun New" w:cs="TH Sarabun New" w:hint="cs"/>
+          <w:sz w:val="32"/>
+          <w:szCs w:val="32"/>
+          <w:cs/>
+        </w:rPr>
+        <w:t xml:space="preserve">และ </w:t>
+      </w:r>
+      <w:r>
+        <w:rPr>
+          <w:rFonts w:ascii="TH Sarabun New" w:hAnsi="TH Sarabun New" w:cs="TH Sarabun New"/>
+          <w:sz w:val="32"/>
+          <w:szCs w:val="32"/>
+          <w:u w:val="single"/>
+        </w:rPr>
+        <w:t>Absorption Coefficient</w:t>
+      </w:r>
+      <w:r>
+        <w:rPr>
+          <w:rFonts w:ascii="TH Sarabun New" w:hAnsi="TH Sarabun New" w:cs="TH Sarabun New" w:hint="cs"/>
+          <w:sz w:val="32"/>
+          <w:szCs w:val="32"/>
+          <w:cs/>
+        </w:rPr>
+        <w:t xml:space="preserve"> (</w:t>
+      </w:r>
+      <w:r>
+        <w:rPr>
+          <w:rFonts w:ascii="TH Sarabun New" w:hAnsi="TH Sarabun New" w:cs="TH Sarabun New"/>
+          <w:sz w:val="32"/>
+          <w:szCs w:val="32"/>
+          <w:cs/>
+        </w:rPr>
+        <w:t>ค่าสัมประสิทธิ์การดูดซับเสียง</w:t>
+      </w:r>
+      <w:r>
+        <w:rPr>
+          <w:rFonts w:ascii="TH Sarabun New" w:hAnsi="TH Sarabun New" w:cs="TH Sarabun New" w:hint="cs"/>
+          <w:sz w:val="32"/>
+          <w:szCs w:val="32"/>
+          <w:cs/>
+        </w:rPr>
+        <w:t>) เพื่อใช้สังเกต</w:t>
+      </w:r>
+      <w:r>
+        <w:rPr>
+          <w:rFonts w:ascii="TH Sarabun New" w:hAnsi="TH Sarabun New" w:cs="TH Sarabun New" w:hint="cs"/>
+          <w:sz w:val="32"/>
+          <w:szCs w:val="32"/>
+          <w:cs/>
+        </w:rPr>
+        <w:t>และเปรียบเทียบ</w:t>
+      </w:r>
+      <w:r>
+        <w:rPr>
+          <w:rFonts w:ascii="TH Sarabun New" w:hAnsi="TH Sarabun New" w:cs="TH Sarabun New" w:hint="cs"/>
+          <w:sz w:val="32"/>
+          <w:szCs w:val="32"/>
+          <w:cs/>
+        </w:rPr>
+        <w:t>ประสิทธิภาพการดูดซับเสียงในแต่ละคลื่นความถี่</w:t>
+      </w:r>
+      <w:r>
+        <w:rPr>
+          <w:rFonts w:ascii="TH Sarabun New" w:hAnsi="TH Sarabun New" w:cs="TH Sarabun New" w:hint="cs"/>
+          <w:sz w:val="32"/>
+          <w:szCs w:val="32"/>
+          <w:cs/>
+        </w:rPr>
+        <w:t xml:space="preserve"> </w:t>
+      </w:r>
+      <w:r>
+        <w:rPr>
+          <w:rFonts w:ascii="TH Sarabun New" w:hAnsi="TH Sarabun New" w:cs="TH Sarabun New"/>
+          <w:sz w:val="32"/>
+          <w:szCs w:val="32"/>
+        </w:rPr>
+        <w:t>[2]</w:t>
       </w:r>
     </w:p>
     <w:p>
       <w:pPr>
         <w:rPr>
           <w:rFonts w:ascii="TH Sarabun New" w:hAnsi="TH Sarabun New" w:cs="TH Sarabun New"/>
-          <w:sz w:val="32"/>
-          <w:szCs w:val="32"/>
-        </w:rPr>
-      </w:pPr>
-      <w:r>
-        <w:rPr>
-          <w:rFonts w:ascii="TH Sarabun New" w:hAnsi="TH Sarabun New" w:cs="TH Sarabun New"/>
-          <w:sz w:val="32"/>
-          <w:szCs w:val="32"/>
-          <w:cs/>
-        </w:rPr>
-        <w:tab/>
-      </w:r>
-      <w:r>
-        <w:rPr>
-          <w:rFonts w:ascii="TH Sarabun New" w:hAnsi="TH Sarabun New" w:cs="TH Sarabun New"/>
-          <w:sz w:val="32"/>
-          <w:szCs w:val="32"/>
-        </w:rPr>
-        <w:t>-</w:t>
-      </w:r>
-      <w:r>
-        <w:rPr>
-          <w:rFonts w:ascii="TH Sarabun New" w:hAnsi="TH Sarabun New" w:cs="TH Sarabun New" w:hint="cs"/>
-          <w:sz w:val="32"/>
-          <w:szCs w:val="32"/>
-          <w:cs/>
-        </w:rPr>
-        <w:t xml:space="preserve"> เครื่องให้ความร้อนและบีบอัดพลาสติก</w:t>
-      </w:r>
-    </w:p>
-    <w:p>
-      <w:pPr>
-        <w:rPr>
-          <w:rFonts w:ascii="TH Sarabun New" w:hAnsi="TH Sarabun New" w:cs="TH Sarabun New"/>
-          <w:sz w:val="32"/>
-          <w:szCs w:val="32"/>
-        </w:rPr>
-      </w:pPr>
-      <w:r>
-        <w:rPr>
-          <w:rFonts w:ascii="TH Sarabun New" w:hAnsi="TH Sarabun New" w:cs="TH Sarabun New"/>
-          <w:sz w:val="32"/>
-          <w:szCs w:val="32"/>
-          <w:cs/>
-        </w:rPr>
-        <w:tab/>
-      </w:r>
-      <w:r>
-        <w:rPr>
-          <w:rFonts w:ascii="TH Sarabun New" w:hAnsi="TH Sarabun New" w:cs="TH Sarabun New"/>
-          <w:sz w:val="32"/>
-          <w:szCs w:val="32"/>
-        </w:rPr>
-        <w:t xml:space="preserve">- </w:t>
-      </w:r>
-      <w:r>
-        <w:rPr>
-          <w:rFonts w:ascii="TH Sarabun New" w:hAnsi="TH Sarabun New" w:cs="TH Sarabun New" w:hint="cs"/>
-          <w:sz w:val="32"/>
-          <w:szCs w:val="32"/>
-          <w:cs/>
-        </w:rPr>
-        <w:t>แม่พิมพ์สำหรับใช้ในกระบวนการขึ้นรูปพลาสติก</w:t>
-      </w:r>
-    </w:p>
-    <w:p>
-      <w:pPr>
-        <w:rPr>
-          <w:rFonts w:ascii="TH Sarabun New" w:hAnsi="TH Sarabun New" w:cs="TH Sarabun New"/>
-          <w:sz w:val="32"/>
-          <w:szCs w:val="32"/>
-        </w:rPr>
-      </w:pPr>
-      <w:r>
-        <w:rPr>
-          <w:rFonts w:ascii="TH Sarabun New" w:hAnsi="TH Sarabun New" w:cs="TH Sarabun New"/>
-          <w:sz w:val="32"/>
-          <w:szCs w:val="32"/>
-          <w:cs/>
-        </w:rPr>
-        <w:tab/>
-      </w:r>
-      <w:r>
-        <w:rPr>
-          <w:rFonts w:ascii="TH Sarabun New" w:hAnsi="TH Sarabun New" w:cs="TH Sarabun New"/>
-          <w:sz w:val="32"/>
-          <w:szCs w:val="32"/>
-        </w:rPr>
-        <w:t>2.</w:t>
-      </w:r>
-      <w:r>
-        <w:rPr>
-          <w:rFonts w:ascii="TH Sarabun New" w:hAnsi="TH Sarabun New" w:cs="TH Sarabun New"/>
-          <w:sz w:val="32"/>
-          <w:szCs w:val="32"/>
-        </w:rPr>
-        <w:t xml:space="preserve">2) </w:t>
-      </w:r>
-      <w:r>
-        <w:rPr>
-          <w:rFonts w:ascii="TH Sarabun New" w:hAnsi="TH Sarabun New" w:cs="TH Sarabun New" w:hint="cs"/>
-          <w:sz w:val="32"/>
-          <w:szCs w:val="32"/>
-          <w:cs/>
-        </w:rPr>
-        <w:t>ลงมือสร้างแผ่นดูด</w:t>
-      </w:r>
-      <w:r>
-        <w:rPr>
-          <w:rFonts w:ascii="TH Sarabun New" w:hAnsi="TH Sarabun New" w:cs="TH Sarabun New"/>
-          <w:sz w:val="32"/>
-          <w:szCs w:val="32"/>
-          <w:cs/>
-        </w:rPr>
-        <w:t>ซับเสียงจากขยะพลาสติกประเภท</w:t>
-      </w:r>
-      <w:r>
-        <w:rPr>
-          <w:rFonts w:ascii="TH Sarabun New" w:hAnsi="TH Sarabun New" w:cs="TH Sarabun New" w:hint="cs"/>
-          <w:sz w:val="32"/>
-          <w:szCs w:val="32"/>
-          <w:cs/>
-        </w:rPr>
-        <w:t xml:space="preserve"> </w:t>
-      </w:r>
-      <w:r>
-        <w:rPr>
-          <w:rFonts w:ascii="TH Sarabun New" w:hAnsi="TH Sarabun New" w:cs="TH Sarabun New"/>
-          <w:sz w:val="32"/>
-          <w:szCs w:val="32"/>
-        </w:rPr>
-        <w:t>Polypropylene</w:t>
-      </w:r>
-      <w:r>
-        <w:rPr>
-          <w:rFonts w:ascii="TH Sarabun New" w:hAnsi="TH Sarabun New" w:cs="TH Sarabun New"/>
-          <w:sz w:val="32"/>
-          <w:szCs w:val="32"/>
-        </w:rPr>
-        <w:t xml:space="preserve"> </w:t>
-      </w:r>
-      <w:r>
-        <w:rPr>
-          <w:rFonts w:ascii="TH Sarabun New" w:hAnsi="TH Sarabun New" w:cs="TH Sarabun New"/>
-          <w:sz w:val="32"/>
-          <w:szCs w:val="32"/>
-        </w:rPr>
-        <w:t>(PP)</w:t>
-      </w:r>
-    </w:p>
-    <w:p>
-      <w:pPr>
-        <w:rPr>
-          <w:rFonts w:ascii="TH Sarabun New" w:hAnsi="TH Sarabun New" w:cs="TH Sarabun New"/>
-          <w:sz w:val="32"/>
-          <w:szCs w:val="32"/>
-        </w:rPr>
-      </w:pPr>
-      <w:r>
-        <w:rPr>
-          <w:rFonts w:ascii="TH Sarabun New" w:hAnsi="TH Sarabun New" w:cs="TH Sarabun New"/>
-          <w:sz w:val="32"/>
-          <w:szCs w:val="32"/>
-          <w:cs/>
-        </w:rPr>
-        <w:tab/>
-      </w:r>
-      <w:r>
-        <w:rPr>
-          <w:rFonts w:ascii="TH Sarabun New" w:hAnsi="TH Sarabun New" w:cs="TH Sarabun New"/>
-          <w:sz w:val="32"/>
-          <w:szCs w:val="32"/>
-        </w:rPr>
-        <w:t>-</w:t>
-      </w:r>
-      <w:r>
-        <w:rPr>
-          <w:rFonts w:ascii="TH Sarabun New" w:hAnsi="TH Sarabun New" w:cs="TH Sarabun New"/>
-          <w:sz w:val="32"/>
-          <w:szCs w:val="32"/>
-        </w:rPr>
-        <w:t xml:space="preserve"> </w:t>
-      </w:r>
-      <w:r>
-        <w:rPr>
-          <w:rFonts w:ascii="TH Sarabun New" w:hAnsi="TH Sarabun New" w:cs="TH Sarabun New" w:hint="cs"/>
-          <w:sz w:val="32"/>
-          <w:szCs w:val="32"/>
-          <w:cs/>
-        </w:rPr>
-        <w:t>นำขยะพลาสติกที่หามาได้มาล้างทำความสะอาด</w:t>
-      </w:r>
-    </w:p>
-    <w:p>
-      <w:pPr>
-        <w:rPr>
-          <w:rFonts w:ascii="TH Sarabun New" w:hAnsi="TH Sarabun New" w:cs="TH Sarabun New"/>
-          <w:sz w:val="32"/>
-          <w:szCs w:val="32"/>
-        </w:rPr>
-      </w:pPr>
-      <w:r>
-        <w:rPr>
-          <w:rFonts w:ascii="TH Sarabun New" w:hAnsi="TH Sarabun New" w:cs="TH Sarabun New"/>
-          <w:sz w:val="32"/>
-          <w:szCs w:val="32"/>
-          <w:cs/>
-        </w:rPr>
-        <w:tab/>
-      </w:r>
-      <w:r>
-        <w:rPr>
-          <w:rFonts w:ascii="TH Sarabun New" w:hAnsi="TH Sarabun New" w:cs="TH Sarabun New"/>
-          <w:sz w:val="32"/>
-          <w:szCs w:val="32"/>
-        </w:rPr>
-        <w:t xml:space="preserve">- </w:t>
-      </w:r>
-      <w:r>
-        <w:rPr>
-          <w:rFonts w:ascii="TH Sarabun New" w:hAnsi="TH Sarabun New" w:cs="TH Sarabun New" w:hint="cs"/>
-          <w:sz w:val="32"/>
-          <w:szCs w:val="32"/>
-          <w:cs/>
-        </w:rPr>
-        <w:t>นำไปเข้ากระบวนการให้ความร้อนและบีบอัดในแม่พิมพ์เพื่อให้ได้เป็นรูปทรงตามที่ได้ออกแบบไว้</w:t>
-      </w:r>
-    </w:p>
-    <w:p>
-      <w:pPr>
-        <w:rPr>
-          <w:rFonts w:ascii="TH Sarabun New" w:hAnsi="TH Sarabun New" w:cs="TH Sarabun New"/>
-          <w:sz w:val="32"/>
-          <w:szCs w:val="32"/>
-        </w:rPr>
-      </w:pPr>
-      <w:r>
-        <w:rPr>
-          <w:rFonts w:ascii="TH Sarabun New" w:hAnsi="TH Sarabun New" w:cs="TH Sarabun New"/>
-          <w:sz w:val="32"/>
-          <w:szCs w:val="32"/>
-          <w:cs/>
-        </w:rPr>
-        <w:tab/>
-      </w:r>
-      <w:r>
-        <w:rPr>
-          <w:rFonts w:ascii="TH Sarabun New" w:hAnsi="TH Sarabun New" w:cs="TH Sarabun New"/>
-          <w:sz w:val="32"/>
-          <w:szCs w:val="32"/>
-        </w:rPr>
-        <w:t xml:space="preserve">- </w:t>
-      </w:r>
-      <w:r>
-        <w:rPr>
-          <w:rFonts w:ascii="TH Sarabun New" w:hAnsi="TH Sarabun New" w:cs="TH Sarabun New" w:hint="cs"/>
-          <w:sz w:val="32"/>
-          <w:szCs w:val="32"/>
-          <w:cs/>
-        </w:rPr>
-        <w:t>ปล่อยทิ้งให้ชิ้นงานเย็นตัวลง เพื่อให้ชิ้นงานแข็งตัว</w:t>
-      </w:r>
-    </w:p>
-    <w:p>
-      <w:pPr>
-        <w:rPr>
-          <w:rFonts w:ascii="TH Sarabun New" w:hAnsi="TH Sarabun New" w:cs="TH Sarabun New"/>
-          <w:sz w:val="32"/>
-          <w:szCs w:val="32"/>
-        </w:rPr>
-      </w:pPr>
-      <w:r>
-        <w:rPr>
-          <w:rFonts w:ascii="TH Sarabun New" w:hAnsi="TH Sarabun New" w:cs="TH Sarabun New"/>
-          <w:sz w:val="32"/>
-          <w:szCs w:val="32"/>
-          <w:cs/>
-        </w:rPr>
-        <w:tab/>
-      </w:r>
-      <w:r>
-        <w:rPr>
-          <w:rFonts w:ascii="TH Sarabun New" w:hAnsi="TH Sarabun New" w:cs="TH Sarabun New"/>
-          <w:sz w:val="32"/>
-          <w:szCs w:val="32"/>
-        </w:rPr>
-        <w:t xml:space="preserve">- </w:t>
-      </w:r>
-      <w:r>
-        <w:rPr>
-          <w:rFonts w:ascii="TH Sarabun New" w:hAnsi="TH Sarabun New" w:cs="TH Sarabun New" w:hint="cs"/>
-          <w:sz w:val="32"/>
-          <w:szCs w:val="32"/>
-          <w:cs/>
-        </w:rPr>
-        <w:t>นำมาตัดแต่งเพิ่มเติมเพื่อให้ได้เป็นรูปทรงที่ต้องการ</w:t>
-      </w:r>
-    </w:p>
-    <w:p>
-      <w:pPr>
-        <w:rPr>
-          <w:rFonts w:ascii="TH Sarabun New" w:hAnsi="TH Sarabun New" w:cs="TH Sarabun New"/>
           <w:b/>
           <w:bCs/>
           <w:sz w:val="32"/>
@@ -7140,703 +8346,8 @@
       </w:pPr>
       <w:r>
         <w:rPr>
-          <w:rFonts w:ascii="TH Sarabun New" w:hAnsi="TH Sarabun New" w:cs="TH Sarabun New" w:hint="cs"/>
-          <w:b/>
-          <w:bCs/>
-          <w:sz w:val="32"/>
-          <w:szCs w:val="32"/>
-          <w:cs/>
-        </w:rPr>
-        <w:t xml:space="preserve">ขั้นตอนที่ </w:t>
-      </w:r>
-      <w:r>
-        <w:rPr>
-          <w:rFonts w:ascii="TH Sarabun New" w:hAnsi="TH Sarabun New" w:cs="TH Sarabun New"/>
-          <w:b/>
-          <w:bCs/>
-          <w:sz w:val="32"/>
-          <w:szCs w:val="32"/>
-        </w:rPr>
-        <w:t xml:space="preserve">4 </w:t>
-      </w:r>
-      <w:r>
-        <w:rPr>
-          <w:rFonts w:ascii="TH Sarabun New" w:hAnsi="TH Sarabun New" w:cs="TH Sarabun New" w:hint="cs"/>
-          <w:sz w:val="32"/>
-          <w:szCs w:val="32"/>
-          <w:cs/>
-        </w:rPr>
-        <w:t>การทดสอบประสิทธิภาพแผ่นดูด</w:t>
-      </w:r>
-      <w:r>
-        <w:rPr>
-          <w:rFonts w:ascii="TH Sarabun New" w:hAnsi="TH Sarabun New" w:cs="TH Sarabun New"/>
-          <w:sz w:val="32"/>
-          <w:szCs w:val="32"/>
-          <w:cs/>
-        </w:rPr>
-        <w:t>ซับเสียงจากขยะพลาสติกประเภท</w:t>
-      </w:r>
-      <w:r>
-        <w:rPr>
-          <w:rFonts w:ascii="TH Sarabun New" w:hAnsi="TH Sarabun New" w:cs="TH Sarabun New" w:hint="cs"/>
-          <w:sz w:val="32"/>
-          <w:szCs w:val="32"/>
-          <w:cs/>
-        </w:rPr>
-        <w:t xml:space="preserve"> </w:t>
-      </w:r>
-      <w:r>
-        <w:rPr>
-          <w:rFonts w:ascii="TH Sarabun New" w:hAnsi="TH Sarabun New" w:cs="TH Sarabun New"/>
-          <w:sz w:val="32"/>
-          <w:szCs w:val="32"/>
-        </w:rPr>
-        <w:t>Polypropylene</w:t>
-      </w:r>
-      <w:r>
-        <w:rPr>
-          <w:rFonts w:ascii="TH Sarabun New" w:hAnsi="TH Sarabun New" w:cs="TH Sarabun New"/>
-          <w:sz w:val="32"/>
-          <w:szCs w:val="32"/>
-        </w:rPr>
-        <w:t xml:space="preserve"> </w:t>
-      </w:r>
-      <w:r>
-        <w:rPr>
-          <w:rFonts w:ascii="TH Sarabun New" w:hAnsi="TH Sarabun New" w:cs="TH Sarabun New"/>
-          <w:sz w:val="32"/>
-          <w:szCs w:val="32"/>
-        </w:rPr>
-        <w:t>(PP)</w:t>
-      </w:r>
-      <w:r>
-        <w:rPr>
-          <w:rFonts w:ascii="TH Sarabun New" w:hAnsi="TH Sarabun New" w:cs="TH Sarabun New" w:hint="cs"/>
-          <w:sz w:val="32"/>
-          <w:szCs w:val="32"/>
-          <w:cs/>
-        </w:rPr>
-        <w:t xml:space="preserve"> มีขั้นตอนดังนี้</w:t>
-      </w:r>
-    </w:p>
-    <w:p>
-      <w:pPr>
-        <w:rPr>
-          <w:rFonts w:ascii="TH Sarabun New" w:hAnsi="TH Sarabun New" w:cs="TH Sarabun New"/>
-          <w:sz w:val="32"/>
-          <w:szCs w:val="32"/>
-        </w:rPr>
-      </w:pPr>
-      <w:r>
-        <w:rPr>
-          <w:rFonts w:ascii="TH Sarabun New" w:hAnsi="TH Sarabun New" w:cs="TH Sarabun New"/>
-          <w:sz w:val="32"/>
-          <w:szCs w:val="32"/>
-          <w:cs/>
-        </w:rPr>
-        <w:tab/>
-      </w:r>
-      <w:r>
-        <w:rPr>
-          <w:rFonts w:ascii="TH Sarabun New" w:hAnsi="TH Sarabun New" w:cs="TH Sarabun New"/>
-          <w:sz w:val="32"/>
-          <w:szCs w:val="32"/>
-        </w:rPr>
-        <w:t xml:space="preserve">4.1) </w:t>
-      </w:r>
-      <w:r>
-        <w:rPr>
-          <w:rFonts w:ascii="TH Sarabun New" w:hAnsi="TH Sarabun New" w:cs="TH Sarabun New" w:hint="cs"/>
-          <w:sz w:val="32"/>
-          <w:szCs w:val="32"/>
-          <w:cs/>
-        </w:rPr>
-        <w:t>ทดสอบประสิทธิภาพแผ่นดูด</w:t>
-      </w:r>
-      <w:r>
-        <w:rPr>
-          <w:rFonts w:ascii="TH Sarabun New" w:hAnsi="TH Sarabun New" w:cs="TH Sarabun New"/>
-          <w:sz w:val="32"/>
-          <w:szCs w:val="32"/>
-          <w:cs/>
-        </w:rPr>
-        <w:t>ซับเสียงจากขยะพลาสติกประเภท</w:t>
-      </w:r>
-      <w:r>
-        <w:rPr>
-          <w:rFonts w:ascii="TH Sarabun New" w:hAnsi="TH Sarabun New" w:cs="TH Sarabun New" w:hint="cs"/>
-          <w:sz w:val="32"/>
-          <w:szCs w:val="32"/>
-          <w:cs/>
-        </w:rPr>
-        <w:t xml:space="preserve"> </w:t>
-      </w:r>
-      <w:r>
-        <w:rPr>
-          <w:rFonts w:ascii="TH Sarabun New" w:hAnsi="TH Sarabun New" w:cs="TH Sarabun New"/>
-          <w:sz w:val="32"/>
-          <w:szCs w:val="32"/>
-        </w:rPr>
-        <w:t>Polypropylene</w:t>
-      </w:r>
-      <w:r>
-        <w:rPr>
-          <w:rFonts w:ascii="TH Sarabun New" w:hAnsi="TH Sarabun New" w:cs="TH Sarabun New"/>
-          <w:sz w:val="32"/>
-          <w:szCs w:val="32"/>
-        </w:rPr>
-        <w:t xml:space="preserve"> </w:t>
-      </w:r>
-      <w:r>
-        <w:rPr>
-          <w:rFonts w:ascii="TH Sarabun New" w:hAnsi="TH Sarabun New" w:cs="TH Sarabun New"/>
-          <w:sz w:val="32"/>
-          <w:szCs w:val="32"/>
-        </w:rPr>
-        <w:t>(PP)</w:t>
-      </w:r>
-      <w:r>
-        <w:rPr>
-          <w:rFonts w:ascii="TH Sarabun New" w:hAnsi="TH Sarabun New" w:cs="TH Sarabun New"/>
-          <w:sz w:val="32"/>
-          <w:szCs w:val="32"/>
-        </w:rPr>
-        <w:t xml:space="preserve"> </w:t>
-      </w:r>
-      <w:r>
-        <w:rPr>
-          <w:rFonts w:ascii="TH Sarabun New" w:hAnsi="TH Sarabun New" w:cs="TH Sarabun New" w:hint="cs"/>
-          <w:sz w:val="32"/>
-          <w:szCs w:val="32"/>
-          <w:cs/>
-        </w:rPr>
-        <w:t xml:space="preserve">โดยทำซ้ำทั้งหมด </w:t>
-      </w:r>
-      <w:r>
-        <w:rPr>
-          <w:rFonts w:ascii="TH Sarabun New" w:hAnsi="TH Sarabun New" w:cs="TH Sarabun New"/>
-          <w:sz w:val="32"/>
-          <w:szCs w:val="32"/>
-        </w:rPr>
-        <w:t>5</w:t>
-      </w:r>
-      <w:r>
-        <w:rPr>
-          <w:rFonts w:ascii="TH Sarabun New" w:hAnsi="TH Sarabun New" w:cs="TH Sarabun New"/>
-          <w:sz w:val="32"/>
-          <w:szCs w:val="32"/>
-        </w:rPr>
-        <w:t xml:space="preserve"> </w:t>
-      </w:r>
-      <w:r>
-        <w:rPr>
-          <w:rFonts w:ascii="TH Sarabun New" w:hAnsi="TH Sarabun New" w:cs="TH Sarabun New" w:hint="cs"/>
-          <w:sz w:val="32"/>
-          <w:szCs w:val="32"/>
-          <w:cs/>
-        </w:rPr>
-        <w:t>ครั้ง</w:t>
-      </w:r>
-    </w:p>
-    <w:p>
-      <w:pPr>
-        <w:rPr>
-          <w:rFonts w:ascii="TH Sarabun New" w:hAnsi="TH Sarabun New" w:cs="TH Sarabun New"/>
-          <w:sz w:val="32"/>
-          <w:szCs w:val="32"/>
-        </w:rPr>
-      </w:pPr>
-      <w:r>
-        <w:rPr>
-          <w:rFonts w:ascii="TH Sarabun New" w:hAnsi="TH Sarabun New" w:cs="TH Sarabun New"/>
-          <w:sz w:val="32"/>
-          <w:szCs w:val="32"/>
-          <w:cs/>
-        </w:rPr>
-        <w:tab/>
-      </w:r>
-      <w:r>
-        <w:rPr>
-          <w:rFonts w:ascii="TH Sarabun New" w:hAnsi="TH Sarabun New" w:cs="TH Sarabun New"/>
-          <w:sz w:val="32"/>
-          <w:szCs w:val="32"/>
-        </w:rPr>
-        <w:t>4.2)</w:t>
-      </w:r>
-      <w:r>
-        <w:rPr>
-          <w:rFonts w:ascii="TH Sarabun New" w:hAnsi="TH Sarabun New" w:cs="TH Sarabun New" w:hint="cs"/>
-          <w:sz w:val="32"/>
-          <w:szCs w:val="32"/>
-          <w:cs/>
-        </w:rPr>
-        <w:t xml:space="preserve"> สร้างตารางทดสอบประสิทธิภาพแผ่นดูด</w:t>
-      </w:r>
-      <w:r>
-        <w:rPr>
-          <w:rFonts w:ascii="TH Sarabun New" w:hAnsi="TH Sarabun New" w:cs="TH Sarabun New"/>
-          <w:sz w:val="32"/>
-          <w:szCs w:val="32"/>
-          <w:cs/>
-        </w:rPr>
-        <w:t>ซับเสียงจากขยะพลาสติกประเภท</w:t>
-      </w:r>
-      <w:r>
-        <w:rPr>
-          <w:rFonts w:ascii="TH Sarabun New" w:hAnsi="TH Sarabun New" w:cs="TH Sarabun New" w:hint="cs"/>
-          <w:sz w:val="32"/>
-          <w:szCs w:val="32"/>
-          <w:cs/>
-        </w:rPr>
-        <w:t xml:space="preserve"> </w:t>
-      </w:r>
-      <w:r>
-        <w:rPr>
-          <w:rFonts w:ascii="TH Sarabun New" w:hAnsi="TH Sarabun New" w:cs="TH Sarabun New"/>
-          <w:sz w:val="32"/>
-          <w:szCs w:val="32"/>
-        </w:rPr>
-        <w:t>Polypropylene</w:t>
-      </w:r>
-      <w:r>
-        <w:rPr>
-          <w:rFonts w:ascii="TH Sarabun New" w:hAnsi="TH Sarabun New" w:cs="TH Sarabun New"/>
-          <w:sz w:val="32"/>
-          <w:szCs w:val="32"/>
-        </w:rPr>
-        <w:t xml:space="preserve"> </w:t>
-      </w:r>
-      <w:r>
-        <w:rPr>
-          <w:rFonts w:ascii="TH Sarabun New" w:hAnsi="TH Sarabun New" w:cs="TH Sarabun New"/>
-          <w:sz w:val="32"/>
-          <w:szCs w:val="32"/>
-        </w:rPr>
-        <w:t>(PP)</w:t>
-      </w:r>
-      <w:r>
-        <w:rPr>
-          <w:rFonts w:ascii="TH Sarabun New" w:hAnsi="TH Sarabun New" w:cs="TH Sarabun New"/>
-          <w:sz w:val="32"/>
-          <w:szCs w:val="32"/>
-        </w:rPr>
-        <w:t xml:space="preserve"> </w:t>
-      </w:r>
-      <w:r>
-        <w:rPr>
-          <w:rFonts w:ascii="TH Sarabun New" w:hAnsi="TH Sarabun New" w:cs="TH Sarabun New" w:hint="cs"/>
-          <w:sz w:val="32"/>
-          <w:szCs w:val="32"/>
-          <w:cs/>
-        </w:rPr>
-        <w:t>โดยจะบันทึก</w:t>
-      </w:r>
-      <w:r>
-        <w:rPr>
-          <w:rFonts w:ascii="TH Sarabun New" w:hAnsi="TH Sarabun New" w:cs="TH Sarabun New" w:hint="cs"/>
-          <w:sz w:val="32"/>
-          <w:szCs w:val="32"/>
-          <w:cs/>
-        </w:rPr>
-        <w:t xml:space="preserve">ค่า </w:t>
-      </w:r>
-      <w:r>
-        <w:rPr>
-          <w:rFonts w:ascii="TH Sarabun New" w:hAnsi="TH Sarabun New" w:cs="TH Sarabun New"/>
-          <w:sz w:val="32"/>
-          <w:szCs w:val="32"/>
-        </w:rPr>
-        <w:t>Sound Pressure</w:t>
-      </w:r>
-      <w:r>
-        <w:rPr>
-          <w:rFonts w:ascii="TH Sarabun New" w:hAnsi="TH Sarabun New" w:cs="TH Sarabun New"/>
-          <w:sz w:val="32"/>
-          <w:szCs w:val="32"/>
-        </w:rPr>
-        <w:t xml:space="preserve">, </w:t>
-      </w:r>
-      <w:r>
-        <w:rPr>
-          <w:rFonts w:ascii="TH Sarabun New" w:hAnsi="TH Sarabun New" w:cs="TH Sarabun New"/>
-          <w:sz w:val="32"/>
-          <w:szCs w:val="32"/>
-        </w:rPr>
-        <w:t>Transfer Function</w:t>
-      </w:r>
-      <w:r>
-        <w:rPr>
-          <w:rFonts w:ascii="TH Sarabun New" w:hAnsi="TH Sarabun New" w:cs="TH Sarabun New"/>
-          <w:sz w:val="32"/>
-          <w:szCs w:val="32"/>
-        </w:rPr>
-        <w:t xml:space="preserve"> </w:t>
-      </w:r>
-      <w:r>
-        <w:rPr>
-          <w:rFonts w:ascii="TH Sarabun New" w:hAnsi="TH Sarabun New" w:cs="TH Sarabun New" w:hint="cs"/>
-          <w:sz w:val="32"/>
-          <w:szCs w:val="32"/>
-          <w:cs/>
-        </w:rPr>
-        <w:t>และ</w:t>
-      </w:r>
-      <w:r>
-        <w:rPr>
-          <w:rFonts w:ascii="TH Sarabun New" w:hAnsi="TH Sarabun New" w:cs="TH Sarabun New"/>
-          <w:sz w:val="32"/>
-          <w:szCs w:val="32"/>
-        </w:rPr>
-        <w:t xml:space="preserve"> </w:t>
-      </w:r>
-      <w:r>
-        <w:rPr>
-          <w:rFonts w:ascii="TH Sarabun New" w:hAnsi="TH Sarabun New" w:cs="TH Sarabun New"/>
-          <w:sz w:val="32"/>
-          <w:szCs w:val="32"/>
-        </w:rPr>
-        <w:t>Absorption Coefficient</w:t>
-      </w:r>
-      <w:r>
-        <w:rPr>
-          <w:rFonts w:ascii="TH Sarabun New" w:hAnsi="TH Sarabun New" w:cs="TH Sarabun New" w:hint="cs"/>
-          <w:sz w:val="32"/>
-          <w:szCs w:val="32"/>
-          <w:cs/>
-        </w:rPr>
-        <w:t xml:space="preserve"> โดยค่าทั้งหมดจะได้มาจากโปรแกรม </w:t>
-      </w:r>
-      <w:r>
-        <w:rPr>
-          <w:rFonts w:ascii="TH Sarabun New" w:hAnsi="TH Sarabun New" w:cs="TH Sarabun New"/>
-          <w:sz w:val="32"/>
-          <w:szCs w:val="32"/>
-          <w:u w:val="single"/>
-        </w:rPr>
-        <w:t>ARTA</w:t>
-      </w:r>
-      <w:r>
-        <w:rPr>
-          <w:rFonts w:ascii="TH Sarabun New" w:hAnsi="TH Sarabun New" w:cs="TH Sarabun New" w:hint="cs"/>
-          <w:sz w:val="32"/>
-          <w:szCs w:val="32"/>
-          <w:cs/>
-        </w:rPr>
-        <w:t xml:space="preserve"> </w:t>
-      </w:r>
-      <w:r>
-        <w:rPr>
-          <w:rFonts w:ascii="TH Sarabun New" w:hAnsi="TH Sarabun New" w:cs="TH Sarabun New" w:hint="cs"/>
-          <w:sz w:val="32"/>
-          <w:szCs w:val="32"/>
-          <w:cs/>
-        </w:rPr>
-        <w:t xml:space="preserve">และผ่านการคำณวนภายในโปรแกรมจากค่าของ </w:t>
-      </w:r>
-      <w:r>
-        <w:rPr>
-          <w:rFonts w:ascii="TH Sarabun New" w:hAnsi="TH Sarabun New" w:cs="TH Sarabun New"/>
-          <w:sz w:val="32"/>
-          <w:szCs w:val="32"/>
-        </w:rPr>
-        <w:t>Transfer Function</w:t>
-      </w:r>
-      <w:r>
-        <w:rPr>
-          <w:rFonts w:ascii="TH Sarabun New" w:hAnsi="TH Sarabun New" w:cs="TH Sarabun New" w:hint="cs"/>
-          <w:sz w:val="32"/>
-          <w:szCs w:val="32"/>
-          <w:cs/>
-        </w:rPr>
-        <w:t xml:space="preserve"> ส่งผลให้ได้ค่าของ</w:t>
-      </w:r>
-      <w:r>
-        <w:rPr>
-          <w:rFonts w:ascii="TH Sarabun New" w:hAnsi="TH Sarabun New" w:cs="TH Sarabun New" w:hint="cs"/>
-          <w:sz w:val="32"/>
-          <w:szCs w:val="32"/>
-          <w:cs/>
-        </w:rPr>
-        <w:t>ทั้ง</w:t>
-      </w:r>
-      <w:r>
-        <w:rPr>
-          <w:rFonts w:ascii="TH Sarabun New" w:hAnsi="TH Sarabun New" w:cs="TH Sarabun New" w:hint="cs"/>
-          <w:sz w:val="32"/>
-          <w:szCs w:val="32"/>
-          <w:cs/>
-        </w:rPr>
-        <w:t xml:space="preserve"> </w:t>
-      </w:r>
-      <w:r>
-        <w:rPr>
-          <w:rFonts w:ascii="TH Sarabun New" w:hAnsi="TH Sarabun New" w:cs="TH Sarabun New"/>
-          <w:sz w:val="32"/>
-          <w:szCs w:val="32"/>
-        </w:rPr>
-        <w:t>Reflection Coefficient</w:t>
-      </w:r>
-      <w:r>
-        <w:rPr>
-          <w:rFonts w:ascii="TH Sarabun New" w:hAnsi="TH Sarabun New" w:cs="TH Sarabun New"/>
-          <w:sz w:val="32"/>
-          <w:szCs w:val="32"/>
-        </w:rPr>
-        <w:t xml:space="preserve">, </w:t>
-      </w:r>
-      <w:r>
-        <w:rPr>
-          <w:rFonts w:ascii="TH Sarabun New" w:hAnsi="TH Sarabun New" w:cs="TH Sarabun New"/>
-          <w:sz w:val="32"/>
-          <w:szCs w:val="32"/>
-          <w:u w:val="single"/>
-        </w:rPr>
-        <w:t>Absorption Coefficient</w:t>
-      </w:r>
-      <w:r>
-        <w:rPr>
-          <w:rFonts w:ascii="TH Sarabun New" w:hAnsi="TH Sarabun New" w:cs="TH Sarabun New" w:hint="cs"/>
-          <w:sz w:val="32"/>
-          <w:szCs w:val="32"/>
-          <w:cs/>
-        </w:rPr>
-        <w:t xml:space="preserve"> และ</w:t>
-      </w:r>
-      <w:r>
-        <w:rPr>
-          <w:rFonts w:ascii="TH Sarabun New" w:hAnsi="TH Sarabun New" w:cs="TH Sarabun New"/>
-          <w:sz w:val="32"/>
-          <w:szCs w:val="32"/>
-        </w:rPr>
-        <w:t xml:space="preserve"> </w:t>
-      </w:r>
-      <w:r>
-        <w:rPr>
-          <w:rFonts w:ascii="TH Sarabun New" w:hAnsi="TH Sarabun New" w:cs="TH Sarabun New"/>
-          <w:sz w:val="32"/>
-          <w:szCs w:val="32"/>
-        </w:rPr>
-        <w:t>Acoustic Impedance</w:t>
-      </w:r>
-      <w:r>
-        <w:rPr>
-          <w:rFonts w:ascii="TH Sarabun New" w:hAnsi="TH Sarabun New" w:cs="TH Sarabun New" w:hint="cs"/>
-          <w:sz w:val="32"/>
-          <w:szCs w:val="32"/>
-          <w:cs/>
-        </w:rPr>
-        <w:t xml:space="preserve"> โดยที่มี </w:t>
-      </w:r>
-      <w:r>
-        <w:rPr>
-          <w:rFonts w:ascii="TH Sarabun New" w:hAnsi="TH Sarabun New" w:cs="TH Sarabun New"/>
-          <w:sz w:val="32"/>
-          <w:szCs w:val="32"/>
-        </w:rPr>
-        <w:t>Sound Pressure</w:t>
-      </w:r>
-      <w:r>
-        <w:rPr>
-          <w:rFonts w:ascii="TH Sarabun New" w:hAnsi="TH Sarabun New" w:cs="TH Sarabun New" w:hint="cs"/>
-          <w:sz w:val="32"/>
-          <w:szCs w:val="32"/>
-          <w:cs/>
-        </w:rPr>
-        <w:t xml:space="preserve"> มีไว้เพื่อวัดความเสถียรของคลื่นที่ทดสอบทุกครั้ง</w:t>
-      </w:r>
-      <w:r>
-        <w:rPr>
-          <w:rFonts w:ascii="TH Sarabun New" w:hAnsi="TH Sarabun New" w:cs="TH Sarabun New" w:hint="cs"/>
-          <w:sz w:val="32"/>
-          <w:szCs w:val="32"/>
-          <w:cs/>
-        </w:rPr>
-        <w:t xml:space="preserve"> โดยในการทดสอบได้ทำการสังเกต</w:t>
-      </w:r>
-      <w:r>
-        <w:rPr>
-          <w:rFonts w:ascii="TH Sarabun New" w:hAnsi="TH Sarabun New" w:cs="TH Sarabun New" w:hint="cs"/>
-          <w:sz w:val="32"/>
-          <w:szCs w:val="32"/>
-          <w:cs/>
-        </w:rPr>
-        <w:t>และ</w:t>
-      </w:r>
-      <w:r>
-        <w:rPr>
-          <w:rFonts w:ascii="TH Sarabun New" w:hAnsi="TH Sarabun New" w:cs="TH Sarabun New" w:hint="cs"/>
-          <w:sz w:val="32"/>
-          <w:szCs w:val="32"/>
-          <w:cs/>
-        </w:rPr>
-        <w:t>บันทึกค่า</w:t>
-      </w:r>
-      <w:r>
-        <w:rPr>
-          <w:rFonts w:ascii="TH Sarabun New" w:hAnsi="TH Sarabun New" w:cs="TH Sarabun New"/>
-          <w:sz w:val="32"/>
-          <w:szCs w:val="32"/>
-        </w:rPr>
-        <w:t xml:space="preserve"> </w:t>
-      </w:r>
-      <w:r>
-        <w:rPr>
-          <w:rFonts w:ascii="TH Sarabun New" w:hAnsi="TH Sarabun New" w:cs="TH Sarabun New"/>
-          <w:sz w:val="32"/>
-          <w:szCs w:val="32"/>
-        </w:rPr>
-        <w:t>Sound Pressure</w:t>
-      </w:r>
-      <w:r>
-        <w:rPr>
-          <w:rFonts w:ascii="TH Sarabun New" w:hAnsi="TH Sarabun New" w:cs="TH Sarabun New" w:hint="cs"/>
-          <w:sz w:val="32"/>
-          <w:szCs w:val="32"/>
-          <w:cs/>
-        </w:rPr>
-        <w:t xml:space="preserve"> </w:t>
-      </w:r>
-      <w:r>
-        <w:rPr>
-          <w:rFonts w:ascii="TH Sarabun New" w:hAnsi="TH Sarabun New" w:cs="TH Sarabun New" w:hint="cs"/>
-          <w:sz w:val="32"/>
-          <w:szCs w:val="32"/>
-          <w:cs/>
-        </w:rPr>
-        <w:t>ตามตาราง</w:t>
-      </w:r>
-      <w:r>
-        <w:rPr>
-          <w:rFonts w:ascii="TH Sarabun New" w:hAnsi="TH Sarabun New" w:cs="TH Sarabun New"/>
-          <w:sz w:val="32"/>
-          <w:szCs w:val="32"/>
-        </w:rPr>
-        <w:t xml:space="preserve"> [3]</w:t>
-      </w:r>
-      <w:r>
-        <w:rPr>
-          <w:rFonts w:ascii="TH Sarabun New" w:hAnsi="TH Sarabun New" w:cs="TH Sarabun New" w:hint="cs"/>
-          <w:sz w:val="32"/>
-          <w:szCs w:val="32"/>
-          <w:cs/>
-        </w:rPr>
-        <w:t xml:space="preserve"> และ นำค่า </w:t>
-      </w:r>
-      <w:r>
-        <w:rPr>
-          <w:rFonts w:ascii="TH Sarabun New" w:hAnsi="TH Sarabun New" w:cs="TH Sarabun New"/>
-          <w:sz w:val="32"/>
-          <w:szCs w:val="32"/>
-          <w:u w:val="single"/>
-        </w:rPr>
-        <w:t>Absorption Coefficient</w:t>
-      </w:r>
-      <w:r>
-        <w:rPr>
-          <w:rFonts w:ascii="TH Sarabun New" w:hAnsi="TH Sarabun New" w:cs="TH Sarabun New" w:hint="cs"/>
-          <w:sz w:val="32"/>
-          <w:szCs w:val="32"/>
-          <w:cs/>
-        </w:rPr>
-        <w:t xml:space="preserve"> มาพลอตกราฟความสัมพันธ์ระหว่างคลื่นความถี่ </w:t>
-      </w:r>
-      <w:r>
-        <w:rPr>
-          <w:rFonts w:ascii="TH Sarabun New" w:hAnsi="TH Sarabun New" w:cs="TH Sarabun New" w:hint="cs"/>
-          <w:sz w:val="32"/>
-          <w:szCs w:val="32"/>
-          <w:cs/>
-        </w:rPr>
-        <w:t xml:space="preserve">และ </w:t>
-      </w:r>
-      <w:r>
-        <w:rPr>
-          <w:rFonts w:ascii="TH Sarabun New" w:hAnsi="TH Sarabun New" w:cs="TH Sarabun New"/>
-          <w:sz w:val="32"/>
-          <w:szCs w:val="32"/>
-          <w:u w:val="single"/>
-        </w:rPr>
-        <w:t>Absorption Coefficient</w:t>
-      </w:r>
-      <w:r>
-        <w:rPr>
-          <w:rFonts w:ascii="TH Sarabun New" w:hAnsi="TH Sarabun New" w:cs="TH Sarabun New" w:hint="cs"/>
-          <w:sz w:val="32"/>
-          <w:szCs w:val="32"/>
-          <w:cs/>
-        </w:rPr>
-        <w:t xml:space="preserve"> (</w:t>
-      </w:r>
-      <w:r>
-        <w:rPr>
-          <w:rFonts w:ascii="TH Sarabun New" w:hAnsi="TH Sarabun New" w:cs="TH Sarabun New"/>
-          <w:sz w:val="32"/>
-          <w:szCs w:val="32"/>
-          <w:cs/>
-        </w:rPr>
-        <w:t>ค่าสัมประสิทธิ์การดูดซับเสียง</w:t>
-      </w:r>
-      <w:r>
-        <w:rPr>
-          <w:rFonts w:ascii="TH Sarabun New" w:hAnsi="TH Sarabun New" w:cs="TH Sarabun New" w:hint="cs"/>
-          <w:sz w:val="32"/>
-          <w:szCs w:val="32"/>
-          <w:cs/>
-        </w:rPr>
-        <w:t>) เพื่อใช้สังเกต</w:t>
-      </w:r>
-      <w:r>
-        <w:rPr>
-          <w:rFonts w:ascii="TH Sarabun New" w:hAnsi="TH Sarabun New" w:cs="TH Sarabun New" w:hint="cs"/>
-          <w:sz w:val="32"/>
-          <w:szCs w:val="32"/>
-          <w:cs/>
-        </w:rPr>
-        <w:t>และเปรียบเทียบ</w:t>
-      </w:r>
-      <w:r>
-        <w:rPr>
-          <w:rFonts w:ascii="TH Sarabun New" w:hAnsi="TH Sarabun New" w:cs="TH Sarabun New" w:hint="cs"/>
-          <w:sz w:val="32"/>
-          <w:szCs w:val="32"/>
-          <w:cs/>
-        </w:rPr>
-        <w:t>ประสิทธิภาพการดูดซับเสียงในแต่ละคลื่นความถี่</w:t>
-      </w:r>
-      <w:r>
-        <w:rPr>
-          <w:rFonts w:ascii="TH Sarabun New" w:hAnsi="TH Sarabun New" w:cs="TH Sarabun New" w:hint="cs"/>
-          <w:sz w:val="32"/>
-          <w:szCs w:val="32"/>
-          <w:cs/>
-        </w:rPr>
-        <w:t xml:space="preserve"> </w:t>
-      </w:r>
-      <w:r>
-        <w:rPr>
-          <w:rFonts w:ascii="TH Sarabun New" w:hAnsi="TH Sarabun New" w:cs="TH Sarabun New"/>
-          <w:sz w:val="32"/>
-          <w:szCs w:val="32"/>
-        </w:rPr>
-        <w:t>[2]</w:t>
-      </w:r>
-    </w:p>
-    <w:p>
-      <w:pPr>
-        <w:rPr>
-          <w:rFonts w:ascii="TH Sarabun New" w:hAnsi="TH Sarabun New" w:cs="TH Sarabun New"/>
-          <w:b/>
-          <w:bCs/>
-          <w:sz w:val="32"/>
-          <w:szCs w:val="32"/>
-        </w:rPr>
-      </w:pPr>
-      <w:r>
-        <w:rPr>
           <w:noProof/>
         </w:rPr>
-        <w:lastRenderedPageBreak/>
         <w:drawing>
           <wp:inline distT="0" distB="0" distL="0" distR="0" wp14:anchorId="22CA8C91" wp14:editId="44DFCA41">
             <wp:extent cx="5731510" cy="3574415"/>
@@ -7905,6 +8416,7 @@
           <w:szCs w:val="32"/>
           <w:cs/>
         </w:rPr>
+        <w:lastRenderedPageBreak/>
         <w:t>ภาพที่</w:t>
       </w:r>
       <w:r>
@@ -8118,10 +8630,10 @@
             <v:path o:extrusionok="f" gradientshapeok="t" o:connecttype="rect"/>
             <o:lock v:ext="edit" aspectratio="t"/>
           </v:shapetype>
-          <v:shape id="_x0000_i1054" type="#_x0000_t75" style="width:490.55pt;height:168.7pt" o:ole="">
+          <v:shape id="_x0000_i1025" type="#_x0000_t75" style="width:490.25pt;height:168.4pt" o:ole="">
             <v:imagedata r:id="rId11" o:title=""/>
           </v:shape>
-          <o:OLEObject Type="Embed" ProgID="Excel.Sheet.12" ShapeID="_x0000_i1054" DrawAspect="Content" ObjectID="_1830277122" r:id="rId12"/>
+          <o:OLEObject Type="Embed" ProgID="Excel.Sheet.12" ShapeID="_x0000_i1025" DrawAspect="Content" ObjectID="_1830290026" r:id="rId12"/>
         </w:object>
       </w:r>
     </w:p>
@@ -8170,19 +8682,18 @@
     <w:p>
       <w:pPr>
         <w:rPr>
-          <w:rFonts w:ascii="TH Sarabun New" w:hAnsi="TH Sarabun New" w:cs="TH Sarabun New" w:hint="cs"/>
-          <w:sz w:val="32"/>
-          <w:szCs w:val="32"/>
-          <w:cs/>
-        </w:rPr>
-      </w:pPr>
-      <w:r>
-        <w:rPr>
-          <w:rFonts w:ascii="TH Sarabun New" w:hAnsi="TH Sarabun New" w:cs="TH Sarabun New"/>
-          <w:sz w:val="32"/>
-          <w:szCs w:val="32"/>
-        </w:rPr>
-        <w:lastRenderedPageBreak/>
+          <w:rFonts w:ascii="TH Sarabun New" w:hAnsi="TH Sarabun New" w:cs="TH Sarabun New"/>
+          <w:sz w:val="32"/>
+          <w:szCs w:val="32"/>
+          <w:cs/>
+        </w:rPr>
+      </w:pPr>
+      <w:r>
+        <w:rPr>
+          <w:rFonts w:ascii="TH Sarabun New" w:hAnsi="TH Sarabun New" w:cs="TH Sarabun New"/>
+          <w:sz w:val="32"/>
+          <w:szCs w:val="32"/>
+        </w:rPr>
         <w:tab/>
       </w:r>
       <w:r>
@@ -8346,34 +8857,7 @@
     <w:p>
       <w:pPr>
         <w:rPr>
-          <w:rFonts w:ascii="TH Sarabun New" w:hAnsi="TH Sarabun New" w:cs="TH Sarabun New"/>
-          <w:sz w:val="32"/>
-          <w:szCs w:val="32"/>
-        </w:rPr>
-      </w:pPr>
-    </w:p>
-    <w:p>
-      <w:pPr>
-        <w:rPr>
-          <w:rFonts w:ascii="TH Sarabun New" w:hAnsi="TH Sarabun New" w:cs="TH Sarabun New"/>
-          <w:sz w:val="32"/>
-          <w:szCs w:val="32"/>
-        </w:rPr>
-      </w:pPr>
-    </w:p>
-    <w:p>
-      <w:pPr>
-        <w:rPr>
-          <w:rFonts w:ascii="TH Sarabun New" w:hAnsi="TH Sarabun New" w:cs="TH Sarabun New"/>
-          <w:sz w:val="32"/>
-          <w:szCs w:val="32"/>
-        </w:rPr>
-      </w:pPr>
-    </w:p>
-    <w:p>
-      <w:pPr>
-        <w:rPr>
-          <w:rFonts w:ascii="TH Sarabun New" w:hAnsi="TH Sarabun New" w:cs="TH Sarabun New"/>
+          <w:rFonts w:ascii="TH Sarabun New" w:hAnsi="TH Sarabun New" w:cs="TH Sarabun New" w:hint="cs"/>
           <w:sz w:val="32"/>
           <w:szCs w:val="32"/>
         </w:rPr>
@@ -8729,6 +9213,7 @@
                 <w:pStyle w:val="Bibliography"/>
                 <w:ind w:left="720" w:hanging="720"/>
                 <w:rPr>
+                  <w:rFonts w:hint="cs"/>
                   <w:noProof/>
                   <w:cs/>
                 </w:rPr>
@@ -9012,78 +9497,59 @@
               </w:pPr>
               <w:r>
                 <w:rPr>
-                  <w:noProof/>
-                </w:rPr>
-                <w:lastRenderedPageBreak/>
-                <w:t>Labašová, E</w:t>
-              </w:r>
-              <w:r>
-                <w:rPr>
+                  <w:rFonts w:hint="cs"/>
+                  <w:noProof/>
+                </w:rPr>
+                <w:t xml:space="preserve">Gokcekuyu, Yasemin, Ekinci, Fatih, Guzel, Mehmet Serdar, </w:t>
+              </w:r>
+              <w:r>
+                <w:rPr>
+                  <w:rFonts w:hint="cs"/>
                   <w:noProof/>
                   <w:cs/>
                 </w:rPr>
-                <w:t>.</w:t>
-              </w:r>
-              <w:r>
-                <w:rPr>
-                  <w:noProof/>
-                </w:rPr>
-                <w:t xml:space="preserve">, &amp; </w:t>
-              </w:r>
-              <w:r>
-                <w:rPr>
-                  <w:rFonts w:ascii="Cambria" w:hAnsi="Cambria" w:cs="Cambria"/>
-                  <w:noProof/>
-                </w:rPr>
-                <w:t>Ď</w:t>
-              </w:r>
-              <w:r>
-                <w:rPr>
-                  <w:noProof/>
-                </w:rPr>
-                <w:t>uri</w:t>
-              </w:r>
-              <w:r>
-                <w:rPr>
-                  <w:rFonts w:ascii="Angsana New" w:hAnsi="Angsana New" w:cs="Angsana New"/>
-                  <w:noProof/>
-                </w:rPr>
-                <w:t>š</w:t>
-              </w:r>
-              <w:r>
-                <w:rPr>
-                  <w:noProof/>
-                </w:rPr>
-                <w:t>, R</w:t>
-              </w:r>
-              <w:r>
-                <w:rPr>
+                <w:t xml:space="preserve">. . . </w:t>
+              </w:r>
+              <w:r>
+                <w:rPr>
+                  <w:rFonts w:hint="cs"/>
+                  <w:noProof/>
+                </w:rPr>
+                <w:t>Tunç</w:t>
+              </w:r>
+              <w:r>
+                <w:rPr>
+                  <w:rFonts w:hint="cs"/>
                   <w:noProof/>
                   <w:cs/>
                 </w:rPr>
-                <w:t>. (</w:t>
-              </w:r>
-              <w:r>
-                <w:rPr>
-                  <w:noProof/>
-                </w:rPr>
-                <w:t>2019, June 30</w:t>
-              </w:r>
-              <w:r>
-                <w:rPr>
+                <w:t xml:space="preserve">. (2024). </w:t>
+              </w:r>
+              <w:r>
+                <w:rPr>
+                  <w:rFonts w:hint="cs"/>
+                  <w:noProof/>
+                </w:rPr>
+                <w:t>Artificial Intelligence in Biomaterials</w:t>
+              </w:r>
+              <w:r>
+                <w:rPr>
+                  <w:rFonts w:hint="cs"/>
                   <w:noProof/>
                   <w:cs/>
                 </w:rPr>
-                <w:t xml:space="preserve">). </w:t>
-              </w:r>
-              <w:r>
-                <w:rPr>
-                  <w:noProof/>
-                </w:rPr>
-                <w:t>Measurement of the acoustic absorption coefficient by impedance tube</w:t>
-              </w:r>
-              <w:r>
-                <w:rPr>
+                <w:t xml:space="preserve">: </w:t>
+              </w:r>
+              <w:r>
+                <w:rPr>
+                  <w:rFonts w:hint="cs"/>
+                  <w:noProof/>
+                </w:rPr>
+                <w:t>A Comprehensive Review</w:t>
+              </w:r>
+              <w:r>
+                <w:rPr>
+                  <w:rFonts w:hint="cs"/>
                   <w:noProof/>
                   <w:cs/>
                 </w:rPr>
@@ -9091,167 +9557,20 @@
               </w:r>
               <w:r>
                 <w:rPr>
+                  <w:rFonts w:hint="cs"/>
                   <w:i/>
                   <w:iCs/>
                   <w:noProof/>
                 </w:rPr>
-                <w:t>Research Papers Faculty of Materials Science and Technology Slovak University of Technology, 27</w:t>
-              </w:r>
-              <w:r>
-                <w:rPr>
+                <w:t>Applied Sciences</w:t>
+              </w:r>
+              <w:r>
+                <w:rPr>
+                  <w:rFonts w:hint="cs"/>
                   <w:noProof/>
                   <w:cs/>
                 </w:rPr>
-                <w:t>(</w:t>
-              </w:r>
-              <w:r>
-                <w:rPr>
-                  <w:noProof/>
-                </w:rPr>
-                <w:t>45</w:t>
-              </w:r>
-              <w:r>
-                <w:rPr>
-                  <w:noProof/>
-                  <w:cs/>
-                </w:rPr>
-                <w:t>)</w:t>
-              </w:r>
-              <w:r>
-                <w:rPr>
-                  <w:noProof/>
-                </w:rPr>
-                <w:t>, 94</w:t>
-              </w:r>
-              <w:r>
-                <w:rPr>
-                  <w:noProof/>
-                  <w:cs/>
-                </w:rPr>
-                <w:t>–</w:t>
-              </w:r>
-              <w:r>
-                <w:rPr>
-                  <w:noProof/>
-                </w:rPr>
-                <w:t>101</w:t>
-              </w:r>
-              <w:r>
-                <w:rPr>
-                  <w:noProof/>
-                  <w:cs/>
-                </w:rPr>
-                <w:t xml:space="preserve">. </w:t>
-              </w:r>
-              <w:r>
-                <w:rPr>
-                  <w:noProof/>
-                </w:rPr>
-                <w:t>doi</w:t>
-              </w:r>
-              <w:r>
-                <w:rPr>
-                  <w:noProof/>
-                  <w:cs/>
-                </w:rPr>
-                <w:t>:</w:t>
-              </w:r>
-              <w:r>
-                <w:rPr>
-                  <w:noProof/>
-                </w:rPr>
-                <w:t>https</w:t>
-              </w:r>
-              <w:r>
-                <w:rPr>
-                  <w:noProof/>
-                  <w:cs/>
-                </w:rPr>
-                <w:t>://</w:t>
-              </w:r>
-              <w:r>
-                <w:rPr>
-                  <w:noProof/>
-                </w:rPr>
-                <w:t>doi</w:t>
-              </w:r>
-              <w:r>
-                <w:rPr>
-                  <w:noProof/>
-                  <w:cs/>
-                </w:rPr>
                 <w:t>.</w:t>
-              </w:r>
-              <w:r>
-                <w:rPr>
-                  <w:noProof/>
-                </w:rPr>
-                <w:t>org</w:t>
-              </w:r>
-              <w:r>
-                <w:rPr>
-                  <w:noProof/>
-                  <w:cs/>
-                </w:rPr>
-                <w:t>/</w:t>
-              </w:r>
-              <w:r>
-                <w:rPr>
-                  <w:noProof/>
-                </w:rPr>
-                <w:t>10</w:t>
-              </w:r>
-              <w:r>
-                <w:rPr>
-                  <w:noProof/>
-                  <w:cs/>
-                </w:rPr>
-                <w:t>.</w:t>
-              </w:r>
-              <w:r>
-                <w:rPr>
-                  <w:noProof/>
-                </w:rPr>
-                <w:t>2478</w:t>
-              </w:r>
-              <w:r>
-                <w:rPr>
-                  <w:noProof/>
-                  <w:cs/>
-                </w:rPr>
-                <w:t>/</w:t>
-              </w:r>
-              <w:r>
-                <w:rPr>
-                  <w:noProof/>
-                </w:rPr>
-                <w:t>rput</w:t>
-              </w:r>
-              <w:r>
-                <w:rPr>
-                  <w:noProof/>
-                  <w:cs/>
-                </w:rPr>
-                <w:t>-</w:t>
-              </w:r>
-              <w:r>
-                <w:rPr>
-                  <w:noProof/>
-                </w:rPr>
-                <w:t>2019</w:t>
-              </w:r>
-              <w:r>
-                <w:rPr>
-                  <w:noProof/>
-                  <w:cs/>
-                </w:rPr>
-                <w:t>-</w:t>
-              </w:r>
-              <w:r>
-                <w:rPr>
-                  <w:noProof/>
-                </w:rPr>
-                <w:t>0031</w:t>
               </w:r>
             </w:p>
             <w:p>
@@ -9259,19 +9578,19 @@
                 <w:pStyle w:val="Bibliography"/>
                 <w:ind w:left="720" w:hanging="720"/>
                 <w:rPr>
-                  <w:noProof/>
+                  <w:rFonts w:hint="cs"/>
+                  <w:noProof/>
+                  <w:cs/>
                 </w:rPr>
               </w:pPr>
               <w:r>
                 <w:rPr>
-                  <w:rFonts w:hint="cs"/>
-                  <w:noProof/>
-                </w:rPr>
-                <w:t>M</w:t>
-              </w:r>
-              <w:r>
-                <w:rPr>
-                  <w:rFonts w:hint="cs"/>
+                  <w:noProof/>
+                </w:rPr>
+                <w:t>Labašová, E</w:t>
+              </w:r>
+              <w:r>
+                <w:rPr>
                   <w:noProof/>
                   <w:cs/>
                 </w:rPr>
@@ -9279,44 +9598,64 @@
               </w:r>
               <w:r>
                 <w:rPr>
-                  <w:rFonts w:hint="cs"/>
-                  <w:noProof/>
-                </w:rPr>
-                <w:t>,</w:t>
-              </w:r>
-              <w:r>
-                <w:rPr>
-                  <w:rFonts w:hint="cs"/>
+                  <w:noProof/>
+                </w:rPr>
+                <w:t xml:space="preserve">, &amp; </w:t>
+              </w:r>
+              <w:r>
+                <w:rPr>
+                  <w:rFonts w:ascii="Cambria" w:hAnsi="Cambria" w:cs="Cambria"/>
+                  <w:noProof/>
+                </w:rPr>
+                <w:t>Ď</w:t>
+              </w:r>
+              <w:r>
+                <w:rPr>
+                  <w:noProof/>
+                </w:rPr>
+                <w:t>uri</w:t>
+              </w:r>
+              <w:r>
+                <w:rPr>
+                  <w:rFonts w:ascii="Angsana New" w:hAnsi="Angsana New" w:cs="Angsana New"/>
+                  <w:noProof/>
+                </w:rPr>
+                <w:t>š</w:t>
+              </w:r>
+              <w:r>
+                <w:rPr>
+                  <w:noProof/>
+                </w:rPr>
+                <w:t>, R</w:t>
+              </w:r>
+              <w:r>
+                <w:rPr>
                   <w:noProof/>
                   <w:cs/>
                 </w:rPr>
-                <w:t xml:space="preserve"> </w:t>
-              </w:r>
-              <w:r>
-                <w:rPr>
-                  <w:rFonts w:hint="cs"/>
-                  <w:noProof/>
-                </w:rPr>
-                <w:t>&amp;</w:t>
-              </w:r>
-              <w:r>
-                <w:rPr>
-                  <w:rFonts w:hint="cs"/>
+                <w:t>. (</w:t>
+              </w:r>
+              <w:r>
+                <w:rPr>
+                  <w:noProof/>
+                </w:rPr>
+                <w:t>2019, June 30</w:t>
+              </w:r>
+              <w:r>
+                <w:rPr>
                   <w:noProof/>
                   <w:cs/>
                 </w:rPr>
-                <w:t xml:space="preserve"> </w:t>
-              </w:r>
-              <w:r>
-                <w:rPr>
-                  <w:rFonts w:hint="cs"/>
-                  <w:noProof/>
-                </w:rPr>
-                <w:t>Davies, C</w:t>
-              </w:r>
-              <w:r>
-                <w:rPr>
-                  <w:rFonts w:hint="cs"/>
+                <w:t xml:space="preserve">). </w:t>
+              </w:r>
+              <w:r>
+                <w:rPr>
+                  <w:noProof/>
+                </w:rPr>
+                <w:t>Measurement of the acoustic absorption coefficient by impedance tube</w:t>
+              </w:r>
+              <w:r>
+                <w:rPr>
                   <w:noProof/>
                   <w:cs/>
                 </w:rPr>
@@ -9324,102 +9663,167 @@
               </w:r>
               <w:r>
                 <w:rPr>
-                  <w:rFonts w:hint="cs"/>
-                  <w:noProof/>
-                </w:rPr>
-                <w:t>E</w:t>
-              </w:r>
-              <w:r>
-                <w:rPr>
-                  <w:rFonts w:hint="cs"/>
-                  <w:noProof/>
-                  <w:cs/>
-                </w:rPr>
-                <w:t xml:space="preserve">. </w:t>
-              </w:r>
-              <w:r>
-                <w:rPr>
-                  <w:rFonts w:hint="cs"/>
-                  <w:noProof/>
-                </w:rPr>
-                <w:t>Barzegar</w:t>
-              </w:r>
-              <w:r>
-                <w:rPr>
-                  <w:rFonts w:hint="cs"/>
-                  <w:noProof/>
-                  <w:cs/>
-                </w:rPr>
-                <w:t xml:space="preserve">. (2024). </w:t>
-              </w:r>
-              <w:r>
-                <w:rPr>
-                  <w:rFonts w:hint="cs"/>
-                  <w:noProof/>
-                </w:rPr>
-                <w:t>The practicality of using generic acoustical equipment in impedance tube design</w:t>
-              </w:r>
-              <w:r>
-                <w:rPr>
-                  <w:rFonts w:hint="cs"/>
-                  <w:noProof/>
-                  <w:cs/>
-                </w:rPr>
-                <w:t xml:space="preserve">. </w:t>
-              </w:r>
-              <w:r>
-                <w:rPr>
-                  <w:rFonts w:hint="cs"/>
                   <w:i/>
                   <w:iCs/>
                   <w:noProof/>
                 </w:rPr>
-                <w:t>Acoustics Australia</w:t>
-              </w:r>
-              <w:r>
-                <w:rPr>
-                  <w:rFonts w:hint="cs"/>
+                <w:t>Research Papers Faculty of Materials Science and Technology Slovak University of Technology, 27</w:t>
+              </w:r>
+              <w:r>
+                <w:rPr>
                   <w:noProof/>
                   <w:cs/>
                 </w:rPr>
+                <w:t>(</w:t>
+              </w:r>
+              <w:r>
+                <w:rPr>
+                  <w:noProof/>
+                </w:rPr>
+                <w:t>45</w:t>
+              </w:r>
+              <w:r>
+                <w:rPr>
+                  <w:noProof/>
+                  <w:cs/>
+                </w:rPr>
+                <w:t>)</w:t>
+              </w:r>
+              <w:r>
+                <w:rPr>
+                  <w:noProof/>
+                </w:rPr>
+                <w:t>, 94</w:t>
+              </w:r>
+              <w:r>
+                <w:rPr>
+                  <w:noProof/>
+                  <w:cs/>
+                </w:rPr>
+                <w:t>–</w:t>
+              </w:r>
+              <w:r>
+                <w:rPr>
+                  <w:noProof/>
+                </w:rPr>
+                <w:t>101</w:t>
+              </w:r>
+              <w:r>
+                <w:rPr>
+                  <w:noProof/>
+                  <w:cs/>
+                </w:rPr>
                 <w:t xml:space="preserve">. </w:t>
               </w:r>
               <w:r>
                 <w:rPr>
-                  <w:rFonts w:hint="cs"/>
                   <w:noProof/>
                 </w:rPr>
                 <w:t>doi</w:t>
               </w:r>
               <w:r>
                 <w:rPr>
-                  <w:rFonts w:hint="cs"/>
                   <w:noProof/>
                   <w:cs/>
                 </w:rPr>
-                <w:t>:10.1007/</w:t>
-              </w:r>
-              <w:r>
-                <w:rPr>
-                  <w:rFonts w:hint="cs"/>
-                  <w:noProof/>
-                </w:rPr>
-                <w:t>s</w:t>
-              </w:r>
-              <w:r>
-                <w:rPr>
-                  <w:rFonts w:hint="cs"/>
+                <w:t>:</w:t>
+              </w:r>
+              <w:r>
+                <w:rPr>
+                  <w:noProof/>
+                </w:rPr>
+                <w:t>https</w:t>
+              </w:r>
+              <w:r>
+                <w:rPr>
                   <w:noProof/>
                   <w:cs/>
                 </w:rPr>
-                <w:t>40857-024-00326-</w:t>
-              </w:r>
-              <w:r>
-                <w:rPr>
-                  <w:rFonts w:hint="cs"/>
-                  <w:noProof/>
-                </w:rPr>
-                <w:t>y</w:t>
+                <w:t>://</w:t>
+              </w:r>
+              <w:r>
+                <w:rPr>
+                  <w:noProof/>
+                </w:rPr>
+                <w:t>doi</w:t>
+              </w:r>
+              <w:r>
+                <w:rPr>
+                  <w:noProof/>
+                  <w:cs/>
+                </w:rPr>
+                <w:t>.</w:t>
+              </w:r>
+              <w:r>
+                <w:rPr>
+                  <w:noProof/>
+                </w:rPr>
+                <w:t>org</w:t>
+              </w:r>
+              <w:r>
+                <w:rPr>
+                  <w:noProof/>
+                  <w:cs/>
+                </w:rPr>
+                <w:t>/</w:t>
+              </w:r>
+              <w:r>
+                <w:rPr>
+                  <w:noProof/>
+                </w:rPr>
+                <w:t>10</w:t>
+              </w:r>
+              <w:r>
+                <w:rPr>
+                  <w:noProof/>
+                  <w:cs/>
+                </w:rPr>
+                <w:t>.</w:t>
+              </w:r>
+              <w:r>
+                <w:rPr>
+                  <w:noProof/>
+                </w:rPr>
+                <w:t>2478</w:t>
+              </w:r>
+              <w:r>
+                <w:rPr>
+                  <w:noProof/>
+                  <w:cs/>
+                </w:rPr>
+                <w:t>/</w:t>
+              </w:r>
+              <w:r>
+                <w:rPr>
+                  <w:noProof/>
+                </w:rPr>
+                <w:t>rput</w:t>
+              </w:r>
+              <w:r>
+                <w:rPr>
+                  <w:noProof/>
+                  <w:cs/>
+                </w:rPr>
+                <w:t>-</w:t>
+              </w:r>
+              <w:r>
+                <w:rPr>
+                  <w:noProof/>
+                </w:rPr>
+                <w:t>2019</w:t>
+              </w:r>
+              <w:r>
+                <w:rPr>
+                  <w:noProof/>
+                  <w:cs/>
+                </w:rPr>
+                <w:t>-</w:t>
+              </w:r>
+              <w:r>
+                <w:rPr>
+                  <w:noProof/>
+                </w:rPr>
+                <w:t>0031</w:t>
               </w:r>
             </w:p>
             <w:p>
@@ -9428,15 +9832,29 @@
                 <w:ind w:left="720" w:hanging="720"/>
                 <w:rPr>
                   <w:noProof/>
+                </w:rPr>
+              </w:pPr>
+              <w:r>
+                <w:rPr>
+                  <w:rFonts w:hint="cs"/>
+                  <w:noProof/>
+                </w:rPr>
+                <w:t>M</w:t>
+              </w:r>
+              <w:r>
+                <w:rPr>
+                  <w:rFonts w:hint="cs"/>
+                  <w:noProof/>
                   <w:cs/>
                 </w:rPr>
-              </w:pPr>
+                <w:t>.</w:t>
+              </w:r>
               <w:r>
                 <w:rPr>
                   <w:rFonts w:hint="cs"/>
                   <w:noProof/>
                 </w:rPr>
-                <w:t>S</w:t>
+                <w:t>,</w:t>
               </w:r>
               <w:r>
                 <w:rPr>
@@ -9444,6 +9862,36 @@
                   <w:noProof/>
                   <w:cs/>
                 </w:rPr>
+                <w:t xml:space="preserve"> </w:t>
+              </w:r>
+              <w:r>
+                <w:rPr>
+                  <w:rFonts w:hint="cs"/>
+                  <w:noProof/>
+                </w:rPr>
+                <w:t>&amp;</w:t>
+              </w:r>
+              <w:r>
+                <w:rPr>
+                  <w:rFonts w:hint="cs"/>
+                  <w:noProof/>
+                  <w:cs/>
+                </w:rPr>
+                <w:t xml:space="preserve"> </w:t>
+              </w:r>
+              <w:r>
+                <w:rPr>
+                  <w:rFonts w:hint="cs"/>
+                  <w:noProof/>
+                </w:rPr>
+                <w:t>Davies, C</w:t>
+              </w:r>
+              <w:r>
+                <w:rPr>
+                  <w:rFonts w:hint="cs"/>
+                  <w:noProof/>
+                  <w:cs/>
+                </w:rPr>
                 <w:t xml:space="preserve">. </w:t>
               </w:r>
               <w:r>
@@ -9451,7 +9899,7 @@
                   <w:rFonts w:hint="cs"/>
                   <w:noProof/>
                 </w:rPr>
-                <w:t>S</w:t>
+                <w:t>E</w:t>
               </w:r>
               <w:r>
                 <w:rPr>
@@ -9459,14 +9907,14 @@
                   <w:noProof/>
                   <w:cs/>
                 </w:rPr>
-                <w:t>.</w:t>
+                <w:t xml:space="preserve">. </w:t>
               </w:r>
               <w:r>
                 <w:rPr>
                   <w:rFonts w:hint="cs"/>
                   <w:noProof/>
                 </w:rPr>
-                <w:t>,</w:t>
+                <w:t>Barzegar</w:t>
               </w:r>
               <w:r>
                 <w:rPr>
@@ -9474,74 +9922,14 @@
                   <w:noProof/>
                   <w:cs/>
                 </w:rPr>
-                <w:t xml:space="preserve"> </w:t>
+                <w:t xml:space="preserve">. (2024). </w:t>
               </w:r>
               <w:r>
                 <w:rPr>
                   <w:rFonts w:hint="cs"/>
                   <w:noProof/>
                 </w:rPr>
-                <w:t>&amp;</w:t>
-              </w:r>
-              <w:r>
-                <w:rPr>
-                  <w:rFonts w:hint="cs"/>
-                  <w:noProof/>
-                  <w:cs/>
-                </w:rPr>
-                <w:t xml:space="preserve"> </w:t>
-              </w:r>
-              <w:r>
-                <w:rPr>
-                  <w:rFonts w:hint="cs"/>
-                  <w:noProof/>
-                </w:rPr>
-                <w:t>Bihola, D</w:t>
-              </w:r>
-              <w:r>
-                <w:rPr>
-                  <w:rFonts w:hint="cs"/>
-                  <w:noProof/>
-                  <w:cs/>
-                </w:rPr>
-                <w:t xml:space="preserve">. </w:t>
-              </w:r>
-              <w:r>
-                <w:rPr>
-                  <w:rFonts w:hint="cs"/>
-                  <w:noProof/>
-                </w:rPr>
-                <w:t>V</w:t>
-              </w:r>
-              <w:r>
-                <w:rPr>
-                  <w:rFonts w:hint="cs"/>
-                  <w:noProof/>
-                  <w:cs/>
-                </w:rPr>
-                <w:t xml:space="preserve">. </w:t>
-              </w:r>
-              <w:r>
-                <w:rPr>
-                  <w:rFonts w:hint="cs"/>
-                  <w:noProof/>
-                </w:rPr>
-                <w:t>Bhattacharya</w:t>
-              </w:r>
-              <w:r>
-                <w:rPr>
-                  <w:rFonts w:hint="cs"/>
-                  <w:noProof/>
-                  <w:cs/>
-                </w:rPr>
-                <w:t xml:space="preserve">. (2019). </w:t>
-              </w:r>
-              <w:r>
-                <w:rPr>
-                  <w:rFonts w:hint="cs"/>
-                  <w:noProof/>
-                </w:rPr>
-                <w:t>Design and construction of impedance tube for sound absorption coefficients measurements</w:t>
+                <w:t>The practicality of using generic acoustical equipment in impedance tube design</w:t>
               </w:r>
               <w:r>
                 <w:rPr>
@@ -9558,7 +9946,7 @@
                   <w:iCs/>
                   <w:noProof/>
                 </w:rPr>
-                <w:t>International Journal of Advance Research in Science and Engineering</w:t>
+                <w:t>Acoustics Australia</w:t>
               </w:r>
               <w:r>
                 <w:rPr>
@@ -9566,7 +9954,44 @@
                   <w:noProof/>
                   <w:cs/>
                 </w:rPr>
-                <w:t>.</w:t>
+                <w:t xml:space="preserve">. </w:t>
+              </w:r>
+              <w:r>
+                <w:rPr>
+                  <w:rFonts w:hint="cs"/>
+                  <w:noProof/>
+                </w:rPr>
+                <w:t>doi</w:t>
+              </w:r>
+              <w:r>
+                <w:rPr>
+                  <w:rFonts w:hint="cs"/>
+                  <w:noProof/>
+                  <w:cs/>
+                </w:rPr>
+                <w:t>:10.1007/</w:t>
+              </w:r>
+              <w:r>
+                <w:rPr>
+                  <w:rFonts w:hint="cs"/>
+                  <w:noProof/>
+                </w:rPr>
+                <w:t>s</w:t>
+              </w:r>
+              <w:r>
+                <w:rPr>
+                  <w:rFonts w:hint="cs"/>
+                  <w:noProof/>
+                  <w:cs/>
+                </w:rPr>
+                <w:t>40857-024-00326-</w:t>
+              </w:r>
+              <w:r>
+                <w:rPr>
+                  <w:rFonts w:hint="cs"/>
+                  <w:noProof/>
+                </w:rPr>
+                <w:t>y</w:t>
               </w:r>
             </w:p>
             <w:p>
@@ -9574,6 +9999,7 @@
                 <w:pStyle w:val="Bibliography"/>
                 <w:ind w:left="720" w:hanging="720"/>
                 <w:rPr>
+                  <w:rFonts w:hint="cs"/>
                   <w:noProof/>
                   <w:cs/>
                 </w:rPr>
@@ -9583,7 +10009,7 @@
                   <w:rFonts w:hint="cs"/>
                   <w:noProof/>
                 </w:rPr>
-                <w:t>W</w:t>
+                <w:t>S</w:t>
               </w:r>
               <w:r>
                 <w:rPr>
@@ -9591,6 +10017,21 @@
                   <w:noProof/>
                   <w:cs/>
                 </w:rPr>
+                <w:t xml:space="preserve">. </w:t>
+              </w:r>
+              <w:r>
+                <w:rPr>
+                  <w:rFonts w:hint="cs"/>
+                  <w:noProof/>
+                </w:rPr>
+                <w:t>S</w:t>
+              </w:r>
+              <w:r>
+                <w:rPr>
+                  <w:rFonts w:hint="cs"/>
+                  <w:noProof/>
+                  <w:cs/>
+                </w:rPr>
                 <w:t>.</w:t>
               </w:r>
               <w:r>
@@ -9598,7 +10039,7 @@
                   <w:rFonts w:hint="cs"/>
                   <w:noProof/>
                 </w:rPr>
-                <w:t>, Chotivisarut, S</w:t>
+                <w:t>,</w:t>
               </w:r>
               <w:r>
                 <w:rPr>
@@ -9606,14 +10047,14 @@
                   <w:noProof/>
                   <w:cs/>
                 </w:rPr>
-                <w:t>.</w:t>
+                <w:t xml:space="preserve"> </w:t>
               </w:r>
               <w:r>
                 <w:rPr>
                   <w:rFonts w:hint="cs"/>
                   <w:noProof/>
                 </w:rPr>
-                <w:t>, Isarangura Na Ayutthaya, S</w:t>
+                <w:t>&amp;</w:t>
               </w:r>
               <w:r>
                 <w:rPr>
@@ -9621,14 +10062,14 @@
                   <w:noProof/>
                   <w:cs/>
                 </w:rPr>
-                <w:t>.</w:t>
+                <w:t xml:space="preserve"> </w:t>
               </w:r>
               <w:r>
                 <w:rPr>
                   <w:rFonts w:hint="cs"/>
                   <w:noProof/>
                 </w:rPr>
-                <w:t>, Jirawutthiwongchai, T</w:t>
+                <w:t>Bihola, D</w:t>
               </w:r>
               <w:r>
                 <w:rPr>
@@ -9636,14 +10077,14 @@
                   <w:noProof/>
                   <w:cs/>
                 </w:rPr>
-                <w:t>.</w:t>
+                <w:t xml:space="preserve">. </w:t>
               </w:r>
               <w:r>
                 <w:rPr>
                   <w:rFonts w:hint="cs"/>
                   <w:noProof/>
                 </w:rPr>
-                <w:t>,</w:t>
+                <w:t>V</w:t>
               </w:r>
               <w:r>
                 <w:rPr>
@@ -9651,14 +10092,14 @@
                   <w:noProof/>
                   <w:cs/>
                 </w:rPr>
-                <w:t xml:space="preserve"> </w:t>
+                <w:t xml:space="preserve">. </w:t>
               </w:r>
               <w:r>
                 <w:rPr>
                   <w:rFonts w:hint="cs"/>
                   <w:noProof/>
                 </w:rPr>
-                <w:t>&amp;</w:t>
+                <w:t>Bhattacharya</w:t>
               </w:r>
               <w:r>
                 <w:rPr>
@@ -9666,44 +10107,14 @@
                   <w:noProof/>
                   <w:cs/>
                 </w:rPr>
-                <w:t xml:space="preserve"> </w:t>
+                <w:t xml:space="preserve">. (2019). </w:t>
               </w:r>
               <w:r>
                 <w:rPr>
                   <w:rFonts w:hint="cs"/>
                   <w:noProof/>
                 </w:rPr>
-                <w:t>Somwangthanaroj, P</w:t>
-              </w:r>
-              <w:r>
-                <w:rPr>
-                  <w:rFonts w:hint="cs"/>
-                  <w:noProof/>
-                  <w:cs/>
-                </w:rPr>
-                <w:t xml:space="preserve">. </w:t>
-              </w:r>
-              <w:r>
-                <w:rPr>
-                  <w:rFonts w:hint="cs"/>
-                  <w:noProof/>
-                </w:rPr>
-                <w:t>Ponsanti</w:t>
-              </w:r>
-              <w:r>
-                <w:rPr>
-                  <w:rFonts w:hint="cs"/>
-                  <w:noProof/>
-                  <w:cs/>
-                </w:rPr>
-                <w:t xml:space="preserve">. (2017). </w:t>
-              </w:r>
-              <w:r>
-                <w:rPr>
-                  <w:rFonts w:hint="cs"/>
-                  <w:noProof/>
-                </w:rPr>
-                <w:t>Development of sound absorption materials based on recycled polyester and polyurethane foam wastes</w:t>
+                <w:t>Design and construction of impedance tube for sound absorption coefficients measurements</w:t>
               </w:r>
               <w:r>
                 <w:rPr>
@@ -9720,141 +10131,15 @@
                   <w:iCs/>
                   <w:noProof/>
                 </w:rPr>
-                <w:t>Composites Part B</w:t>
+                <w:t>International Journal of Advance Research in Science and Engineering</w:t>
               </w:r>
               <w:r>
                 <w:rPr>
                   <w:rFonts w:hint="cs"/>
-                  <w:i/>
-                  <w:iCs/>
                   <w:noProof/>
                   <w:cs/>
                 </w:rPr>
-                <w:t xml:space="preserve">: </w:t>
-              </w:r>
-              <w:r>
-                <w:rPr>
-                  <w:rFonts w:hint="cs"/>
-                  <w:i/>
-                  <w:iCs/>
-                  <w:noProof/>
-                </w:rPr>
-                <w:t xml:space="preserve">Engineering, </w:t>
-              </w:r>
-              <w:r>
-                <w:rPr>
-                  <w:rFonts w:hint="cs"/>
-                  <w:i/>
-                  <w:iCs/>
-                  <w:noProof/>
-                  <w:cs/>
-                </w:rPr>
-                <w:t>114</w:t>
-              </w:r>
-              <w:r>
-                <w:rPr>
-                  <w:rFonts w:hint="cs"/>
-                  <w:noProof/>
-                </w:rPr>
-                <w:t xml:space="preserve">, </w:t>
-              </w:r>
-              <w:r>
-                <w:rPr>
-                  <w:rFonts w:hint="cs"/>
-                  <w:noProof/>
-                  <w:cs/>
-                </w:rPr>
-                <w:t xml:space="preserve">15–24 . </w:t>
-              </w:r>
-              <w:r>
-                <w:rPr>
-                  <w:rFonts w:hint="cs"/>
-                  <w:noProof/>
-                </w:rPr>
-                <w:t>doi</w:t>
-              </w:r>
-              <w:r>
-                <w:rPr>
-                  <w:rFonts w:hint="cs"/>
-                  <w:noProof/>
-                  <w:cs/>
-                </w:rPr>
-                <w:t>:</w:t>
-              </w:r>
-              <w:r>
-                <w:rPr>
-                  <w:rFonts w:hint="cs"/>
-                  <w:noProof/>
-                </w:rPr>
-                <w:t>https</w:t>
-              </w:r>
-              <w:r>
-                <w:rPr>
-                  <w:rFonts w:hint="cs"/>
-                  <w:noProof/>
-                  <w:cs/>
-                </w:rPr>
-                <w:t>://</w:t>
-              </w:r>
-              <w:r>
-                <w:rPr>
-                  <w:rFonts w:hint="cs"/>
-                  <w:noProof/>
-                </w:rPr>
-                <w:t>doi</w:t>
-              </w:r>
-              <w:r>
-                <w:rPr>
-                  <w:rFonts w:hint="cs"/>
-                  <w:noProof/>
-                  <w:cs/>
-                </w:rPr>
                 <w:t>.</w:t>
-              </w:r>
-              <w:r>
-                <w:rPr>
-                  <w:rFonts w:hint="cs"/>
-                  <w:noProof/>
-                </w:rPr>
-                <w:t>org</w:t>
-              </w:r>
-              <w:r>
-                <w:rPr>
-                  <w:rFonts w:hint="cs"/>
-                  <w:noProof/>
-                  <w:cs/>
-                </w:rPr>
-                <w:t>/10.1016/</w:t>
-              </w:r>
-              <w:r>
-                <w:rPr>
-                  <w:rFonts w:hint="cs"/>
-                  <w:noProof/>
-                </w:rPr>
-                <w:t>j</w:t>
-              </w:r>
-              <w:r>
-                <w:rPr>
-                  <w:rFonts w:hint="cs"/>
-                  <w:noProof/>
-                  <w:cs/>
-                </w:rPr>
-                <w:t>.</w:t>
-              </w:r>
-              <w:r>
-                <w:rPr>
-                  <w:rFonts w:hint="cs"/>
-                  <w:noProof/>
-                </w:rPr>
-                <w:t>compositesb</w:t>
-              </w:r>
-              <w:r>
-                <w:rPr>
-                  <w:rFonts w:hint="cs"/>
-                  <w:noProof/>
-                  <w:cs/>
-                </w:rPr>
-                <w:t>.2016.06.018</w:t>
               </w:r>
             </w:p>
             <w:p>
@@ -9862,6 +10147,296 @@
                 <w:pStyle w:val="Bibliography"/>
                 <w:ind w:left="720" w:hanging="720"/>
                 <w:rPr>
+                  <w:rFonts w:hint="cs"/>
+                  <w:noProof/>
+                  <w:cs/>
+                </w:rPr>
+              </w:pPr>
+              <w:r>
+                <w:rPr>
+                  <w:rFonts w:hint="cs"/>
+                  <w:noProof/>
+                </w:rPr>
+                <w:t>W</w:t>
+              </w:r>
+              <w:r>
+                <w:rPr>
+                  <w:rFonts w:hint="cs"/>
+                  <w:noProof/>
+                  <w:cs/>
+                </w:rPr>
+                <w:t>.</w:t>
+              </w:r>
+              <w:r>
+                <w:rPr>
+                  <w:rFonts w:hint="cs"/>
+                  <w:noProof/>
+                </w:rPr>
+                <w:t>, Chotivisarut, S</w:t>
+              </w:r>
+              <w:r>
+                <w:rPr>
+                  <w:rFonts w:hint="cs"/>
+                  <w:noProof/>
+                  <w:cs/>
+                </w:rPr>
+                <w:t>.</w:t>
+              </w:r>
+              <w:r>
+                <w:rPr>
+                  <w:rFonts w:hint="cs"/>
+                  <w:noProof/>
+                </w:rPr>
+                <w:t>, Isarangura Na Ayutthaya, S</w:t>
+              </w:r>
+              <w:r>
+                <w:rPr>
+                  <w:rFonts w:hint="cs"/>
+                  <w:noProof/>
+                  <w:cs/>
+                </w:rPr>
+                <w:t>.</w:t>
+              </w:r>
+              <w:r>
+                <w:rPr>
+                  <w:rFonts w:hint="cs"/>
+                  <w:noProof/>
+                </w:rPr>
+                <w:t>, Jirawutthiwongchai, T</w:t>
+              </w:r>
+              <w:r>
+                <w:rPr>
+                  <w:rFonts w:hint="cs"/>
+                  <w:noProof/>
+                  <w:cs/>
+                </w:rPr>
+                <w:t>.</w:t>
+              </w:r>
+              <w:r>
+                <w:rPr>
+                  <w:rFonts w:hint="cs"/>
+                  <w:noProof/>
+                </w:rPr>
+                <w:t>,</w:t>
+              </w:r>
+              <w:r>
+                <w:rPr>
+                  <w:rFonts w:hint="cs"/>
+                  <w:noProof/>
+                  <w:cs/>
+                </w:rPr>
+                <w:t xml:space="preserve"> </w:t>
+              </w:r>
+              <w:r>
+                <w:rPr>
+                  <w:rFonts w:hint="cs"/>
+                  <w:noProof/>
+                </w:rPr>
+                <w:t>&amp;</w:t>
+              </w:r>
+              <w:r>
+                <w:rPr>
+                  <w:rFonts w:hint="cs"/>
+                  <w:noProof/>
+                  <w:cs/>
+                </w:rPr>
+                <w:t xml:space="preserve"> </w:t>
+              </w:r>
+              <w:r>
+                <w:rPr>
+                  <w:rFonts w:hint="cs"/>
+                  <w:noProof/>
+                </w:rPr>
+                <w:t>Somwangthanaroj, P</w:t>
+              </w:r>
+              <w:r>
+                <w:rPr>
+                  <w:rFonts w:hint="cs"/>
+                  <w:noProof/>
+                  <w:cs/>
+                </w:rPr>
+                <w:t xml:space="preserve">. </w:t>
+              </w:r>
+              <w:r>
+                <w:rPr>
+                  <w:rFonts w:hint="cs"/>
+                  <w:noProof/>
+                </w:rPr>
+                <w:t>Ponsanti</w:t>
+              </w:r>
+              <w:r>
+                <w:rPr>
+                  <w:rFonts w:hint="cs"/>
+                  <w:noProof/>
+                  <w:cs/>
+                </w:rPr>
+                <w:t xml:space="preserve">. (2017). </w:t>
+              </w:r>
+              <w:r>
+                <w:rPr>
+                  <w:rFonts w:hint="cs"/>
+                  <w:noProof/>
+                </w:rPr>
+                <w:t>Development of sound absorption materials based on recycled polyester and polyurethane foam wastes</w:t>
+              </w:r>
+              <w:r>
+                <w:rPr>
+                  <w:rFonts w:hint="cs"/>
+                  <w:noProof/>
+                  <w:cs/>
+                </w:rPr>
+                <w:t xml:space="preserve">. </w:t>
+              </w:r>
+              <w:r>
+                <w:rPr>
+                  <w:rFonts w:hint="cs"/>
+                  <w:i/>
+                  <w:iCs/>
+                  <w:noProof/>
+                </w:rPr>
+                <w:t>Composites Part B</w:t>
+              </w:r>
+              <w:r>
+                <w:rPr>
+                  <w:rFonts w:hint="cs"/>
+                  <w:i/>
+                  <w:iCs/>
+                  <w:noProof/>
+                  <w:cs/>
+                </w:rPr>
+                <w:t xml:space="preserve">: </w:t>
+              </w:r>
+              <w:r>
+                <w:rPr>
+                  <w:rFonts w:hint="cs"/>
+                  <w:i/>
+                  <w:iCs/>
+                  <w:noProof/>
+                </w:rPr>
+                <w:t xml:space="preserve">Engineering, </w:t>
+              </w:r>
+              <w:r>
+                <w:rPr>
+                  <w:rFonts w:hint="cs"/>
+                  <w:i/>
+                  <w:iCs/>
+                  <w:noProof/>
+                  <w:cs/>
+                </w:rPr>
+                <w:t>114</w:t>
+              </w:r>
+              <w:r>
+                <w:rPr>
+                  <w:rFonts w:hint="cs"/>
+                  <w:noProof/>
+                </w:rPr>
+                <w:t xml:space="preserve">, </w:t>
+              </w:r>
+              <w:r>
+                <w:rPr>
+                  <w:rFonts w:hint="cs"/>
+                  <w:noProof/>
+                  <w:cs/>
+                </w:rPr>
+                <w:t xml:space="preserve">15–24 . </w:t>
+              </w:r>
+              <w:r>
+                <w:rPr>
+                  <w:rFonts w:hint="cs"/>
+                  <w:noProof/>
+                </w:rPr>
+                <w:t>doi</w:t>
+              </w:r>
+              <w:r>
+                <w:rPr>
+                  <w:rFonts w:hint="cs"/>
+                  <w:noProof/>
+                  <w:cs/>
+                </w:rPr>
+                <w:t>:</w:t>
+              </w:r>
+              <w:r>
+                <w:rPr>
+                  <w:rFonts w:hint="cs"/>
+                  <w:noProof/>
+                </w:rPr>
+                <w:t>https</w:t>
+              </w:r>
+              <w:r>
+                <w:rPr>
+                  <w:rFonts w:hint="cs"/>
+                  <w:noProof/>
+                  <w:cs/>
+                </w:rPr>
+                <w:t>://</w:t>
+              </w:r>
+              <w:r>
+                <w:rPr>
+                  <w:rFonts w:hint="cs"/>
+                  <w:noProof/>
+                </w:rPr>
+                <w:t>doi</w:t>
+              </w:r>
+              <w:r>
+                <w:rPr>
+                  <w:rFonts w:hint="cs"/>
+                  <w:noProof/>
+                  <w:cs/>
+                </w:rPr>
+                <w:t>.</w:t>
+              </w:r>
+              <w:r>
+                <w:rPr>
+                  <w:rFonts w:hint="cs"/>
+                  <w:noProof/>
+                </w:rPr>
+                <w:t>org</w:t>
+              </w:r>
+              <w:r>
+                <w:rPr>
+                  <w:rFonts w:hint="cs"/>
+                  <w:noProof/>
+                  <w:cs/>
+                </w:rPr>
+                <w:t>/10.1016/</w:t>
+              </w:r>
+              <w:r>
+                <w:rPr>
+                  <w:rFonts w:hint="cs"/>
+                  <w:noProof/>
+                </w:rPr>
+                <w:t>j</w:t>
+              </w:r>
+              <w:r>
+                <w:rPr>
+                  <w:rFonts w:hint="cs"/>
+                  <w:noProof/>
+                  <w:cs/>
+                </w:rPr>
+                <w:t>.</w:t>
+              </w:r>
+              <w:r>
+                <w:rPr>
+                  <w:rFonts w:hint="cs"/>
+                  <w:noProof/>
+                </w:rPr>
+                <w:t>compositesb</w:t>
+              </w:r>
+              <w:r>
+                <w:rPr>
+                  <w:rFonts w:hint="cs"/>
+                  <w:noProof/>
+                  <w:cs/>
+                </w:rPr>
+                <w:t>.2016.06.018</w:t>
+              </w:r>
+            </w:p>
+            <w:p>
+              <w:pPr>
+                <w:pStyle w:val="Bibliography"/>
+                <w:ind w:left="720" w:hanging="720"/>
+                <w:rPr>
+                  <w:rFonts w:hint="cs"/>
                   <w:noProof/>
                   <w:cs/>
                 </w:rPr>
@@ -10234,6 +10809,7 @@
           <w:szCs w:val="32"/>
           <w:cs/>
         </w:rPr>
+        <w:lastRenderedPageBreak/>
         <w:tab/>
       </w:r>
       <w:r>

--- a/docs/Proposal (1) (1) (1) (1).docx
+++ b/docs/Proposal (1) (1) (1) (1).docx
@@ -1,6 +1,6 @@
 
 <file path=word/document.xml><?xml version="1.0" encoding="utf-8"?>
-<w:document xmlns:wpc="http://schemas.microsoft.com/office/word/2010/wordprocessingCanvas" xmlns:cx="http://schemas.microsoft.com/office/drawing/2014/chartex" xmlns:cx1="http://schemas.microsoft.com/office/drawing/2015/9/8/chartex" xmlns:cx2="http://schemas.microsoft.com/office/drawing/2015/10/21/chartex" xmlns:cx3="http://schemas.microsoft.com/office/drawing/2016/5/9/chartex" xmlns:cx4="http://schemas.microsoft.com/office/drawing/2016/5/10/chartex" xmlns:cx5="http://schemas.microsoft.com/office/drawing/2016/5/11/chartex" xmlns:cx6="http://schemas.microsoft.com/office/drawing/2016/5/12/chartex" xmlns:cx7="http://schemas.microsoft.com/office/drawing/2016/5/13/chartex" xmlns:cx8="http://schemas.microsoft.com/office/drawing/2016/5/14/chartex" xmlns:mc="http://schemas.openxmlformats.org/markup-compatibility/2006" xmlns:aink="http://schemas.microsoft.com/office/drawing/2016/ink" xmlns:am3d="http://schemas.microsoft.com/office/drawing/2017/model3d" xmlns:o="urn:schemas-microsoft-com:office:office" xmlns:oel="http://schemas.microsoft.com/office/2019/extlst" xmlns:r="http://schemas.openxmlformats.org/officeDocument/2006/relationships" xmlns:m="http://schemas.openxmlformats.org/officeDocument/2006/math" xmlns:v="urn:schemas-microsoft-com:vml" xmlns:wp14="http://schemas.microsoft.com/office/word/2010/wordprocessingDrawing" xmlns:wp="http://schemas.openxmlformats.org/drawingml/2006/wordprocessingDrawing" xmlns:w10="urn:schemas-microsoft-com:office:word" xmlns:w="http://schemas.openxmlformats.org/wordprocessingml/2006/main" xmlns:w14="http://schemas.microsoft.com/office/word/2010/wordml" xmlns:w15="http://schemas.microsoft.com/office/word/2012/wordml" xmlns:w16cex="http://schemas.microsoft.com/office/word/2018/wordml/cex" xmlns:w16cid="http://schemas.microsoft.com/office/word/2016/wordml/cid" xmlns:w16="http://schemas.microsoft.com/office/word/2018/wordml" xmlns:w16du="http://schemas.microsoft.com/office/word/2023/wordml/word16du" xmlns:w16sdtdh="http://schemas.microsoft.com/office/word/2020/wordml/sdtdatahash" xmlns:w16sdtfl="http://schemas.microsoft.com/office/word/2024/wordml/sdtformatlock" xmlns:w16se="http://schemas.microsoft.com/office/word/2015/wordml/symex" xmlns:wpg="http://schemas.microsoft.com/office/word/2010/wordprocessingGroup" xmlns:wpi="http://schemas.microsoft.com/office/word/2010/wordprocessingInk" xmlns:wne="http://schemas.microsoft.com/office/word/2006/wordml" xmlns:wps="http://schemas.microsoft.com/office/word/2010/wordprocessingShape" mc:Ignorable="w14 w15 w16se w16cid w16 w16cex w16sdtdh w16sdtfl w16du wp14">
+<w:document xmlns:wpc="http://schemas.microsoft.com/office/word/2010/wordprocessingCanvas" xmlns:cx="http://schemas.microsoft.com/office/drawing/2014/chartex" xmlns:cx1="http://schemas.microsoft.com/office/drawing/2015/9/8/chartex" xmlns:cx2="http://schemas.microsoft.com/office/drawing/2015/10/21/chartex" xmlns:cx3="http://schemas.microsoft.com/office/drawing/2016/5/9/chartex" xmlns:cx4="http://schemas.microsoft.com/office/drawing/2016/5/10/chartex" xmlns:cx5="http://schemas.microsoft.com/office/drawing/2016/5/11/chartex" xmlns:cx6="http://schemas.microsoft.com/office/drawing/2016/5/12/chartex" xmlns:cx7="http://schemas.microsoft.com/office/drawing/2016/5/13/chartex" xmlns:cx8="http://schemas.microsoft.com/office/drawing/2016/5/14/chartex" xmlns:mc="http://schemas.openxmlformats.org/markup-compatibility/2006" xmlns:aink="http://schemas.microsoft.com/office/drawing/2016/ink" xmlns:am3d="http://schemas.microsoft.com/office/drawing/2017/model3d" xmlns:o="urn:schemas-microsoft-com:office:office" xmlns:oel="http://schemas.microsoft.com/office/2019/extlst" xmlns:r="http://schemas.openxmlformats.org/officeDocument/2006/relationships" xmlns:m="http://schemas.openxmlformats.org/officeDocument/2006/math" xmlns:v="urn:schemas-microsoft-com:vml" xmlns:wp14="http://schemas.microsoft.com/office/word/2010/wordprocessingDrawing" xmlns:wp="http://schemas.openxmlformats.org/drawingml/2006/wordprocessingDrawing" xmlns:w10="urn:schemas-microsoft-com:office:word" xmlns:w="http://schemas.openxmlformats.org/wordprocessingml/2006/main" xmlns:w14="http://schemas.microsoft.com/office/word/2010/wordml" xmlns:w15="http://schemas.microsoft.com/office/word/2012/wordml" xmlns:w16cex="http://schemas.microsoft.com/office/word/2018/wordml/cex" xmlns:w16cid="http://schemas.microsoft.com/office/word/2016/wordml/cid" xmlns:w16="http://schemas.microsoft.com/office/word/2018/wordml" xmlns:w16sdtdh="http://schemas.microsoft.com/office/word/2020/wordml/sdtdatahash" xmlns:w16se="http://schemas.microsoft.com/office/word/2015/wordml/symex" xmlns:wpg="http://schemas.microsoft.com/office/word/2010/wordprocessingGroup" xmlns:wpi="http://schemas.microsoft.com/office/word/2010/wordprocessingInk" xmlns:wne="http://schemas.microsoft.com/office/word/2006/wordml" xmlns:wps="http://schemas.microsoft.com/office/word/2010/wordprocessingShape" mc:Ignorable="w14 w15 w16se w16cid w16 w16cex w16sdtdh wp14">
   <w:body>
     <w:p>
       <w:pPr>
@@ -681,7 +681,7 @@
     <w:p>
       <w:pPr>
         <w:rPr>
-          <w:rFonts w:ascii="TH Sarabun New" w:hAnsi="TH Sarabun New" w:cs="TH Sarabun New" w:hint="cs"/>
+          <w:rFonts w:ascii="TH Sarabun New" w:hAnsi="TH Sarabun New" w:cs="TH Sarabun New"/>
           <w:sz w:val="32"/>
           <w:szCs w:val="32"/>
           <w:cs/>
@@ -929,37 +929,7 @@
           <w:szCs w:val="32"/>
           <w:cs/>
         </w:rPr>
-        <w:t>สามารถนำมารี</w:t>
-      </w:r>
-      <w:proofErr w:type="spellStart"/>
-      <w:r>
-        <w:rPr>
-          <w:rFonts w:ascii="TH Sarabun New" w:hAnsi="TH Sarabun New" w:cs="TH Sarabun New"/>
-          <w:sz w:val="32"/>
-          <w:szCs w:val="32"/>
-          <w:cs/>
-        </w:rPr>
-        <w:t>ไซเคิล</w:t>
-      </w:r>
-      <w:proofErr w:type="spellEnd"/>
-      <w:r>
-        <w:rPr>
-          <w:rFonts w:ascii="TH Sarabun New" w:hAnsi="TH Sarabun New" w:cs="TH Sarabun New"/>
-          <w:sz w:val="32"/>
-          <w:szCs w:val="32"/>
-          <w:cs/>
-        </w:rPr>
-        <w:t>ได้</w:t>
-      </w:r>
-      <w:proofErr w:type="spellStart"/>
-      <w:r>
-        <w:rPr>
-          <w:rFonts w:ascii="TH Sarabun New" w:hAnsi="TH Sarabun New" w:cs="TH Sarabun New"/>
-          <w:sz w:val="32"/>
-          <w:szCs w:val="32"/>
-          <w:cs/>
-        </w:rPr>
-        <w:t>เรื่อย</w:t>
+        <w:t>สามารถนำมารีไซเคิลได้เรื่อย</w:t>
       </w:r>
       <w:r>
         <w:rPr>
@@ -970,7 +940,6 @@
         </w:rPr>
         <w:t>ๆ</w:t>
       </w:r>
-      <w:proofErr w:type="spellEnd"/>
       <w:r>
         <w:rPr>
           <w:rFonts w:ascii="TH Sarabun New" w:hAnsi="TH Sarabun New" w:cs="TH Sarabun New" w:hint="cs"/>
@@ -2111,7 +2080,25 @@
           <w:szCs w:val="32"/>
           <w:cs/>
         </w:rPr>
-        <w:t xml:space="preserve">เพื่อทำนายค่าสัมประสิทธิ์การดูดซับเสียงของวัสดุในแต่ละความถี่ทำให้วัสดุนั้นมีประสิทธิภาพที่สูงที่สุด โดยในปัจจุบันพบว่ามีการใช้ </w:t>
+        <w:t>เพื่อ</w:t>
+      </w:r>
+      <w:r>
+        <w:rPr>
+          <w:rFonts w:ascii="TH Sarabun New" w:hAnsi="TH Sarabun New" w:cs="TH Sarabun New" w:hint="cs"/>
+          <w:sz w:val="32"/>
+          <w:szCs w:val="32"/>
+          <w:cs/>
+        </w:rPr>
+        <w:t>คาดการณ์</w:t>
+      </w:r>
+      <w:r>
+        <w:rPr>
+          <w:rFonts w:ascii="TH Sarabun New" w:hAnsi="TH Sarabun New" w:cs="TH Sarabun New"/>
+          <w:sz w:val="32"/>
+          <w:szCs w:val="32"/>
+          <w:cs/>
+        </w:rPr>
+        <w:t xml:space="preserve">ค่าสัมประสิทธิ์การดูดซับเสียงของวัสดุในแต่ละความถี่ทำให้วัสดุนั้นมีประสิทธิภาพที่สูงที่สุด โดยในปัจจุบันพบว่ามีการใช้ </w:t>
       </w:r>
       <w:r>
         <w:rPr>
@@ -2366,27 +2353,7 @@
           <w:szCs w:val="32"/>
           <w:cs/>
         </w:rPr>
-        <w:t>ที่ไม่ได้ถูกนำไปรี</w:t>
-      </w:r>
-      <w:proofErr w:type="spellStart"/>
-      <w:r>
-        <w:rPr>
-          <w:rFonts w:ascii="TH Sarabun New" w:hAnsi="TH Sarabun New" w:cs="TH Sarabun New"/>
-          <w:sz w:val="32"/>
-          <w:szCs w:val="32"/>
-          <w:cs/>
-        </w:rPr>
-        <w:t>ไซเคิล</w:t>
-      </w:r>
-      <w:proofErr w:type="spellEnd"/>
-      <w:r>
-        <w:rPr>
-          <w:rFonts w:ascii="TH Sarabun New" w:hAnsi="TH Sarabun New" w:cs="TH Sarabun New"/>
-          <w:sz w:val="32"/>
-          <w:szCs w:val="32"/>
-          <w:cs/>
-        </w:rPr>
-        <w:t>อย่างถูกวิธีและกลายเป็นสิ่งตกค้างอยู่ในสิ่งแวดล้อม โดย การนำขยะเหล่านี้ไปทำเป็นแผ่น</w:t>
+        <w:t>ที่ไม่ได้ถูกนำไปรีไซเคิลอย่างถูกวิธีและกลายเป็นสิ่งตกค้างอยู่ในสิ่งแวดล้อม โดย การนำขยะเหล่านี้ไปทำเป็นแผ่น</w:t>
       </w:r>
       <w:r>
         <w:rPr>
@@ -3259,7 +3226,25 @@
           <w:szCs w:val="32"/>
           <w:cs/>
         </w:rPr>
-        <w:t>รูปแบบของแบบจำลองการทำนาย (</w:t>
+        <w:t>รูปแบบของแบบจำลองการ</w:t>
+      </w:r>
+      <w:r>
+        <w:rPr>
+          <w:rFonts w:ascii="TH Sarabun New" w:hAnsi="TH Sarabun New" w:cs="TH Sarabun New" w:hint="cs"/>
+          <w:sz w:val="32"/>
+          <w:szCs w:val="32"/>
+          <w:cs/>
+        </w:rPr>
+        <w:t>คาดการณ์</w:t>
+      </w:r>
+      <w:r>
+        <w:rPr>
+          <w:rFonts w:ascii="TH Sarabun New" w:hAnsi="TH Sarabun New" w:cs="TH Sarabun New"/>
+          <w:sz w:val="32"/>
+          <w:szCs w:val="32"/>
+          <w:cs/>
+        </w:rPr>
+        <w:t xml:space="preserve"> (</w:t>
       </w:r>
       <w:r>
         <w:rPr>
@@ -3494,7 +3479,7 @@
     <w:p>
       <w:pPr>
         <w:rPr>
-          <w:rFonts w:ascii="TH Sarabun New" w:hAnsi="TH Sarabun New" w:cs="TH Sarabun New"/>
+          <w:rFonts w:ascii="TH Sarabun New" w:hAnsi="TH Sarabun New" w:cs="TH Sarabun New" w:hint="cs"/>
           <w:sz w:val="32"/>
           <w:szCs w:val="32"/>
         </w:rPr>
@@ -3549,7 +3534,16 @@
           <w:szCs w:val="32"/>
           <w:cs/>
         </w:rPr>
-        <w:t>เพื่อวัดความแม่นยำในการทำนาย</w:t>
+        <w:t>เพื่อวัดความแม่นยำในกา</w:t>
+      </w:r>
+      <w:r>
+        <w:rPr>
+          <w:rFonts w:ascii="TH Sarabun New" w:hAnsi="TH Sarabun New" w:cs="TH Sarabun New" w:hint="cs"/>
+          <w:sz w:val="32"/>
+          <w:szCs w:val="32"/>
+          <w:cs/>
+        </w:rPr>
+        <w:t>รคาดการณ์</w:t>
       </w:r>
     </w:p>
     <w:p>
@@ -4060,7 +4054,24 @@
           <w:sz w:val="34"/>
           <w:szCs w:val="34"/>
         </w:rPr>
-        <w:t xml:space="preserve">R^2) </w:t>
+        <w:t>R</w:t>
+      </w:r>
+      <w:r>
+        <w:rPr>
+          <w:rFonts w:ascii="TH Sarabun New" w:hAnsi="TH Sarabun New" w:cs="TH Sarabun New"/>
+          <w:sz w:val="34"/>
+          <w:szCs w:val="34"/>
+          <w:vertAlign w:val="superscript"/>
+        </w:rPr>
+        <w:t>2</w:t>
+      </w:r>
+      <w:r>
+        <w:rPr>
+          <w:rFonts w:ascii="TH Sarabun New" w:hAnsi="TH Sarabun New" w:cs="TH Sarabun New"/>
+          <w:sz w:val="34"/>
+          <w:szCs w:val="34"/>
+        </w:rPr>
+        <w:t xml:space="preserve">) </w:t>
       </w:r>
       <w:r>
         <w:rPr>
@@ -4498,7 +4509,25 @@
           <w:szCs w:val="32"/>
           <w:cs/>
         </w:rPr>
-        <w:t>โมเดลการทำนาย (</w:t>
+        <w:t>โมเดลการ</w:t>
+      </w:r>
+      <w:r>
+        <w:rPr>
+          <w:rFonts w:ascii="TH Sarabun New" w:hAnsi="TH Sarabun New" w:cs="TH Sarabun New" w:hint="cs"/>
+          <w:sz w:val="32"/>
+          <w:szCs w:val="32"/>
+          <w:cs/>
+        </w:rPr>
+        <w:t>คาดการณ์</w:t>
+      </w:r>
+      <w:r>
+        <w:rPr>
+          <w:rFonts w:ascii="TH Sarabun New" w:hAnsi="TH Sarabun New" w:cs="TH Sarabun New"/>
+          <w:sz w:val="32"/>
+          <w:szCs w:val="32"/>
+          <w:cs/>
+        </w:rPr>
+        <w:t xml:space="preserve"> (</w:t>
       </w:r>
       <w:r>
         <w:rPr>
@@ -4658,7 +4687,25 @@
           <w:sz w:val="32"/>
           <w:szCs w:val="32"/>
         </w:rPr>
-        <w:t>–Fletcher–Goldfarb–Shanno with Bound constraints (L-BFGS-B)</w:t>
+        <w:t>–Fletcher–Goldfarb–</w:t>
+      </w:r>
+      <w:proofErr w:type="spellStart"/>
+      <w:r>
+        <w:rPr>
+          <w:rFonts w:ascii="TH Sarabun New" w:hAnsi="TH Sarabun New" w:cs="TH Sarabun New"/>
+          <w:sz w:val="32"/>
+          <w:szCs w:val="32"/>
+        </w:rPr>
+        <w:t>Shanno</w:t>
+      </w:r>
+      <w:proofErr w:type="spellEnd"/>
+      <w:r>
+        <w:rPr>
+          <w:rFonts w:ascii="TH Sarabun New" w:hAnsi="TH Sarabun New" w:cs="TH Sarabun New"/>
+          <w:sz w:val="32"/>
+          <w:szCs w:val="32"/>
+        </w:rPr>
+        <w:t xml:space="preserve"> with Bound constraints (L-BFGS-B)</w:t>
       </w:r>
     </w:p>
     <w:p>
@@ -6087,15 +6134,7 @@
           <w:sz w:val="32"/>
           <w:szCs w:val="32"/>
         </w:rPr>
-        <w:t>3</w:t>
-      </w:r>
-      <w:r>
-        <w:rPr>
-          <w:rFonts w:ascii="TH Sarabun New" w:hAnsi="TH Sarabun New" w:cs="TH Sarabun New"/>
-          <w:sz w:val="32"/>
-          <w:szCs w:val="32"/>
-        </w:rPr>
-        <w:t>.2.1</w:t>
+        <w:t>3.2.1</w:t>
       </w:r>
     </w:p>
     <w:p>
@@ -6130,21 +6169,13 @@
           <w:sz w:val="32"/>
           <w:szCs w:val="32"/>
         </w:rPr>
-        <w:t>3</w:t>
-      </w:r>
-      <w:r>
-        <w:rPr>
-          <w:rFonts w:ascii="TH Sarabun New" w:hAnsi="TH Sarabun New" w:cs="TH Sarabun New"/>
-          <w:sz w:val="32"/>
-          <w:szCs w:val="32"/>
-        </w:rPr>
-        <w:t>.2.1</w:t>
+        <w:t>3.2.1</w:t>
       </w:r>
     </w:p>
     <w:p>
       <w:pPr>
         <w:rPr>
-          <w:rFonts w:ascii="TH Sarabun New" w:hAnsi="TH Sarabun New" w:cs="TH Sarabun New" w:hint="cs"/>
+          <w:rFonts w:ascii="TH Sarabun New" w:hAnsi="TH Sarabun New" w:cs="TH Sarabun New"/>
           <w:sz w:val="32"/>
           <w:szCs w:val="32"/>
           <w:cs/>
@@ -8275,7 +8306,7 @@
     <w:p>
       <w:pPr>
         <w:rPr>
-          <w:rFonts w:ascii="TH Sarabun New" w:hAnsi="TH Sarabun New" w:cs="TH Sarabun New" w:hint="cs"/>
+          <w:rFonts w:ascii="TH Sarabun New" w:hAnsi="TH Sarabun New" w:cs="TH Sarabun New"/>
           <w:sz w:val="32"/>
           <w:szCs w:val="32"/>
           <w:cs/>
@@ -8686,7 +8717,25 @@
           <w:szCs w:val="32"/>
           <w:cs/>
         </w:rPr>
-        <w:t>โมเดลการทำนาย (</w:t>
+        <w:t>โมเดลการ</w:t>
+      </w:r>
+      <w:r>
+        <w:rPr>
+          <w:rFonts w:ascii="TH Sarabun New" w:hAnsi="TH Sarabun New" w:cs="TH Sarabun New" w:hint="cs"/>
+          <w:sz w:val="32"/>
+          <w:szCs w:val="32"/>
+          <w:cs/>
+        </w:rPr>
+        <w:t>คาดการณ์</w:t>
+      </w:r>
+      <w:r>
+        <w:rPr>
+          <w:rFonts w:ascii="TH Sarabun New" w:hAnsi="TH Sarabun New" w:cs="TH Sarabun New"/>
+          <w:sz w:val="32"/>
+          <w:szCs w:val="32"/>
+          <w:cs/>
+        </w:rPr>
+        <w:t xml:space="preserve"> (</w:t>
       </w:r>
       <w:r>
         <w:rPr>
@@ -8846,13 +8895,31 @@
           <w:sz w:val="32"/>
           <w:szCs w:val="32"/>
         </w:rPr>
-        <w:t>–Fletcher–Goldfarb–Shanno with Bound constraints (L-BFGS-B)</w:t>
+        <w:t>–Fletcher–Goldfarb–</w:t>
+      </w:r>
+      <w:proofErr w:type="spellStart"/>
+      <w:r>
+        <w:rPr>
+          <w:rFonts w:ascii="TH Sarabun New" w:hAnsi="TH Sarabun New" w:cs="TH Sarabun New"/>
+          <w:sz w:val="32"/>
+          <w:szCs w:val="32"/>
+        </w:rPr>
+        <w:t>Shanno</w:t>
+      </w:r>
+      <w:proofErr w:type="spellEnd"/>
+      <w:r>
+        <w:rPr>
+          <w:rFonts w:ascii="TH Sarabun New" w:hAnsi="TH Sarabun New" w:cs="TH Sarabun New"/>
+          <w:sz w:val="32"/>
+          <w:szCs w:val="32"/>
+        </w:rPr>
+        <w:t xml:space="preserve"> with Bound constraints (L-BFGS-B)</w:t>
       </w:r>
     </w:p>
     <w:p>
       <w:pPr>
         <w:rPr>
-          <w:rFonts w:ascii="TH Sarabun New" w:hAnsi="TH Sarabun New" w:cs="TH Sarabun New" w:hint="cs"/>
+          <w:rFonts w:ascii="TH Sarabun New" w:hAnsi="TH Sarabun New" w:cs="TH Sarabun New"/>
           <w:sz w:val="32"/>
           <w:szCs w:val="32"/>
           <w:cs/>
@@ -8943,7 +9010,7 @@
     <w:p>
       <w:pPr>
         <w:rPr>
-          <w:rFonts w:ascii="TH Sarabun New" w:hAnsi="TH Sarabun New" w:cs="TH Sarabun New"/>
+          <w:rFonts w:ascii="TH Sarabun New" w:hAnsi="TH Sarabun New" w:cs="TH Sarabun New" w:hint="cs"/>
           <w:sz w:val="32"/>
           <w:szCs w:val="32"/>
         </w:rPr>
@@ -8998,7 +9065,16 @@
           <w:szCs w:val="32"/>
           <w:cs/>
         </w:rPr>
-        <w:t>เพื่อวัดความแม่นยำในการทำนาย</w:t>
+        <w:t>เพื่อวัดความแม่นยำในการ</w:t>
+      </w:r>
+      <w:r>
+        <w:rPr>
+          <w:rFonts w:ascii="TH Sarabun New" w:hAnsi="TH Sarabun New" w:cs="TH Sarabun New" w:hint="cs"/>
+          <w:sz w:val="32"/>
+          <w:szCs w:val="32"/>
+          <w:cs/>
+        </w:rPr>
+        <w:t>คาดการณ์</w:t>
       </w:r>
     </w:p>
     <w:p>
@@ -9194,33 +9270,6 @@
           <w:szCs w:val="32"/>
         </w:rPr>
         <w:t>Polypropylene (PP)</w:t>
-      </w:r>
-    </w:p>
-    <w:p>
-      <w:pPr>
-        <w:rPr>
-          <w:rFonts w:ascii="TH Sarabun New" w:hAnsi="TH Sarabun New" w:cs="TH Sarabun New"/>
-          <w:sz w:val="32"/>
-          <w:szCs w:val="32"/>
-        </w:rPr>
-      </w:pPr>
-      <w:r>
-        <w:rPr>
-          <w:rFonts w:ascii="TH Sarabun New" w:hAnsi="TH Sarabun New" w:cs="TH Sarabun New"/>
-          <w:sz w:val="32"/>
-          <w:szCs w:val="32"/>
-        </w:rPr>
-        <w:tab/>
-        <w:t xml:space="preserve">- </w:t>
-      </w:r>
-      <w:r>
-        <w:rPr>
-          <w:rFonts w:ascii="TH Sarabun New" w:hAnsi="TH Sarabun New" w:cs="TH Sarabun New"/>
-          <w:sz w:val="32"/>
-          <w:szCs w:val="32"/>
-          <w:cs/>
-        </w:rPr>
-        <w:t>เครื่องให้ความร้อนและบีบอัดพลาสติก</w:t>
       </w:r>
     </w:p>
     <w:p>
@@ -9248,7 +9297,7 @@
           <w:szCs w:val="32"/>
           <w:cs/>
         </w:rPr>
-        <w:t>แม่พิมพ์สำหรับใช้ในกระบวนการขึ้นรูปพลาสติก</w:t>
+        <w:t>เครื่องให้ความร้อนและบีบอัดพลาสติก</w:t>
       </w:r>
     </w:p>
     <w:p>
@@ -9266,24 +9315,16 @@
           <w:szCs w:val="32"/>
         </w:rPr>
         <w:tab/>
-        <w:t xml:space="preserve">7.2) </w:t>
-      </w:r>
-      <w:r>
-        <w:rPr>
-          <w:rFonts w:ascii="TH Sarabun New" w:hAnsi="TH Sarabun New" w:cs="TH Sarabun New"/>
-          <w:sz w:val="32"/>
-          <w:szCs w:val="32"/>
-          <w:cs/>
-        </w:rPr>
-        <w:t xml:space="preserve">ลงมือสร้างแผ่นดูดซับเสียงจากขยะพลาสติกประเภท </w:t>
-      </w:r>
-      <w:r>
-        <w:rPr>
-          <w:rFonts w:ascii="TH Sarabun New" w:hAnsi="TH Sarabun New" w:cs="TH Sarabun New"/>
-          <w:sz w:val="32"/>
-          <w:szCs w:val="32"/>
-        </w:rPr>
-        <w:t>Polypropylene (PP)</w:t>
+        <w:t xml:space="preserve">- </w:t>
+      </w:r>
+      <w:r>
+        <w:rPr>
+          <w:rFonts w:ascii="TH Sarabun New" w:hAnsi="TH Sarabun New" w:cs="TH Sarabun New"/>
+          <w:sz w:val="32"/>
+          <w:szCs w:val="32"/>
+          <w:cs/>
+        </w:rPr>
+        <w:t>แม่พิมพ์สำหรับใช้ในกระบวนการขึ้นรูปพลาสติก</w:t>
       </w:r>
     </w:p>
     <w:p>
@@ -9301,16 +9342,24 @@
           <w:szCs w:val="32"/>
         </w:rPr>
         <w:tab/>
-        <w:t xml:space="preserve">- </w:t>
-      </w:r>
-      <w:r>
-        <w:rPr>
-          <w:rFonts w:ascii="TH Sarabun New" w:hAnsi="TH Sarabun New" w:cs="TH Sarabun New"/>
-          <w:sz w:val="32"/>
-          <w:szCs w:val="32"/>
-          <w:cs/>
-        </w:rPr>
-        <w:t>นำขยะพลาสติกที่หามาได้มาล้างทำความสะอาด</w:t>
+        <w:t xml:space="preserve">7.2) </w:t>
+      </w:r>
+      <w:r>
+        <w:rPr>
+          <w:rFonts w:ascii="TH Sarabun New" w:hAnsi="TH Sarabun New" w:cs="TH Sarabun New"/>
+          <w:sz w:val="32"/>
+          <w:szCs w:val="32"/>
+          <w:cs/>
+        </w:rPr>
+        <w:t xml:space="preserve">ลงมือสร้างแผ่นดูดซับเสียงจากขยะพลาสติกประเภท </w:t>
+      </w:r>
+      <w:r>
+        <w:rPr>
+          <w:rFonts w:ascii="TH Sarabun New" w:hAnsi="TH Sarabun New" w:cs="TH Sarabun New"/>
+          <w:sz w:val="32"/>
+          <w:szCs w:val="32"/>
+        </w:rPr>
+        <w:t>Polypropylene (PP)</w:t>
       </w:r>
     </w:p>
     <w:p>
@@ -9337,15 +9386,7 @@
           <w:szCs w:val="32"/>
           <w:cs/>
         </w:rPr>
-        <w:t>นำไปเข้ากระบวนการให้ความร้อนและบีบอัดในแม่พิมพ์เพื่อให้ได้เป็นรูปทรงตามที่ได้ออกแบบไว้ โดยใช้ความร้อนและเวลาที่ได้จากการคาดการณ์โดย</w:t>
-      </w:r>
-      <w:r>
-        <w:rPr>
-          <w:rFonts w:ascii="TH Sarabun New" w:hAnsi="TH Sarabun New" w:cs="TH Sarabun New"/>
-          <w:sz w:val="32"/>
-          <w:szCs w:val="32"/>
-        </w:rPr>
-        <w:t xml:space="preserve"> Artificial Intelligence (AI)</w:t>
+        <w:t>นำขยะพลาสติกที่หามาได้มาล้างทำความสะอาด</w:t>
       </w:r>
     </w:p>
     <w:p>
@@ -9372,13 +9413,21 @@
           <w:szCs w:val="32"/>
           <w:cs/>
         </w:rPr>
-        <w:t>ปล่อยทิ้งให้ชิ้นงานเย็นตัวลง เพื่อให้ชิ้นงานแข็งตัว</w:t>
+        <w:t>นำไปเข้ากระบวนการให้ความร้อนและบีบอัดในแม่พิมพ์เพื่อให้ได้เป็นรูปทรงตามที่ได้ออกแบบไว้ โดยใช้ความร้อนและเวลาที่ได้จากการคาดการณ์โดย</w:t>
+      </w:r>
+      <w:r>
+        <w:rPr>
+          <w:rFonts w:ascii="TH Sarabun New" w:hAnsi="TH Sarabun New" w:cs="TH Sarabun New"/>
+          <w:sz w:val="32"/>
+          <w:szCs w:val="32"/>
+        </w:rPr>
+        <w:t xml:space="preserve"> Artificial Intelligence (AI)</w:t>
       </w:r>
     </w:p>
     <w:p>
       <w:pPr>
         <w:rPr>
-          <w:rFonts w:ascii="TH Sarabun New" w:hAnsi="TH Sarabun New" w:cs="TH Sarabun New" w:hint="cs"/>
+          <w:rFonts w:ascii="TH Sarabun New" w:hAnsi="TH Sarabun New" w:cs="TH Sarabun New"/>
           <w:sz w:val="32"/>
           <w:szCs w:val="32"/>
         </w:rPr>
@@ -9399,7 +9448,7 @@
           <w:szCs w:val="32"/>
           <w:cs/>
         </w:rPr>
-        <w:t>นำมาตัดแต่งเพิ่มเติมเพื่อให้ได้เป็นรูปทรงที่ต้องการ</w:t>
+        <w:t>ปล่อยทิ้งให้ชิ้นงานเย็นตัวลง เพื่อให้ชิ้นงานแข็งตัว</w:t>
       </w:r>
     </w:p>
     <w:p>
@@ -9413,6 +9462,33 @@
       <w:r>
         <w:rPr>
           <w:rFonts w:ascii="TH Sarabun New" w:hAnsi="TH Sarabun New" w:cs="TH Sarabun New"/>
+          <w:sz w:val="32"/>
+          <w:szCs w:val="32"/>
+        </w:rPr>
+        <w:tab/>
+        <w:t xml:space="preserve">- </w:t>
+      </w:r>
+      <w:r>
+        <w:rPr>
+          <w:rFonts w:ascii="TH Sarabun New" w:hAnsi="TH Sarabun New" w:cs="TH Sarabun New"/>
+          <w:sz w:val="32"/>
+          <w:szCs w:val="32"/>
+          <w:cs/>
+        </w:rPr>
+        <w:t>นำมาตัดแต่งเพิ่มเติมเพื่อให้ได้เป็นรูปทรงที่ต้องการ</w:t>
+      </w:r>
+    </w:p>
+    <w:p>
+      <w:pPr>
+        <w:rPr>
+          <w:rFonts w:ascii="TH Sarabun New" w:hAnsi="TH Sarabun New" w:cs="TH Sarabun New"/>
+          <w:sz w:val="32"/>
+          <w:szCs w:val="32"/>
+        </w:rPr>
+      </w:pPr>
+      <w:r>
+        <w:rPr>
+          <w:rFonts w:ascii="TH Sarabun New" w:hAnsi="TH Sarabun New" w:cs="TH Sarabun New"/>
           <w:b/>
           <w:bCs/>
           <w:sz w:val="32"/>
@@ -9562,9 +9638,10 @@
     <w:p>
       <w:pPr>
         <w:rPr>
-          <w:rFonts w:ascii="TH Sarabun New" w:hAnsi="TH Sarabun New" w:cs="TH Sarabun New"/>
-          <w:sz w:val="32"/>
-          <w:szCs w:val="32"/>
+          <w:rFonts w:ascii="TH Sarabun New" w:hAnsi="TH Sarabun New" w:cs="TH Sarabun New" w:hint="cs"/>
+          <w:sz w:val="32"/>
+          <w:szCs w:val="32"/>
+          <w:cs/>
         </w:rPr>
       </w:pPr>
       <w:r>
@@ -9675,15 +9752,7 @@
           <w:sz w:val="32"/>
           <w:szCs w:val="32"/>
         </w:rPr>
-        <w:t>8</w:t>
-      </w:r>
-      <w:r>
-        <w:rPr>
-          <w:rFonts w:ascii="TH Sarabun New" w:hAnsi="TH Sarabun New" w:cs="TH Sarabun New"/>
-          <w:sz w:val="32"/>
-          <w:szCs w:val="32"/>
-        </w:rPr>
-        <w:t>.2.1</w:t>
+        <w:t>8.2.1</w:t>
       </w:r>
     </w:p>
     <w:p>
@@ -9724,7 +9793,7 @@
     <w:p>
       <w:pPr>
         <w:rPr>
-          <w:rFonts w:ascii="TH Sarabun New" w:hAnsi="TH Sarabun New" w:cs="TH Sarabun New" w:hint="cs"/>
+          <w:rFonts w:ascii="TH Sarabun New" w:hAnsi="TH Sarabun New" w:cs="TH Sarabun New"/>
           <w:sz w:val="32"/>
           <w:szCs w:val="32"/>
           <w:cs/>
@@ -11855,7 +11924,7 @@
     <w:p>
       <w:pPr>
         <w:rPr>
-          <w:rFonts w:ascii="TH Sarabun New" w:hAnsi="TH Sarabun New" w:cs="TH Sarabun New" w:hint="cs"/>
+          <w:rFonts w:ascii="TH Sarabun New" w:hAnsi="TH Sarabun New" w:cs="TH Sarabun New"/>
           <w:sz w:val="32"/>
           <w:szCs w:val="32"/>
         </w:rPr>
@@ -11935,9 +12004,7 @@
         </w:rPr>
         <w:br w:type="page"/>
       </w:r>
-    </w:p>
-    <w:p>
-      <w:pPr>
+      <w:r>
         <w:rPr>
           <w:rFonts w:ascii="TH Sarabun New" w:hAnsi="TH Sarabun New" w:cs="TH Sarabun New"/>
           <w:b/>
@@ -11945,7 +12012,9 @@
           <w:sz w:val="36"/>
           <w:szCs w:val="36"/>
         </w:rPr>
-      </w:pPr>
+        <w:lastRenderedPageBreak/>
+        <w:t xml:space="preserve">8. </w:t>
+      </w:r>
       <w:r>
         <w:rPr>
           <w:rFonts w:ascii="TH Sarabun New" w:hAnsi="TH Sarabun New" w:cs="TH Sarabun New"/>
@@ -11953,9 +12022,9 @@
           <w:bCs/>
           <w:sz w:val="36"/>
           <w:szCs w:val="36"/>
-        </w:rPr>
-        <w:lastRenderedPageBreak/>
-        <w:t xml:space="preserve">8. </w:t>
+          <w:cs/>
+        </w:rPr>
+        <w:t>ประโยชน์ที่คาดว่าจะได้รับ</w:t>
       </w:r>
       <w:r>
         <w:rPr>
@@ -11964,9 +12033,8 @@
           <w:bCs/>
           <w:sz w:val="36"/>
           <w:szCs w:val="36"/>
-          <w:cs/>
-        </w:rPr>
-        <w:t>ประโยชน์ที่คาดว่าจะได้รับ</w:t>
+        </w:rPr>
+        <w:t xml:space="preserve"> </w:t>
       </w:r>
       <w:r>
         <w:rPr>
@@ -11976,16 +12044,6 @@
           <w:sz w:val="36"/>
           <w:szCs w:val="36"/>
         </w:rPr>
-        <w:t xml:space="preserve"> </w:t>
-      </w:r>
-      <w:r>
-        <w:rPr>
-          <w:rFonts w:ascii="TH Sarabun New" w:hAnsi="TH Sarabun New" w:cs="TH Sarabun New"/>
-          <w:b/>
-          <w:bCs/>
-          <w:sz w:val="36"/>
-          <w:szCs w:val="36"/>
-        </w:rPr>
         <w:t>(Expected Benefit Gain)</w:t>
       </w:r>
     </w:p>
@@ -12012,27 +12070,7 @@
           <w:szCs w:val="32"/>
           <w:cs/>
         </w:rPr>
-        <w:t>สามารถรี</w:t>
-      </w:r>
-      <w:proofErr w:type="spellStart"/>
-      <w:r>
-        <w:rPr>
-          <w:rFonts w:ascii="TH Sarabun New" w:hAnsi="TH Sarabun New" w:cs="TH Sarabun New"/>
-          <w:sz w:val="32"/>
-          <w:szCs w:val="32"/>
-          <w:cs/>
-        </w:rPr>
-        <w:t>ไซเคิล</w:t>
-      </w:r>
-      <w:proofErr w:type="spellEnd"/>
-      <w:r>
-        <w:rPr>
-          <w:rFonts w:ascii="TH Sarabun New" w:hAnsi="TH Sarabun New" w:cs="TH Sarabun New"/>
-          <w:sz w:val="32"/>
-          <w:szCs w:val="32"/>
-          <w:cs/>
-        </w:rPr>
-        <w:t xml:space="preserve">ขยะพลาสติกประเภท </w:t>
+        <w:t xml:space="preserve">สามารถรีไซเคิลขยะพลาสติกประเภท </w:t>
       </w:r>
       <w:r>
         <w:rPr>
@@ -12171,6 +12209,9 @@
         </w:rPr>
       </w:pPr>
       <w:r>
+        <w:rPr>
+          <w:noProof/>
+        </w:rPr>
         <w:drawing>
           <wp:inline distT="0" distB="0" distL="0" distR="0" wp14:anchorId="6D8F8E38" wp14:editId="4CFF0F6E">
             <wp:extent cx="5544922" cy="7215893"/>
@@ -13256,7 +13297,6 @@
                     <w:pPr>
                       <w:pStyle w:val="Bibliography"/>
                       <w:rPr>
-                        <w:rFonts w:hint="cs"/>
                         <w:noProof/>
                         <w:szCs w:val="22"/>
                         <w:cs/>
@@ -13602,7 +13642,6 @@
                     <w:pPr>
                       <w:pStyle w:val="Bibliography"/>
                       <w:rPr>
-                        <w:rFonts w:hint="cs"/>
                         <w:noProof/>
                         <w:szCs w:val="22"/>
                         <w:cs/>
@@ -13628,7 +13667,6 @@
                     <w:pPr>
                       <w:pStyle w:val="Bibliography"/>
                       <w:rPr>
-                        <w:rFonts w:hint="cs"/>
                         <w:noProof/>
                         <w:szCs w:val="22"/>
                         <w:cs/>
@@ -13936,7 +13974,6 @@
                     <w:pPr>
                       <w:pStyle w:val="Bibliography"/>
                       <w:rPr>
-                        <w:rFonts w:hint="cs"/>
                         <w:noProof/>
                         <w:szCs w:val="22"/>
                         <w:cs/>
@@ -14188,7 +14225,6 @@
                     <w:pPr>
                       <w:pStyle w:val="Bibliography"/>
                       <w:rPr>
-                        <w:rFonts w:hint="cs"/>
                         <w:noProof/>
                         <w:szCs w:val="22"/>
                         <w:cs/>
@@ -14360,7 +14396,6 @@
                     <w:pPr>
                       <w:pStyle w:val="Bibliography"/>
                       <w:rPr>
-                        <w:rFonts w:hint="cs"/>
                         <w:noProof/>
                         <w:szCs w:val="22"/>
                         <w:cs/>
@@ -14386,7 +14421,6 @@
                     <w:pPr>
                       <w:pStyle w:val="Bibliography"/>
                       <w:rPr>
-                        <w:rFonts w:hint="cs"/>
                         <w:noProof/>
                         <w:szCs w:val="22"/>
                         <w:cs/>
@@ -14575,7 +14609,6 @@
                     <w:pPr>
                       <w:pStyle w:val="Bibliography"/>
                       <w:rPr>
-                        <w:rFonts w:hint="cs"/>
                         <w:noProof/>
                         <w:szCs w:val="22"/>
                         <w:cs/>
@@ -14601,7 +14634,6 @@
                     <w:pPr>
                       <w:pStyle w:val="Bibliography"/>
                       <w:rPr>
-                        <w:rFonts w:hint="cs"/>
                         <w:noProof/>
                         <w:szCs w:val="22"/>
                         <w:cs/>
@@ -14926,7 +14958,6 @@
                     <w:pPr>
                       <w:pStyle w:val="Bibliography"/>
                       <w:rPr>
-                        <w:rFonts w:hint="cs"/>
                         <w:noProof/>
                         <w:szCs w:val="22"/>
                         <w:cs/>
@@ -14952,7 +14983,6 @@
                     <w:pPr>
                       <w:pStyle w:val="Bibliography"/>
                       <w:rPr>
-                        <w:rFonts w:hint="cs"/>
                         <w:noProof/>
                         <w:szCs w:val="22"/>
                         <w:cs/>
@@ -15288,7 +15318,7 @@
 </file>
 
 <file path=word/endnotes.xml><?xml version="1.0" encoding="utf-8"?>
-<w:endnotes xmlns:wpc="http://schemas.microsoft.com/office/word/2010/wordprocessingCanvas" xmlns:cx="http://schemas.microsoft.com/office/drawing/2014/chartex" xmlns:cx1="http://schemas.microsoft.com/office/drawing/2015/9/8/chartex" xmlns:cx2="http://schemas.microsoft.com/office/drawing/2015/10/21/chartex" xmlns:cx3="http://schemas.microsoft.com/office/drawing/2016/5/9/chartex" xmlns:cx4="http://schemas.microsoft.com/office/drawing/2016/5/10/chartex" xmlns:cx5="http://schemas.microsoft.com/office/drawing/2016/5/11/chartex" xmlns:cx6="http://schemas.microsoft.com/office/drawing/2016/5/12/chartex" xmlns:cx7="http://schemas.microsoft.com/office/drawing/2016/5/13/chartex" xmlns:cx8="http://schemas.microsoft.com/office/drawing/2016/5/14/chartex" xmlns:mc="http://schemas.openxmlformats.org/markup-compatibility/2006" xmlns:aink="http://schemas.microsoft.com/office/drawing/2016/ink" xmlns:am3d="http://schemas.microsoft.com/office/drawing/2017/model3d" xmlns:o="urn:schemas-microsoft-com:office:office" xmlns:oel="http://schemas.microsoft.com/office/2019/extlst" xmlns:r="http://schemas.openxmlformats.org/officeDocument/2006/relationships" xmlns:m="http://schemas.openxmlformats.org/officeDocument/2006/math" xmlns:v="urn:schemas-microsoft-com:vml" xmlns:wp14="http://schemas.microsoft.com/office/word/2010/wordprocessingDrawing" xmlns:wp="http://schemas.openxmlformats.org/drawingml/2006/wordprocessingDrawing" xmlns:w10="urn:schemas-microsoft-com:office:word" xmlns:w="http://schemas.openxmlformats.org/wordprocessingml/2006/main" xmlns:w14="http://schemas.microsoft.com/office/word/2010/wordml" xmlns:w15="http://schemas.microsoft.com/office/word/2012/wordml" xmlns:w16cex="http://schemas.microsoft.com/office/word/2018/wordml/cex" xmlns:w16cid="http://schemas.microsoft.com/office/word/2016/wordml/cid" xmlns:w16="http://schemas.microsoft.com/office/word/2018/wordml" xmlns:w16du="http://schemas.microsoft.com/office/word/2023/wordml/word16du" xmlns:w16sdtdh="http://schemas.microsoft.com/office/word/2020/wordml/sdtdatahash" xmlns:w16sdtfl="http://schemas.microsoft.com/office/word/2024/wordml/sdtformatlock" xmlns:w16se="http://schemas.microsoft.com/office/word/2015/wordml/symex" xmlns:wpg="http://schemas.microsoft.com/office/word/2010/wordprocessingGroup" xmlns:wpi="http://schemas.microsoft.com/office/word/2010/wordprocessingInk" xmlns:wne="http://schemas.microsoft.com/office/word/2006/wordml" xmlns:wps="http://schemas.microsoft.com/office/word/2010/wordprocessingShape" mc:Ignorable="w14 w15 w16se w16cid w16 w16cex w16sdtdh w16sdtfl w16du wp14">
+<w:endnotes xmlns:wpc="http://schemas.microsoft.com/office/word/2010/wordprocessingCanvas" xmlns:cx="http://schemas.microsoft.com/office/drawing/2014/chartex" xmlns:cx1="http://schemas.microsoft.com/office/drawing/2015/9/8/chartex" xmlns:cx2="http://schemas.microsoft.com/office/drawing/2015/10/21/chartex" xmlns:cx3="http://schemas.microsoft.com/office/drawing/2016/5/9/chartex" xmlns:cx4="http://schemas.microsoft.com/office/drawing/2016/5/10/chartex" xmlns:cx5="http://schemas.microsoft.com/office/drawing/2016/5/11/chartex" xmlns:cx6="http://schemas.microsoft.com/office/drawing/2016/5/12/chartex" xmlns:cx7="http://schemas.microsoft.com/office/drawing/2016/5/13/chartex" xmlns:cx8="http://schemas.microsoft.com/office/drawing/2016/5/14/chartex" xmlns:mc="http://schemas.openxmlformats.org/markup-compatibility/2006" xmlns:aink="http://schemas.microsoft.com/office/drawing/2016/ink" xmlns:am3d="http://schemas.microsoft.com/office/drawing/2017/model3d" xmlns:o="urn:schemas-microsoft-com:office:office" xmlns:oel="http://schemas.microsoft.com/office/2019/extlst" xmlns:r="http://schemas.openxmlformats.org/officeDocument/2006/relationships" xmlns:m="http://schemas.openxmlformats.org/officeDocument/2006/math" xmlns:v="urn:schemas-microsoft-com:vml" xmlns:wp14="http://schemas.microsoft.com/office/word/2010/wordprocessingDrawing" xmlns:wp="http://schemas.openxmlformats.org/drawingml/2006/wordprocessingDrawing" xmlns:w10="urn:schemas-microsoft-com:office:word" xmlns:w="http://schemas.openxmlformats.org/wordprocessingml/2006/main" xmlns:w14="http://schemas.microsoft.com/office/word/2010/wordml" xmlns:w15="http://schemas.microsoft.com/office/word/2012/wordml" xmlns:w16cex="http://schemas.microsoft.com/office/word/2018/wordml/cex" xmlns:w16cid="http://schemas.microsoft.com/office/word/2016/wordml/cid" xmlns:w16="http://schemas.microsoft.com/office/word/2018/wordml" xmlns:w16sdtdh="http://schemas.microsoft.com/office/word/2020/wordml/sdtdatahash" xmlns:w16se="http://schemas.microsoft.com/office/word/2015/wordml/symex" xmlns:wpg="http://schemas.microsoft.com/office/word/2010/wordprocessingGroup" xmlns:wpi="http://schemas.microsoft.com/office/word/2010/wordprocessingInk" xmlns:wne="http://schemas.microsoft.com/office/word/2006/wordml" xmlns:wps="http://schemas.microsoft.com/office/word/2010/wordprocessingShape" mc:Ignorable="w14 w15 w16se w16cid w16 w16cex w16sdtdh wp14">
   <w:endnote w:type="separator" w:id="-1">
     <w:p>
       <w:pPr>
@@ -15313,7 +15343,7 @@
 </file>
 
 <file path=word/footnotes.xml><?xml version="1.0" encoding="utf-8"?>
-<w:footnotes xmlns:wpc="http://schemas.microsoft.com/office/word/2010/wordprocessingCanvas" xmlns:cx="http://schemas.microsoft.com/office/drawing/2014/chartex" xmlns:cx1="http://schemas.microsoft.com/office/drawing/2015/9/8/chartex" xmlns:cx2="http://schemas.microsoft.com/office/drawing/2015/10/21/chartex" xmlns:cx3="http://schemas.microsoft.com/office/drawing/2016/5/9/chartex" xmlns:cx4="http://schemas.microsoft.com/office/drawing/2016/5/10/chartex" xmlns:cx5="http://schemas.microsoft.com/office/drawing/2016/5/11/chartex" xmlns:cx6="http://schemas.microsoft.com/office/drawing/2016/5/12/chartex" xmlns:cx7="http://schemas.microsoft.com/office/drawing/2016/5/13/chartex" xmlns:cx8="http://schemas.microsoft.com/office/drawing/2016/5/14/chartex" xmlns:mc="http://schemas.openxmlformats.org/markup-compatibility/2006" xmlns:aink="http://schemas.microsoft.com/office/drawing/2016/ink" xmlns:am3d="http://schemas.microsoft.com/office/drawing/2017/model3d" xmlns:o="urn:schemas-microsoft-com:office:office" xmlns:oel="http://schemas.microsoft.com/office/2019/extlst" xmlns:r="http://schemas.openxmlformats.org/officeDocument/2006/relationships" xmlns:m="http://schemas.openxmlformats.org/officeDocument/2006/math" xmlns:v="urn:schemas-microsoft-com:vml" xmlns:wp14="http://schemas.microsoft.com/office/word/2010/wordprocessingDrawing" xmlns:wp="http://schemas.openxmlformats.org/drawingml/2006/wordprocessingDrawing" xmlns:w10="urn:schemas-microsoft-com:office:word" xmlns:w="http://schemas.openxmlformats.org/wordprocessingml/2006/main" xmlns:w14="http://schemas.microsoft.com/office/word/2010/wordml" xmlns:w15="http://schemas.microsoft.com/office/word/2012/wordml" xmlns:w16cex="http://schemas.microsoft.com/office/word/2018/wordml/cex" xmlns:w16cid="http://schemas.microsoft.com/office/word/2016/wordml/cid" xmlns:w16="http://schemas.microsoft.com/office/word/2018/wordml" xmlns:w16du="http://schemas.microsoft.com/office/word/2023/wordml/word16du" xmlns:w16sdtdh="http://schemas.microsoft.com/office/word/2020/wordml/sdtdatahash" xmlns:w16sdtfl="http://schemas.microsoft.com/office/word/2024/wordml/sdtformatlock" xmlns:w16se="http://schemas.microsoft.com/office/word/2015/wordml/symex" xmlns:wpg="http://schemas.microsoft.com/office/word/2010/wordprocessingGroup" xmlns:wpi="http://schemas.microsoft.com/office/word/2010/wordprocessingInk" xmlns:wne="http://schemas.microsoft.com/office/word/2006/wordml" xmlns:wps="http://schemas.microsoft.com/office/word/2010/wordprocessingShape" mc:Ignorable="w14 w15 w16se w16cid w16 w16cex w16sdtdh w16sdtfl w16du wp14">
+<w:footnotes xmlns:wpc="http://schemas.microsoft.com/office/word/2010/wordprocessingCanvas" xmlns:cx="http://schemas.microsoft.com/office/drawing/2014/chartex" xmlns:cx1="http://schemas.microsoft.com/office/drawing/2015/9/8/chartex" xmlns:cx2="http://schemas.microsoft.com/office/drawing/2015/10/21/chartex" xmlns:cx3="http://schemas.microsoft.com/office/drawing/2016/5/9/chartex" xmlns:cx4="http://schemas.microsoft.com/office/drawing/2016/5/10/chartex" xmlns:cx5="http://schemas.microsoft.com/office/drawing/2016/5/11/chartex" xmlns:cx6="http://schemas.microsoft.com/office/drawing/2016/5/12/chartex" xmlns:cx7="http://schemas.microsoft.com/office/drawing/2016/5/13/chartex" xmlns:cx8="http://schemas.microsoft.com/office/drawing/2016/5/14/chartex" xmlns:mc="http://schemas.openxmlformats.org/markup-compatibility/2006" xmlns:aink="http://schemas.microsoft.com/office/drawing/2016/ink" xmlns:am3d="http://schemas.microsoft.com/office/drawing/2017/model3d" xmlns:o="urn:schemas-microsoft-com:office:office" xmlns:oel="http://schemas.microsoft.com/office/2019/extlst" xmlns:r="http://schemas.openxmlformats.org/officeDocument/2006/relationships" xmlns:m="http://schemas.openxmlformats.org/officeDocument/2006/math" xmlns:v="urn:schemas-microsoft-com:vml" xmlns:wp14="http://schemas.microsoft.com/office/word/2010/wordprocessingDrawing" xmlns:wp="http://schemas.openxmlformats.org/drawingml/2006/wordprocessingDrawing" xmlns:w10="urn:schemas-microsoft-com:office:word" xmlns:w="http://schemas.openxmlformats.org/wordprocessingml/2006/main" xmlns:w14="http://schemas.microsoft.com/office/word/2010/wordml" xmlns:w15="http://schemas.microsoft.com/office/word/2012/wordml" xmlns:w16cex="http://schemas.microsoft.com/office/word/2018/wordml/cex" xmlns:w16cid="http://schemas.microsoft.com/office/word/2016/wordml/cid" xmlns:w16="http://schemas.microsoft.com/office/word/2018/wordml" xmlns:w16sdtdh="http://schemas.microsoft.com/office/word/2020/wordml/sdtdatahash" xmlns:w16se="http://schemas.microsoft.com/office/word/2015/wordml/symex" xmlns:wpg="http://schemas.microsoft.com/office/word/2010/wordprocessingGroup" xmlns:wpi="http://schemas.microsoft.com/office/word/2010/wordprocessingInk" xmlns:wne="http://schemas.microsoft.com/office/word/2006/wordml" xmlns:wps="http://schemas.microsoft.com/office/word/2010/wordprocessingShape" mc:Ignorable="w14 w15 w16se w16cid w16 w16cex w16sdtdh wp14">
   <w:footnote w:type="separator" w:id="-1">
     <w:p>
       <w:pPr>
@@ -15338,7 +15368,7 @@
 </file>
 
 <file path=word/numbering.xml><?xml version="1.0" encoding="utf-8"?>
-<w:numbering xmlns:wpc="http://schemas.microsoft.com/office/word/2010/wordprocessingCanvas" xmlns:cx="http://schemas.microsoft.com/office/drawing/2014/chartex" xmlns:cx1="http://schemas.microsoft.com/office/drawing/2015/9/8/chartex" xmlns:cx2="http://schemas.microsoft.com/office/drawing/2015/10/21/chartex" xmlns:cx3="http://schemas.microsoft.com/office/drawing/2016/5/9/chartex" xmlns:cx4="http://schemas.microsoft.com/office/drawing/2016/5/10/chartex" xmlns:cx5="http://schemas.microsoft.com/office/drawing/2016/5/11/chartex" xmlns:cx6="http://schemas.microsoft.com/office/drawing/2016/5/12/chartex" xmlns:cx7="http://schemas.microsoft.com/office/drawing/2016/5/13/chartex" xmlns:cx8="http://schemas.microsoft.com/office/drawing/2016/5/14/chartex" xmlns:mc="http://schemas.openxmlformats.org/markup-compatibility/2006" xmlns:aink="http://schemas.microsoft.com/office/drawing/2016/ink" xmlns:am3d="http://schemas.microsoft.com/office/drawing/2017/model3d" xmlns:o="urn:schemas-microsoft-com:office:office" xmlns:oel="http://schemas.microsoft.com/office/2019/extlst" xmlns:r="http://schemas.openxmlformats.org/officeDocument/2006/relationships" xmlns:m="http://schemas.openxmlformats.org/officeDocument/2006/math" xmlns:v="urn:schemas-microsoft-com:vml" xmlns:wp14="http://schemas.microsoft.com/office/word/2010/wordprocessingDrawing" xmlns:wp="http://schemas.openxmlformats.org/drawingml/2006/wordprocessingDrawing" xmlns:w10="urn:schemas-microsoft-com:office:word" xmlns:w="http://schemas.openxmlformats.org/wordprocessingml/2006/main" xmlns:w14="http://schemas.microsoft.com/office/word/2010/wordml" xmlns:w15="http://schemas.microsoft.com/office/word/2012/wordml" xmlns:w16cex="http://schemas.microsoft.com/office/word/2018/wordml/cex" xmlns:w16cid="http://schemas.microsoft.com/office/word/2016/wordml/cid" xmlns:w16="http://schemas.microsoft.com/office/word/2018/wordml" xmlns:w16du="http://schemas.microsoft.com/office/word/2023/wordml/word16du" xmlns:w16sdtdh="http://schemas.microsoft.com/office/word/2020/wordml/sdtdatahash" xmlns:w16sdtfl="http://schemas.microsoft.com/office/word/2024/wordml/sdtformatlock" xmlns:w16se="http://schemas.microsoft.com/office/word/2015/wordml/symex" xmlns:wpg="http://schemas.microsoft.com/office/word/2010/wordprocessingGroup" xmlns:wpi="http://schemas.microsoft.com/office/word/2010/wordprocessingInk" xmlns:wne="http://schemas.microsoft.com/office/word/2006/wordml" xmlns:wps="http://schemas.microsoft.com/office/word/2010/wordprocessingShape" mc:Ignorable="w14 w15 w16se w16cid w16 w16cex w16sdtdh w16sdtfl w16du wp14">
+<w:numbering xmlns:wpc="http://schemas.microsoft.com/office/word/2010/wordprocessingCanvas" xmlns:cx="http://schemas.microsoft.com/office/drawing/2014/chartex" xmlns:cx1="http://schemas.microsoft.com/office/drawing/2015/9/8/chartex" xmlns:cx2="http://schemas.microsoft.com/office/drawing/2015/10/21/chartex" xmlns:cx3="http://schemas.microsoft.com/office/drawing/2016/5/9/chartex" xmlns:cx4="http://schemas.microsoft.com/office/drawing/2016/5/10/chartex" xmlns:cx5="http://schemas.microsoft.com/office/drawing/2016/5/11/chartex" xmlns:cx6="http://schemas.microsoft.com/office/drawing/2016/5/12/chartex" xmlns:cx7="http://schemas.microsoft.com/office/drawing/2016/5/13/chartex" xmlns:cx8="http://schemas.microsoft.com/office/drawing/2016/5/14/chartex" xmlns:mc="http://schemas.openxmlformats.org/markup-compatibility/2006" xmlns:aink="http://schemas.microsoft.com/office/drawing/2016/ink" xmlns:am3d="http://schemas.microsoft.com/office/drawing/2017/model3d" xmlns:o="urn:schemas-microsoft-com:office:office" xmlns:oel="http://schemas.microsoft.com/office/2019/extlst" xmlns:r="http://schemas.openxmlformats.org/officeDocument/2006/relationships" xmlns:m="http://schemas.openxmlformats.org/officeDocument/2006/math" xmlns:v="urn:schemas-microsoft-com:vml" xmlns:wp14="http://schemas.microsoft.com/office/word/2010/wordprocessingDrawing" xmlns:wp="http://schemas.openxmlformats.org/drawingml/2006/wordprocessingDrawing" xmlns:w10="urn:schemas-microsoft-com:office:word" xmlns:w="http://schemas.openxmlformats.org/wordprocessingml/2006/main" xmlns:w14="http://schemas.microsoft.com/office/word/2010/wordml" xmlns:w15="http://schemas.microsoft.com/office/word/2012/wordml" xmlns:w16cex="http://schemas.microsoft.com/office/word/2018/wordml/cex" xmlns:w16cid="http://schemas.microsoft.com/office/word/2016/wordml/cid" xmlns:w16="http://schemas.microsoft.com/office/word/2018/wordml" xmlns:w16sdtdh="http://schemas.microsoft.com/office/word/2020/wordml/sdtdatahash" xmlns:w16se="http://schemas.microsoft.com/office/word/2015/wordml/symex" xmlns:wpg="http://schemas.microsoft.com/office/word/2010/wordprocessingGroup" xmlns:wpi="http://schemas.microsoft.com/office/word/2010/wordprocessingInk" xmlns:wne="http://schemas.microsoft.com/office/word/2006/wordml" xmlns:wps="http://schemas.microsoft.com/office/word/2010/wordprocessingShape" mc:Ignorable="w14 w15 w16se w16cid w16 w16cex w16sdtdh wp14">
   <w:abstractNum w:abstractNumId="0" w15:restartNumberingAfterBreak="0">
     <w:nsid w:val="0E4B171E"/>
     <w:multiLevelType w:val="hybridMultilevel"/>
@@ -15958,7 +15988,7 @@
 </file>
 
 <file path=word/styles.xml><?xml version="1.0" encoding="utf-8"?>
-<w:styles xmlns:mc="http://schemas.openxmlformats.org/markup-compatibility/2006" xmlns:r="http://schemas.openxmlformats.org/officeDocument/2006/relationships" xmlns:w="http://schemas.openxmlformats.org/wordprocessingml/2006/main" xmlns:w14="http://schemas.microsoft.com/office/word/2010/wordml" xmlns:w15="http://schemas.microsoft.com/office/word/2012/wordml" xmlns:w16cex="http://schemas.microsoft.com/office/word/2018/wordml/cex" xmlns:w16cid="http://schemas.microsoft.com/office/word/2016/wordml/cid" xmlns:w16="http://schemas.microsoft.com/office/word/2018/wordml" xmlns:w16du="http://schemas.microsoft.com/office/word/2023/wordml/word16du" xmlns:w16sdtdh="http://schemas.microsoft.com/office/word/2020/wordml/sdtdatahash" xmlns:w16sdtfl="http://schemas.microsoft.com/office/word/2024/wordml/sdtformatlock" xmlns:w16se="http://schemas.microsoft.com/office/word/2015/wordml/symex" mc:Ignorable="w14 w15 w16se w16cid w16 w16cex w16sdtdh w16sdtfl w16du">
+<w:styles xmlns:mc="http://schemas.openxmlformats.org/markup-compatibility/2006" xmlns:r="http://schemas.openxmlformats.org/officeDocument/2006/relationships" xmlns:w="http://schemas.openxmlformats.org/wordprocessingml/2006/main" xmlns:w14="http://schemas.microsoft.com/office/word/2010/wordml" xmlns:w15="http://schemas.microsoft.com/office/word/2012/wordml" xmlns:w16cex="http://schemas.microsoft.com/office/word/2018/wordml/cex" xmlns:w16cid="http://schemas.microsoft.com/office/word/2016/wordml/cid" xmlns:w16="http://schemas.microsoft.com/office/word/2018/wordml" xmlns:w16sdtdh="http://schemas.microsoft.com/office/word/2020/wordml/sdtdatahash" xmlns:w16se="http://schemas.microsoft.com/office/word/2015/wordml/symex" mc:Ignorable="w14 w15 w16se w16cid w16 w16cex w16sdtdh">
   <w:docDefaults>
     <w:rPrDefault>
       <w:rPr>
@@ -16560,6 +16590,7 @@
   <w:style w:type="character" w:default="1" w:styleId="DefaultParagraphFont">
     <w:name w:val="Default Paragraph Font"/>
     <w:uiPriority w:val="1"/>
+    <w:semiHidden/>
     <w:unhideWhenUsed/>
   </w:style>
   <w:style w:type="table" w:default="1" w:styleId="TableNormal">

--- a/docs/Proposal (1) (1) (1) (1).docx
+++ b/docs/Proposal (1) (1) (1) (1).docx
@@ -1,6 +1,6 @@
 
 <file path=word/document.xml><?xml version="1.0" encoding="utf-8"?>
-<w:document xmlns:wpc="http://schemas.microsoft.com/office/word/2010/wordprocessingCanvas" xmlns:cx="http://schemas.microsoft.com/office/drawing/2014/chartex" xmlns:cx1="http://schemas.microsoft.com/office/drawing/2015/9/8/chartex" xmlns:cx2="http://schemas.microsoft.com/office/drawing/2015/10/21/chartex" xmlns:cx3="http://schemas.microsoft.com/office/drawing/2016/5/9/chartex" xmlns:cx4="http://schemas.microsoft.com/office/drawing/2016/5/10/chartex" xmlns:cx5="http://schemas.microsoft.com/office/drawing/2016/5/11/chartex" xmlns:cx6="http://schemas.microsoft.com/office/drawing/2016/5/12/chartex" xmlns:cx7="http://schemas.microsoft.com/office/drawing/2016/5/13/chartex" xmlns:cx8="http://schemas.microsoft.com/office/drawing/2016/5/14/chartex" xmlns:mc="http://schemas.openxmlformats.org/markup-compatibility/2006" xmlns:aink="http://schemas.microsoft.com/office/drawing/2016/ink" xmlns:am3d="http://schemas.microsoft.com/office/drawing/2017/model3d" xmlns:o="urn:schemas-microsoft-com:office:office" xmlns:oel="http://schemas.microsoft.com/office/2019/extlst" xmlns:r="http://schemas.openxmlformats.org/officeDocument/2006/relationships" xmlns:m="http://schemas.openxmlformats.org/officeDocument/2006/math" xmlns:v="urn:schemas-microsoft-com:vml" xmlns:wp14="http://schemas.microsoft.com/office/word/2010/wordprocessingDrawing" xmlns:wp="http://schemas.openxmlformats.org/drawingml/2006/wordprocessingDrawing" xmlns:w10="urn:schemas-microsoft-com:office:word" xmlns:w="http://schemas.openxmlformats.org/wordprocessingml/2006/main" xmlns:w14="http://schemas.microsoft.com/office/word/2010/wordml" xmlns:w15="http://schemas.microsoft.com/office/word/2012/wordml" xmlns:w16cex="http://schemas.microsoft.com/office/word/2018/wordml/cex" xmlns:w16cid="http://schemas.microsoft.com/office/word/2016/wordml/cid" xmlns:w16="http://schemas.microsoft.com/office/word/2018/wordml" xmlns:w16sdtdh="http://schemas.microsoft.com/office/word/2020/wordml/sdtdatahash" xmlns:w16se="http://schemas.microsoft.com/office/word/2015/wordml/symex" xmlns:wpg="http://schemas.microsoft.com/office/word/2010/wordprocessingGroup" xmlns:wpi="http://schemas.microsoft.com/office/word/2010/wordprocessingInk" xmlns:wne="http://schemas.microsoft.com/office/word/2006/wordml" xmlns:wps="http://schemas.microsoft.com/office/word/2010/wordprocessingShape" mc:Ignorable="w14 w15 w16se w16cid w16 w16cex w16sdtdh wp14">
+<w:document xmlns:wpc="http://schemas.microsoft.com/office/word/2010/wordprocessingCanvas" xmlns:cx="http://schemas.microsoft.com/office/drawing/2014/chartex" xmlns:cx1="http://schemas.microsoft.com/office/drawing/2015/9/8/chartex" xmlns:cx2="http://schemas.microsoft.com/office/drawing/2015/10/21/chartex" xmlns:cx3="http://schemas.microsoft.com/office/drawing/2016/5/9/chartex" xmlns:cx4="http://schemas.microsoft.com/office/drawing/2016/5/10/chartex" xmlns:cx5="http://schemas.microsoft.com/office/drawing/2016/5/11/chartex" xmlns:cx6="http://schemas.microsoft.com/office/drawing/2016/5/12/chartex" xmlns:cx7="http://schemas.microsoft.com/office/drawing/2016/5/13/chartex" xmlns:cx8="http://schemas.microsoft.com/office/drawing/2016/5/14/chartex" xmlns:mc="http://schemas.openxmlformats.org/markup-compatibility/2006" xmlns:aink="http://schemas.microsoft.com/office/drawing/2016/ink" xmlns:am3d="http://schemas.microsoft.com/office/drawing/2017/model3d" xmlns:o="urn:schemas-microsoft-com:office:office" xmlns:oel="http://schemas.microsoft.com/office/2019/extlst" xmlns:r="http://schemas.openxmlformats.org/officeDocument/2006/relationships" xmlns:m="http://schemas.openxmlformats.org/officeDocument/2006/math" xmlns:v="urn:schemas-microsoft-com:vml" xmlns:wp14="http://schemas.microsoft.com/office/word/2010/wordprocessingDrawing" xmlns:wp="http://schemas.openxmlformats.org/drawingml/2006/wordprocessingDrawing" xmlns:w10="urn:schemas-microsoft-com:office:word" xmlns:w="http://schemas.openxmlformats.org/wordprocessingml/2006/main" xmlns:w14="http://schemas.microsoft.com/office/word/2010/wordml" xmlns:w15="http://schemas.microsoft.com/office/word/2012/wordml" xmlns:w16cex="http://schemas.microsoft.com/office/word/2018/wordml/cex" xmlns:w16cid="http://schemas.microsoft.com/office/word/2016/wordml/cid" xmlns:w16="http://schemas.microsoft.com/office/word/2018/wordml" xmlns:w16du="http://schemas.microsoft.com/office/word/2023/wordml/word16du" xmlns:w16sdtdh="http://schemas.microsoft.com/office/word/2020/wordml/sdtdatahash" xmlns:w16sdtfl="http://schemas.microsoft.com/office/word/2024/wordml/sdtformatlock" xmlns:w16se="http://schemas.microsoft.com/office/word/2015/wordml/symex" xmlns:wpg="http://schemas.microsoft.com/office/word/2010/wordprocessingGroup" xmlns:wpi="http://schemas.microsoft.com/office/word/2010/wordprocessingInk" xmlns:wne="http://schemas.microsoft.com/office/word/2006/wordml" xmlns:wps="http://schemas.microsoft.com/office/word/2010/wordprocessingShape" mc:Ignorable="w14 w15 w16se w16cid w16 w16cex w16sdtdh w16sdtfl w16du wp14">
   <w:body>
     <w:p>
       <w:pPr>
@@ -181,24 +181,7 @@
           <w:sz w:val="32"/>
           <w:szCs w:val="32"/>
         </w:rPr>
-        <w:t xml:space="preserve">Polypropylene (PP) </w:t>
-      </w:r>
-      <w:r>
-        <w:rPr>
-          <w:rFonts w:ascii="TH Sarabun New" w:hAnsi="TH Sarabun New" w:cs="TH Sarabun New"/>
-          <w:sz w:val="32"/>
-          <w:szCs w:val="32"/>
-          <w:cs/>
-        </w:rPr>
-        <w:t xml:space="preserve">จากการคาดการณ์อุณหภูมิ และ เวลาด้วย </w:t>
-      </w:r>
-      <w:r>
-        <w:rPr>
-          <w:rFonts w:ascii="TH Sarabun New" w:hAnsi="TH Sarabun New" w:cs="TH Sarabun New"/>
-          <w:sz w:val="32"/>
-          <w:szCs w:val="32"/>
-        </w:rPr>
-        <w:t>Artificial Intelligence (AI)</w:t>
+        <w:t>Polypropylene (PP)</w:t>
       </w:r>
     </w:p>
     <w:p>
@@ -929,7 +912,37 @@
           <w:szCs w:val="32"/>
           <w:cs/>
         </w:rPr>
-        <w:t>สามารถนำมารีไซเคิลได้เรื่อย</w:t>
+        <w:t>สามารถนำมารี</w:t>
+      </w:r>
+      <w:proofErr w:type="spellStart"/>
+      <w:r>
+        <w:rPr>
+          <w:rFonts w:ascii="TH Sarabun New" w:hAnsi="TH Sarabun New" w:cs="TH Sarabun New"/>
+          <w:sz w:val="32"/>
+          <w:szCs w:val="32"/>
+          <w:cs/>
+        </w:rPr>
+        <w:t>ไซเคิล</w:t>
+      </w:r>
+      <w:proofErr w:type="spellEnd"/>
+      <w:r>
+        <w:rPr>
+          <w:rFonts w:ascii="TH Sarabun New" w:hAnsi="TH Sarabun New" w:cs="TH Sarabun New"/>
+          <w:sz w:val="32"/>
+          <w:szCs w:val="32"/>
+          <w:cs/>
+        </w:rPr>
+        <w:t>ได้</w:t>
+      </w:r>
+      <w:proofErr w:type="spellStart"/>
+      <w:r>
+        <w:rPr>
+          <w:rFonts w:ascii="TH Sarabun New" w:hAnsi="TH Sarabun New" w:cs="TH Sarabun New"/>
+          <w:sz w:val="32"/>
+          <w:szCs w:val="32"/>
+          <w:cs/>
+        </w:rPr>
+        <w:t>เรื่อย</w:t>
       </w:r>
       <w:r>
         <w:rPr>
@@ -940,6 +953,7 @@
         </w:rPr>
         <w:t>ๆ</w:t>
       </w:r>
+      <w:proofErr w:type="spellEnd"/>
       <w:r>
         <w:rPr>
           <w:rFonts w:ascii="TH Sarabun New" w:hAnsi="TH Sarabun New" w:cs="TH Sarabun New" w:hint="cs"/>
@@ -1469,40 +1483,86 @@
           <w:szCs w:val="32"/>
           <w:cs/>
         </w:rPr>
-        <w:t xml:space="preserve">โดยเพื่อเปรียบเทียบประสิทธิภาพกับแผ่นดูดซับเสียงจากขยะพลาสติกที่มีอยู่ในท้องตลาด คือ แผ่นดูดซับเสียงจากขยะพลาสติกประเภท </w:t>
-      </w:r>
-      <w:r>
-        <w:rPr>
-          <w:rFonts w:ascii="TH Sarabun New" w:hAnsi="TH Sarabun New" w:cs="TH Sarabun New"/>
-          <w:sz w:val="32"/>
-          <w:szCs w:val="32"/>
-        </w:rPr>
-        <w:t xml:space="preserve">Polyethylene Terephthalate (PET) </w:t>
-      </w:r>
-      <w:r>
-        <w:rPr>
-          <w:rFonts w:ascii="TH Sarabun New" w:hAnsi="TH Sarabun New" w:cs="TH Sarabun New"/>
-          <w:sz w:val="32"/>
-          <w:szCs w:val="32"/>
-          <w:cs/>
-        </w:rPr>
-        <w:t xml:space="preserve">จึงจะนำขยะพลาสติกเหล่านี้มาล้างทำความสะอาด แล้วนำมาให้ความร้อน โดยอ้างอิงจากความร้อนและเวลาที่ใช้ในการขึ้นรูปแผ่นดูดซับเสียงจากขยะพลาสติกประเภท </w:t>
-      </w:r>
-      <w:r>
-        <w:rPr>
-          <w:rFonts w:ascii="TH Sarabun New" w:hAnsi="TH Sarabun New" w:cs="TH Sarabun New"/>
-          <w:sz w:val="32"/>
-          <w:szCs w:val="32"/>
-        </w:rPr>
-        <w:t>Polyethylene Terephthalate (PET)</w:t>
-      </w:r>
-      <w:r>
-        <w:rPr>
-          <w:rFonts w:ascii="TH Sarabun New" w:hAnsi="TH Sarabun New" w:cs="TH Sarabun New"/>
-          <w:sz w:val="32"/>
-          <w:szCs w:val="32"/>
+        <w:t>โดยเพื่อเปรียบเทียบประสิทธิภาพกับแผ่นดูดซับเสียงจากพลาสติกที่</w:t>
+      </w:r>
+      <w:r>
+        <w:rPr>
+          <w:rFonts w:ascii="TH Sarabun New" w:hAnsi="TH Sarabun New" w:cs="TH Sarabun New" w:hint="cs"/>
+          <w:sz w:val="32"/>
+          <w:szCs w:val="32"/>
+          <w:cs/>
+        </w:rPr>
+        <w:t>ทำมาจาก</w:t>
+      </w:r>
+      <w:r>
+        <w:rPr>
+          <w:rFonts w:ascii="TH Sarabun New" w:hAnsi="TH Sarabun New" w:cs="TH Sarabun New"/>
+          <w:sz w:val="32"/>
+          <w:szCs w:val="32"/>
+          <w:cs/>
+        </w:rPr>
+        <w:t>พลาสติกประเภท</w:t>
+      </w:r>
+      <w:r>
+        <w:rPr>
+          <w:rFonts w:ascii="TH Sarabun New" w:hAnsi="TH Sarabun New" w:cs="TH Sarabun New" w:hint="cs"/>
+          <w:sz w:val="32"/>
+          <w:szCs w:val="32"/>
+          <w:cs/>
         </w:rPr>
         <w:t xml:space="preserve"> </w:t>
+      </w:r>
+      <w:r>
+        <w:rPr>
+          <w:rFonts w:ascii="TH Sarabun New" w:hAnsi="TH Sarabun New" w:cs="TH Sarabun New"/>
+          <w:sz w:val="32"/>
+          <w:szCs w:val="32"/>
+        </w:rPr>
+        <w:t>Polypropylene (PP)</w:t>
+      </w:r>
+      <w:r>
+        <w:rPr>
+          <w:rFonts w:ascii="TH Sarabun New" w:hAnsi="TH Sarabun New" w:cs="TH Sarabun New" w:hint="cs"/>
+          <w:sz w:val="32"/>
+          <w:szCs w:val="32"/>
+          <w:cs/>
+        </w:rPr>
+        <w:t xml:space="preserve"> บริสุทธิ์</w:t>
+      </w:r>
+      <w:r>
+        <w:rPr>
+          <w:rFonts w:ascii="TH Sarabun New" w:hAnsi="TH Sarabun New" w:cs="TH Sarabun New"/>
+          <w:sz w:val="32"/>
+          <w:szCs w:val="32"/>
+        </w:rPr>
+        <w:t xml:space="preserve"> </w:t>
+      </w:r>
+      <w:r>
+        <w:rPr>
+          <w:rFonts w:ascii="TH Sarabun New" w:hAnsi="TH Sarabun New" w:cs="TH Sarabun New" w:hint="cs"/>
+          <w:sz w:val="32"/>
+          <w:szCs w:val="32"/>
+          <w:cs/>
+        </w:rPr>
+        <w:t>โดย</w:t>
+      </w:r>
+      <w:r>
+        <w:rPr>
+          <w:rFonts w:ascii="TH Sarabun New" w:hAnsi="TH Sarabun New" w:cs="TH Sarabun New"/>
+          <w:sz w:val="32"/>
+          <w:szCs w:val="32"/>
+          <w:cs/>
+        </w:rPr>
+        <w:t>จะนำขยะพลาสติกเหล่านี้มาล้างทำความสะอาด แล้วนำมาให้ความร้อน โดยอ้างอิงจากความร้อนและเวลาที่ใช้ในการขึ้นรูปแผ่นดูดซับเสียงจากพลาสติกประเภท</w:t>
+      </w:r>
+      <w:r>
+        <w:rPr>
+          <w:rFonts w:ascii="TH Sarabun New" w:hAnsi="TH Sarabun New" w:cs="TH Sarabun New" w:hint="cs"/>
+          <w:sz w:val="32"/>
+          <w:szCs w:val="32"/>
+          <w:cs/>
+        </w:rPr>
+        <w:t xml:space="preserve">เดียวกัน </w:t>
       </w:r>
       <w:r>
         <w:rPr>
@@ -2029,58 +2089,15 @@
           <w:szCs w:val="32"/>
           <w:cs/>
         </w:rPr>
-        <w:t xml:space="preserve">จากนั้นนำข้อมูลที่ได้มาจากเครื่อง </w:t>
-      </w:r>
-      <w:r>
-        <w:rPr>
-          <w:rFonts w:ascii="TH Sarabun New" w:hAnsi="TH Sarabun New" w:cs="TH Sarabun New"/>
-          <w:sz w:val="32"/>
-          <w:szCs w:val="32"/>
-        </w:rPr>
-        <w:t xml:space="preserve">Impedance Tube </w:t>
-      </w:r>
-      <w:r>
-        <w:rPr>
-          <w:rFonts w:ascii="TH Sarabun New" w:hAnsi="TH Sarabun New" w:cs="TH Sarabun New"/>
-          <w:sz w:val="32"/>
-          <w:szCs w:val="32"/>
-          <w:cs/>
-        </w:rPr>
-        <w:t xml:space="preserve">นำมาให้กับ </w:t>
-      </w:r>
-      <w:r>
-        <w:rPr>
-          <w:rFonts w:ascii="TH Sarabun New" w:hAnsi="TH Sarabun New" w:cs="TH Sarabun New"/>
-          <w:sz w:val="32"/>
-          <w:szCs w:val="32"/>
-        </w:rPr>
-        <w:t xml:space="preserve">Artificial Intelligence (AI) </w:t>
-      </w:r>
-      <w:r>
-        <w:rPr>
-          <w:rFonts w:ascii="TH Sarabun New" w:hAnsi="TH Sarabun New" w:cs="TH Sarabun New"/>
-          <w:sz w:val="32"/>
-          <w:szCs w:val="32"/>
-          <w:cs/>
-        </w:rPr>
-        <w:t xml:space="preserve">และใช้วิธีการที่เรียกว่า </w:t>
-      </w:r>
-      <w:r>
-        <w:rPr>
-          <w:rFonts w:ascii="TH Sarabun New" w:hAnsi="TH Sarabun New" w:cs="TH Sarabun New"/>
-          <w:sz w:val="32"/>
-          <w:szCs w:val="32"/>
-        </w:rPr>
-        <w:t xml:space="preserve">Surrogate Model (Multi-output Regression) </w:t>
-      </w:r>
-      <w:r>
-        <w:rPr>
-          <w:rFonts w:ascii="TH Sarabun New" w:hAnsi="TH Sarabun New" w:cs="TH Sarabun New"/>
-          <w:sz w:val="32"/>
-          <w:szCs w:val="32"/>
-          <w:cs/>
-        </w:rPr>
-        <w:t>เพื่อ</w:t>
+        <w:t xml:space="preserve">และจากนั้นจึงนำมาเปรียบเทียบประสิทธิภาพกับแผ่นดูดซับเสียงทำจาก </w:t>
+      </w:r>
+      <w:r>
+        <w:rPr>
+          <w:rFonts w:ascii="TH Sarabun New" w:hAnsi="TH Sarabun New" w:cs="TH Sarabun New"/>
+          <w:sz w:val="32"/>
+          <w:szCs w:val="32"/>
+        </w:rPr>
+        <w:t>Polypropylene (PP)</w:t>
       </w:r>
       <w:r>
         <w:rPr>
@@ -2089,198 +2106,14 @@
           <w:szCs w:val="32"/>
           <w:cs/>
         </w:rPr>
-        <w:t>คาดการณ์</w:t>
-      </w:r>
-      <w:r>
-        <w:rPr>
-          <w:rFonts w:ascii="TH Sarabun New" w:hAnsi="TH Sarabun New" w:cs="TH Sarabun New"/>
-          <w:sz w:val="32"/>
-          <w:szCs w:val="32"/>
-          <w:cs/>
-        </w:rPr>
-        <w:t xml:space="preserve">ค่าสัมประสิทธิ์การดูดซับเสียงของวัสดุในแต่ละความถี่ทำให้วัสดุนั้นมีประสิทธิภาพที่สูงที่สุด โดยในปัจจุบันพบว่ามีการใช้ </w:t>
-      </w:r>
-      <w:r>
-        <w:rPr>
-          <w:rFonts w:ascii="TH Sarabun New" w:hAnsi="TH Sarabun New" w:cs="TH Sarabun New"/>
-          <w:sz w:val="32"/>
-          <w:szCs w:val="32"/>
-        </w:rPr>
-        <w:t xml:space="preserve">Artificial Intelligence (AI) </w:t>
-      </w:r>
-      <w:r>
-        <w:rPr>
-          <w:rFonts w:ascii="TH Sarabun New" w:hAnsi="TH Sarabun New" w:cs="TH Sarabun New"/>
-          <w:sz w:val="32"/>
-          <w:szCs w:val="32"/>
-          <w:cs/>
-        </w:rPr>
-        <w:t>ในการการเพิ่มประสิทธิภาพ และการสร้างแบบจําลองเชิงคาดการณ์ของวัสดุเพื่อให้เกิดประสิทธิภาพที่สูงที่สุดหรือตามความต้องการ</w:t>
-      </w:r>
-      <w:sdt>
-        <w:sdtPr>
-          <w:rPr>
-            <w:rFonts w:ascii="TH Sarabun New" w:hAnsi="TH Sarabun New" w:cs="TH Sarabun New" w:hint="cs"/>
-            <w:sz w:val="32"/>
-            <w:szCs w:val="32"/>
-            <w:cs/>
-          </w:rPr>
-          <w:id w:val="1084259174"/>
-          <w:citation/>
-        </w:sdtPr>
-        <w:sdtContent>
-          <w:r>
-            <w:rPr>
-              <w:rFonts w:ascii="TH Sarabun New" w:hAnsi="TH Sarabun New" w:cs="TH Sarabun New"/>
-              <w:sz w:val="32"/>
-              <w:szCs w:val="32"/>
-              <w:cs/>
-            </w:rPr>
-            <w:fldChar w:fldCharType="begin"/>
-          </w:r>
-          <w:r>
-            <w:rPr>
-              <w:rFonts w:ascii="TH Sarabun New" w:hAnsi="TH Sarabun New" w:cs="TH Sarabun New"/>
-              <w:sz w:val="32"/>
-              <w:szCs w:val="32"/>
-              <w:cs/>
-            </w:rPr>
-            <w:instrText xml:space="preserve"> </w:instrText>
-          </w:r>
-          <w:r>
-            <w:rPr>
-              <w:rFonts w:ascii="TH Sarabun New" w:hAnsi="TH Sarabun New" w:cs="TH Sarabun New" w:hint="cs"/>
-              <w:sz w:val="32"/>
-              <w:szCs w:val="32"/>
-            </w:rPr>
-            <w:instrText>CITATION Gok</w:instrText>
-          </w:r>
-          <w:r>
-            <w:rPr>
-              <w:rFonts w:ascii="TH Sarabun New" w:hAnsi="TH Sarabun New" w:cs="TH Sarabun New" w:hint="cs"/>
-              <w:sz w:val="32"/>
-              <w:szCs w:val="32"/>
-              <w:cs/>
-            </w:rPr>
-            <w:instrText xml:space="preserve">24 </w:instrText>
-          </w:r>
-          <w:r>
-            <w:rPr>
-              <w:rFonts w:ascii="TH Sarabun New" w:hAnsi="TH Sarabun New" w:cs="TH Sarabun New" w:hint="cs"/>
-              <w:sz w:val="32"/>
-              <w:szCs w:val="32"/>
-            </w:rPr>
-            <w:instrText xml:space="preserve">\l </w:instrText>
-          </w:r>
-          <w:r>
-            <w:rPr>
-              <w:rFonts w:ascii="TH Sarabun New" w:hAnsi="TH Sarabun New" w:cs="TH Sarabun New" w:hint="cs"/>
-              <w:sz w:val="32"/>
-              <w:szCs w:val="32"/>
-              <w:cs/>
-            </w:rPr>
-            <w:instrText>1054</w:instrText>
-          </w:r>
-          <w:r>
-            <w:rPr>
-              <w:rFonts w:ascii="TH Sarabun New" w:hAnsi="TH Sarabun New" w:cs="TH Sarabun New"/>
-              <w:sz w:val="32"/>
-              <w:szCs w:val="32"/>
-              <w:cs/>
-            </w:rPr>
-            <w:instrText xml:space="preserve"> </w:instrText>
-          </w:r>
-          <w:r>
-            <w:rPr>
-              <w:rFonts w:ascii="TH Sarabun New" w:hAnsi="TH Sarabun New" w:cs="TH Sarabun New"/>
-              <w:sz w:val="32"/>
-              <w:szCs w:val="32"/>
-              <w:cs/>
-            </w:rPr>
-            <w:fldChar w:fldCharType="separate"/>
-          </w:r>
-          <w:r>
-            <w:rPr>
-              <w:rFonts w:ascii="TH Sarabun New" w:hAnsi="TH Sarabun New" w:cs="TH Sarabun New"/>
-              <w:noProof/>
-              <w:sz w:val="32"/>
-              <w:szCs w:val="32"/>
-              <w:cs/>
-            </w:rPr>
-            <w:t xml:space="preserve"> </w:t>
-          </w:r>
-          <w:r>
-            <w:rPr>
-              <w:rFonts w:ascii="TH Sarabun New" w:hAnsi="TH Sarabun New" w:cs="TH Sarabun New"/>
-              <w:noProof/>
-              <w:sz w:val="32"/>
-              <w:szCs w:val="32"/>
-              <w:cs/>
-            </w:rPr>
-            <w:t>[</w:t>
-          </w:r>
-          <w:r>
-            <w:rPr>
-              <w:rFonts w:ascii="TH Sarabun New" w:hAnsi="TH Sarabun New" w:cs="TH Sarabun New"/>
-              <w:noProof/>
-              <w:sz w:val="32"/>
-              <w:szCs w:val="32"/>
-            </w:rPr>
-            <w:t>9</w:t>
-          </w:r>
-          <w:r>
-            <w:rPr>
-              <w:rFonts w:ascii="TH Sarabun New" w:hAnsi="TH Sarabun New" w:cs="TH Sarabun New"/>
-              <w:noProof/>
-              <w:sz w:val="32"/>
-              <w:szCs w:val="32"/>
-              <w:cs/>
-            </w:rPr>
-            <w:t>]</w:t>
-          </w:r>
-          <w:r>
-            <w:rPr>
-              <w:rFonts w:ascii="TH Sarabun New" w:hAnsi="TH Sarabun New" w:cs="TH Sarabun New"/>
-              <w:sz w:val="32"/>
-              <w:szCs w:val="32"/>
-              <w:cs/>
-            </w:rPr>
-            <w:fldChar w:fldCharType="end"/>
-          </w:r>
-        </w:sdtContent>
-      </w:sdt>
-      <w:r>
-        <w:rPr>
-          <w:rFonts w:ascii="TH Sarabun New" w:hAnsi="TH Sarabun New" w:cs="TH Sarabun New"/>
-          <w:sz w:val="32"/>
-          <w:szCs w:val="32"/>
-          <w:cs/>
-        </w:rPr>
-        <w:t xml:space="preserve"> </w:t>
-      </w:r>
-      <w:r>
-        <w:rPr>
-          <w:rFonts w:ascii="TH Sarabun New" w:hAnsi="TH Sarabun New" w:cs="TH Sarabun New"/>
-          <w:sz w:val="32"/>
-          <w:szCs w:val="32"/>
-          <w:cs/>
-        </w:rPr>
-        <w:t xml:space="preserve">และหลังจากนั้นจึงนำมาเปรียบเทียบประสิทธิภาพกับแผ่นดูดซับเสียงทำจาก </w:t>
-      </w:r>
-      <w:r>
-        <w:rPr>
-          <w:rFonts w:ascii="TH Sarabun New" w:hAnsi="TH Sarabun New" w:cs="TH Sarabun New"/>
-          <w:sz w:val="32"/>
-          <w:szCs w:val="32"/>
-        </w:rPr>
-        <w:t>Polyethylene terephthalate (PET)</w:t>
+        <w:t xml:space="preserve"> บริสุทธิ์</w:t>
       </w:r>
     </w:p>
     <w:p>
       <w:pPr>
         <w:ind w:firstLine="720"/>
         <w:rPr>
-          <w:rFonts w:ascii="TH Sarabun New" w:hAnsi="TH Sarabun New" w:cs="TH Sarabun New"/>
+          <w:rFonts w:ascii="TH Sarabun New" w:hAnsi="TH Sarabun New" w:cs="TH Sarabun New" w:hint="cs"/>
           <w:sz w:val="32"/>
           <w:szCs w:val="32"/>
         </w:rPr>
@@ -2685,85 +2518,16 @@
           <w:szCs w:val="32"/>
           <w:cs/>
         </w:rPr>
-        <w:t xml:space="preserve">ซับเสียงจากขยะพลาสติกประเภท </w:t>
-      </w:r>
-      <w:r>
-        <w:rPr>
-          <w:rFonts w:ascii="TH Sarabun New" w:hAnsi="TH Sarabun New" w:cs="TH Sarabun New"/>
-          <w:sz w:val="32"/>
-          <w:szCs w:val="32"/>
-        </w:rPr>
-        <w:t>Polyethylene Terephthalate</w:t>
-      </w:r>
-      <w:r>
-        <w:rPr>
-          <w:rFonts w:ascii="TH Sarabun New" w:hAnsi="TH Sarabun New" w:cs="TH Sarabun New"/>
-          <w:sz w:val="32"/>
-          <w:szCs w:val="32"/>
-        </w:rPr>
-        <w:t xml:space="preserve"> (</w:t>
-      </w:r>
-      <w:r>
-        <w:rPr>
-          <w:rFonts w:ascii="TH Sarabun New" w:hAnsi="TH Sarabun New" w:cs="TH Sarabun New"/>
-          <w:sz w:val="32"/>
-          <w:szCs w:val="32"/>
-        </w:rPr>
-        <w:t>PET</w:t>
-      </w:r>
-      <w:r>
-        <w:rPr>
-          <w:rFonts w:ascii="TH Sarabun New" w:hAnsi="TH Sarabun New" w:cs="TH Sarabun New"/>
-          <w:sz w:val="32"/>
-          <w:szCs w:val="32"/>
-        </w:rPr>
-        <w:t>)</w:t>
-      </w:r>
-    </w:p>
-    <w:p>
-      <w:pPr>
-        <w:ind w:firstLine="720"/>
-        <w:rPr>
-          <w:rFonts w:ascii="TH Sarabun New" w:hAnsi="TH Sarabun New" w:cs="TH Sarabun New"/>
-          <w:sz w:val="32"/>
-          <w:szCs w:val="32"/>
-          <w:cs/>
-        </w:rPr>
-      </w:pPr>
-      <w:r>
-        <w:rPr>
-          <w:rFonts w:ascii="TH Sarabun New" w:hAnsi="TH Sarabun New" w:cs="TH Sarabun New"/>
-          <w:sz w:val="32"/>
-          <w:szCs w:val="32"/>
-        </w:rPr>
-        <w:lastRenderedPageBreak/>
-        <w:t>4.</w:t>
-      </w:r>
-      <w:r>
-        <w:rPr>
-          <w:rFonts w:ascii="TH Sarabun New" w:hAnsi="TH Sarabun New" w:cs="TH Sarabun New"/>
-          <w:sz w:val="32"/>
-          <w:szCs w:val="32"/>
-          <w:cs/>
-        </w:rPr>
-        <w:t xml:space="preserve">เพื่อใช้ </w:t>
-      </w:r>
-      <w:r>
-        <w:rPr>
-          <w:rFonts w:ascii="TH Sarabun New" w:hAnsi="TH Sarabun New" w:cs="TH Sarabun New"/>
-          <w:sz w:val="32"/>
-          <w:szCs w:val="32"/>
-        </w:rPr>
-        <w:t xml:space="preserve">Artificial Intelligence (AI) </w:t>
-      </w:r>
-      <w:r>
-        <w:rPr>
-          <w:rFonts w:ascii="TH Sarabun New" w:hAnsi="TH Sarabun New" w:cs="TH Sarabun New"/>
-          <w:sz w:val="32"/>
-          <w:szCs w:val="32"/>
-          <w:cs/>
-        </w:rPr>
-        <w:t xml:space="preserve">ในการพัฒนาแผ่นดูดซับเสียงจากขยะพลาสติกประเภท </w:t>
+        <w:t>ซับเสียงจาก</w:t>
+      </w:r>
+      <w:r>
+        <w:rPr>
+          <w:rFonts w:ascii="TH Sarabun New" w:hAnsi="TH Sarabun New" w:cs="TH Sarabun New" w:hint="cs"/>
+          <w:sz w:val="32"/>
+          <w:szCs w:val="32"/>
+          <w:cs/>
+        </w:rPr>
+        <w:t xml:space="preserve">พลาสติกประเภท </w:t>
       </w:r>
       <w:r>
         <w:rPr>
@@ -2772,6 +2536,24 @@
           <w:szCs w:val="32"/>
         </w:rPr>
         <w:t>Polypropylene (PP)</w:t>
+      </w:r>
+      <w:r>
+        <w:rPr>
+          <w:rFonts w:ascii="TH Sarabun New" w:hAnsi="TH Sarabun New" w:cs="TH Sarabun New" w:hint="cs"/>
+          <w:sz w:val="32"/>
+          <w:szCs w:val="32"/>
+          <w:cs/>
+        </w:rPr>
+        <w:t xml:space="preserve"> </w:t>
+      </w:r>
+      <w:r>
+        <w:rPr>
+          <w:rFonts w:ascii="TH Sarabun New" w:hAnsi="TH Sarabun New" w:cs="TH Sarabun New"/>
+          <w:sz w:val="32"/>
+          <w:szCs w:val="32"/>
+          <w:cs/>
+        </w:rPr>
+        <w:t>บริสุทธิ์</w:t>
       </w:r>
     </w:p>
     <w:p>
@@ -2792,19 +2574,19 @@
           <w:sz w:val="36"/>
           <w:szCs w:val="36"/>
         </w:rPr>
-        <w:t>5. </w:t>
-      </w:r>
-      <w:r>
+        <w:br w:type="page"/>
+      </w:r>
+    </w:p>
+    <w:p>
+      <w:pPr>
         <w:rPr>
           <w:rFonts w:ascii="TH Sarabun New" w:hAnsi="TH Sarabun New" w:cs="TH Sarabun New"/>
           <w:b/>
           <w:bCs/>
           <w:sz w:val="36"/>
           <w:szCs w:val="36"/>
-          <w:cs/>
-        </w:rPr>
-        <w:t>สมมติฐานของการศึกษา</w:t>
-      </w:r>
+        </w:rPr>
+      </w:pPr>
       <w:r>
         <w:rPr>
           <w:rFonts w:ascii="TH Sarabun New" w:hAnsi="TH Sarabun New" w:cs="TH Sarabun New"/>
@@ -2813,7 +2595,8 @@
           <w:sz w:val="36"/>
           <w:szCs w:val="36"/>
         </w:rPr>
-        <w:t xml:space="preserve"> </w:t>
+        <w:lastRenderedPageBreak/>
+        <w:t>5. </w:t>
       </w:r>
       <w:r>
         <w:rPr>
@@ -2822,6 +2605,27 @@
           <w:bCs/>
           <w:sz w:val="36"/>
           <w:szCs w:val="36"/>
+          <w:cs/>
+        </w:rPr>
+        <w:t>สมมติฐานของการศึกษา</w:t>
+      </w:r>
+      <w:r>
+        <w:rPr>
+          <w:rFonts w:ascii="TH Sarabun New" w:hAnsi="TH Sarabun New" w:cs="TH Sarabun New"/>
+          <w:b/>
+          <w:bCs/>
+          <w:sz w:val="36"/>
+          <w:szCs w:val="36"/>
+        </w:rPr>
+        <w:t xml:space="preserve"> </w:t>
+      </w:r>
+      <w:r>
+        <w:rPr>
+          <w:rFonts w:ascii="TH Sarabun New" w:hAnsi="TH Sarabun New" w:cs="TH Sarabun New"/>
+          <w:b/>
+          <w:bCs/>
+          <w:sz w:val="36"/>
+          <w:szCs w:val="36"/>
         </w:rPr>
         <w:t>(Hypothesis)</w:t>
       </w:r>
@@ -2980,7 +2784,25 @@
           <w:sz w:val="32"/>
           <w:szCs w:val="32"/>
         </w:rPr>
-        <w:t>Polyethylene Terephthalate (PET)</w:t>
+        <w:t>Polypropylene (PP)</w:t>
+      </w:r>
+      <w:r>
+        <w:rPr>
+          <w:rFonts w:ascii="TH Sarabun New" w:hAnsi="TH Sarabun New" w:cs="TH Sarabun New" w:hint="cs"/>
+          <w:sz w:val="32"/>
+          <w:szCs w:val="32"/>
+          <w:cs/>
+        </w:rPr>
+        <w:t xml:space="preserve"> </w:t>
+      </w:r>
+      <w:r>
+        <w:rPr>
+          <w:rFonts w:ascii="TH Sarabun New" w:hAnsi="TH Sarabun New" w:cs="TH Sarabun New"/>
+          <w:sz w:val="32"/>
+          <w:szCs w:val="32"/>
+          <w:cs/>
+        </w:rPr>
+        <w:t>บริสุทธิ์</w:t>
       </w:r>
     </w:p>
     <w:p>
@@ -2998,41 +2820,31 @@
           <w:szCs w:val="32"/>
         </w:rPr>
         <w:tab/>
-        <w:t>3.</w:t>
-      </w:r>
-      <w:r>
-        <w:rPr>
-          <w:rFonts w:ascii="TH Sarabun New" w:hAnsi="TH Sarabun New" w:cs="TH Sarabun New"/>
-          <w:sz w:val="32"/>
-          <w:szCs w:val="32"/>
-          <w:cs/>
-        </w:rPr>
-        <w:t xml:space="preserve">สามารถนำ </w:t>
-      </w:r>
-      <w:r>
-        <w:rPr>
-          <w:rFonts w:ascii="TH Sarabun New" w:hAnsi="TH Sarabun New" w:cs="TH Sarabun New"/>
-          <w:sz w:val="32"/>
-          <w:szCs w:val="32"/>
-        </w:rPr>
-        <w:t xml:space="preserve">Artificial Intelligence (AI) </w:t>
-      </w:r>
-      <w:r>
-        <w:rPr>
-          <w:rFonts w:ascii="TH Sarabun New" w:hAnsi="TH Sarabun New" w:cs="TH Sarabun New"/>
-          <w:sz w:val="32"/>
-          <w:szCs w:val="32"/>
-          <w:cs/>
-        </w:rPr>
-        <w:t xml:space="preserve">มาช่วยในการพัฒนาแผ่นดูดซับเสียงจากขยะพลาสติกประเภท </w:t>
-      </w:r>
-      <w:r>
-        <w:rPr>
-          <w:rFonts w:ascii="TH Sarabun New" w:hAnsi="TH Sarabun New" w:cs="TH Sarabun New"/>
-          <w:sz w:val="32"/>
-          <w:szCs w:val="32"/>
-        </w:rPr>
-        <w:t>Polypropylene (PP)</w:t>
+      </w:r>
+      <w:r>
+        <w:rPr>
+          <w:rFonts w:ascii="TH Sarabun New" w:hAnsi="TH Sarabun New" w:cs="TH Sarabun New"/>
+          <w:sz w:val="32"/>
+          <w:szCs w:val="32"/>
+        </w:rPr>
+        <w:t>3</w:t>
+      </w:r>
+      <w:r>
+        <w:rPr>
+          <w:rFonts w:ascii="TH Sarabun New" w:hAnsi="TH Sarabun New" w:cs="TH Sarabun New"/>
+          <w:sz w:val="32"/>
+          <w:szCs w:val="32"/>
+        </w:rPr>
+        <w:t>.</w:t>
+      </w:r>
+      <w:r>
+        <w:rPr>
+          <w:rFonts w:ascii="TH Sarabun New" w:hAnsi="TH Sarabun New" w:cs="TH Sarabun New"/>
+          <w:sz w:val="32"/>
+          <w:szCs w:val="32"/>
+          <w:cs/>
+        </w:rPr>
+        <w:t>ตัวแปร</w:t>
       </w:r>
     </w:p>
     <w:p>
@@ -3057,16 +2869,24 @@
           <w:sz w:val="32"/>
           <w:szCs w:val="32"/>
         </w:rPr>
-        <w:t>4.</w:t>
-      </w:r>
-      <w:r>
-        <w:rPr>
-          <w:rFonts w:ascii="TH Sarabun New" w:hAnsi="TH Sarabun New" w:cs="TH Sarabun New"/>
-          <w:sz w:val="32"/>
-          <w:szCs w:val="32"/>
-          <w:cs/>
-        </w:rPr>
-        <w:t>ตัวแปร</w:t>
+        <w:t>3</w:t>
+      </w:r>
+      <w:r>
+        <w:rPr>
+          <w:rFonts w:ascii="TH Sarabun New" w:hAnsi="TH Sarabun New" w:cs="TH Sarabun New"/>
+          <w:sz w:val="32"/>
+          <w:szCs w:val="32"/>
+        </w:rPr>
+        <w:t xml:space="preserve">.1) </w:t>
+      </w:r>
+      <w:r>
+        <w:rPr>
+          <w:rFonts w:ascii="TH Sarabun New" w:hAnsi="TH Sarabun New" w:cs="TH Sarabun New"/>
+          <w:sz w:val="32"/>
+          <w:szCs w:val="32"/>
+          <w:cs/>
+        </w:rPr>
+        <w:t>ตัวแปรต้น</w:t>
       </w:r>
     </w:p>
     <w:p>
@@ -3084,21 +2904,133 @@
           <w:szCs w:val="32"/>
         </w:rPr>
         <w:tab/>
-        <w:t xml:space="preserve">4.1) </w:t>
-      </w:r>
-      <w:r>
-        <w:rPr>
-          <w:rFonts w:ascii="TH Sarabun New" w:hAnsi="TH Sarabun New" w:cs="TH Sarabun New"/>
-          <w:sz w:val="32"/>
-          <w:szCs w:val="32"/>
-          <w:cs/>
-        </w:rPr>
-        <w:t>ตัวแปรต้น</w:t>
+        <w:t xml:space="preserve">(1) </w:t>
+      </w:r>
+      <w:r>
+        <w:rPr>
+          <w:rFonts w:ascii="TH Sarabun New" w:hAnsi="TH Sarabun New" w:cs="TH Sarabun New"/>
+          <w:sz w:val="32"/>
+          <w:szCs w:val="32"/>
+          <w:cs/>
+        </w:rPr>
+        <w:t>ด้านวัสดุและการผลิต</w:t>
       </w:r>
     </w:p>
     <w:p>
       <w:pPr>
         <w:rPr>
+          <w:rFonts w:ascii="TH Sarabun New" w:hAnsi="TH Sarabun New" w:cs="TH Sarabun New" w:hint="cs"/>
+          <w:sz w:val="32"/>
+          <w:szCs w:val="32"/>
+          <w:cs/>
+        </w:rPr>
+      </w:pPr>
+      <w:r>
+        <w:rPr>
+          <w:rFonts w:ascii="TH Sarabun New" w:hAnsi="TH Sarabun New" w:cs="TH Sarabun New"/>
+          <w:sz w:val="32"/>
+          <w:szCs w:val="32"/>
+        </w:rPr>
+        <w:tab/>
+        <w:t xml:space="preserve">- </w:t>
+      </w:r>
+      <w:r>
+        <w:rPr>
+          <w:rFonts w:ascii="TH Sarabun New" w:hAnsi="TH Sarabun New" w:cs="TH Sarabun New"/>
+          <w:sz w:val="32"/>
+          <w:szCs w:val="32"/>
+          <w:cs/>
+        </w:rPr>
+        <w:t xml:space="preserve">แผ่นดูดซับเสียงจากขยะพลาสติกประเภท </w:t>
+      </w:r>
+      <w:r>
+        <w:rPr>
+          <w:rFonts w:ascii="TH Sarabun New" w:hAnsi="TH Sarabun New" w:cs="TH Sarabun New"/>
+          <w:sz w:val="32"/>
+          <w:szCs w:val="32"/>
+        </w:rPr>
+        <w:t xml:space="preserve">Polypropylene (PP) </w:t>
+      </w:r>
+      <w:r>
+        <w:rPr>
+          <w:rFonts w:ascii="TH Sarabun New" w:hAnsi="TH Sarabun New" w:cs="TH Sarabun New"/>
+          <w:sz w:val="32"/>
+          <w:szCs w:val="32"/>
+          <w:cs/>
+        </w:rPr>
+        <w:t xml:space="preserve">และ แผ่นดูดซับเสียงจากพลาสติกประเภท </w:t>
+      </w:r>
+      <w:r>
+        <w:rPr>
+          <w:rFonts w:ascii="TH Sarabun New" w:hAnsi="TH Sarabun New" w:cs="TH Sarabun New"/>
+          <w:sz w:val="32"/>
+          <w:szCs w:val="32"/>
+        </w:rPr>
+        <w:t>Polypropylene (PP)</w:t>
+      </w:r>
+      <w:r>
+        <w:rPr>
+          <w:rFonts w:ascii="TH Sarabun New" w:hAnsi="TH Sarabun New" w:cs="TH Sarabun New"/>
+          <w:sz w:val="32"/>
+          <w:szCs w:val="32"/>
+        </w:rPr>
+        <w:t xml:space="preserve"> </w:t>
+      </w:r>
+      <w:r>
+        <w:rPr>
+          <w:rFonts w:ascii="TH Sarabun New" w:hAnsi="TH Sarabun New" w:cs="TH Sarabun New" w:hint="cs"/>
+          <w:sz w:val="32"/>
+          <w:szCs w:val="32"/>
+          <w:cs/>
+        </w:rPr>
+        <w:t>บริสุทธิ์</w:t>
+      </w:r>
+    </w:p>
+    <w:p>
+      <w:pPr>
+        <w:rPr>
+          <w:rFonts w:ascii="TH Sarabun New" w:hAnsi="TH Sarabun New" w:cs="TH Sarabun New"/>
+          <w:sz w:val="32"/>
+          <w:szCs w:val="32"/>
+        </w:rPr>
+      </w:pPr>
+      <w:r>
+        <w:rPr>
+          <w:rFonts w:ascii="TH Sarabun New" w:hAnsi="TH Sarabun New" w:cs="TH Sarabun New"/>
+          <w:sz w:val="32"/>
+          <w:szCs w:val="32"/>
+        </w:rPr>
+        <w:tab/>
+      </w:r>
+      <w:r>
+        <w:rPr>
+          <w:rFonts w:ascii="TH Sarabun New" w:hAnsi="TH Sarabun New" w:cs="TH Sarabun New"/>
+          <w:sz w:val="32"/>
+          <w:szCs w:val="32"/>
+        </w:rPr>
+        <w:t>3</w:t>
+      </w:r>
+      <w:r>
+        <w:rPr>
+          <w:rFonts w:ascii="TH Sarabun New" w:hAnsi="TH Sarabun New" w:cs="TH Sarabun New"/>
+          <w:sz w:val="32"/>
+          <w:szCs w:val="32"/>
+        </w:rPr>
+        <w:t xml:space="preserve">.2) </w:t>
+      </w:r>
+      <w:r>
+        <w:rPr>
+          <w:rFonts w:ascii="TH Sarabun New" w:hAnsi="TH Sarabun New" w:cs="TH Sarabun New"/>
+          <w:sz w:val="32"/>
+          <w:szCs w:val="32"/>
+          <w:cs/>
+        </w:rPr>
+        <w:t>ตัวแปรตาม</w:t>
+      </w:r>
+    </w:p>
+    <w:p>
+      <w:pPr>
+        <w:rPr>
           <w:rFonts w:ascii="TH Sarabun New" w:hAnsi="TH Sarabun New" w:cs="TH Sarabun New"/>
           <w:sz w:val="32"/>
           <w:szCs w:val="32"/>
@@ -3120,13 +3052,13 @@
           <w:szCs w:val="32"/>
           <w:cs/>
         </w:rPr>
-        <w:t>ด้านวัสดุและการผลิต</w:t>
+        <w:t>ด้านประสิทธิภาพวัสดุ</w:t>
       </w:r>
     </w:p>
     <w:p>
       <w:pPr>
         <w:rPr>
-          <w:rFonts w:ascii="TH Sarabun New" w:hAnsi="TH Sarabun New" w:cs="TH Sarabun New"/>
+          <w:rFonts w:ascii="TH Sarabun New" w:hAnsi="TH Sarabun New" w:cs="TH Sarabun New" w:hint="cs"/>
           <w:sz w:val="32"/>
           <w:szCs w:val="32"/>
         </w:rPr>
@@ -3147,7 +3079,7 @@
           <w:szCs w:val="32"/>
           <w:cs/>
         </w:rPr>
-        <w:t xml:space="preserve">แผ่นดูดซับเสียงจากขยะพลาสติกประเภท </w:t>
+        <w:t xml:space="preserve">ประสิทธิภาพในการดูดซับเสียงของแผ่นดูดซับเสียงจากขยะพลาสติกประเภท </w:t>
       </w:r>
       <w:r>
         <w:rPr>
@@ -3164,140 +3096,335 @@
           <w:szCs w:val="32"/>
           <w:cs/>
         </w:rPr>
-        <w:t xml:space="preserve">และ แผ่นดูดซับเสียงจากขยะพลาสติกประเภท </w:t>
-      </w:r>
-      <w:r>
-        <w:rPr>
-          <w:rFonts w:ascii="TH Sarabun New" w:hAnsi="TH Sarabun New" w:cs="TH Sarabun New"/>
-          <w:sz w:val="32"/>
-          <w:szCs w:val="32"/>
-        </w:rPr>
-        <w:t>Polyethylene Terephthalate (PET)</w:t>
+        <w:t>และ แผ่นดูดซับเสียงจาก</w:t>
+      </w:r>
+      <w:r>
+        <w:rPr>
+          <w:rFonts w:ascii="TH Sarabun New" w:hAnsi="TH Sarabun New" w:cs="TH Sarabun New"/>
+          <w:sz w:val="32"/>
+          <w:szCs w:val="32"/>
+          <w:cs/>
+        </w:rPr>
+        <w:t xml:space="preserve">พลาสติกประเภท </w:t>
+      </w:r>
+      <w:r>
+        <w:rPr>
+          <w:rFonts w:ascii="TH Sarabun New" w:hAnsi="TH Sarabun New" w:cs="TH Sarabun New"/>
+          <w:sz w:val="32"/>
+          <w:szCs w:val="32"/>
+        </w:rPr>
+        <w:t>Polypropylene (PP)</w:t>
+      </w:r>
+      <w:r>
+        <w:rPr>
+          <w:rFonts w:ascii="TH Sarabun New" w:hAnsi="TH Sarabun New" w:cs="TH Sarabun New"/>
+          <w:sz w:val="32"/>
+          <w:szCs w:val="32"/>
+        </w:rPr>
+        <w:t xml:space="preserve"> </w:t>
+      </w:r>
+      <w:r>
+        <w:rPr>
+          <w:rFonts w:ascii="TH Sarabun New" w:hAnsi="TH Sarabun New" w:cs="TH Sarabun New" w:hint="cs"/>
+          <w:sz w:val="32"/>
+          <w:szCs w:val="32"/>
+          <w:cs/>
+        </w:rPr>
+        <w:t>บริสุทธิ์</w:t>
       </w:r>
     </w:p>
     <w:p>
       <w:pPr>
-        <w:rPr>
-          <w:rFonts w:ascii="TH Sarabun New" w:hAnsi="TH Sarabun New" w:cs="TH Sarabun New"/>
-          <w:sz w:val="32"/>
-          <w:szCs w:val="32"/>
-        </w:rPr>
-      </w:pPr>
-      <w:r>
-        <w:rPr>
-          <w:rFonts w:ascii="TH Sarabun New" w:hAnsi="TH Sarabun New" w:cs="TH Sarabun New"/>
-          <w:sz w:val="32"/>
-          <w:szCs w:val="32"/>
-        </w:rPr>
-        <w:tab/>
-        <w:t xml:space="preserve">(2) </w:t>
-      </w:r>
-      <w:r>
-        <w:rPr>
-          <w:rFonts w:ascii="TH Sarabun New" w:hAnsi="TH Sarabun New" w:cs="TH Sarabun New"/>
-          <w:sz w:val="32"/>
-          <w:szCs w:val="32"/>
-          <w:cs/>
-        </w:rPr>
-        <w:t>ด้านปัญญาประดิษฐ์</w:t>
+        <w:ind w:firstLine="720"/>
+        <w:rPr>
+          <w:rFonts w:ascii="TH Sarabun New" w:hAnsi="TH Sarabun New" w:cs="TH Sarabun New"/>
+          <w:sz w:val="32"/>
+          <w:szCs w:val="32"/>
+        </w:rPr>
+      </w:pPr>
+      <w:r>
+        <w:rPr>
+          <w:rFonts w:ascii="TH Sarabun New" w:hAnsi="TH Sarabun New" w:cs="TH Sarabun New"/>
+          <w:sz w:val="32"/>
+          <w:szCs w:val="32"/>
+        </w:rPr>
+        <w:t>3</w:t>
+      </w:r>
+      <w:r>
+        <w:rPr>
+          <w:rFonts w:ascii="TH Sarabun New" w:hAnsi="TH Sarabun New" w:cs="TH Sarabun New"/>
+          <w:sz w:val="32"/>
+          <w:szCs w:val="32"/>
+        </w:rPr>
+        <w:t xml:space="preserve">.3) </w:t>
+      </w:r>
+      <w:r>
+        <w:rPr>
+          <w:rFonts w:ascii="TH Sarabun New" w:hAnsi="TH Sarabun New" w:cs="TH Sarabun New"/>
+          <w:sz w:val="32"/>
+          <w:szCs w:val="32"/>
+          <w:cs/>
+        </w:rPr>
+        <w:t>ตัวแปรควบคุม</w:t>
       </w:r>
     </w:p>
     <w:p>
       <w:pPr>
-        <w:rPr>
-          <w:rFonts w:ascii="TH Sarabun New" w:hAnsi="TH Sarabun New" w:cs="TH Sarabun New"/>
-          <w:sz w:val="32"/>
-          <w:szCs w:val="32"/>
-        </w:rPr>
-      </w:pPr>
-      <w:r>
-        <w:rPr>
-          <w:rFonts w:ascii="TH Sarabun New" w:hAnsi="TH Sarabun New" w:cs="TH Sarabun New"/>
-          <w:sz w:val="32"/>
-          <w:szCs w:val="32"/>
-        </w:rPr>
-        <w:tab/>
-        <w:t xml:space="preserve">- </w:t>
-      </w:r>
-      <w:r>
-        <w:rPr>
-          <w:rFonts w:ascii="TH Sarabun New" w:hAnsi="TH Sarabun New" w:cs="TH Sarabun New"/>
-          <w:sz w:val="32"/>
-          <w:szCs w:val="32"/>
-          <w:cs/>
-        </w:rPr>
-        <w:t>รูปแบบของแบบจำลองการ</w:t>
-      </w:r>
-      <w:r>
-        <w:rPr>
-          <w:rFonts w:ascii="TH Sarabun New" w:hAnsi="TH Sarabun New" w:cs="TH Sarabun New" w:hint="cs"/>
-          <w:sz w:val="32"/>
-          <w:szCs w:val="32"/>
-          <w:cs/>
-        </w:rPr>
-        <w:t>คาดการณ์</w:t>
-      </w:r>
-      <w:r>
-        <w:rPr>
-          <w:rFonts w:ascii="TH Sarabun New" w:hAnsi="TH Sarabun New" w:cs="TH Sarabun New"/>
-          <w:sz w:val="32"/>
-          <w:szCs w:val="32"/>
-          <w:cs/>
-        </w:rPr>
-        <w:t xml:space="preserve"> (</w:t>
-      </w:r>
-      <w:r>
-        <w:rPr>
-          <w:rFonts w:ascii="TH Sarabun New" w:hAnsi="TH Sarabun New" w:cs="TH Sarabun New"/>
-          <w:sz w:val="32"/>
-          <w:szCs w:val="32"/>
-        </w:rPr>
-        <w:t xml:space="preserve">Forward Models): Gaussian Process Regression (GPR), Support Vector Regression (SVR), </w:t>
-      </w:r>
-      <w:r>
-        <w:rPr>
-          <w:rFonts w:ascii="TH Sarabun New" w:hAnsi="TH Sarabun New" w:cs="TH Sarabun New"/>
-          <w:sz w:val="32"/>
-          <w:szCs w:val="32"/>
-          <w:cs/>
-        </w:rPr>
-        <w:t xml:space="preserve">และ </w:t>
-      </w:r>
-      <w:r>
-        <w:rPr>
-          <w:rFonts w:ascii="TH Sarabun New" w:hAnsi="TH Sarabun New" w:cs="TH Sarabun New"/>
-          <w:sz w:val="32"/>
-          <w:szCs w:val="32"/>
-        </w:rPr>
-        <w:t>Extreme Gradient Boosting (</w:t>
-      </w:r>
-      <w:proofErr w:type="spellStart"/>
-      <w:r>
-        <w:rPr>
-          <w:rFonts w:ascii="TH Sarabun New" w:hAnsi="TH Sarabun New" w:cs="TH Sarabun New"/>
-          <w:sz w:val="32"/>
-          <w:szCs w:val="32"/>
-        </w:rPr>
-        <w:t>XGBoost</w:t>
-      </w:r>
-      <w:proofErr w:type="spellEnd"/>
-      <w:r>
-        <w:rPr>
-          <w:rFonts w:ascii="TH Sarabun New" w:hAnsi="TH Sarabun New" w:cs="TH Sarabun New"/>
-          <w:sz w:val="32"/>
-          <w:szCs w:val="32"/>
-        </w:rPr>
-        <w:t>)</w:t>
+        <w:ind w:firstLine="720"/>
+        <w:rPr>
+          <w:rFonts w:ascii="TH Sarabun New" w:hAnsi="TH Sarabun New" w:cs="TH Sarabun New"/>
+          <w:sz w:val="32"/>
+          <w:szCs w:val="32"/>
+        </w:rPr>
+      </w:pPr>
+      <w:r>
+        <w:rPr>
+          <w:rFonts w:ascii="TH Sarabun New" w:hAnsi="TH Sarabun New" w:cs="TH Sarabun New"/>
+          <w:sz w:val="32"/>
+          <w:szCs w:val="32"/>
+        </w:rPr>
+        <w:t xml:space="preserve">(1) </w:t>
+      </w:r>
+      <w:r>
+        <w:rPr>
+          <w:rFonts w:ascii="TH Sarabun New" w:hAnsi="TH Sarabun New" w:cs="TH Sarabun New"/>
+          <w:sz w:val="32"/>
+          <w:szCs w:val="32"/>
+          <w:cs/>
+        </w:rPr>
+        <w:t>คุณลักษณะทางกายภาพ</w:t>
       </w:r>
     </w:p>
     <w:p>
       <w:pPr>
-        <w:rPr>
-          <w:rFonts w:ascii="TH Sarabun New" w:hAnsi="TH Sarabun New" w:cs="TH Sarabun New"/>
-          <w:sz w:val="32"/>
-          <w:szCs w:val="32"/>
-        </w:rPr>
-      </w:pPr>
+        <w:ind w:firstLine="720"/>
+        <w:rPr>
+          <w:rFonts w:ascii="TH Sarabun New" w:hAnsi="TH Sarabun New" w:cs="TH Sarabun New"/>
+          <w:sz w:val="32"/>
+          <w:szCs w:val="32"/>
+        </w:rPr>
+      </w:pPr>
+      <w:r>
+        <w:rPr>
+          <w:rFonts w:ascii="TH Sarabun New" w:hAnsi="TH Sarabun New" w:cs="TH Sarabun New"/>
+          <w:sz w:val="32"/>
+          <w:szCs w:val="32"/>
+        </w:rPr>
+        <w:t xml:space="preserve">- </w:t>
+      </w:r>
+      <w:r>
+        <w:rPr>
+          <w:rFonts w:ascii="TH Sarabun New" w:hAnsi="TH Sarabun New" w:cs="TH Sarabun New"/>
+          <w:sz w:val="32"/>
+          <w:szCs w:val="32"/>
+          <w:cs/>
+        </w:rPr>
+        <w:t>รูปร่าง</w:t>
+      </w:r>
+      <w:r>
+        <w:rPr>
+          <w:rFonts w:ascii="TH Sarabun New" w:hAnsi="TH Sarabun New" w:cs="TH Sarabun New"/>
+          <w:sz w:val="32"/>
+          <w:szCs w:val="32"/>
+        </w:rPr>
+        <w:t xml:space="preserve">, </w:t>
+      </w:r>
+      <w:r>
+        <w:rPr>
+          <w:rFonts w:ascii="TH Sarabun New" w:hAnsi="TH Sarabun New" w:cs="TH Sarabun New"/>
+          <w:sz w:val="32"/>
+          <w:szCs w:val="32"/>
+          <w:cs/>
+        </w:rPr>
+        <w:t>ขนาด</w:t>
+      </w:r>
+      <w:r>
+        <w:rPr>
+          <w:rFonts w:ascii="TH Sarabun New" w:hAnsi="TH Sarabun New" w:cs="TH Sarabun New"/>
+          <w:sz w:val="32"/>
+          <w:szCs w:val="32"/>
+        </w:rPr>
+        <w:t xml:space="preserve">, </w:t>
+      </w:r>
+      <w:r>
+        <w:rPr>
+          <w:rFonts w:ascii="TH Sarabun New" w:hAnsi="TH Sarabun New" w:cs="TH Sarabun New"/>
+          <w:sz w:val="32"/>
+          <w:szCs w:val="32"/>
+          <w:cs/>
+        </w:rPr>
+        <w:t>ความกว้าง</w:t>
+      </w:r>
+      <w:r>
+        <w:rPr>
+          <w:rFonts w:ascii="TH Sarabun New" w:hAnsi="TH Sarabun New" w:cs="TH Sarabun New"/>
+          <w:sz w:val="32"/>
+          <w:szCs w:val="32"/>
+        </w:rPr>
+        <w:t xml:space="preserve">, </w:t>
+      </w:r>
+      <w:r>
+        <w:rPr>
+          <w:rFonts w:ascii="TH Sarabun New" w:hAnsi="TH Sarabun New" w:cs="TH Sarabun New"/>
+          <w:sz w:val="32"/>
+          <w:szCs w:val="32"/>
+          <w:cs/>
+        </w:rPr>
+        <w:t xml:space="preserve">ความยาว และความหนา ของตัวแผ่นดูดซับเสียงจากขยะพลาสติกประเภท </w:t>
+      </w:r>
+      <w:r>
+        <w:rPr>
+          <w:rFonts w:ascii="TH Sarabun New" w:hAnsi="TH Sarabun New" w:cs="TH Sarabun New"/>
+          <w:sz w:val="32"/>
+          <w:szCs w:val="32"/>
+        </w:rPr>
+        <w:t xml:space="preserve">Polypropylene (PP) </w:t>
+      </w:r>
+      <w:r>
+        <w:rPr>
+          <w:rFonts w:ascii="TH Sarabun New" w:hAnsi="TH Sarabun New" w:cs="TH Sarabun New"/>
+          <w:sz w:val="32"/>
+          <w:szCs w:val="32"/>
+          <w:cs/>
+        </w:rPr>
+        <w:t>และ แผ่นดูดซับเสียงจาก</w:t>
+      </w:r>
+      <w:r>
+        <w:rPr>
+          <w:rFonts w:ascii="TH Sarabun New" w:hAnsi="TH Sarabun New" w:cs="TH Sarabun New"/>
+          <w:sz w:val="32"/>
+          <w:szCs w:val="32"/>
+          <w:cs/>
+        </w:rPr>
+        <w:t xml:space="preserve">จากพลาสติกประเภท </w:t>
+      </w:r>
+      <w:r>
+        <w:rPr>
+          <w:rFonts w:ascii="TH Sarabun New" w:hAnsi="TH Sarabun New" w:cs="TH Sarabun New"/>
+          <w:sz w:val="32"/>
+          <w:szCs w:val="32"/>
+        </w:rPr>
+        <w:t>Polypropylene (PP)</w:t>
+      </w:r>
+      <w:r>
+        <w:rPr>
+          <w:rFonts w:ascii="TH Sarabun New" w:hAnsi="TH Sarabun New" w:cs="TH Sarabun New"/>
+          <w:sz w:val="32"/>
+          <w:szCs w:val="32"/>
+        </w:rPr>
+        <w:t xml:space="preserve"> </w:t>
+      </w:r>
+      <w:r>
+        <w:rPr>
+          <w:rFonts w:ascii="TH Sarabun New" w:hAnsi="TH Sarabun New" w:cs="TH Sarabun New" w:hint="cs"/>
+          <w:sz w:val="32"/>
+          <w:szCs w:val="32"/>
+          <w:cs/>
+        </w:rPr>
+        <w:t>บริสุทธิ์</w:t>
+      </w:r>
+      <w:r>
+        <w:rPr>
+          <w:rFonts w:ascii="TH Sarabun New" w:hAnsi="TH Sarabun New" w:cs="TH Sarabun New" w:hint="cs"/>
+          <w:sz w:val="32"/>
+          <w:szCs w:val="32"/>
+          <w:cs/>
+        </w:rPr>
+        <w:t xml:space="preserve"> </w:t>
+      </w:r>
+      <w:r>
+        <w:rPr>
+          <w:rFonts w:ascii="TH Sarabun New" w:hAnsi="TH Sarabun New" w:cs="TH Sarabun New"/>
+          <w:sz w:val="32"/>
+          <w:szCs w:val="32"/>
+          <w:cs/>
+        </w:rPr>
+        <w:t xml:space="preserve">โดยการทำชิ้นงานทำเป็นทรงกระบอก </w:t>
+      </w:r>
+      <w:r>
+        <w:rPr>
+          <w:rFonts w:ascii="TH Sarabun New" w:hAnsi="TH Sarabun New" w:cs="TH Sarabun New"/>
+          <w:sz w:val="32"/>
+          <w:szCs w:val="32"/>
+        </w:rPr>
+        <w:t xml:space="preserve">2 </w:t>
+      </w:r>
+      <w:r>
+        <w:rPr>
+          <w:rFonts w:ascii="TH Sarabun New" w:hAnsi="TH Sarabun New" w:cs="TH Sarabun New"/>
+          <w:sz w:val="32"/>
+          <w:szCs w:val="32"/>
+          <w:cs/>
+        </w:rPr>
+        <w:t xml:space="preserve">ขนาด เพื่อทดสอบประสิทธิภาพในคลื่นความถี่สูง และคลื่นความถี่ต่ำ โดยชิ้นที่ใช้ทดสอบในคลื่นความถี่สูง จะมีเส้นผ่านศูนย์กลาง </w:t>
+      </w:r>
+      <w:r>
+        <w:rPr>
+          <w:rFonts w:ascii="TH Sarabun New" w:hAnsi="TH Sarabun New" w:cs="TH Sarabun New"/>
+          <w:sz w:val="32"/>
+          <w:szCs w:val="32"/>
+        </w:rPr>
+        <w:t>1.98 cm</w:t>
+      </w:r>
+      <w:r>
+        <w:rPr>
+          <w:rFonts w:ascii="TH Sarabun New" w:hAnsi="TH Sarabun New" w:cs="TH Sarabun New"/>
+          <w:sz w:val="32"/>
+          <w:szCs w:val="32"/>
+          <w:cs/>
+        </w:rPr>
+        <w:t xml:space="preserve">หนา </w:t>
+      </w:r>
+      <w:r>
+        <w:rPr>
+          <w:rFonts w:ascii="TH Sarabun New" w:hAnsi="TH Sarabun New" w:cs="TH Sarabun New"/>
+          <w:sz w:val="32"/>
+          <w:szCs w:val="32"/>
+        </w:rPr>
+        <w:t xml:space="preserve">0.6 cm </w:t>
+      </w:r>
+      <w:r>
+        <w:rPr>
+          <w:rFonts w:ascii="TH Sarabun New" w:hAnsi="TH Sarabun New" w:cs="TH Sarabun New"/>
+          <w:sz w:val="32"/>
+          <w:szCs w:val="32"/>
+          <w:cs/>
+        </w:rPr>
+        <w:t xml:space="preserve">ชิ้นที่ใช้ทดสอบในคลื่นความถี่ต่ำ จะมีเส้นผ่านศูนย์กลาง </w:t>
+      </w:r>
+      <w:r>
+        <w:rPr>
+          <w:rFonts w:ascii="TH Sarabun New" w:hAnsi="TH Sarabun New" w:cs="TH Sarabun New"/>
+          <w:sz w:val="32"/>
+          <w:szCs w:val="32"/>
+        </w:rPr>
+        <w:t xml:space="preserve">9.85 cm </w:t>
+      </w:r>
+      <w:r>
+        <w:rPr>
+          <w:rFonts w:ascii="TH Sarabun New" w:hAnsi="TH Sarabun New" w:cs="TH Sarabun New"/>
+          <w:sz w:val="32"/>
+          <w:szCs w:val="32"/>
+          <w:cs/>
+        </w:rPr>
+        <w:t xml:space="preserve">หนา </w:t>
+      </w:r>
+      <w:r>
+        <w:rPr>
+          <w:rFonts w:ascii="TH Sarabun New" w:hAnsi="TH Sarabun New" w:cs="TH Sarabun New"/>
+          <w:sz w:val="32"/>
+          <w:szCs w:val="32"/>
+        </w:rPr>
+        <w:t>0.6 cm</w:t>
+      </w:r>
+      <w:r>
+        <w:rPr>
+          <w:rFonts w:ascii="TH Sarabun New" w:hAnsi="TH Sarabun New" w:cs="TH Sarabun New"/>
+          <w:sz w:val="32"/>
+          <w:szCs w:val="32"/>
+        </w:rPr>
+        <w:br/>
+      </w:r>
       <w:r>
         <w:rPr>
           <w:rFonts w:ascii="TH Sarabun New" w:hAnsi="TH Sarabun New" w:cs="TH Sarabun New"/>
@@ -3305,41 +3432,6 @@
           <w:szCs w:val="32"/>
         </w:rPr>
         <w:tab/>
-        <w:t xml:space="preserve">- </w:t>
-      </w:r>
-      <w:r>
-        <w:rPr>
-          <w:rFonts w:ascii="TH Sarabun New" w:hAnsi="TH Sarabun New" w:cs="TH Sarabun New"/>
-          <w:sz w:val="32"/>
-          <w:szCs w:val="32"/>
-          <w:cs/>
-        </w:rPr>
-        <w:t>รูปแบบของอัลกอริทึมการหาค่าเหมาะสมที่สุด (</w:t>
-      </w:r>
-      <w:r>
-        <w:rPr>
-          <w:rFonts w:ascii="TH Sarabun New" w:hAnsi="TH Sarabun New" w:cs="TH Sarabun New"/>
-          <w:sz w:val="32"/>
-          <w:szCs w:val="32"/>
-        </w:rPr>
-        <w:t xml:space="preserve">Optimization Methods): Differential Evolution (DE) </w:t>
-      </w:r>
-      <w:r>
-        <w:rPr>
-          <w:rFonts w:ascii="TH Sarabun New" w:hAnsi="TH Sarabun New" w:cs="TH Sarabun New"/>
-          <w:sz w:val="32"/>
-          <w:szCs w:val="32"/>
-          <w:cs/>
-        </w:rPr>
-        <w:t xml:space="preserve">และ </w:t>
-      </w:r>
-      <w:r>
-        <w:rPr>
-          <w:rFonts w:ascii="TH Sarabun New" w:hAnsi="TH Sarabun New" w:cs="TH Sarabun New"/>
-          <w:sz w:val="32"/>
-          <w:szCs w:val="32"/>
-        </w:rPr>
-        <w:t>L-BFGS-B</w:t>
       </w:r>
     </w:p>
     <w:p>
@@ -3356,100 +3448,12 @@
           <w:sz w:val="32"/>
           <w:szCs w:val="32"/>
         </w:rPr>
-        <w:tab/>
-        <w:t xml:space="preserve">4.2) </w:t>
-      </w:r>
-      <w:r>
-        <w:rPr>
-          <w:rFonts w:ascii="TH Sarabun New" w:hAnsi="TH Sarabun New" w:cs="TH Sarabun New"/>
-          <w:sz w:val="32"/>
-          <w:szCs w:val="32"/>
-          <w:cs/>
-        </w:rPr>
-        <w:t>ตัวแปรตาม</w:t>
+        <w:br w:type="page"/>
       </w:r>
     </w:p>
     <w:p>
       <w:pPr>
-        <w:rPr>
-          <w:rFonts w:ascii="TH Sarabun New" w:hAnsi="TH Sarabun New" w:cs="TH Sarabun New"/>
-          <w:sz w:val="32"/>
-          <w:szCs w:val="32"/>
-        </w:rPr>
-      </w:pPr>
-      <w:r>
-        <w:rPr>
-          <w:rFonts w:ascii="TH Sarabun New" w:hAnsi="TH Sarabun New" w:cs="TH Sarabun New"/>
-          <w:sz w:val="32"/>
-          <w:szCs w:val="32"/>
-        </w:rPr>
-        <w:tab/>
-        <w:t xml:space="preserve">(1) </w:t>
-      </w:r>
-      <w:r>
-        <w:rPr>
-          <w:rFonts w:ascii="TH Sarabun New" w:hAnsi="TH Sarabun New" w:cs="TH Sarabun New"/>
-          <w:sz w:val="32"/>
-          <w:szCs w:val="32"/>
-          <w:cs/>
-        </w:rPr>
-        <w:t>ด้านประสิทธิภาพวัสดุ</w:t>
-      </w:r>
-    </w:p>
-    <w:p>
-      <w:pPr>
-        <w:rPr>
-          <w:rFonts w:ascii="TH Sarabun New" w:hAnsi="TH Sarabun New" w:cs="TH Sarabun New"/>
-          <w:sz w:val="32"/>
-          <w:szCs w:val="32"/>
-        </w:rPr>
-      </w:pPr>
-      <w:r>
-        <w:rPr>
-          <w:rFonts w:ascii="TH Sarabun New" w:hAnsi="TH Sarabun New" w:cs="TH Sarabun New"/>
-          <w:sz w:val="32"/>
-          <w:szCs w:val="32"/>
-        </w:rPr>
-        <w:tab/>
-        <w:t xml:space="preserve">- </w:t>
-      </w:r>
-      <w:r>
-        <w:rPr>
-          <w:rFonts w:ascii="TH Sarabun New" w:hAnsi="TH Sarabun New" w:cs="TH Sarabun New"/>
-          <w:sz w:val="32"/>
-          <w:szCs w:val="32"/>
-          <w:cs/>
-        </w:rPr>
-        <w:t xml:space="preserve">ประสิทธิภาพในการดูดซับเสียงของแผ่นดูดซับเสียงจากขยะพลาสติกประเภท </w:t>
-      </w:r>
-      <w:r>
-        <w:rPr>
-          <w:rFonts w:ascii="TH Sarabun New" w:hAnsi="TH Sarabun New" w:cs="TH Sarabun New"/>
-          <w:sz w:val="32"/>
-          <w:szCs w:val="32"/>
-        </w:rPr>
-        <w:t xml:space="preserve">Polypropylene (PP) </w:t>
-      </w:r>
-      <w:r>
-        <w:rPr>
-          <w:rFonts w:ascii="TH Sarabun New" w:hAnsi="TH Sarabun New" w:cs="TH Sarabun New"/>
-          <w:sz w:val="32"/>
-          <w:szCs w:val="32"/>
-          <w:cs/>
-        </w:rPr>
-        <w:t xml:space="preserve">และ แผ่นดูดซับเสียงจากขยะพลาสติกประเภท </w:t>
-      </w:r>
-      <w:r>
-        <w:rPr>
-          <w:rFonts w:ascii="TH Sarabun New" w:hAnsi="TH Sarabun New" w:cs="TH Sarabun New"/>
-          <w:sz w:val="32"/>
-          <w:szCs w:val="32"/>
-        </w:rPr>
-        <w:t>Polyethylene Terephthalate (PET)  </w:t>
-      </w:r>
-    </w:p>
-    <w:p>
-      <w:pPr>
+        <w:ind w:firstLine="720"/>
         <w:rPr>
           <w:rFonts w:ascii="TH Sarabun New" w:hAnsi="TH Sarabun New" w:cs="TH Sarabun New"/>
           <w:sz w:val="32"/>
@@ -3463,406 +3467,6 @@
           <w:szCs w:val="32"/>
         </w:rPr>
         <w:lastRenderedPageBreak/>
-        <w:tab/>
-        <w:t xml:space="preserve">(2) </w:t>
-      </w:r>
-      <w:r>
-        <w:rPr>
-          <w:rFonts w:ascii="TH Sarabun New" w:hAnsi="TH Sarabun New" w:cs="TH Sarabun New"/>
-          <w:sz w:val="32"/>
-          <w:szCs w:val="32"/>
-          <w:cs/>
-        </w:rPr>
-        <w:t>ด้านประสิทธิภาพของโมเดล</w:t>
-      </w:r>
-    </w:p>
-    <w:p>
-      <w:pPr>
-        <w:rPr>
-          <w:rFonts w:ascii="TH Sarabun New" w:hAnsi="TH Sarabun New" w:cs="TH Sarabun New" w:hint="cs"/>
-          <w:sz w:val="32"/>
-          <w:szCs w:val="32"/>
-        </w:rPr>
-      </w:pPr>
-      <w:r>
-        <w:rPr>
-          <w:rFonts w:ascii="TH Sarabun New" w:hAnsi="TH Sarabun New" w:cs="TH Sarabun New"/>
-          <w:sz w:val="32"/>
-          <w:szCs w:val="32"/>
-        </w:rPr>
-        <w:tab/>
-        <w:t xml:space="preserve">- </w:t>
-      </w:r>
-      <w:r>
-        <w:rPr>
-          <w:rFonts w:ascii="TH Sarabun New" w:hAnsi="TH Sarabun New" w:cs="TH Sarabun New"/>
-          <w:sz w:val="32"/>
-          <w:szCs w:val="32"/>
-          <w:cs/>
-        </w:rPr>
-        <w:t>ค่าสัมประสิทธิ์การตัดสินใจ (</w:t>
-      </w:r>
-      <w:r>
-        <w:rPr>
-          <w:rFonts w:ascii="TH Sarabun New" w:hAnsi="TH Sarabun New" w:cs="TH Sarabun New"/>
-          <w:sz w:val="32"/>
-          <w:szCs w:val="32"/>
-        </w:rPr>
-        <w:t xml:space="preserve">R^2) </w:t>
-      </w:r>
-      <w:r>
-        <w:rPr>
-          <w:rFonts w:ascii="TH Sarabun New" w:hAnsi="TH Sarabun New" w:cs="TH Sarabun New"/>
-          <w:sz w:val="32"/>
-          <w:szCs w:val="32"/>
-          <w:cs/>
-        </w:rPr>
-        <w:t xml:space="preserve">ของ </w:t>
-      </w:r>
-      <w:r>
-        <w:rPr>
-          <w:rFonts w:ascii="TH Sarabun New" w:hAnsi="TH Sarabun New" w:cs="TH Sarabun New"/>
-          <w:sz w:val="32"/>
-          <w:szCs w:val="32"/>
-        </w:rPr>
-        <w:t xml:space="preserve">Forward Models </w:t>
-      </w:r>
-      <w:r>
-        <w:rPr>
-          <w:rFonts w:ascii="TH Sarabun New" w:hAnsi="TH Sarabun New" w:cs="TH Sarabun New"/>
-          <w:sz w:val="32"/>
-          <w:szCs w:val="32"/>
-          <w:cs/>
-        </w:rPr>
-        <w:t>เพื่อวัดความแม่นยำในกา</w:t>
-      </w:r>
-      <w:r>
-        <w:rPr>
-          <w:rFonts w:ascii="TH Sarabun New" w:hAnsi="TH Sarabun New" w:cs="TH Sarabun New" w:hint="cs"/>
-          <w:sz w:val="32"/>
-          <w:szCs w:val="32"/>
-          <w:cs/>
-        </w:rPr>
-        <w:t>รคาดการณ์</w:t>
-      </w:r>
-    </w:p>
-    <w:p>
-      <w:pPr>
-        <w:rPr>
-          <w:rFonts w:ascii="TH Sarabun New" w:hAnsi="TH Sarabun New" w:cs="TH Sarabun New"/>
-          <w:sz w:val="32"/>
-          <w:szCs w:val="32"/>
-        </w:rPr>
-      </w:pPr>
-      <w:r>
-        <w:rPr>
-          <w:rFonts w:ascii="TH Sarabun New" w:hAnsi="TH Sarabun New" w:cs="TH Sarabun New"/>
-          <w:sz w:val="32"/>
-          <w:szCs w:val="32"/>
-        </w:rPr>
-        <w:tab/>
-        <w:t xml:space="preserve">- </w:t>
-      </w:r>
-      <w:r>
-        <w:rPr>
-          <w:rFonts w:ascii="TH Sarabun New" w:hAnsi="TH Sarabun New" w:cs="TH Sarabun New"/>
-          <w:sz w:val="32"/>
-          <w:szCs w:val="32"/>
-          <w:cs/>
-        </w:rPr>
-        <w:t>ค่าความคลาดเคลื่อนกำลังสองเฉลี่ย (</w:t>
-      </w:r>
-      <w:r>
-        <w:rPr>
-          <w:rFonts w:ascii="TH Sarabun New" w:hAnsi="TH Sarabun New" w:cs="TH Sarabun New"/>
-          <w:sz w:val="32"/>
-          <w:szCs w:val="32"/>
-        </w:rPr>
-        <w:t xml:space="preserve">MSE) </w:t>
-      </w:r>
-      <w:r>
-        <w:rPr>
-          <w:rFonts w:ascii="TH Sarabun New" w:hAnsi="TH Sarabun New" w:cs="TH Sarabun New"/>
-          <w:sz w:val="32"/>
-          <w:szCs w:val="32"/>
-          <w:cs/>
-        </w:rPr>
-        <w:t xml:space="preserve">จากกระบวนการ </w:t>
-      </w:r>
-      <w:r>
-        <w:rPr>
-          <w:rFonts w:ascii="TH Sarabun New" w:hAnsi="TH Sarabun New" w:cs="TH Sarabun New"/>
-          <w:sz w:val="32"/>
-          <w:szCs w:val="32"/>
-        </w:rPr>
-        <w:t xml:space="preserve">Optimization </w:t>
-      </w:r>
-      <w:r>
-        <w:rPr>
-          <w:rFonts w:ascii="TH Sarabun New" w:hAnsi="TH Sarabun New" w:cs="TH Sarabun New"/>
-          <w:sz w:val="32"/>
-          <w:szCs w:val="32"/>
-          <w:cs/>
-        </w:rPr>
-        <w:t>เพื่อวัดความผิดพลาดในการค้นหาค่าที่เหมาะสมที่สุด</w:t>
-      </w:r>
-    </w:p>
-    <w:p>
-      <w:pPr>
-        <w:ind w:firstLine="720"/>
-        <w:rPr>
-          <w:rFonts w:ascii="TH Sarabun New" w:hAnsi="TH Sarabun New" w:cs="TH Sarabun New"/>
-          <w:sz w:val="32"/>
-          <w:szCs w:val="32"/>
-        </w:rPr>
-      </w:pPr>
-      <w:r>
-        <w:rPr>
-          <w:rFonts w:ascii="TH Sarabun New" w:hAnsi="TH Sarabun New" w:cs="TH Sarabun New"/>
-          <w:sz w:val="32"/>
-          <w:szCs w:val="32"/>
-        </w:rPr>
-        <w:t xml:space="preserve">4.3) </w:t>
-      </w:r>
-      <w:r>
-        <w:rPr>
-          <w:rFonts w:ascii="TH Sarabun New" w:hAnsi="TH Sarabun New" w:cs="TH Sarabun New"/>
-          <w:sz w:val="32"/>
-          <w:szCs w:val="32"/>
-          <w:cs/>
-        </w:rPr>
-        <w:t>ตัวแปรควบคุม</w:t>
-      </w:r>
-    </w:p>
-    <w:p>
-      <w:pPr>
-        <w:ind w:firstLine="720"/>
-        <w:rPr>
-          <w:rFonts w:ascii="TH Sarabun New" w:hAnsi="TH Sarabun New" w:cs="TH Sarabun New"/>
-          <w:sz w:val="32"/>
-          <w:szCs w:val="32"/>
-        </w:rPr>
-      </w:pPr>
-      <w:r>
-        <w:rPr>
-          <w:rFonts w:ascii="TH Sarabun New" w:hAnsi="TH Sarabun New" w:cs="TH Sarabun New"/>
-          <w:sz w:val="32"/>
-          <w:szCs w:val="32"/>
-        </w:rPr>
-        <w:t xml:space="preserve">(1) </w:t>
-      </w:r>
-      <w:r>
-        <w:rPr>
-          <w:rFonts w:ascii="TH Sarabun New" w:hAnsi="TH Sarabun New" w:cs="TH Sarabun New"/>
-          <w:sz w:val="32"/>
-          <w:szCs w:val="32"/>
-          <w:cs/>
-        </w:rPr>
-        <w:t>คุณลักษณะทางกายภาพ</w:t>
-      </w:r>
-    </w:p>
-    <w:p>
-      <w:pPr>
-        <w:ind w:firstLine="720"/>
-        <w:rPr>
-          <w:rFonts w:ascii="TH Sarabun New" w:hAnsi="TH Sarabun New" w:cs="TH Sarabun New"/>
-          <w:sz w:val="32"/>
-          <w:szCs w:val="32"/>
-        </w:rPr>
-      </w:pPr>
-      <w:r>
-        <w:rPr>
-          <w:rFonts w:ascii="TH Sarabun New" w:hAnsi="TH Sarabun New" w:cs="TH Sarabun New"/>
-          <w:sz w:val="32"/>
-          <w:szCs w:val="32"/>
-        </w:rPr>
-        <w:t xml:space="preserve">- </w:t>
-      </w:r>
-      <w:r>
-        <w:rPr>
-          <w:rFonts w:ascii="TH Sarabun New" w:hAnsi="TH Sarabun New" w:cs="TH Sarabun New"/>
-          <w:sz w:val="32"/>
-          <w:szCs w:val="32"/>
-          <w:cs/>
-        </w:rPr>
-        <w:t>รูปร่าง</w:t>
-      </w:r>
-      <w:r>
-        <w:rPr>
-          <w:rFonts w:ascii="TH Sarabun New" w:hAnsi="TH Sarabun New" w:cs="TH Sarabun New"/>
-          <w:sz w:val="32"/>
-          <w:szCs w:val="32"/>
-        </w:rPr>
-        <w:t xml:space="preserve">, </w:t>
-      </w:r>
-      <w:r>
-        <w:rPr>
-          <w:rFonts w:ascii="TH Sarabun New" w:hAnsi="TH Sarabun New" w:cs="TH Sarabun New"/>
-          <w:sz w:val="32"/>
-          <w:szCs w:val="32"/>
-          <w:cs/>
-        </w:rPr>
-        <w:t>ขนาด</w:t>
-      </w:r>
-      <w:r>
-        <w:rPr>
-          <w:rFonts w:ascii="TH Sarabun New" w:hAnsi="TH Sarabun New" w:cs="TH Sarabun New"/>
-          <w:sz w:val="32"/>
-          <w:szCs w:val="32"/>
-        </w:rPr>
-        <w:t xml:space="preserve">, </w:t>
-      </w:r>
-      <w:r>
-        <w:rPr>
-          <w:rFonts w:ascii="TH Sarabun New" w:hAnsi="TH Sarabun New" w:cs="TH Sarabun New"/>
-          <w:sz w:val="32"/>
-          <w:szCs w:val="32"/>
-          <w:cs/>
-        </w:rPr>
-        <w:t>ความกว้าง</w:t>
-      </w:r>
-      <w:r>
-        <w:rPr>
-          <w:rFonts w:ascii="TH Sarabun New" w:hAnsi="TH Sarabun New" w:cs="TH Sarabun New"/>
-          <w:sz w:val="32"/>
-          <w:szCs w:val="32"/>
-        </w:rPr>
-        <w:t xml:space="preserve">, </w:t>
-      </w:r>
-      <w:r>
-        <w:rPr>
-          <w:rFonts w:ascii="TH Sarabun New" w:hAnsi="TH Sarabun New" w:cs="TH Sarabun New"/>
-          <w:sz w:val="32"/>
-          <w:szCs w:val="32"/>
-          <w:cs/>
-        </w:rPr>
-        <w:t xml:space="preserve">ความยาว และความหนา ของตัวแผ่นดูดซับเสียงจากขยะพลาสติกประเภท </w:t>
-      </w:r>
-      <w:r>
-        <w:rPr>
-          <w:rFonts w:ascii="TH Sarabun New" w:hAnsi="TH Sarabun New" w:cs="TH Sarabun New"/>
-          <w:sz w:val="32"/>
-          <w:szCs w:val="32"/>
-        </w:rPr>
-        <w:t xml:space="preserve">Polypropylene (PP) </w:t>
-      </w:r>
-      <w:r>
-        <w:rPr>
-          <w:rFonts w:ascii="TH Sarabun New" w:hAnsi="TH Sarabun New" w:cs="TH Sarabun New"/>
-          <w:sz w:val="32"/>
-          <w:szCs w:val="32"/>
-          <w:cs/>
-        </w:rPr>
-        <w:t xml:space="preserve">และ แผ่นดูดซับเสียงจากขยะพลาสติกประเภท </w:t>
-      </w:r>
-      <w:r>
-        <w:rPr>
-          <w:rFonts w:ascii="TH Sarabun New" w:hAnsi="TH Sarabun New" w:cs="TH Sarabun New"/>
-          <w:sz w:val="32"/>
-          <w:szCs w:val="32"/>
-        </w:rPr>
-        <w:t>Polyethylene Terephthalate (PET)</w:t>
-      </w:r>
-      <w:r>
-        <w:rPr>
-          <w:rFonts w:ascii="TH Sarabun New" w:hAnsi="TH Sarabun New" w:cs="TH Sarabun New"/>
-          <w:sz w:val="32"/>
-          <w:szCs w:val="32"/>
-          <w:cs/>
-        </w:rPr>
-        <w:t xml:space="preserve">โดยการทำชิ้นงานทำเป็นทรงกระบอก </w:t>
-      </w:r>
-      <w:r>
-        <w:rPr>
-          <w:rFonts w:ascii="TH Sarabun New" w:hAnsi="TH Sarabun New" w:cs="TH Sarabun New"/>
-          <w:sz w:val="32"/>
-          <w:szCs w:val="32"/>
-        </w:rPr>
-        <w:t xml:space="preserve">2 </w:t>
-      </w:r>
-      <w:r>
-        <w:rPr>
-          <w:rFonts w:ascii="TH Sarabun New" w:hAnsi="TH Sarabun New" w:cs="TH Sarabun New"/>
-          <w:sz w:val="32"/>
-          <w:szCs w:val="32"/>
-          <w:cs/>
-        </w:rPr>
-        <w:t xml:space="preserve">ขนาด เพื่อทดสอบประสิทธิภาพในคลื่นความถี่สูง และคลื่นความถี่ต่ำ โดยชิ้นที่ใช้ทดสอบในคลื่นความถี่สูง จะมีเส้นผ่านศูนย์กลาง </w:t>
-      </w:r>
-      <w:r>
-        <w:rPr>
-          <w:rFonts w:ascii="TH Sarabun New" w:hAnsi="TH Sarabun New" w:cs="TH Sarabun New"/>
-          <w:sz w:val="32"/>
-          <w:szCs w:val="32"/>
-        </w:rPr>
-        <w:t>1.98 cm</w:t>
-      </w:r>
-      <w:r>
-        <w:rPr>
-          <w:rFonts w:ascii="TH Sarabun New" w:hAnsi="TH Sarabun New" w:cs="TH Sarabun New"/>
-          <w:sz w:val="32"/>
-          <w:szCs w:val="32"/>
-          <w:cs/>
-        </w:rPr>
-        <w:t xml:space="preserve">หนา </w:t>
-      </w:r>
-      <w:r>
-        <w:rPr>
-          <w:rFonts w:ascii="TH Sarabun New" w:hAnsi="TH Sarabun New" w:cs="TH Sarabun New"/>
-          <w:sz w:val="32"/>
-          <w:szCs w:val="32"/>
-        </w:rPr>
-        <w:t xml:space="preserve">0.6 cm </w:t>
-      </w:r>
-      <w:r>
-        <w:rPr>
-          <w:rFonts w:ascii="TH Sarabun New" w:hAnsi="TH Sarabun New" w:cs="TH Sarabun New"/>
-          <w:sz w:val="32"/>
-          <w:szCs w:val="32"/>
-          <w:cs/>
-        </w:rPr>
-        <w:t xml:space="preserve">ชิ้นที่ใช้ทดสอบในคลื่นความถี่ต่ำ จะมีเส้นผ่านศูนย์กลาง </w:t>
-      </w:r>
-      <w:r>
-        <w:rPr>
-          <w:rFonts w:ascii="TH Sarabun New" w:hAnsi="TH Sarabun New" w:cs="TH Sarabun New"/>
-          <w:sz w:val="32"/>
-          <w:szCs w:val="32"/>
-        </w:rPr>
-        <w:t xml:space="preserve">9.85 cm </w:t>
-      </w:r>
-      <w:r>
-        <w:rPr>
-          <w:rFonts w:ascii="TH Sarabun New" w:hAnsi="TH Sarabun New" w:cs="TH Sarabun New"/>
-          <w:sz w:val="32"/>
-          <w:szCs w:val="32"/>
-          <w:cs/>
-        </w:rPr>
-        <w:t xml:space="preserve">หนา </w:t>
-      </w:r>
-      <w:r>
-        <w:rPr>
-          <w:rFonts w:ascii="TH Sarabun New" w:hAnsi="TH Sarabun New" w:cs="TH Sarabun New"/>
-          <w:sz w:val="32"/>
-          <w:szCs w:val="32"/>
-        </w:rPr>
-        <w:t>0.6 cm</w:t>
-      </w:r>
-      <w:r>
-        <w:rPr>
-          <w:rFonts w:ascii="TH Sarabun New" w:hAnsi="TH Sarabun New" w:cs="TH Sarabun New"/>
-          <w:sz w:val="32"/>
-          <w:szCs w:val="32"/>
-        </w:rPr>
-        <w:br/>
-      </w:r>
-      <w:r>
-        <w:rPr>
-          <w:rFonts w:ascii="TH Sarabun New" w:hAnsi="TH Sarabun New" w:cs="TH Sarabun New"/>
-          <w:sz w:val="32"/>
-          <w:szCs w:val="32"/>
-        </w:rPr>
-        <w:tab/>
         <w:t xml:space="preserve">(2) </w:t>
       </w:r>
       <w:r>
@@ -4007,9 +3611,10 @@
     <w:p>
       <w:pPr>
         <w:rPr>
-          <w:rFonts w:ascii="TH Sarabun New" w:hAnsi="TH Sarabun New" w:cs="TH Sarabun New"/>
+          <w:rFonts w:ascii="TH Sarabun New" w:hAnsi="TH Sarabun New" w:cs="TH Sarabun New" w:hint="cs"/>
           <w:sz w:val="34"/>
           <w:szCs w:val="34"/>
+          <w:cs/>
         </w:rPr>
       </w:pPr>
       <w:r>
@@ -4025,96 +3630,36 @@
       <w:r>
         <w:rPr>
           <w:rFonts w:ascii="TH Sarabun New" w:hAnsi="TH Sarabun New" w:cs="TH Sarabun New"/>
-          <w:sz w:val="34"/>
-          <w:szCs w:val="34"/>
-          <w:cs/>
-        </w:rPr>
-        <w:t xml:space="preserve">การใช้เทคนิค </w:t>
-      </w:r>
-      <w:r>
-        <w:rPr>
-          <w:rFonts w:ascii="TH Sarabun New" w:hAnsi="TH Sarabun New" w:cs="TH Sarabun New"/>
-          <w:sz w:val="34"/>
-          <w:szCs w:val="34"/>
-        </w:rPr>
-        <w:t xml:space="preserve">Surrogate Modeling </w:t>
-      </w:r>
-      <w:r>
-        <w:rPr>
-          <w:rFonts w:ascii="TH Sarabun New" w:hAnsi="TH Sarabun New" w:cs="TH Sarabun New"/>
-          <w:sz w:val="34"/>
-          <w:szCs w:val="34"/>
-          <w:cs/>
-        </w:rPr>
-        <w:t>ที่มีค่าความแม่นยำสูง (</w:t>
-      </w:r>
-      <w:r>
-        <w:rPr>
-          <w:rFonts w:ascii="TH Sarabun New" w:hAnsi="TH Sarabun New" w:cs="TH Sarabun New"/>
-          <w:sz w:val="34"/>
-          <w:szCs w:val="34"/>
-        </w:rPr>
-        <w:t>R</w:t>
-      </w:r>
-      <w:r>
-        <w:rPr>
-          <w:rFonts w:ascii="TH Sarabun New" w:hAnsi="TH Sarabun New" w:cs="TH Sarabun New"/>
-          <w:sz w:val="34"/>
-          <w:szCs w:val="34"/>
-          <w:vertAlign w:val="superscript"/>
-        </w:rPr>
-        <w:t>2</w:t>
-      </w:r>
-      <w:r>
-        <w:rPr>
-          <w:rFonts w:ascii="TH Sarabun New" w:hAnsi="TH Sarabun New" w:cs="TH Sarabun New"/>
-          <w:sz w:val="34"/>
-          <w:szCs w:val="34"/>
-        </w:rPr>
-        <w:t xml:space="preserve">) </w:t>
-      </w:r>
-      <w:r>
-        <w:rPr>
-          <w:rFonts w:ascii="TH Sarabun New" w:hAnsi="TH Sarabun New" w:cs="TH Sarabun New"/>
-          <w:sz w:val="34"/>
-          <w:szCs w:val="34"/>
-          <w:cs/>
-        </w:rPr>
-        <w:t xml:space="preserve">ร่วมกับกระบวนการ </w:t>
-      </w:r>
-      <w:r>
-        <w:rPr>
-          <w:rFonts w:ascii="TH Sarabun New" w:hAnsi="TH Sarabun New" w:cs="TH Sarabun New"/>
-          <w:sz w:val="34"/>
-          <w:szCs w:val="34"/>
-        </w:rPr>
-        <w:t xml:space="preserve">Optimization </w:t>
-      </w:r>
-      <w:r>
-        <w:rPr>
-          <w:rFonts w:ascii="TH Sarabun New" w:hAnsi="TH Sarabun New" w:cs="TH Sarabun New"/>
-          <w:sz w:val="34"/>
-          <w:szCs w:val="34"/>
-          <w:cs/>
-        </w:rPr>
-        <w:t>เพื่อลดค่าความผิดพลาด (</w:t>
-      </w:r>
-      <w:r>
-        <w:rPr>
-          <w:rFonts w:ascii="TH Sarabun New" w:hAnsi="TH Sarabun New" w:cs="TH Sarabun New"/>
-          <w:sz w:val="34"/>
-          <w:szCs w:val="34"/>
-        </w:rPr>
-        <w:t xml:space="preserve">MSE) </w:t>
-      </w:r>
-      <w:r>
-        <w:rPr>
-          <w:rFonts w:ascii="TH Sarabun New" w:hAnsi="TH Sarabun New" w:cs="TH Sarabun New"/>
-          <w:sz w:val="34"/>
-          <w:szCs w:val="34"/>
-          <w:cs/>
-        </w:rPr>
-        <w:t>จะสามารถระบุเงื่อนไขการผลิต</w:t>
+          <w:sz w:val="32"/>
+          <w:szCs w:val="32"/>
+          <w:cs/>
+        </w:rPr>
+        <w:t xml:space="preserve">แผ่นดูดซับเสียงจากขยะพลาสติกประเภท </w:t>
+      </w:r>
+      <w:r>
+        <w:rPr>
+          <w:rFonts w:ascii="TH Sarabun New" w:hAnsi="TH Sarabun New" w:cs="TH Sarabun New"/>
+          <w:sz w:val="32"/>
+          <w:szCs w:val="32"/>
+        </w:rPr>
+        <w:t xml:space="preserve">Polypropylene (PP) </w:t>
+      </w:r>
+      <w:r>
+        <w:rPr>
+          <w:rFonts w:ascii="TH Sarabun New" w:hAnsi="TH Sarabun New" w:cs="TH Sarabun New"/>
+          <w:sz w:val="32"/>
+          <w:szCs w:val="32"/>
+          <w:cs/>
+        </w:rPr>
+        <w:t xml:space="preserve">จะมีค่าสัมประสิทธิ์การดูดซับเสียง ใกล้เคียงกับแผ่นดูดซับเสียงจากขยะพลาสติกประเภท </w:t>
+      </w:r>
+      <w:r>
+        <w:rPr>
+          <w:rFonts w:ascii="TH Sarabun New" w:hAnsi="TH Sarabun New" w:cs="TH Sarabun New"/>
+          <w:sz w:val="32"/>
+          <w:szCs w:val="32"/>
+        </w:rPr>
+        <w:t>Polypropylene (PP)</w:t>
       </w:r>
       <w:r>
         <w:rPr>
@@ -4123,62 +3668,17 @@
           <w:szCs w:val="32"/>
           <w:cs/>
         </w:rPr>
-        <w:t>แผ่นดูด</w:t>
-      </w:r>
-      <w:r>
-        <w:rPr>
-          <w:rFonts w:ascii="TH Sarabun New" w:hAnsi="TH Sarabun New" w:cs="TH Sarabun New"/>
-          <w:sz w:val="32"/>
-          <w:szCs w:val="32"/>
-          <w:cs/>
-        </w:rPr>
-        <w:t>ซับเสียงจากขยะพลาสติกปร</w:t>
-      </w:r>
-      <w:r>
-        <w:rPr>
-          <w:rFonts w:ascii="TH Sarabun New" w:hAnsi="TH Sarabun New" w:cs="TH Sarabun New" w:hint="cs"/>
-          <w:sz w:val="32"/>
-          <w:szCs w:val="32"/>
-          <w:cs/>
-        </w:rPr>
-        <w:t xml:space="preserve">ะเภท </w:t>
-      </w:r>
-      <w:r>
-        <w:rPr>
-          <w:rFonts w:ascii="TH Sarabun New" w:hAnsi="TH Sarabun New" w:cs="TH Sarabun New"/>
-          <w:sz w:val="32"/>
-          <w:szCs w:val="32"/>
-        </w:rPr>
-        <w:t>Polypropylene (PP)</w:t>
-      </w:r>
-      <w:r>
-        <w:rPr>
-          <w:rFonts w:ascii="TH Sarabun New" w:hAnsi="TH Sarabun New" w:cs="TH Sarabun New" w:hint="cs"/>
-          <w:sz w:val="32"/>
-          <w:szCs w:val="32"/>
-          <w:cs/>
-        </w:rPr>
         <w:t xml:space="preserve"> </w:t>
       </w:r>
       <w:r>
         <w:rPr>
           <w:rFonts w:ascii="TH Sarabun New" w:hAnsi="TH Sarabun New" w:cs="TH Sarabun New"/>
-          <w:sz w:val="34"/>
-          <w:szCs w:val="34"/>
-          <w:cs/>
-        </w:rPr>
-        <w:t>ที่เหมาะสมที่สุด เพื่อให้ได้วัสดุที่มีประสิทธิภาพการดูดซับเสียงสูงสุดตามความต้องการเชิงวิศวกรรม</w:t>
-      </w:r>
-    </w:p>
-    <w:p>
-      <w:pPr>
-        <w:rPr>
-          <w:rFonts w:ascii="TH Sarabun New" w:hAnsi="TH Sarabun New" w:cs="TH Sarabun New"/>
-          <w:sz w:val="34"/>
-          <w:szCs w:val="34"/>
-          <w:cs/>
-        </w:rPr>
-      </w:pPr>
+          <w:sz w:val="32"/>
+          <w:szCs w:val="32"/>
+          <w:cs/>
+        </w:rPr>
+        <w:t>บริสุทธิ์</w:t>
+      </w:r>
     </w:p>
     <w:p>
       <w:pPr>
@@ -4273,7 +3773,6 @@
           <w:sz w:val="32"/>
           <w:szCs w:val="32"/>
         </w:rPr>
-        <w:lastRenderedPageBreak/>
         <w:tab/>
         <w:t>2.</w:t>
       </w:r>
@@ -4366,7 +3865,7 @@
     <w:p>
       <w:pPr>
         <w:rPr>
-          <w:rFonts w:ascii="TH Sarabun New" w:hAnsi="TH Sarabun New" w:cs="TH Sarabun New"/>
+          <w:rFonts w:ascii="TH Sarabun New" w:hAnsi="TH Sarabun New" w:cs="TH Sarabun New" w:hint="cs"/>
           <w:sz w:val="32"/>
           <w:szCs w:val="32"/>
         </w:rPr>
@@ -4405,351 +3904,6 @@
           <w:cs/>
         </w:rPr>
         <w:t>ที่สามารถหาได้ทั่วไป</w:t>
-      </w:r>
-    </w:p>
-    <w:p>
-      <w:pPr>
-        <w:rPr>
-          <w:rFonts w:ascii="TH Sarabun New" w:hAnsi="TH Sarabun New" w:cs="TH Sarabun New"/>
-          <w:sz w:val="32"/>
-          <w:szCs w:val="32"/>
-        </w:rPr>
-      </w:pPr>
-      <w:r>
-        <w:rPr>
-          <w:rFonts w:ascii="TH Sarabun New" w:hAnsi="TH Sarabun New" w:cs="TH Sarabun New"/>
-          <w:sz w:val="32"/>
-          <w:szCs w:val="32"/>
-        </w:rPr>
-        <w:tab/>
-        <w:t>4.</w:t>
-      </w:r>
-      <w:r>
-        <w:rPr>
-          <w:rFonts w:ascii="TH Sarabun New" w:hAnsi="TH Sarabun New" w:cs="TH Sarabun New"/>
-          <w:sz w:val="32"/>
-          <w:szCs w:val="32"/>
-          <w:cs/>
-        </w:rPr>
-        <w:t xml:space="preserve">ในการใช้ </w:t>
-      </w:r>
-      <w:r>
-        <w:rPr>
-          <w:rFonts w:ascii="TH Sarabun New" w:hAnsi="TH Sarabun New" w:cs="TH Sarabun New"/>
-          <w:sz w:val="32"/>
-          <w:szCs w:val="32"/>
-        </w:rPr>
-        <w:t xml:space="preserve">Artificial Intelligence (AI) </w:t>
-      </w:r>
-      <w:r>
-        <w:rPr>
-          <w:rFonts w:ascii="TH Sarabun New" w:hAnsi="TH Sarabun New" w:cs="TH Sarabun New"/>
-          <w:sz w:val="32"/>
-          <w:szCs w:val="32"/>
-          <w:cs/>
-        </w:rPr>
-        <w:t xml:space="preserve">ในการพัฒนาแผ่นดูดซับเสียงจากขยะพลาสติกประเภท </w:t>
-      </w:r>
-      <w:r>
-        <w:rPr>
-          <w:rFonts w:ascii="TH Sarabun New" w:hAnsi="TH Sarabun New" w:cs="TH Sarabun New"/>
-          <w:sz w:val="32"/>
-          <w:szCs w:val="32"/>
-        </w:rPr>
-        <w:t xml:space="preserve">Polypropylene (PP) </w:t>
-      </w:r>
-      <w:r>
-        <w:rPr>
-          <w:rFonts w:ascii="TH Sarabun New" w:hAnsi="TH Sarabun New" w:cs="TH Sarabun New"/>
-          <w:sz w:val="32"/>
-          <w:szCs w:val="32"/>
-          <w:cs/>
-        </w:rPr>
-        <w:t xml:space="preserve">จะมีการใช้โมเดล </w:t>
-      </w:r>
-      <w:r>
-        <w:rPr>
-          <w:rFonts w:ascii="TH Sarabun New" w:hAnsi="TH Sarabun New" w:cs="TH Sarabun New"/>
-          <w:sz w:val="32"/>
-          <w:szCs w:val="32"/>
-        </w:rPr>
-        <w:t xml:space="preserve">AI </w:t>
-      </w:r>
-      <w:r>
-        <w:rPr>
-          <w:rFonts w:ascii="TH Sarabun New" w:hAnsi="TH Sarabun New" w:cs="TH Sarabun New"/>
-          <w:sz w:val="32"/>
-          <w:szCs w:val="32"/>
-          <w:cs/>
-        </w:rPr>
-        <w:t>สำหรับการคาดการณ์ได้แก่</w:t>
-      </w:r>
-    </w:p>
-    <w:p>
-      <w:pPr>
-        <w:rPr>
-          <w:rFonts w:ascii="TH Sarabun New" w:hAnsi="TH Sarabun New" w:cs="TH Sarabun New"/>
-          <w:sz w:val="32"/>
-          <w:szCs w:val="32"/>
-        </w:rPr>
-      </w:pPr>
-      <w:r>
-        <w:rPr>
-          <w:rFonts w:ascii="TH Sarabun New" w:hAnsi="TH Sarabun New" w:cs="TH Sarabun New"/>
-          <w:sz w:val="32"/>
-          <w:szCs w:val="32"/>
-        </w:rPr>
-        <w:tab/>
-        <w:t xml:space="preserve">4.1 </w:t>
-      </w:r>
-      <w:r>
-        <w:rPr>
-          <w:rFonts w:ascii="TH Sarabun New" w:hAnsi="TH Sarabun New" w:cs="TH Sarabun New"/>
-          <w:sz w:val="32"/>
-          <w:szCs w:val="32"/>
-          <w:cs/>
-        </w:rPr>
-        <w:t>โมเดลการ</w:t>
-      </w:r>
-      <w:r>
-        <w:rPr>
-          <w:rFonts w:ascii="TH Sarabun New" w:hAnsi="TH Sarabun New" w:cs="TH Sarabun New" w:hint="cs"/>
-          <w:sz w:val="32"/>
-          <w:szCs w:val="32"/>
-          <w:cs/>
-        </w:rPr>
-        <w:t>คาดการณ์</w:t>
-      </w:r>
-      <w:r>
-        <w:rPr>
-          <w:rFonts w:ascii="TH Sarabun New" w:hAnsi="TH Sarabun New" w:cs="TH Sarabun New"/>
-          <w:sz w:val="32"/>
-          <w:szCs w:val="32"/>
-          <w:cs/>
-        </w:rPr>
-        <w:t xml:space="preserve"> (</w:t>
-      </w:r>
-      <w:r>
-        <w:rPr>
-          <w:rFonts w:ascii="TH Sarabun New" w:hAnsi="TH Sarabun New" w:cs="TH Sarabun New"/>
-          <w:sz w:val="32"/>
-          <w:szCs w:val="32"/>
-        </w:rPr>
-        <w:t>Forward Models) </w:t>
-      </w:r>
-    </w:p>
-    <w:p>
-      <w:pPr>
-        <w:ind w:left="720" w:firstLine="720"/>
-        <w:rPr>
-          <w:rFonts w:ascii="TH Sarabun New" w:hAnsi="TH Sarabun New" w:cs="TH Sarabun New"/>
-          <w:sz w:val="32"/>
-          <w:szCs w:val="32"/>
-        </w:rPr>
-      </w:pPr>
-      <w:r>
-        <w:rPr>
-          <w:rFonts w:ascii="TH Sarabun New" w:hAnsi="TH Sarabun New" w:cs="TH Sarabun New"/>
-          <w:sz w:val="32"/>
-          <w:szCs w:val="32"/>
-        </w:rPr>
-        <w:t>(1) Gaussian Process Regression (GPR)</w:t>
-      </w:r>
-    </w:p>
-    <w:p>
-      <w:pPr>
-        <w:ind w:left="720" w:firstLine="720"/>
-        <w:rPr>
-          <w:rFonts w:ascii="TH Sarabun New" w:hAnsi="TH Sarabun New" w:cs="TH Sarabun New"/>
-          <w:sz w:val="32"/>
-          <w:szCs w:val="32"/>
-        </w:rPr>
-      </w:pPr>
-      <w:r>
-        <w:rPr>
-          <w:rFonts w:ascii="TH Sarabun New" w:hAnsi="TH Sarabun New" w:cs="TH Sarabun New"/>
-          <w:sz w:val="32"/>
-          <w:szCs w:val="32"/>
-        </w:rPr>
-        <w:t>(2) Support Vector Regression (SVR)</w:t>
-      </w:r>
-    </w:p>
-    <w:p>
-      <w:pPr>
-        <w:ind w:left="720" w:firstLine="720"/>
-        <w:rPr>
-          <w:rFonts w:ascii="TH Sarabun New" w:hAnsi="TH Sarabun New" w:cs="TH Sarabun New"/>
-          <w:sz w:val="32"/>
-          <w:szCs w:val="32"/>
-        </w:rPr>
-      </w:pPr>
-      <w:r>
-        <w:rPr>
-          <w:rFonts w:ascii="TH Sarabun New" w:hAnsi="TH Sarabun New" w:cs="TH Sarabun New"/>
-          <w:sz w:val="32"/>
-          <w:szCs w:val="32"/>
-        </w:rPr>
-        <w:t>(3) Extreme Gradient Boosting (</w:t>
-      </w:r>
-      <w:proofErr w:type="spellStart"/>
-      <w:r>
-        <w:rPr>
-          <w:rFonts w:ascii="TH Sarabun New" w:hAnsi="TH Sarabun New" w:cs="TH Sarabun New"/>
-          <w:sz w:val="32"/>
-          <w:szCs w:val="32"/>
-        </w:rPr>
-        <w:t>XGBoost</w:t>
-      </w:r>
-      <w:proofErr w:type="spellEnd"/>
-      <w:r>
-        <w:rPr>
-          <w:rFonts w:ascii="TH Sarabun New" w:hAnsi="TH Sarabun New" w:cs="TH Sarabun New"/>
-          <w:sz w:val="32"/>
-          <w:szCs w:val="32"/>
-        </w:rPr>
-        <w:t>)</w:t>
-      </w:r>
-      <w:r>
-        <w:rPr>
-          <w:rFonts w:ascii="TH Sarabun New" w:hAnsi="TH Sarabun New" w:cs="TH Sarabun New"/>
-          <w:sz w:val="32"/>
-          <w:szCs w:val="32"/>
-        </w:rPr>
-        <w:br/>
-        <w:t xml:space="preserve">4.2 </w:t>
-      </w:r>
-      <w:r>
-        <w:rPr>
-          <w:rFonts w:ascii="TH Sarabun New" w:hAnsi="TH Sarabun New" w:cs="TH Sarabun New"/>
-          <w:sz w:val="32"/>
-          <w:szCs w:val="32"/>
-          <w:cs/>
-        </w:rPr>
-        <w:t>วิธีการหาค่าเหมาะสมที่สุด (</w:t>
-      </w:r>
-      <w:r>
-        <w:rPr>
-          <w:rFonts w:ascii="TH Sarabun New" w:hAnsi="TH Sarabun New" w:cs="TH Sarabun New"/>
-          <w:sz w:val="32"/>
-          <w:szCs w:val="32"/>
-        </w:rPr>
-        <w:t>Optimization Methods)</w:t>
-      </w:r>
-    </w:p>
-    <w:p>
-      <w:pPr>
-        <w:ind w:left="720" w:firstLine="720"/>
-        <w:rPr>
-          <w:rFonts w:ascii="TH Sarabun New" w:hAnsi="TH Sarabun New" w:cs="TH Sarabun New"/>
-          <w:sz w:val="32"/>
-          <w:szCs w:val="32"/>
-        </w:rPr>
-      </w:pPr>
-      <w:r>
-        <w:rPr>
-          <w:rFonts w:ascii="TH Sarabun New" w:hAnsi="TH Sarabun New" w:cs="TH Sarabun New"/>
-          <w:sz w:val="32"/>
-          <w:szCs w:val="32"/>
-        </w:rPr>
-        <w:t>(1) Differential Evolution (DE)</w:t>
-      </w:r>
-    </w:p>
-    <w:p>
-      <w:pPr>
-        <w:ind w:left="720" w:firstLine="720"/>
-        <w:rPr>
-          <w:rFonts w:ascii="TH Sarabun New" w:hAnsi="TH Sarabun New" w:cs="TH Sarabun New"/>
-          <w:sz w:val="32"/>
-          <w:szCs w:val="32"/>
-        </w:rPr>
-      </w:pPr>
-      <w:r>
-        <w:rPr>
-          <w:rFonts w:ascii="TH Sarabun New" w:hAnsi="TH Sarabun New" w:cs="TH Sarabun New"/>
-          <w:sz w:val="32"/>
-          <w:szCs w:val="32"/>
-        </w:rPr>
-        <w:t xml:space="preserve">(2) Limited-memory </w:t>
-      </w:r>
-      <w:proofErr w:type="spellStart"/>
-      <w:r>
-        <w:rPr>
-          <w:rFonts w:ascii="TH Sarabun New" w:hAnsi="TH Sarabun New" w:cs="TH Sarabun New"/>
-          <w:sz w:val="32"/>
-          <w:szCs w:val="32"/>
-        </w:rPr>
-        <w:t>Broyden</w:t>
-      </w:r>
-      <w:proofErr w:type="spellEnd"/>
-      <w:r>
-        <w:rPr>
-          <w:rFonts w:ascii="TH Sarabun New" w:hAnsi="TH Sarabun New" w:cs="TH Sarabun New"/>
-          <w:sz w:val="32"/>
-          <w:szCs w:val="32"/>
-        </w:rPr>
-        <w:t>–Fletcher–Goldfarb–</w:t>
-      </w:r>
-      <w:proofErr w:type="spellStart"/>
-      <w:r>
-        <w:rPr>
-          <w:rFonts w:ascii="TH Sarabun New" w:hAnsi="TH Sarabun New" w:cs="TH Sarabun New"/>
-          <w:sz w:val="32"/>
-          <w:szCs w:val="32"/>
-        </w:rPr>
-        <w:t>Shanno</w:t>
-      </w:r>
-      <w:proofErr w:type="spellEnd"/>
-      <w:r>
-        <w:rPr>
-          <w:rFonts w:ascii="TH Sarabun New" w:hAnsi="TH Sarabun New" w:cs="TH Sarabun New"/>
-          <w:sz w:val="32"/>
-          <w:szCs w:val="32"/>
-        </w:rPr>
-        <w:t xml:space="preserve"> with Bound constraints (L-BFGS-B)</w:t>
-      </w:r>
-    </w:p>
-    <w:p>
-      <w:pPr>
-        <w:rPr>
-          <w:rFonts w:ascii="TH Sarabun New" w:hAnsi="TH Sarabun New" w:cs="TH Sarabun New"/>
-          <w:sz w:val="32"/>
-          <w:szCs w:val="32"/>
-        </w:rPr>
-      </w:pPr>
-      <w:r>
-        <w:rPr>
-          <w:rFonts w:ascii="TH Sarabun New" w:hAnsi="TH Sarabun New" w:cs="TH Sarabun New"/>
-          <w:sz w:val="32"/>
-          <w:szCs w:val="32"/>
-        </w:rPr>
-        <w:tab/>
-        <w:t>5.</w:t>
-      </w:r>
-      <w:r>
-        <w:rPr>
-          <w:rFonts w:ascii="TH Sarabun New" w:hAnsi="TH Sarabun New" w:cs="TH Sarabun New"/>
-          <w:sz w:val="32"/>
-          <w:szCs w:val="32"/>
-          <w:cs/>
-        </w:rPr>
-        <w:t xml:space="preserve">โครงงานนี้ไม่ศึกษาการประยุกต์ใช้โมเดล </w:t>
-      </w:r>
-      <w:r>
-        <w:rPr>
-          <w:rFonts w:ascii="TH Sarabun New" w:hAnsi="TH Sarabun New" w:cs="TH Sarabun New"/>
-          <w:sz w:val="32"/>
-          <w:szCs w:val="32"/>
-        </w:rPr>
-        <w:t xml:space="preserve">AI </w:t>
-      </w:r>
-      <w:r>
-        <w:rPr>
-          <w:rFonts w:ascii="TH Sarabun New" w:hAnsi="TH Sarabun New" w:cs="TH Sarabun New"/>
-          <w:sz w:val="32"/>
-          <w:szCs w:val="32"/>
-          <w:cs/>
-        </w:rPr>
-        <w:t>อื่น ๆ และวิธีการที่ไม่ได้กล่าวมา</w:t>
       </w:r>
     </w:p>
     <w:p>
@@ -5047,15 +4201,50 @@
           <w:szCs w:val="32"/>
           <w:cs/>
         </w:rPr>
-        <w:t xml:space="preserve">ความร้อนและเวลาที่ใช้ในการขึ้นรูปแผ่นดูดซับเสียงจากขยะพลาสติกประเภท </w:t>
-      </w:r>
-      <w:r>
-        <w:rPr>
-          <w:rFonts w:ascii="TH Sarabun New" w:hAnsi="TH Sarabun New" w:cs="TH Sarabun New"/>
-          <w:sz w:val="32"/>
-          <w:szCs w:val="32"/>
-        </w:rPr>
-        <w:t xml:space="preserve">Polyethylene Terephthalate (PET) </w:t>
+        <w:t>ความร้อนและเวลาที่ใช้ในการขึ้นรูปแผ่นดูดซับเสียงจาก</w:t>
+      </w:r>
+      <w:r>
+        <w:rPr>
+          <w:rFonts w:ascii="TH Sarabun New" w:hAnsi="TH Sarabun New" w:cs="TH Sarabun New"/>
+          <w:sz w:val="32"/>
+          <w:szCs w:val="32"/>
+          <w:cs/>
+        </w:rPr>
+        <w:t xml:space="preserve">จากพลาสติกประเภท </w:t>
+      </w:r>
+      <w:r>
+        <w:rPr>
+          <w:rFonts w:ascii="TH Sarabun New" w:hAnsi="TH Sarabun New" w:cs="TH Sarabun New"/>
+          <w:sz w:val="32"/>
+          <w:szCs w:val="32"/>
+        </w:rPr>
+        <w:t>Polypropylene (PP)</w:t>
+      </w:r>
+      <w:r>
+        <w:rPr>
+          <w:rFonts w:ascii="TH Sarabun New" w:hAnsi="TH Sarabun New" w:cs="TH Sarabun New"/>
+          <w:sz w:val="32"/>
+          <w:szCs w:val="32"/>
+        </w:rPr>
+        <w:t xml:space="preserve"> </w:t>
+      </w:r>
+      <w:r>
+        <w:rPr>
+          <w:rFonts w:ascii="TH Sarabun New" w:hAnsi="TH Sarabun New" w:cs="TH Sarabun New" w:hint="cs"/>
+          <w:sz w:val="32"/>
+          <w:szCs w:val="32"/>
+          <w:cs/>
+        </w:rPr>
+        <w:t>บริสุทธิ์</w:t>
+      </w:r>
+      <w:r>
+        <w:rPr>
+          <w:rFonts w:ascii="TH Sarabun New" w:hAnsi="TH Sarabun New" w:cs="TH Sarabun New" w:hint="cs"/>
+          <w:sz w:val="32"/>
+          <w:szCs w:val="32"/>
+          <w:cs/>
+        </w:rPr>
+        <w:t xml:space="preserve"> </w:t>
       </w:r>
       <w:r>
         <w:rPr>
@@ -5406,15 +4595,41 @@
           <w:szCs w:val="32"/>
           <w:cs/>
         </w:rPr>
-        <w:t xml:space="preserve">มาเปรียบเทียบประสิทธิภาพการซับเสียงกับแผ่นซับเสียงจากขยะพลาสติกประเภท </w:t>
-      </w:r>
-      <w:r>
-        <w:rPr>
-          <w:rFonts w:ascii="TH Sarabun New" w:hAnsi="TH Sarabun New" w:cs="TH Sarabun New"/>
-          <w:sz w:val="32"/>
-          <w:szCs w:val="32"/>
-        </w:rPr>
-        <w:t>Polyethylene Terephthalate (PET)</w:t>
+        <w:t>มาเปรียบเทียบประสิทธิภาพการซับเสียงกับแผ่นซับเสียง</w:t>
+      </w:r>
+      <w:r>
+        <w:rPr>
+          <w:rFonts w:ascii="TH Sarabun New" w:hAnsi="TH Sarabun New" w:cs="TH Sarabun New"/>
+          <w:sz w:val="32"/>
+          <w:szCs w:val="32"/>
+          <w:cs/>
+        </w:rPr>
+        <w:t xml:space="preserve">จากพลาสติกประเภท </w:t>
+      </w:r>
+      <w:r>
+        <w:rPr>
+          <w:rFonts w:ascii="TH Sarabun New" w:hAnsi="TH Sarabun New" w:cs="TH Sarabun New"/>
+          <w:sz w:val="32"/>
+          <w:szCs w:val="32"/>
+        </w:rPr>
+        <w:t>Polypropylene (PP)</w:t>
+      </w:r>
+      <w:r>
+        <w:rPr>
+          <w:rFonts w:ascii="TH Sarabun New" w:hAnsi="TH Sarabun New" w:cs="TH Sarabun New"/>
+          <w:sz w:val="32"/>
+          <w:szCs w:val="32"/>
+        </w:rPr>
+        <w:t xml:space="preserve"> </w:t>
+      </w:r>
+      <w:r>
+        <w:rPr>
+          <w:rFonts w:ascii="TH Sarabun New" w:hAnsi="TH Sarabun New" w:cs="TH Sarabun New" w:hint="cs"/>
+          <w:sz w:val="32"/>
+          <w:szCs w:val="32"/>
+          <w:cs/>
+        </w:rPr>
+        <w:t>บริสุทธิ์</w:t>
       </w:r>
     </w:p>
     <w:p>
@@ -5486,33 +4701,24 @@
           <w:szCs w:val="32"/>
         </w:rPr>
         <w:tab/>
-        <w:t xml:space="preserve">- </w:t>
-      </w:r>
-      <w:r>
-        <w:rPr>
-          <w:rFonts w:ascii="TH Sarabun New" w:hAnsi="TH Sarabun New" w:cs="TH Sarabun New"/>
-          <w:sz w:val="32"/>
-          <w:szCs w:val="32"/>
-          <w:cs/>
-        </w:rPr>
-        <w:t xml:space="preserve">กำหนดโมเดล </w:t>
-      </w:r>
-      <w:r>
-        <w:rPr>
-          <w:rFonts w:ascii="TH Sarabun New" w:hAnsi="TH Sarabun New" w:cs="TH Sarabun New"/>
-          <w:sz w:val="32"/>
-          <w:szCs w:val="32"/>
-        </w:rPr>
-        <w:t xml:space="preserve">Artificial Intelligence (AI) </w:t>
-      </w:r>
-      <w:r>
-        <w:rPr>
-          <w:rFonts w:ascii="TH Sarabun New" w:hAnsi="TH Sarabun New" w:cs="TH Sarabun New"/>
-          <w:sz w:val="32"/>
-          <w:szCs w:val="32"/>
-          <w:cs/>
-        </w:rPr>
-        <w:t>ที่จะใช้สำหรับการคาดการณ์</w:t>
+        <w:t xml:space="preserve">1.3) </w:t>
+      </w:r>
+      <w:r>
+        <w:rPr>
+          <w:rFonts w:ascii="TH Sarabun New" w:hAnsi="TH Sarabun New" w:cs="TH Sarabun New"/>
+          <w:sz w:val="32"/>
+          <w:szCs w:val="32"/>
+          <w:cs/>
+        </w:rPr>
+        <w:t xml:space="preserve">ออกแบบแผ่นดูดซับเสียงจากขยะพลาสติกประเภท </w:t>
+      </w:r>
+      <w:r>
+        <w:rPr>
+          <w:rFonts w:ascii="TH Sarabun New" w:hAnsi="TH Sarabun New" w:cs="TH Sarabun New"/>
+          <w:sz w:val="32"/>
+          <w:szCs w:val="32"/>
+        </w:rPr>
+        <w:t>Polypropylene (PP)</w:t>
       </w:r>
     </w:p>
     <w:p>
@@ -5530,24 +4736,16 @@
           <w:szCs w:val="32"/>
         </w:rPr>
         <w:tab/>
-        <w:t xml:space="preserve">1.3) </w:t>
-      </w:r>
-      <w:r>
-        <w:rPr>
-          <w:rFonts w:ascii="TH Sarabun New" w:hAnsi="TH Sarabun New" w:cs="TH Sarabun New"/>
-          <w:sz w:val="32"/>
-          <w:szCs w:val="32"/>
-          <w:cs/>
-        </w:rPr>
-        <w:t xml:space="preserve">ออกแบบแผ่นดูดซับเสียงจากขยะพลาสติกประเภท </w:t>
-      </w:r>
-      <w:r>
-        <w:rPr>
-          <w:rFonts w:ascii="TH Sarabun New" w:hAnsi="TH Sarabun New" w:cs="TH Sarabun New"/>
-          <w:sz w:val="32"/>
-          <w:szCs w:val="32"/>
-        </w:rPr>
-        <w:t>Polypropylene (PP)</w:t>
+        <w:t xml:space="preserve">- </w:t>
+      </w:r>
+      <w:r>
+        <w:rPr>
+          <w:rFonts w:ascii="TH Sarabun New" w:hAnsi="TH Sarabun New" w:cs="TH Sarabun New"/>
+          <w:sz w:val="32"/>
+          <w:szCs w:val="32"/>
+          <w:cs/>
+        </w:rPr>
+        <w:t>รูปร่าง ขนาด ความกว้าง ความยาว ความหนา ที่ต้องการ</w:t>
       </w:r>
     </w:p>
     <w:p>
@@ -5561,6 +4759,80 @@
       <w:r>
         <w:rPr>
           <w:rFonts w:ascii="TH Sarabun New" w:hAnsi="TH Sarabun New" w:cs="TH Sarabun New"/>
+          <w:b/>
+          <w:bCs/>
+          <w:sz w:val="32"/>
+          <w:szCs w:val="32"/>
+          <w:cs/>
+        </w:rPr>
+        <w:t xml:space="preserve">ขั้นตอนที่ </w:t>
+      </w:r>
+      <w:r>
+        <w:rPr>
+          <w:rFonts w:ascii="TH Sarabun New" w:hAnsi="TH Sarabun New" w:cs="TH Sarabun New"/>
+          <w:b/>
+          <w:bCs/>
+          <w:sz w:val="32"/>
+          <w:szCs w:val="32"/>
+        </w:rPr>
+        <w:t xml:space="preserve">2 </w:t>
+      </w:r>
+      <w:r>
+        <w:rPr>
+          <w:rFonts w:ascii="TH Sarabun New" w:hAnsi="TH Sarabun New" w:cs="TH Sarabun New"/>
+          <w:sz w:val="32"/>
+          <w:szCs w:val="32"/>
+          <w:cs/>
+        </w:rPr>
+        <w:t xml:space="preserve">สร้างแผ่นดูดซับเสียงจากขยะพลาสติกประเภท </w:t>
+      </w:r>
+      <w:r>
+        <w:rPr>
+          <w:rFonts w:ascii="TH Sarabun New" w:hAnsi="TH Sarabun New" w:cs="TH Sarabun New"/>
+          <w:sz w:val="32"/>
+          <w:szCs w:val="32"/>
+        </w:rPr>
+        <w:t>Polypropylene (PP)</w:t>
+      </w:r>
+    </w:p>
+    <w:p>
+      <w:pPr>
+        <w:rPr>
+          <w:rFonts w:ascii="TH Sarabun New" w:hAnsi="TH Sarabun New" w:cs="TH Sarabun New"/>
+          <w:sz w:val="32"/>
+          <w:szCs w:val="32"/>
+        </w:rPr>
+      </w:pPr>
+      <w:r>
+        <w:rPr>
+          <w:rFonts w:ascii="TH Sarabun New" w:hAnsi="TH Sarabun New" w:cs="TH Sarabun New"/>
+          <w:sz w:val="32"/>
+          <w:szCs w:val="32"/>
+        </w:rPr>
+        <w:tab/>
+        <w:t xml:space="preserve">2.1) </w:t>
+      </w:r>
+      <w:r>
+        <w:rPr>
+          <w:rFonts w:ascii="TH Sarabun New" w:hAnsi="TH Sarabun New" w:cs="TH Sarabun New"/>
+          <w:sz w:val="32"/>
+          <w:szCs w:val="32"/>
+          <w:cs/>
+        </w:rPr>
+        <w:t>รวบรวมวัสดุอุปกรณ์ที่ต้องใช้</w:t>
+      </w:r>
+    </w:p>
+    <w:p>
+      <w:pPr>
+        <w:rPr>
+          <w:rFonts w:ascii="TH Sarabun New" w:hAnsi="TH Sarabun New" w:cs="TH Sarabun New"/>
+          <w:sz w:val="32"/>
+          <w:szCs w:val="32"/>
+        </w:rPr>
+      </w:pPr>
+      <w:r>
+        <w:rPr>
+          <w:rFonts w:ascii="TH Sarabun New" w:hAnsi="TH Sarabun New" w:cs="TH Sarabun New"/>
           <w:sz w:val="32"/>
           <w:szCs w:val="32"/>
         </w:rPr>
@@ -5574,7 +4846,15 @@
           <w:szCs w:val="32"/>
           <w:cs/>
         </w:rPr>
-        <w:t>รูปร่าง ขนาด ความกว้าง ความยาว ความหนา ที่ต้องการ</w:t>
+        <w:t xml:space="preserve">ขยะพลาสติกประเภท </w:t>
+      </w:r>
+      <w:r>
+        <w:rPr>
+          <w:rFonts w:ascii="TH Sarabun New" w:hAnsi="TH Sarabun New" w:cs="TH Sarabun New"/>
+          <w:sz w:val="32"/>
+          <w:szCs w:val="32"/>
+        </w:rPr>
+        <w:t>Polypropylene (PP)</w:t>
       </w:r>
     </w:p>
     <w:p>
@@ -5588,40 +4868,20 @@
       <w:r>
         <w:rPr>
           <w:rFonts w:ascii="TH Sarabun New" w:hAnsi="TH Sarabun New" w:cs="TH Sarabun New"/>
-          <w:b/>
-          <w:bCs/>
-          <w:sz w:val="32"/>
-          <w:szCs w:val="32"/>
-          <w:cs/>
-        </w:rPr>
-        <w:t xml:space="preserve">ขั้นตอนที่ </w:t>
-      </w:r>
-      <w:r>
-        <w:rPr>
-          <w:rFonts w:ascii="TH Sarabun New" w:hAnsi="TH Sarabun New" w:cs="TH Sarabun New"/>
-          <w:b/>
-          <w:bCs/>
-          <w:sz w:val="32"/>
-          <w:szCs w:val="32"/>
-        </w:rPr>
-        <w:t xml:space="preserve">2 </w:t>
-      </w:r>
-      <w:r>
-        <w:rPr>
-          <w:rFonts w:ascii="TH Sarabun New" w:hAnsi="TH Sarabun New" w:cs="TH Sarabun New"/>
-          <w:sz w:val="32"/>
-          <w:szCs w:val="32"/>
-          <w:cs/>
-        </w:rPr>
-        <w:t xml:space="preserve">สร้างแผ่นดูดซับเสียงจากขยะพลาสติกประเภท </w:t>
-      </w:r>
-      <w:r>
-        <w:rPr>
-          <w:rFonts w:ascii="TH Sarabun New" w:hAnsi="TH Sarabun New" w:cs="TH Sarabun New"/>
-          <w:sz w:val="32"/>
-          <w:szCs w:val="32"/>
-        </w:rPr>
-        <w:t>Polypropylene (PP)</w:t>
+          <w:sz w:val="32"/>
+          <w:szCs w:val="32"/>
+        </w:rPr>
+        <w:tab/>
+        <w:t xml:space="preserve">- </w:t>
+      </w:r>
+      <w:r>
+        <w:rPr>
+          <w:rFonts w:ascii="TH Sarabun New" w:hAnsi="TH Sarabun New" w:cs="TH Sarabun New"/>
+          <w:sz w:val="32"/>
+          <w:szCs w:val="32"/>
+          <w:cs/>
+        </w:rPr>
+        <w:t>เครื่องให้ความร้อนและบีบอัดพลาสติก</w:t>
       </w:r>
     </w:p>
     <w:p>
@@ -5639,16 +4899,16 @@
           <w:szCs w:val="32"/>
         </w:rPr>
         <w:tab/>
-        <w:t xml:space="preserve">2.1) </w:t>
-      </w:r>
-      <w:r>
-        <w:rPr>
-          <w:rFonts w:ascii="TH Sarabun New" w:hAnsi="TH Sarabun New" w:cs="TH Sarabun New"/>
-          <w:sz w:val="32"/>
-          <w:szCs w:val="32"/>
-          <w:cs/>
-        </w:rPr>
-        <w:t>รวบรวมวัสดุอุปกรณ์ที่ต้องใช้</w:t>
+        <w:t xml:space="preserve">- </w:t>
+      </w:r>
+      <w:r>
+        <w:rPr>
+          <w:rFonts w:ascii="TH Sarabun New" w:hAnsi="TH Sarabun New" w:cs="TH Sarabun New"/>
+          <w:sz w:val="32"/>
+          <w:szCs w:val="32"/>
+          <w:cs/>
+        </w:rPr>
+        <w:t>แม่พิมพ์สำหรับใช้ในกระบวนการขึ้นรูปพลาสติก</w:t>
       </w:r>
     </w:p>
     <w:p>
@@ -5666,16 +4926,16 @@
           <w:szCs w:val="32"/>
         </w:rPr>
         <w:tab/>
-        <w:t xml:space="preserve">- </w:t>
-      </w:r>
-      <w:r>
-        <w:rPr>
-          <w:rFonts w:ascii="TH Sarabun New" w:hAnsi="TH Sarabun New" w:cs="TH Sarabun New"/>
-          <w:sz w:val="32"/>
-          <w:szCs w:val="32"/>
-          <w:cs/>
-        </w:rPr>
-        <w:t xml:space="preserve">ขยะพลาสติกประเภท </w:t>
+        <w:t xml:space="preserve">2.2) </w:t>
+      </w:r>
+      <w:r>
+        <w:rPr>
+          <w:rFonts w:ascii="TH Sarabun New" w:hAnsi="TH Sarabun New" w:cs="TH Sarabun New"/>
+          <w:sz w:val="32"/>
+          <w:szCs w:val="32"/>
+          <w:cs/>
+        </w:rPr>
+        <w:t xml:space="preserve">ลงมือสร้างแผ่นดูดซับเสียงจากขยะพลาสติกประเภท </w:t>
       </w:r>
       <w:r>
         <w:rPr>
@@ -5700,6 +4960,7 @@
           <w:sz w:val="32"/>
           <w:szCs w:val="32"/>
         </w:rPr>
+        <w:lastRenderedPageBreak/>
         <w:tab/>
         <w:t xml:space="preserve">- </w:t>
       </w:r>
@@ -5710,7 +4971,7 @@
           <w:szCs w:val="32"/>
           <w:cs/>
         </w:rPr>
-        <w:t>เครื่องให้ความร้อนและบีบอัดพลาสติก</w:t>
+        <w:t>นำขยะพลาสติกที่หามาได้มาล้างทำความสะอาด</w:t>
       </w:r>
     </w:p>
     <w:p>
@@ -5737,35 +4998,16 @@
           <w:szCs w:val="32"/>
           <w:cs/>
         </w:rPr>
-        <w:t>แม่พิมพ์สำหรับใช้ในกระบวนการขึ้นรูปพลาสติก</w:t>
-      </w:r>
-    </w:p>
-    <w:p>
-      <w:pPr>
-        <w:rPr>
-          <w:rFonts w:ascii="TH Sarabun New" w:hAnsi="TH Sarabun New" w:cs="TH Sarabun New"/>
-          <w:sz w:val="32"/>
-          <w:szCs w:val="32"/>
-        </w:rPr>
-      </w:pPr>
-      <w:r>
-        <w:rPr>
-          <w:rFonts w:ascii="TH Sarabun New" w:hAnsi="TH Sarabun New" w:cs="TH Sarabun New"/>
-          <w:sz w:val="32"/>
-          <w:szCs w:val="32"/>
-        </w:rPr>
-        <w:lastRenderedPageBreak/>
-        <w:tab/>
-        <w:t xml:space="preserve">2.2) </w:t>
-      </w:r>
-      <w:r>
-        <w:rPr>
-          <w:rFonts w:ascii="TH Sarabun New" w:hAnsi="TH Sarabun New" w:cs="TH Sarabun New"/>
-          <w:sz w:val="32"/>
-          <w:szCs w:val="32"/>
-          <w:cs/>
-        </w:rPr>
-        <w:t xml:space="preserve">ลงมือสร้างแผ่นดูดซับเสียงจากขยะพลาสติกประเภท </w:t>
+        <w:t>นำไปเข้ากระบวนการให้ความร้อนและบีบอัดในแม่พิมพ์เพื่อให้ได้เป็นรูปทรงตามที่ได้ออกแบบไว้ โดยใช้ความร้อนและเวลาที่ใช้ในการขึ้นรูปแผ่นดูดซับเสียง</w:t>
+      </w:r>
+      <w:r>
+        <w:rPr>
+          <w:rFonts w:ascii="TH Sarabun New" w:hAnsi="TH Sarabun New" w:cs="TH Sarabun New"/>
+          <w:sz w:val="32"/>
+          <w:szCs w:val="32"/>
+          <w:cs/>
+        </w:rPr>
+        <w:t xml:space="preserve">จากพลาสติกประเภท </w:t>
       </w:r>
       <w:r>
         <w:rPr>
@@ -5775,67 +5017,30 @@
         </w:rPr>
         <w:t>Polypropylene (PP)</w:t>
       </w:r>
-    </w:p>
-    <w:p>
-      <w:pPr>
-        <w:rPr>
-          <w:rFonts w:ascii="TH Sarabun New" w:hAnsi="TH Sarabun New" w:cs="TH Sarabun New"/>
-          <w:sz w:val="32"/>
-          <w:szCs w:val="32"/>
-        </w:rPr>
-      </w:pPr>
-      <w:r>
-        <w:rPr>
-          <w:rFonts w:ascii="TH Sarabun New" w:hAnsi="TH Sarabun New" w:cs="TH Sarabun New"/>
-          <w:sz w:val="32"/>
-          <w:szCs w:val="32"/>
-        </w:rPr>
-        <w:tab/>
-        <w:t xml:space="preserve">- </w:t>
-      </w:r>
-      <w:r>
-        <w:rPr>
-          <w:rFonts w:ascii="TH Sarabun New" w:hAnsi="TH Sarabun New" w:cs="TH Sarabun New"/>
-          <w:sz w:val="32"/>
-          <w:szCs w:val="32"/>
-          <w:cs/>
-        </w:rPr>
-        <w:t>นำขยะพลาสติกที่หามาได้มาล้างทำความสะอาด</w:t>
-      </w:r>
-    </w:p>
-    <w:p>
-      <w:pPr>
-        <w:rPr>
-          <w:rFonts w:ascii="TH Sarabun New" w:hAnsi="TH Sarabun New" w:cs="TH Sarabun New"/>
-          <w:sz w:val="32"/>
-          <w:szCs w:val="32"/>
-        </w:rPr>
-      </w:pPr>
-      <w:r>
-        <w:rPr>
-          <w:rFonts w:ascii="TH Sarabun New" w:hAnsi="TH Sarabun New" w:cs="TH Sarabun New"/>
-          <w:sz w:val="32"/>
-          <w:szCs w:val="32"/>
-        </w:rPr>
-        <w:tab/>
-        <w:t xml:space="preserve">- </w:t>
-      </w:r>
-      <w:r>
-        <w:rPr>
-          <w:rFonts w:ascii="TH Sarabun New" w:hAnsi="TH Sarabun New" w:cs="TH Sarabun New"/>
-          <w:sz w:val="32"/>
-          <w:szCs w:val="32"/>
-          <w:cs/>
-        </w:rPr>
-        <w:t xml:space="preserve">นำไปเข้ากระบวนการให้ความร้อนและบีบอัดในแม่พิมพ์เพื่อให้ได้เป็นรูปทรงตามที่ได้ออกแบบไว้ โดยใช้ความร้อนและเวลาที่ใช้ในการขึ้นรูปแผ่นดูดซับเสียงจากขยะพลาสติกประเภท </w:t>
-      </w:r>
-      <w:r>
-        <w:rPr>
-          <w:rFonts w:ascii="TH Sarabun New" w:hAnsi="TH Sarabun New" w:cs="TH Sarabun New"/>
-          <w:sz w:val="32"/>
-          <w:szCs w:val="32"/>
-        </w:rPr>
-        <w:t xml:space="preserve">Polyethylene Terephthalate (PET) </w:t>
+      <w:r>
+        <w:rPr>
+          <w:rFonts w:ascii="TH Sarabun New" w:hAnsi="TH Sarabun New" w:cs="TH Sarabun New"/>
+          <w:sz w:val="32"/>
+          <w:szCs w:val="32"/>
+        </w:rPr>
+        <w:t xml:space="preserve"> </w:t>
+      </w:r>
+      <w:r>
+        <w:rPr>
+          <w:rFonts w:ascii="TH Sarabun New" w:hAnsi="TH Sarabun New" w:cs="TH Sarabun New" w:hint="cs"/>
+          <w:sz w:val="32"/>
+          <w:szCs w:val="32"/>
+          <w:cs/>
+        </w:rPr>
+        <w:t>บริสุทธิ์</w:t>
+      </w:r>
+      <w:r>
+        <w:rPr>
+          <w:rFonts w:ascii="TH Sarabun New" w:hAnsi="TH Sarabun New" w:cs="TH Sarabun New"/>
+          <w:sz w:val="32"/>
+          <w:szCs w:val="32"/>
+        </w:rPr>
+        <w:t xml:space="preserve"> </w:t>
       </w:r>
       <w:r>
         <w:rPr>
@@ -8895,25 +8100,7 @@
           <w:sz w:val="32"/>
           <w:szCs w:val="32"/>
         </w:rPr>
-        <w:t>–Fletcher–Goldfarb–</w:t>
-      </w:r>
-      <w:proofErr w:type="spellStart"/>
-      <w:r>
-        <w:rPr>
-          <w:rFonts w:ascii="TH Sarabun New" w:hAnsi="TH Sarabun New" w:cs="TH Sarabun New"/>
-          <w:sz w:val="32"/>
-          <w:szCs w:val="32"/>
-        </w:rPr>
-        <w:t>Shanno</w:t>
-      </w:r>
-      <w:proofErr w:type="spellEnd"/>
-      <w:r>
-        <w:rPr>
-          <w:rFonts w:ascii="TH Sarabun New" w:hAnsi="TH Sarabun New" w:cs="TH Sarabun New"/>
-          <w:sz w:val="32"/>
-          <w:szCs w:val="32"/>
-        </w:rPr>
-        <w:t xml:space="preserve"> with Bound constraints (L-BFGS-B)</w:t>
+        <w:t>–Fletcher–Goldfarb–Shanno with Bound constraints (L-BFGS-B)</w:t>
       </w:r>
     </w:p>
     <w:p>
@@ -9010,7 +8197,7 @@
     <w:p>
       <w:pPr>
         <w:rPr>
-          <w:rFonts w:ascii="TH Sarabun New" w:hAnsi="TH Sarabun New" w:cs="TH Sarabun New" w:hint="cs"/>
+          <w:rFonts w:ascii="TH Sarabun New" w:hAnsi="TH Sarabun New" w:cs="TH Sarabun New"/>
           <w:sz w:val="32"/>
           <w:szCs w:val="32"/>
         </w:rPr>
@@ -9638,7 +8825,7 @@
     <w:p>
       <w:pPr>
         <w:rPr>
-          <w:rFonts w:ascii="TH Sarabun New" w:hAnsi="TH Sarabun New" w:cs="TH Sarabun New" w:hint="cs"/>
+          <w:rFonts w:ascii="TH Sarabun New" w:hAnsi="TH Sarabun New" w:cs="TH Sarabun New"/>
           <w:sz w:val="32"/>
           <w:szCs w:val="32"/>
           <w:cs/>
@@ -15318,7 +14505,7 @@
 </file>
 
 <file path=word/endnotes.xml><?xml version="1.0" encoding="utf-8"?>
-<w:endnotes xmlns:wpc="http://schemas.microsoft.com/office/word/2010/wordprocessingCanvas" xmlns:cx="http://schemas.microsoft.com/office/drawing/2014/chartex" xmlns:cx1="http://schemas.microsoft.com/office/drawing/2015/9/8/chartex" xmlns:cx2="http://schemas.microsoft.com/office/drawing/2015/10/21/chartex" xmlns:cx3="http://schemas.microsoft.com/office/drawing/2016/5/9/chartex" xmlns:cx4="http://schemas.microsoft.com/office/drawing/2016/5/10/chartex" xmlns:cx5="http://schemas.microsoft.com/office/drawing/2016/5/11/chartex" xmlns:cx6="http://schemas.microsoft.com/office/drawing/2016/5/12/chartex" xmlns:cx7="http://schemas.microsoft.com/office/drawing/2016/5/13/chartex" xmlns:cx8="http://schemas.microsoft.com/office/drawing/2016/5/14/chartex" xmlns:mc="http://schemas.openxmlformats.org/markup-compatibility/2006" xmlns:aink="http://schemas.microsoft.com/office/drawing/2016/ink" xmlns:am3d="http://schemas.microsoft.com/office/drawing/2017/model3d" xmlns:o="urn:schemas-microsoft-com:office:office" xmlns:oel="http://schemas.microsoft.com/office/2019/extlst" xmlns:r="http://schemas.openxmlformats.org/officeDocument/2006/relationships" xmlns:m="http://schemas.openxmlformats.org/officeDocument/2006/math" xmlns:v="urn:schemas-microsoft-com:vml" xmlns:wp14="http://schemas.microsoft.com/office/word/2010/wordprocessingDrawing" xmlns:wp="http://schemas.openxmlformats.org/drawingml/2006/wordprocessingDrawing" xmlns:w10="urn:schemas-microsoft-com:office:word" xmlns:w="http://schemas.openxmlformats.org/wordprocessingml/2006/main" xmlns:w14="http://schemas.microsoft.com/office/word/2010/wordml" xmlns:w15="http://schemas.microsoft.com/office/word/2012/wordml" xmlns:w16cex="http://schemas.microsoft.com/office/word/2018/wordml/cex" xmlns:w16cid="http://schemas.microsoft.com/office/word/2016/wordml/cid" xmlns:w16="http://schemas.microsoft.com/office/word/2018/wordml" xmlns:w16sdtdh="http://schemas.microsoft.com/office/word/2020/wordml/sdtdatahash" xmlns:w16se="http://schemas.microsoft.com/office/word/2015/wordml/symex" xmlns:wpg="http://schemas.microsoft.com/office/word/2010/wordprocessingGroup" xmlns:wpi="http://schemas.microsoft.com/office/word/2010/wordprocessingInk" xmlns:wne="http://schemas.microsoft.com/office/word/2006/wordml" xmlns:wps="http://schemas.microsoft.com/office/word/2010/wordprocessingShape" mc:Ignorable="w14 w15 w16se w16cid w16 w16cex w16sdtdh wp14">
+<w:endnotes xmlns:wpc="http://schemas.microsoft.com/office/word/2010/wordprocessingCanvas" xmlns:cx="http://schemas.microsoft.com/office/drawing/2014/chartex" xmlns:cx1="http://schemas.microsoft.com/office/drawing/2015/9/8/chartex" xmlns:cx2="http://schemas.microsoft.com/office/drawing/2015/10/21/chartex" xmlns:cx3="http://schemas.microsoft.com/office/drawing/2016/5/9/chartex" xmlns:cx4="http://schemas.microsoft.com/office/drawing/2016/5/10/chartex" xmlns:cx5="http://schemas.microsoft.com/office/drawing/2016/5/11/chartex" xmlns:cx6="http://schemas.microsoft.com/office/drawing/2016/5/12/chartex" xmlns:cx7="http://schemas.microsoft.com/office/drawing/2016/5/13/chartex" xmlns:cx8="http://schemas.microsoft.com/office/drawing/2016/5/14/chartex" xmlns:mc="http://schemas.openxmlformats.org/markup-compatibility/2006" xmlns:aink="http://schemas.microsoft.com/office/drawing/2016/ink" xmlns:am3d="http://schemas.microsoft.com/office/drawing/2017/model3d" xmlns:o="urn:schemas-microsoft-com:office:office" xmlns:oel="http://schemas.microsoft.com/office/2019/extlst" xmlns:r="http://schemas.openxmlformats.org/officeDocument/2006/relationships" xmlns:m="http://schemas.openxmlformats.org/officeDocument/2006/math" xmlns:v="urn:schemas-microsoft-com:vml" xmlns:wp14="http://schemas.microsoft.com/office/word/2010/wordprocessingDrawing" xmlns:wp="http://schemas.openxmlformats.org/drawingml/2006/wordprocessingDrawing" xmlns:w10="urn:schemas-microsoft-com:office:word" xmlns:w="http://schemas.openxmlformats.org/wordprocessingml/2006/main" xmlns:w14="http://schemas.microsoft.com/office/word/2010/wordml" xmlns:w15="http://schemas.microsoft.com/office/word/2012/wordml" xmlns:w16cex="http://schemas.microsoft.com/office/word/2018/wordml/cex" xmlns:w16cid="http://schemas.microsoft.com/office/word/2016/wordml/cid" xmlns:w16="http://schemas.microsoft.com/office/word/2018/wordml" xmlns:w16du="http://schemas.microsoft.com/office/word/2023/wordml/word16du" xmlns:w16sdtdh="http://schemas.microsoft.com/office/word/2020/wordml/sdtdatahash" xmlns:w16sdtfl="http://schemas.microsoft.com/office/word/2024/wordml/sdtformatlock" xmlns:w16se="http://schemas.microsoft.com/office/word/2015/wordml/symex" xmlns:wpg="http://schemas.microsoft.com/office/word/2010/wordprocessingGroup" xmlns:wpi="http://schemas.microsoft.com/office/word/2010/wordprocessingInk" xmlns:wne="http://schemas.microsoft.com/office/word/2006/wordml" xmlns:wps="http://schemas.microsoft.com/office/word/2010/wordprocessingShape" mc:Ignorable="w14 w15 w16se w16cid w16 w16cex w16sdtdh w16sdtfl w16du wp14">
   <w:endnote w:type="separator" w:id="-1">
     <w:p>
       <w:pPr>
@@ -15343,7 +14530,7 @@
 </file>
 
 <file path=word/footnotes.xml><?xml version="1.0" encoding="utf-8"?>
-<w:footnotes xmlns:wpc="http://schemas.microsoft.com/office/word/2010/wordprocessingCanvas" xmlns:cx="http://schemas.microsoft.com/office/drawing/2014/chartex" xmlns:cx1="http://schemas.microsoft.com/office/drawing/2015/9/8/chartex" xmlns:cx2="http://schemas.microsoft.com/office/drawing/2015/10/21/chartex" xmlns:cx3="http://schemas.microsoft.com/office/drawing/2016/5/9/chartex" xmlns:cx4="http://schemas.microsoft.com/office/drawing/2016/5/10/chartex" xmlns:cx5="http://schemas.microsoft.com/office/drawing/2016/5/11/chartex" xmlns:cx6="http://schemas.microsoft.com/office/drawing/2016/5/12/chartex" xmlns:cx7="http://schemas.microsoft.com/office/drawing/2016/5/13/chartex" xmlns:cx8="http://schemas.microsoft.com/office/drawing/2016/5/14/chartex" xmlns:mc="http://schemas.openxmlformats.org/markup-compatibility/2006" xmlns:aink="http://schemas.microsoft.com/office/drawing/2016/ink" xmlns:am3d="http://schemas.microsoft.com/office/drawing/2017/model3d" xmlns:o="urn:schemas-microsoft-com:office:office" xmlns:oel="http://schemas.microsoft.com/office/2019/extlst" xmlns:r="http://schemas.openxmlformats.org/officeDocument/2006/relationships" xmlns:m="http://schemas.openxmlformats.org/officeDocument/2006/math" xmlns:v="urn:schemas-microsoft-com:vml" xmlns:wp14="http://schemas.microsoft.com/office/word/2010/wordprocessingDrawing" xmlns:wp="http://schemas.openxmlformats.org/drawingml/2006/wordprocessingDrawing" xmlns:w10="urn:schemas-microsoft-com:office:word" xmlns:w="http://schemas.openxmlformats.org/wordprocessingml/2006/main" xmlns:w14="http://schemas.microsoft.com/office/word/2010/wordml" xmlns:w15="http://schemas.microsoft.com/office/word/2012/wordml" xmlns:w16cex="http://schemas.microsoft.com/office/word/2018/wordml/cex" xmlns:w16cid="http://schemas.microsoft.com/office/word/2016/wordml/cid" xmlns:w16="http://schemas.microsoft.com/office/word/2018/wordml" xmlns:w16sdtdh="http://schemas.microsoft.com/office/word/2020/wordml/sdtdatahash" xmlns:w16se="http://schemas.microsoft.com/office/word/2015/wordml/symex" xmlns:wpg="http://schemas.microsoft.com/office/word/2010/wordprocessingGroup" xmlns:wpi="http://schemas.microsoft.com/office/word/2010/wordprocessingInk" xmlns:wne="http://schemas.microsoft.com/office/word/2006/wordml" xmlns:wps="http://schemas.microsoft.com/office/word/2010/wordprocessingShape" mc:Ignorable="w14 w15 w16se w16cid w16 w16cex w16sdtdh wp14">
+<w:footnotes xmlns:wpc="http://schemas.microsoft.com/office/word/2010/wordprocessingCanvas" xmlns:cx="http://schemas.microsoft.com/office/drawing/2014/chartex" xmlns:cx1="http://schemas.microsoft.com/office/drawing/2015/9/8/chartex" xmlns:cx2="http://schemas.microsoft.com/office/drawing/2015/10/21/chartex" xmlns:cx3="http://schemas.microsoft.com/office/drawing/2016/5/9/chartex" xmlns:cx4="http://schemas.microsoft.com/office/drawing/2016/5/10/chartex" xmlns:cx5="http://schemas.microsoft.com/office/drawing/2016/5/11/chartex" xmlns:cx6="http://schemas.microsoft.com/office/drawing/2016/5/12/chartex" xmlns:cx7="http://schemas.microsoft.com/office/drawing/2016/5/13/chartex" xmlns:cx8="http://schemas.microsoft.com/office/drawing/2016/5/14/chartex" xmlns:mc="http://schemas.openxmlformats.org/markup-compatibility/2006" xmlns:aink="http://schemas.microsoft.com/office/drawing/2016/ink" xmlns:am3d="http://schemas.microsoft.com/office/drawing/2017/model3d" xmlns:o="urn:schemas-microsoft-com:office:office" xmlns:oel="http://schemas.microsoft.com/office/2019/extlst" xmlns:r="http://schemas.openxmlformats.org/officeDocument/2006/relationships" xmlns:m="http://schemas.openxmlformats.org/officeDocument/2006/math" xmlns:v="urn:schemas-microsoft-com:vml" xmlns:wp14="http://schemas.microsoft.com/office/word/2010/wordprocessingDrawing" xmlns:wp="http://schemas.openxmlformats.org/drawingml/2006/wordprocessingDrawing" xmlns:w10="urn:schemas-microsoft-com:office:word" xmlns:w="http://schemas.openxmlformats.org/wordprocessingml/2006/main" xmlns:w14="http://schemas.microsoft.com/office/word/2010/wordml" xmlns:w15="http://schemas.microsoft.com/office/word/2012/wordml" xmlns:w16cex="http://schemas.microsoft.com/office/word/2018/wordml/cex" xmlns:w16cid="http://schemas.microsoft.com/office/word/2016/wordml/cid" xmlns:w16="http://schemas.microsoft.com/office/word/2018/wordml" xmlns:w16du="http://schemas.microsoft.com/office/word/2023/wordml/word16du" xmlns:w16sdtdh="http://schemas.microsoft.com/office/word/2020/wordml/sdtdatahash" xmlns:w16sdtfl="http://schemas.microsoft.com/office/word/2024/wordml/sdtformatlock" xmlns:w16se="http://schemas.microsoft.com/office/word/2015/wordml/symex" xmlns:wpg="http://schemas.microsoft.com/office/word/2010/wordprocessingGroup" xmlns:wpi="http://schemas.microsoft.com/office/word/2010/wordprocessingInk" xmlns:wne="http://schemas.microsoft.com/office/word/2006/wordml" xmlns:wps="http://schemas.microsoft.com/office/word/2010/wordprocessingShape" mc:Ignorable="w14 w15 w16se w16cid w16 w16cex w16sdtdh w16sdtfl w16du wp14">
   <w:footnote w:type="separator" w:id="-1">
     <w:p>
       <w:pPr>
@@ -15368,7 +14555,7 @@
 </file>
 
 <file path=word/numbering.xml><?xml version="1.0" encoding="utf-8"?>
-<w:numbering xmlns:wpc="http://schemas.microsoft.com/office/word/2010/wordprocessingCanvas" xmlns:cx="http://schemas.microsoft.com/office/drawing/2014/chartex" xmlns:cx1="http://schemas.microsoft.com/office/drawing/2015/9/8/chartex" xmlns:cx2="http://schemas.microsoft.com/office/drawing/2015/10/21/chartex" xmlns:cx3="http://schemas.microsoft.com/office/drawing/2016/5/9/chartex" xmlns:cx4="http://schemas.microsoft.com/office/drawing/2016/5/10/chartex" xmlns:cx5="http://schemas.microsoft.com/office/drawing/2016/5/11/chartex" xmlns:cx6="http://schemas.microsoft.com/office/drawing/2016/5/12/chartex" xmlns:cx7="http://schemas.microsoft.com/office/drawing/2016/5/13/chartex" xmlns:cx8="http://schemas.microsoft.com/office/drawing/2016/5/14/chartex" xmlns:mc="http://schemas.openxmlformats.org/markup-compatibility/2006" xmlns:aink="http://schemas.microsoft.com/office/drawing/2016/ink" xmlns:am3d="http://schemas.microsoft.com/office/drawing/2017/model3d" xmlns:o="urn:schemas-microsoft-com:office:office" xmlns:oel="http://schemas.microsoft.com/office/2019/extlst" xmlns:r="http://schemas.openxmlformats.org/officeDocument/2006/relationships" xmlns:m="http://schemas.openxmlformats.org/officeDocument/2006/math" xmlns:v="urn:schemas-microsoft-com:vml" xmlns:wp14="http://schemas.microsoft.com/office/word/2010/wordprocessingDrawing" xmlns:wp="http://schemas.openxmlformats.org/drawingml/2006/wordprocessingDrawing" xmlns:w10="urn:schemas-microsoft-com:office:word" xmlns:w="http://schemas.openxmlformats.org/wordprocessingml/2006/main" xmlns:w14="http://schemas.microsoft.com/office/word/2010/wordml" xmlns:w15="http://schemas.microsoft.com/office/word/2012/wordml" xmlns:w16cex="http://schemas.microsoft.com/office/word/2018/wordml/cex" xmlns:w16cid="http://schemas.microsoft.com/office/word/2016/wordml/cid" xmlns:w16="http://schemas.microsoft.com/office/word/2018/wordml" xmlns:w16sdtdh="http://schemas.microsoft.com/office/word/2020/wordml/sdtdatahash" xmlns:w16se="http://schemas.microsoft.com/office/word/2015/wordml/symex" xmlns:wpg="http://schemas.microsoft.com/office/word/2010/wordprocessingGroup" xmlns:wpi="http://schemas.microsoft.com/office/word/2010/wordprocessingInk" xmlns:wne="http://schemas.microsoft.com/office/word/2006/wordml" xmlns:wps="http://schemas.microsoft.com/office/word/2010/wordprocessingShape" mc:Ignorable="w14 w15 w16se w16cid w16 w16cex w16sdtdh wp14">
+<w:numbering xmlns:wpc="http://schemas.microsoft.com/office/word/2010/wordprocessingCanvas" xmlns:cx="http://schemas.microsoft.com/office/drawing/2014/chartex" xmlns:cx1="http://schemas.microsoft.com/office/drawing/2015/9/8/chartex" xmlns:cx2="http://schemas.microsoft.com/office/drawing/2015/10/21/chartex" xmlns:cx3="http://schemas.microsoft.com/office/drawing/2016/5/9/chartex" xmlns:cx4="http://schemas.microsoft.com/office/drawing/2016/5/10/chartex" xmlns:cx5="http://schemas.microsoft.com/office/drawing/2016/5/11/chartex" xmlns:cx6="http://schemas.microsoft.com/office/drawing/2016/5/12/chartex" xmlns:cx7="http://schemas.microsoft.com/office/drawing/2016/5/13/chartex" xmlns:cx8="http://schemas.microsoft.com/office/drawing/2016/5/14/chartex" xmlns:mc="http://schemas.openxmlformats.org/markup-compatibility/2006" xmlns:aink="http://schemas.microsoft.com/office/drawing/2016/ink" xmlns:am3d="http://schemas.microsoft.com/office/drawing/2017/model3d" xmlns:o="urn:schemas-microsoft-com:office:office" xmlns:oel="http://schemas.microsoft.com/office/2019/extlst" xmlns:r="http://schemas.openxmlformats.org/officeDocument/2006/relationships" xmlns:m="http://schemas.openxmlformats.org/officeDocument/2006/math" xmlns:v="urn:schemas-microsoft-com:vml" xmlns:wp14="http://schemas.microsoft.com/office/word/2010/wordprocessingDrawing" xmlns:wp="http://schemas.openxmlformats.org/drawingml/2006/wordprocessingDrawing" xmlns:w10="urn:schemas-microsoft-com:office:word" xmlns:w="http://schemas.openxmlformats.org/wordprocessingml/2006/main" xmlns:w14="http://schemas.microsoft.com/office/word/2010/wordml" xmlns:w15="http://schemas.microsoft.com/office/word/2012/wordml" xmlns:w16cex="http://schemas.microsoft.com/office/word/2018/wordml/cex" xmlns:w16cid="http://schemas.microsoft.com/office/word/2016/wordml/cid" xmlns:w16="http://schemas.microsoft.com/office/word/2018/wordml" xmlns:w16du="http://schemas.microsoft.com/office/word/2023/wordml/word16du" xmlns:w16sdtdh="http://schemas.microsoft.com/office/word/2020/wordml/sdtdatahash" xmlns:w16sdtfl="http://schemas.microsoft.com/office/word/2024/wordml/sdtformatlock" xmlns:w16se="http://schemas.microsoft.com/office/word/2015/wordml/symex" xmlns:wpg="http://schemas.microsoft.com/office/word/2010/wordprocessingGroup" xmlns:wpi="http://schemas.microsoft.com/office/word/2010/wordprocessingInk" xmlns:wne="http://schemas.microsoft.com/office/word/2006/wordml" xmlns:wps="http://schemas.microsoft.com/office/word/2010/wordprocessingShape" mc:Ignorable="w14 w15 w16se w16cid w16 w16cex w16sdtdh w16sdtfl w16du wp14">
   <w:abstractNum w:abstractNumId="0" w15:restartNumberingAfterBreak="0">
     <w:nsid w:val="0E4B171E"/>
     <w:multiLevelType w:val="hybridMultilevel"/>
@@ -15988,7 +15175,7 @@
 </file>
 
 <file path=word/styles.xml><?xml version="1.0" encoding="utf-8"?>
-<w:styles xmlns:mc="http://schemas.openxmlformats.org/markup-compatibility/2006" xmlns:r="http://schemas.openxmlformats.org/officeDocument/2006/relationships" xmlns:w="http://schemas.openxmlformats.org/wordprocessingml/2006/main" xmlns:w14="http://schemas.microsoft.com/office/word/2010/wordml" xmlns:w15="http://schemas.microsoft.com/office/word/2012/wordml" xmlns:w16cex="http://schemas.microsoft.com/office/word/2018/wordml/cex" xmlns:w16cid="http://schemas.microsoft.com/office/word/2016/wordml/cid" xmlns:w16="http://schemas.microsoft.com/office/word/2018/wordml" xmlns:w16sdtdh="http://schemas.microsoft.com/office/word/2020/wordml/sdtdatahash" xmlns:w16se="http://schemas.microsoft.com/office/word/2015/wordml/symex" mc:Ignorable="w14 w15 w16se w16cid w16 w16cex w16sdtdh">
+<w:styles xmlns:mc="http://schemas.openxmlformats.org/markup-compatibility/2006" xmlns:r="http://schemas.openxmlformats.org/officeDocument/2006/relationships" xmlns:w="http://schemas.openxmlformats.org/wordprocessingml/2006/main" xmlns:w14="http://schemas.microsoft.com/office/word/2010/wordml" xmlns:w15="http://schemas.microsoft.com/office/word/2012/wordml" xmlns:w16cex="http://schemas.microsoft.com/office/word/2018/wordml/cex" xmlns:w16cid="http://schemas.microsoft.com/office/word/2016/wordml/cid" xmlns:w16="http://schemas.microsoft.com/office/word/2018/wordml" xmlns:w16du="http://schemas.microsoft.com/office/word/2023/wordml/word16du" xmlns:w16sdtdh="http://schemas.microsoft.com/office/word/2020/wordml/sdtdatahash" xmlns:w16sdtfl="http://schemas.microsoft.com/office/word/2024/wordml/sdtformatlock" xmlns:w16se="http://schemas.microsoft.com/office/word/2015/wordml/symex" mc:Ignorable="w14 w15 w16se w16cid w16 w16cex w16sdtdh w16sdtfl w16du">
   <w:docDefaults>
     <w:rPrDefault>
       <w:rPr>

--- a/docs/Proposal (1) (1) (1) (1).docx
+++ b/docs/Proposal (1) (1) (1) (1).docx
@@ -2113,7 +2113,7 @@
       <w:pPr>
         <w:ind w:firstLine="720"/>
         <w:rPr>
-          <w:rFonts w:ascii="TH Sarabun New" w:hAnsi="TH Sarabun New" w:cs="TH Sarabun New" w:hint="cs"/>
+          <w:rFonts w:ascii="TH Sarabun New" w:hAnsi="TH Sarabun New" w:cs="TH Sarabun New"/>
           <w:sz w:val="32"/>
           <w:szCs w:val="32"/>
         </w:rPr>
@@ -2919,7 +2919,7 @@
     <w:p>
       <w:pPr>
         <w:rPr>
-          <w:rFonts w:ascii="TH Sarabun New" w:hAnsi="TH Sarabun New" w:cs="TH Sarabun New" w:hint="cs"/>
+          <w:rFonts w:ascii="TH Sarabun New" w:hAnsi="TH Sarabun New" w:cs="TH Sarabun New"/>
           <w:sz w:val="32"/>
           <w:szCs w:val="32"/>
           <w:cs/>
@@ -3058,7 +3058,7 @@
     <w:p>
       <w:pPr>
         <w:rPr>
-          <w:rFonts w:ascii="TH Sarabun New" w:hAnsi="TH Sarabun New" w:cs="TH Sarabun New" w:hint="cs"/>
+          <w:rFonts w:ascii="TH Sarabun New" w:hAnsi="TH Sarabun New" w:cs="TH Sarabun New"/>
           <w:sz w:val="32"/>
           <w:szCs w:val="32"/>
         </w:rPr>
@@ -3321,16 +3321,7 @@
           <w:szCs w:val="32"/>
           <w:cs/>
         </w:rPr>
-        <w:t>บริสุทธิ์</w:t>
-      </w:r>
-      <w:r>
-        <w:rPr>
-          <w:rFonts w:ascii="TH Sarabun New" w:hAnsi="TH Sarabun New" w:cs="TH Sarabun New" w:hint="cs"/>
-          <w:sz w:val="32"/>
-          <w:szCs w:val="32"/>
-          <w:cs/>
-        </w:rPr>
-        <w:t xml:space="preserve"> </w:t>
+        <w:t xml:space="preserve">บริสุทธิ์ </w:t>
       </w:r>
       <w:r>
         <w:rPr>
@@ -3611,7 +3602,7 @@
     <w:p>
       <w:pPr>
         <w:rPr>
-          <w:rFonts w:ascii="TH Sarabun New" w:hAnsi="TH Sarabun New" w:cs="TH Sarabun New" w:hint="cs"/>
+          <w:rFonts w:ascii="TH Sarabun New" w:hAnsi="TH Sarabun New" w:cs="TH Sarabun New"/>
           <w:sz w:val="34"/>
           <w:szCs w:val="34"/>
           <w:cs/>
@@ -3865,7 +3856,7 @@
     <w:p>
       <w:pPr>
         <w:rPr>
-          <w:rFonts w:ascii="TH Sarabun New" w:hAnsi="TH Sarabun New" w:cs="TH Sarabun New" w:hint="cs"/>
+          <w:rFonts w:ascii="TH Sarabun New" w:hAnsi="TH Sarabun New" w:cs="TH Sarabun New"/>
           <w:sz w:val="32"/>
           <w:szCs w:val="32"/>
         </w:rPr>
@@ -4235,16 +4226,7 @@
           <w:szCs w:val="32"/>
           <w:cs/>
         </w:rPr>
-        <w:t>บริสุทธิ์</w:t>
-      </w:r>
-      <w:r>
-        <w:rPr>
-          <w:rFonts w:ascii="TH Sarabun New" w:hAnsi="TH Sarabun New" w:cs="TH Sarabun New" w:hint="cs"/>
-          <w:sz w:val="32"/>
-          <w:szCs w:val="32"/>
-          <w:cs/>
-        </w:rPr>
-        <w:t xml:space="preserve"> </w:t>
+        <w:t xml:space="preserve">บริสุทธิ์ </w:t>
       </w:r>
       <w:r>
         <w:rPr>
@@ -4449,40 +4431,24 @@
           <w:szCs w:val="32"/>
         </w:rPr>
         <w:tab/>
-      </w:r>
-      <w:r>
-        <w:rPr>
-          <w:rFonts w:ascii="TH Sarabun New" w:hAnsi="TH Sarabun New" w:cs="TH Sarabun New"/>
-          <w:sz w:val="32"/>
-          <w:szCs w:val="32"/>
-        </w:rPr>
-        <w:t xml:space="preserve">- </w:t>
-      </w:r>
-      <w:r>
-        <w:rPr>
-          <w:rFonts w:ascii="TH Sarabun New" w:hAnsi="TH Sarabun New" w:cs="TH Sarabun New"/>
-          <w:sz w:val="32"/>
-          <w:szCs w:val="32"/>
-          <w:cs/>
-        </w:rPr>
-        <w:t xml:space="preserve">การใช้ </w:t>
-      </w:r>
-      <w:r>
-        <w:rPr>
-          <w:rFonts w:ascii="TH Sarabun New" w:hAnsi="TH Sarabun New" w:cs="TH Sarabun New"/>
-          <w:sz w:val="32"/>
-          <w:szCs w:val="32"/>
-        </w:rPr>
-        <w:t xml:space="preserve">Artificial Intelligence (AI) </w:t>
-      </w:r>
-      <w:r>
-        <w:rPr>
-          <w:rFonts w:ascii="TH Sarabun New" w:hAnsi="TH Sarabun New" w:cs="TH Sarabun New"/>
-          <w:sz w:val="32"/>
-          <w:szCs w:val="32"/>
-          <w:cs/>
-        </w:rPr>
-        <w:t>ในการการเพิ่มประสิทธิภาพและการสร้างแบบจําลองเชิงคาดการณ์ของวัสดุเพื่อให้เกิดประสิทธิภาพที่สูงที่สุดหรือตามความต้องการ</w:t>
+        <w:t xml:space="preserve">1.2) </w:t>
+      </w:r>
+      <w:r>
+        <w:rPr>
+          <w:rFonts w:ascii="TH Sarabun New" w:hAnsi="TH Sarabun New" w:cs="TH Sarabun New"/>
+          <w:sz w:val="32"/>
+          <w:szCs w:val="32"/>
+          <w:cs/>
+        </w:rPr>
+        <w:t xml:space="preserve">กำหนดวัตถุประสงค์ ขอบเขต และแนวทางการใช้แผ่นดูดซับเสียงจากขยะพลาสติกประเภท </w:t>
+      </w:r>
+      <w:r>
+        <w:rPr>
+          <w:rFonts w:ascii="TH Sarabun New" w:hAnsi="TH Sarabun New" w:cs="TH Sarabun New"/>
+          <w:sz w:val="32"/>
+          <w:szCs w:val="32"/>
+        </w:rPr>
+        <w:t xml:space="preserve">Polypropylene (PP) </w:t>
       </w:r>
     </w:p>
     <w:p>
@@ -4500,16 +4466,16 @@
           <w:szCs w:val="32"/>
         </w:rPr>
         <w:tab/>
-        <w:t xml:space="preserve">1.2) </w:t>
-      </w:r>
-      <w:r>
-        <w:rPr>
-          <w:rFonts w:ascii="TH Sarabun New" w:hAnsi="TH Sarabun New" w:cs="TH Sarabun New"/>
-          <w:sz w:val="32"/>
-          <w:szCs w:val="32"/>
-          <w:cs/>
-        </w:rPr>
-        <w:t xml:space="preserve">กำหนดวัตถุประสงค์ ขอบเขต และแนวทางการใช้แผ่นดูดซับเสียงจากขยะพลาสติกประเภท </w:t>
+        <w:t xml:space="preserve">- </w:t>
+      </w:r>
+      <w:r>
+        <w:rPr>
+          <w:rFonts w:ascii="TH Sarabun New" w:hAnsi="TH Sarabun New" w:cs="TH Sarabun New"/>
+          <w:sz w:val="32"/>
+          <w:szCs w:val="32"/>
+          <w:cs/>
+        </w:rPr>
+        <w:t xml:space="preserve">นำแผ่นดูดซับเสียงจากขยะพลาสติกประเภท </w:t>
       </w:r>
       <w:r>
         <w:rPr>
@@ -4526,32 +4492,41 @@
           <w:szCs w:val="32"/>
           <w:cs/>
         </w:rPr>
-        <w:t>และการทำงานของเครื่อง</w:t>
-      </w:r>
-      <w:r>
-        <w:rPr>
-          <w:rFonts w:ascii="TH Sarabun New" w:hAnsi="TH Sarabun New" w:cs="TH Sarabun New"/>
-          <w:sz w:val="32"/>
-          <w:szCs w:val="32"/>
-        </w:rPr>
-        <w:t xml:space="preserve">Impedance Tube </w:t>
-      </w:r>
-      <w:r>
-        <w:rPr>
-          <w:rFonts w:ascii="TH Sarabun New" w:hAnsi="TH Sarabun New" w:cs="TH Sarabun New"/>
-          <w:sz w:val="32"/>
-          <w:szCs w:val="32"/>
-          <w:cs/>
-        </w:rPr>
-        <w:t>และการใช้</w:t>
-      </w:r>
-      <w:r>
-        <w:rPr>
-          <w:rFonts w:ascii="TH Sarabun New" w:hAnsi="TH Sarabun New" w:cs="TH Sarabun New"/>
-          <w:sz w:val="32"/>
-          <w:szCs w:val="32"/>
-        </w:rPr>
-        <w:t xml:space="preserve"> Artificial Intelligence (AI)</w:t>
+        <w:t>มาเปรียบเทียบประสิทธิภาพการซับเสียงกับแผ่นซับเสียง</w:t>
+      </w:r>
+      <w:r>
+        <w:rPr>
+          <w:rFonts w:ascii="TH Sarabun New" w:hAnsi="TH Sarabun New" w:cs="TH Sarabun New"/>
+          <w:sz w:val="32"/>
+          <w:szCs w:val="32"/>
+          <w:cs/>
+        </w:rPr>
+        <w:t xml:space="preserve">จากพลาสติกประเภท </w:t>
+      </w:r>
+      <w:r>
+        <w:rPr>
+          <w:rFonts w:ascii="TH Sarabun New" w:hAnsi="TH Sarabun New" w:cs="TH Sarabun New"/>
+          <w:sz w:val="32"/>
+          <w:szCs w:val="32"/>
+        </w:rPr>
+        <w:t>Polypropylene (PP)</w:t>
+      </w:r>
+      <w:r>
+        <w:rPr>
+          <w:rFonts w:ascii="TH Sarabun New" w:hAnsi="TH Sarabun New" w:cs="TH Sarabun New"/>
+          <w:sz w:val="32"/>
+          <w:szCs w:val="32"/>
+        </w:rPr>
+        <w:t xml:space="preserve"> </w:t>
+      </w:r>
+      <w:r>
+        <w:rPr>
+          <w:rFonts w:ascii="TH Sarabun New" w:hAnsi="TH Sarabun New" w:cs="TH Sarabun New" w:hint="cs"/>
+          <w:sz w:val="32"/>
+          <w:szCs w:val="32"/>
+          <w:cs/>
+        </w:rPr>
+        <w:t>บริสุทธิ์</w:t>
       </w:r>
     </w:p>
     <w:p>
@@ -4578,58 +4553,7 @@
           <w:szCs w:val="32"/>
           <w:cs/>
         </w:rPr>
-        <w:t xml:space="preserve">นำแผ่นดูดซับเสียงจากขยะพลาสติกประเภท </w:t>
-      </w:r>
-      <w:r>
-        <w:rPr>
-          <w:rFonts w:ascii="TH Sarabun New" w:hAnsi="TH Sarabun New" w:cs="TH Sarabun New"/>
-          <w:sz w:val="32"/>
-          <w:szCs w:val="32"/>
-        </w:rPr>
-        <w:t xml:space="preserve">Polypropylene (PP) </w:t>
-      </w:r>
-      <w:r>
-        <w:rPr>
-          <w:rFonts w:ascii="TH Sarabun New" w:hAnsi="TH Sarabun New" w:cs="TH Sarabun New"/>
-          <w:sz w:val="32"/>
-          <w:szCs w:val="32"/>
-          <w:cs/>
-        </w:rPr>
-        <w:t>มาเปรียบเทียบประสิทธิภาพการซับเสียงกับแผ่นซับเสียง</w:t>
-      </w:r>
-      <w:r>
-        <w:rPr>
-          <w:rFonts w:ascii="TH Sarabun New" w:hAnsi="TH Sarabun New" w:cs="TH Sarabun New"/>
-          <w:sz w:val="32"/>
-          <w:szCs w:val="32"/>
-          <w:cs/>
-        </w:rPr>
-        <w:t xml:space="preserve">จากพลาสติกประเภท </w:t>
-      </w:r>
-      <w:r>
-        <w:rPr>
-          <w:rFonts w:ascii="TH Sarabun New" w:hAnsi="TH Sarabun New" w:cs="TH Sarabun New"/>
-          <w:sz w:val="32"/>
-          <w:szCs w:val="32"/>
-        </w:rPr>
-        <w:t>Polypropylene (PP)</w:t>
-      </w:r>
-      <w:r>
-        <w:rPr>
-          <w:rFonts w:ascii="TH Sarabun New" w:hAnsi="TH Sarabun New" w:cs="TH Sarabun New"/>
-          <w:sz w:val="32"/>
-          <w:szCs w:val="32"/>
-        </w:rPr>
-        <w:t xml:space="preserve"> </w:t>
-      </w:r>
-      <w:r>
-        <w:rPr>
-          <w:rFonts w:ascii="TH Sarabun New" w:hAnsi="TH Sarabun New" w:cs="TH Sarabun New" w:hint="cs"/>
-          <w:sz w:val="32"/>
-          <w:szCs w:val="32"/>
-          <w:cs/>
-        </w:rPr>
-        <w:t>บริสุทธิ์</w:t>
+        <w:t>การกำหนดขนาดและรูปร่างของชิ้นงาน</w:t>
       </w:r>
     </w:p>
     <w:p>
@@ -4656,7 +4580,7 @@
           <w:szCs w:val="32"/>
           <w:cs/>
         </w:rPr>
-        <w:t>การกำหนดขนาดและรูปร่างของชิ้นงาน</w:t>
+        <w:t>ใช้งานในการบุผนังเพื่อดูดซับเสียง</w:t>
       </w:r>
     </w:p>
     <w:p>
@@ -4674,16 +4598,24 @@
           <w:szCs w:val="32"/>
         </w:rPr>
         <w:tab/>
-        <w:t xml:space="preserve">- </w:t>
-      </w:r>
-      <w:r>
-        <w:rPr>
-          <w:rFonts w:ascii="TH Sarabun New" w:hAnsi="TH Sarabun New" w:cs="TH Sarabun New"/>
-          <w:sz w:val="32"/>
-          <w:szCs w:val="32"/>
-          <w:cs/>
-        </w:rPr>
-        <w:t>ใช้งานในการบุผนังเพื่อดูดซับเสียง</w:t>
+        <w:t xml:space="preserve">1.3) </w:t>
+      </w:r>
+      <w:r>
+        <w:rPr>
+          <w:rFonts w:ascii="TH Sarabun New" w:hAnsi="TH Sarabun New" w:cs="TH Sarabun New"/>
+          <w:sz w:val="32"/>
+          <w:szCs w:val="32"/>
+          <w:cs/>
+        </w:rPr>
+        <w:t xml:space="preserve">ออกแบบแผ่นดูดซับเสียงจากขยะพลาสติกประเภท </w:t>
+      </w:r>
+      <w:r>
+        <w:rPr>
+          <w:rFonts w:ascii="TH Sarabun New" w:hAnsi="TH Sarabun New" w:cs="TH Sarabun New"/>
+          <w:sz w:val="32"/>
+          <w:szCs w:val="32"/>
+        </w:rPr>
+        <w:t>Polypropylene (PP)</w:t>
       </w:r>
     </w:p>
     <w:p>
@@ -4701,24 +4633,16 @@
           <w:szCs w:val="32"/>
         </w:rPr>
         <w:tab/>
-        <w:t xml:space="preserve">1.3) </w:t>
-      </w:r>
-      <w:r>
-        <w:rPr>
-          <w:rFonts w:ascii="TH Sarabun New" w:hAnsi="TH Sarabun New" w:cs="TH Sarabun New"/>
-          <w:sz w:val="32"/>
-          <w:szCs w:val="32"/>
-          <w:cs/>
-        </w:rPr>
-        <w:t xml:space="preserve">ออกแบบแผ่นดูดซับเสียงจากขยะพลาสติกประเภท </w:t>
-      </w:r>
-      <w:r>
-        <w:rPr>
-          <w:rFonts w:ascii="TH Sarabun New" w:hAnsi="TH Sarabun New" w:cs="TH Sarabun New"/>
-          <w:sz w:val="32"/>
-          <w:szCs w:val="32"/>
-        </w:rPr>
-        <w:t>Polypropylene (PP)</w:t>
+        <w:t xml:space="preserve">- </w:t>
+      </w:r>
+      <w:r>
+        <w:rPr>
+          <w:rFonts w:ascii="TH Sarabun New" w:hAnsi="TH Sarabun New" w:cs="TH Sarabun New"/>
+          <w:sz w:val="32"/>
+          <w:szCs w:val="32"/>
+          <w:cs/>
+        </w:rPr>
+        <w:t>รูปร่าง ขนาด ความกว้าง ความยาว ความหนา ที่ต้องการ</w:t>
       </w:r>
     </w:p>
     <w:p>
@@ -4732,6 +4656,80 @@
       <w:r>
         <w:rPr>
           <w:rFonts w:ascii="TH Sarabun New" w:hAnsi="TH Sarabun New" w:cs="TH Sarabun New"/>
+          <w:b/>
+          <w:bCs/>
+          <w:sz w:val="32"/>
+          <w:szCs w:val="32"/>
+          <w:cs/>
+        </w:rPr>
+        <w:t xml:space="preserve">ขั้นตอนที่ </w:t>
+      </w:r>
+      <w:r>
+        <w:rPr>
+          <w:rFonts w:ascii="TH Sarabun New" w:hAnsi="TH Sarabun New" w:cs="TH Sarabun New"/>
+          <w:b/>
+          <w:bCs/>
+          <w:sz w:val="32"/>
+          <w:szCs w:val="32"/>
+        </w:rPr>
+        <w:t xml:space="preserve">2 </w:t>
+      </w:r>
+      <w:r>
+        <w:rPr>
+          <w:rFonts w:ascii="TH Sarabun New" w:hAnsi="TH Sarabun New" w:cs="TH Sarabun New"/>
+          <w:sz w:val="32"/>
+          <w:szCs w:val="32"/>
+          <w:cs/>
+        </w:rPr>
+        <w:t xml:space="preserve">สร้างแผ่นดูดซับเสียงจากขยะพลาสติกประเภท </w:t>
+      </w:r>
+      <w:r>
+        <w:rPr>
+          <w:rFonts w:ascii="TH Sarabun New" w:hAnsi="TH Sarabun New" w:cs="TH Sarabun New"/>
+          <w:sz w:val="32"/>
+          <w:szCs w:val="32"/>
+        </w:rPr>
+        <w:t>Polypropylene (PP)</w:t>
+      </w:r>
+    </w:p>
+    <w:p>
+      <w:pPr>
+        <w:rPr>
+          <w:rFonts w:ascii="TH Sarabun New" w:hAnsi="TH Sarabun New" w:cs="TH Sarabun New"/>
+          <w:sz w:val="32"/>
+          <w:szCs w:val="32"/>
+        </w:rPr>
+      </w:pPr>
+      <w:r>
+        <w:rPr>
+          <w:rFonts w:ascii="TH Sarabun New" w:hAnsi="TH Sarabun New" w:cs="TH Sarabun New"/>
+          <w:sz w:val="32"/>
+          <w:szCs w:val="32"/>
+        </w:rPr>
+        <w:tab/>
+        <w:t xml:space="preserve">2.1) </w:t>
+      </w:r>
+      <w:r>
+        <w:rPr>
+          <w:rFonts w:ascii="TH Sarabun New" w:hAnsi="TH Sarabun New" w:cs="TH Sarabun New"/>
+          <w:sz w:val="32"/>
+          <w:szCs w:val="32"/>
+          <w:cs/>
+        </w:rPr>
+        <w:t>รวบรวมวัสดุอุปกรณ์ที่ต้องใช้</w:t>
+      </w:r>
+    </w:p>
+    <w:p>
+      <w:pPr>
+        <w:rPr>
+          <w:rFonts w:ascii="TH Sarabun New" w:hAnsi="TH Sarabun New" w:cs="TH Sarabun New"/>
+          <w:sz w:val="32"/>
+          <w:szCs w:val="32"/>
+        </w:rPr>
+      </w:pPr>
+      <w:r>
+        <w:rPr>
+          <w:rFonts w:ascii="TH Sarabun New" w:hAnsi="TH Sarabun New" w:cs="TH Sarabun New"/>
           <w:sz w:val="32"/>
           <w:szCs w:val="32"/>
         </w:rPr>
@@ -4745,7 +4743,15 @@
           <w:szCs w:val="32"/>
           <w:cs/>
         </w:rPr>
-        <w:t>รูปร่าง ขนาด ความกว้าง ความยาว ความหนา ที่ต้องการ</w:t>
+        <w:t xml:space="preserve">ขยะพลาสติกประเภท </w:t>
+      </w:r>
+      <w:r>
+        <w:rPr>
+          <w:rFonts w:ascii="TH Sarabun New" w:hAnsi="TH Sarabun New" w:cs="TH Sarabun New"/>
+          <w:sz w:val="32"/>
+          <w:szCs w:val="32"/>
+        </w:rPr>
+        <w:t>Polypropylene (PP)</w:t>
       </w:r>
     </w:p>
     <w:p>
@@ -4759,40 +4765,20 @@
       <w:r>
         <w:rPr>
           <w:rFonts w:ascii="TH Sarabun New" w:hAnsi="TH Sarabun New" w:cs="TH Sarabun New"/>
-          <w:b/>
-          <w:bCs/>
-          <w:sz w:val="32"/>
-          <w:szCs w:val="32"/>
-          <w:cs/>
-        </w:rPr>
-        <w:t xml:space="preserve">ขั้นตอนที่ </w:t>
-      </w:r>
-      <w:r>
-        <w:rPr>
-          <w:rFonts w:ascii="TH Sarabun New" w:hAnsi="TH Sarabun New" w:cs="TH Sarabun New"/>
-          <w:b/>
-          <w:bCs/>
-          <w:sz w:val="32"/>
-          <w:szCs w:val="32"/>
-        </w:rPr>
-        <w:t xml:space="preserve">2 </w:t>
-      </w:r>
-      <w:r>
-        <w:rPr>
-          <w:rFonts w:ascii="TH Sarabun New" w:hAnsi="TH Sarabun New" w:cs="TH Sarabun New"/>
-          <w:sz w:val="32"/>
-          <w:szCs w:val="32"/>
-          <w:cs/>
-        </w:rPr>
-        <w:t xml:space="preserve">สร้างแผ่นดูดซับเสียงจากขยะพลาสติกประเภท </w:t>
-      </w:r>
-      <w:r>
-        <w:rPr>
-          <w:rFonts w:ascii="TH Sarabun New" w:hAnsi="TH Sarabun New" w:cs="TH Sarabun New"/>
-          <w:sz w:val="32"/>
-          <w:szCs w:val="32"/>
-        </w:rPr>
-        <w:t>Polypropylene (PP)</w:t>
+          <w:sz w:val="32"/>
+          <w:szCs w:val="32"/>
+        </w:rPr>
+        <w:tab/>
+        <w:t xml:space="preserve">- </w:t>
+      </w:r>
+      <w:r>
+        <w:rPr>
+          <w:rFonts w:ascii="TH Sarabun New" w:hAnsi="TH Sarabun New" w:cs="TH Sarabun New"/>
+          <w:sz w:val="32"/>
+          <w:szCs w:val="32"/>
+          <w:cs/>
+        </w:rPr>
+        <w:t>เครื่องให้ความร้อนและบีบอัดพลาสติก</w:t>
       </w:r>
     </w:p>
     <w:p>
@@ -4810,16 +4796,16 @@
           <w:szCs w:val="32"/>
         </w:rPr>
         <w:tab/>
-        <w:t xml:space="preserve">2.1) </w:t>
-      </w:r>
-      <w:r>
-        <w:rPr>
-          <w:rFonts w:ascii="TH Sarabun New" w:hAnsi="TH Sarabun New" w:cs="TH Sarabun New"/>
-          <w:sz w:val="32"/>
-          <w:szCs w:val="32"/>
-          <w:cs/>
-        </w:rPr>
-        <w:t>รวบรวมวัสดุอุปกรณ์ที่ต้องใช้</w:t>
+        <w:t xml:space="preserve">- </w:t>
+      </w:r>
+      <w:r>
+        <w:rPr>
+          <w:rFonts w:ascii="TH Sarabun New" w:hAnsi="TH Sarabun New" w:cs="TH Sarabun New"/>
+          <w:sz w:val="32"/>
+          <w:szCs w:val="32"/>
+          <w:cs/>
+        </w:rPr>
+        <w:t>แม่พิมพ์สำหรับใช้ในกระบวนการขึ้นรูปพลาสติก</w:t>
       </w:r>
     </w:p>
     <w:p>
@@ -4837,16 +4823,16 @@
           <w:szCs w:val="32"/>
         </w:rPr>
         <w:tab/>
-        <w:t xml:space="preserve">- </w:t>
-      </w:r>
-      <w:r>
-        <w:rPr>
-          <w:rFonts w:ascii="TH Sarabun New" w:hAnsi="TH Sarabun New" w:cs="TH Sarabun New"/>
-          <w:sz w:val="32"/>
-          <w:szCs w:val="32"/>
-          <w:cs/>
-        </w:rPr>
-        <w:t xml:space="preserve">ขยะพลาสติกประเภท </w:t>
+        <w:t xml:space="preserve">2.2) </w:t>
+      </w:r>
+      <w:r>
+        <w:rPr>
+          <w:rFonts w:ascii="TH Sarabun New" w:hAnsi="TH Sarabun New" w:cs="TH Sarabun New"/>
+          <w:sz w:val="32"/>
+          <w:szCs w:val="32"/>
+          <w:cs/>
+        </w:rPr>
+        <w:t xml:space="preserve">ลงมือสร้างแผ่นดูดซับเสียงจากขยะพลาสติกประเภท </w:t>
       </w:r>
       <w:r>
         <w:rPr>
@@ -4881,69 +4867,7 @@
           <w:szCs w:val="32"/>
           <w:cs/>
         </w:rPr>
-        <w:t>เครื่องให้ความร้อนและบีบอัดพลาสติก</w:t>
-      </w:r>
-    </w:p>
-    <w:p>
-      <w:pPr>
-        <w:rPr>
-          <w:rFonts w:ascii="TH Sarabun New" w:hAnsi="TH Sarabun New" w:cs="TH Sarabun New"/>
-          <w:sz w:val="32"/>
-          <w:szCs w:val="32"/>
-        </w:rPr>
-      </w:pPr>
-      <w:r>
-        <w:rPr>
-          <w:rFonts w:ascii="TH Sarabun New" w:hAnsi="TH Sarabun New" w:cs="TH Sarabun New"/>
-          <w:sz w:val="32"/>
-          <w:szCs w:val="32"/>
-        </w:rPr>
-        <w:tab/>
-        <w:t xml:space="preserve">- </w:t>
-      </w:r>
-      <w:r>
-        <w:rPr>
-          <w:rFonts w:ascii="TH Sarabun New" w:hAnsi="TH Sarabun New" w:cs="TH Sarabun New"/>
-          <w:sz w:val="32"/>
-          <w:szCs w:val="32"/>
-          <w:cs/>
-        </w:rPr>
-        <w:t>แม่พิมพ์สำหรับใช้ในกระบวนการขึ้นรูปพลาสติก</w:t>
-      </w:r>
-    </w:p>
-    <w:p>
-      <w:pPr>
-        <w:rPr>
-          <w:rFonts w:ascii="TH Sarabun New" w:hAnsi="TH Sarabun New" w:cs="TH Sarabun New"/>
-          <w:sz w:val="32"/>
-          <w:szCs w:val="32"/>
-        </w:rPr>
-      </w:pPr>
-      <w:r>
-        <w:rPr>
-          <w:rFonts w:ascii="TH Sarabun New" w:hAnsi="TH Sarabun New" w:cs="TH Sarabun New"/>
-          <w:sz w:val="32"/>
-          <w:szCs w:val="32"/>
-        </w:rPr>
-        <w:tab/>
-        <w:t xml:space="preserve">2.2) </w:t>
-      </w:r>
-      <w:r>
-        <w:rPr>
-          <w:rFonts w:ascii="TH Sarabun New" w:hAnsi="TH Sarabun New" w:cs="TH Sarabun New"/>
-          <w:sz w:val="32"/>
-          <w:szCs w:val="32"/>
-          <w:cs/>
-        </w:rPr>
-        <w:t xml:space="preserve">ลงมือสร้างแผ่นดูดซับเสียงจากขยะพลาสติกประเภท </w:t>
-      </w:r>
-      <w:r>
-        <w:rPr>
-          <w:rFonts w:ascii="TH Sarabun New" w:hAnsi="TH Sarabun New" w:cs="TH Sarabun New"/>
-          <w:sz w:val="32"/>
-          <w:szCs w:val="32"/>
-        </w:rPr>
-        <w:t>Polypropylene (PP)</w:t>
+        <w:t>นำขยะพลาสติกที่หามาได้มาล้างทำความสะอาด</w:t>
       </w:r>
     </w:p>
     <w:p>
@@ -4971,33 +4895,6 @@
           <w:szCs w:val="32"/>
           <w:cs/>
         </w:rPr>
-        <w:t>นำขยะพลาสติกที่หามาได้มาล้างทำความสะอาด</w:t>
-      </w:r>
-    </w:p>
-    <w:p>
-      <w:pPr>
-        <w:rPr>
-          <w:rFonts w:ascii="TH Sarabun New" w:hAnsi="TH Sarabun New" w:cs="TH Sarabun New"/>
-          <w:sz w:val="32"/>
-          <w:szCs w:val="32"/>
-        </w:rPr>
-      </w:pPr>
-      <w:r>
-        <w:rPr>
-          <w:rFonts w:ascii="TH Sarabun New" w:hAnsi="TH Sarabun New" w:cs="TH Sarabun New"/>
-          <w:sz w:val="32"/>
-          <w:szCs w:val="32"/>
-        </w:rPr>
-        <w:tab/>
-        <w:t xml:space="preserve">- </w:t>
-      </w:r>
-      <w:r>
-        <w:rPr>
-          <w:rFonts w:ascii="TH Sarabun New" w:hAnsi="TH Sarabun New" w:cs="TH Sarabun New"/>
-          <w:sz w:val="32"/>
-          <w:szCs w:val="32"/>
-          <w:cs/>
-        </w:rPr>
         <w:t>นำไปเข้ากระบวนการให้ความร้อนและบีบอัดในแม่พิมพ์เพื่อให้ได้เป็นรูปทรงตามที่ได้ออกแบบไว้ โดยใช้ความร้อนและเวลาที่ใช้ในการขึ้นรูปแผ่นดูดซับเสียง</w:t>
       </w:r>
       <w:r>
@@ -5049,7 +4946,17 @@
           <w:szCs w:val="32"/>
           <w:cs/>
         </w:rPr>
-        <w:t>อ้างอิงในเบื้องต้น</w:t>
+        <w:t>อ้างอิง</w:t>
+      </w:r>
+      <w:r>
+        <w:rPr>
+          <w:rFonts w:ascii="TH Sarabun New" w:hAnsi="TH Sarabun New" w:cs="TH Sarabun New"/>
+          <w:sz w:val="32"/>
+          <w:szCs w:val="32"/>
+          <w:highlight w:val="yellow"/>
+          <w:cs/>
+        </w:rPr>
+        <w:t>ในเบื้องต้น</w:t>
       </w:r>
     </w:p>
     <w:p>
@@ -7599,3598 +7506,12 @@
       <w:pPr>
         <w:rPr>
           <w:rFonts w:ascii="TH Sarabun New" w:hAnsi="TH Sarabun New" w:cs="TH Sarabun New"/>
-          <w:sz w:val="32"/>
-          <w:szCs w:val="32"/>
-        </w:rPr>
-      </w:pPr>
-      <w:r>
-        <w:rPr>
-          <w:rFonts w:ascii="TH Sarabun New" w:hAnsi="TH Sarabun New" w:cs="TH Sarabun New"/>
-          <w:b/>
-          <w:bCs/>
-          <w:sz w:val="32"/>
-          <w:szCs w:val="32"/>
-          <w:cs/>
-        </w:rPr>
-        <w:lastRenderedPageBreak/>
-        <w:t xml:space="preserve">ขั้นตอนที่ </w:t>
-      </w:r>
-      <w:r>
-        <w:rPr>
-          <w:rFonts w:ascii="TH Sarabun New" w:hAnsi="TH Sarabun New" w:cs="TH Sarabun New"/>
-          <w:b/>
-          <w:bCs/>
-          <w:sz w:val="32"/>
-          <w:szCs w:val="32"/>
-        </w:rPr>
-        <w:t xml:space="preserve">4 </w:t>
-      </w:r>
-      <w:r>
-        <w:rPr>
-          <w:rFonts w:ascii="TH Sarabun New" w:hAnsi="TH Sarabun New" w:cs="TH Sarabun New"/>
-          <w:sz w:val="32"/>
-          <w:szCs w:val="32"/>
-          <w:cs/>
-        </w:rPr>
-        <w:t xml:space="preserve">การเตรียม </w:t>
-      </w:r>
-      <w:r>
-        <w:rPr>
-          <w:rFonts w:ascii="TH Sarabun New" w:hAnsi="TH Sarabun New" w:cs="TH Sarabun New"/>
-          <w:sz w:val="32"/>
-          <w:szCs w:val="32"/>
-          <w:u w:val="single"/>
-        </w:rPr>
-        <w:t>Data</w:t>
-      </w:r>
-      <w:r>
-        <w:rPr>
-          <w:rFonts w:ascii="TH Sarabun New" w:hAnsi="TH Sarabun New" w:cs="TH Sarabun New"/>
-          <w:sz w:val="32"/>
-          <w:szCs w:val="32"/>
-        </w:rPr>
-        <w:t xml:space="preserve"> </w:t>
-      </w:r>
-      <w:r>
-        <w:rPr>
-          <w:rFonts w:ascii="TH Sarabun New" w:hAnsi="TH Sarabun New" w:cs="TH Sarabun New"/>
-          <w:sz w:val="32"/>
-          <w:szCs w:val="32"/>
-          <w:cs/>
-        </w:rPr>
-        <w:t>สำหรับการเทรน</w:t>
-      </w:r>
-      <w:r>
-        <w:rPr>
-          <w:rFonts w:ascii="TH Sarabun New" w:hAnsi="TH Sarabun New" w:cs="TH Sarabun New" w:hint="cs"/>
-          <w:sz w:val="32"/>
-          <w:szCs w:val="32"/>
-          <w:cs/>
-        </w:rPr>
-        <w:t xml:space="preserve"> </w:t>
-      </w:r>
-      <w:r>
-        <w:rPr>
-          <w:rFonts w:ascii="TH Sarabun New" w:hAnsi="TH Sarabun New" w:cs="TH Sarabun New"/>
-          <w:sz w:val="32"/>
-          <w:szCs w:val="32"/>
-        </w:rPr>
-        <w:t xml:space="preserve">Artificial Intelligence (AI) </w:t>
-      </w:r>
-      <w:r>
-        <w:rPr>
-          <w:rFonts w:ascii="TH Sarabun New" w:hAnsi="TH Sarabun New" w:cs="TH Sarabun New"/>
-          <w:sz w:val="32"/>
-          <w:szCs w:val="32"/>
-          <w:cs/>
-        </w:rPr>
-        <w:t>มีขั้นตอนดังนี้</w:t>
-      </w:r>
-    </w:p>
-    <w:p>
-      <w:pPr>
-        <w:rPr>
-          <w:rFonts w:ascii="TH Sarabun New" w:hAnsi="TH Sarabun New" w:cs="TH Sarabun New"/>
-          <w:sz w:val="32"/>
-          <w:szCs w:val="32"/>
-        </w:rPr>
-      </w:pPr>
-      <w:r>
-        <w:rPr>
-          <w:rFonts w:ascii="TH Sarabun New" w:hAnsi="TH Sarabun New" w:cs="TH Sarabun New"/>
-          <w:b/>
-          <w:bCs/>
-          <w:sz w:val="32"/>
-          <w:szCs w:val="32"/>
-        </w:rPr>
-        <w:tab/>
-      </w:r>
-      <w:r>
-        <w:rPr>
-          <w:rFonts w:ascii="TH Sarabun New" w:hAnsi="TH Sarabun New" w:cs="TH Sarabun New"/>
-          <w:sz w:val="32"/>
-          <w:szCs w:val="32"/>
-        </w:rPr>
-        <w:t xml:space="preserve">4.1) </w:t>
-      </w:r>
-      <w:r>
-        <w:rPr>
-          <w:rFonts w:ascii="TH Sarabun New" w:hAnsi="TH Sarabun New" w:cs="TH Sarabun New"/>
-          <w:sz w:val="32"/>
-          <w:szCs w:val="32"/>
-          <w:cs/>
-        </w:rPr>
-        <w:t xml:space="preserve">เก็บรวบรวม </w:t>
-      </w:r>
-      <w:r>
-        <w:rPr>
-          <w:rFonts w:ascii="TH Sarabun New" w:hAnsi="TH Sarabun New" w:cs="TH Sarabun New"/>
-          <w:sz w:val="32"/>
-          <w:szCs w:val="32"/>
-        </w:rPr>
-        <w:t xml:space="preserve">Data </w:t>
-      </w:r>
-      <w:r>
-        <w:rPr>
-          <w:rFonts w:ascii="TH Sarabun New" w:hAnsi="TH Sarabun New" w:cs="TH Sarabun New"/>
-          <w:sz w:val="32"/>
-          <w:szCs w:val="32"/>
-          <w:cs/>
-        </w:rPr>
-        <w:t xml:space="preserve">จากการทดสอบประสิทธิภาพแผ่นดูดซับเสียงจากขยะพลาสติกประเภท </w:t>
-      </w:r>
-      <w:r>
-        <w:rPr>
-          <w:rFonts w:ascii="TH Sarabun New" w:hAnsi="TH Sarabun New" w:cs="TH Sarabun New"/>
-          <w:sz w:val="32"/>
-          <w:szCs w:val="32"/>
-        </w:rPr>
-        <w:t xml:space="preserve">Polypropylene (PP) </w:t>
-      </w:r>
-      <w:r>
-        <w:rPr>
-          <w:rFonts w:ascii="TH Sarabun New" w:hAnsi="TH Sarabun New" w:cs="TH Sarabun New"/>
-          <w:sz w:val="32"/>
-          <w:szCs w:val="32"/>
-          <w:cs/>
-        </w:rPr>
-        <w:t xml:space="preserve">ในรูปแบบไฟล์ </w:t>
-      </w:r>
-      <w:r>
-        <w:rPr>
-          <w:rFonts w:ascii="TH Sarabun New" w:hAnsi="TH Sarabun New" w:cs="TH Sarabun New"/>
-          <w:sz w:val="32"/>
-          <w:szCs w:val="32"/>
-        </w:rPr>
-        <w:t xml:space="preserve">XLSX (Excel) </w:t>
-      </w:r>
-      <w:r>
-        <w:rPr>
-          <w:rFonts w:ascii="TH Sarabun New" w:hAnsi="TH Sarabun New" w:cs="TH Sarabun New"/>
-          <w:sz w:val="32"/>
-          <w:szCs w:val="32"/>
-          <w:cs/>
-        </w:rPr>
-        <w:t xml:space="preserve">จากนั้นแปลงเป็นรูปแบบไฟล์ </w:t>
-      </w:r>
-      <w:r>
-        <w:rPr>
-          <w:rFonts w:ascii="TH Sarabun New" w:hAnsi="TH Sarabun New" w:cs="TH Sarabun New"/>
-          <w:sz w:val="32"/>
-          <w:szCs w:val="32"/>
-        </w:rPr>
-        <w:t>CSV</w:t>
-      </w:r>
-    </w:p>
-    <w:p>
-      <w:pPr>
-        <w:rPr>
-          <w:rFonts w:ascii="TH Sarabun New" w:hAnsi="TH Sarabun New" w:cs="TH Sarabun New"/>
-          <w:sz w:val="32"/>
-          <w:szCs w:val="32"/>
-        </w:rPr>
-      </w:pPr>
-      <w:r>
-        <w:rPr>
-          <w:rFonts w:ascii="TH Sarabun New" w:hAnsi="TH Sarabun New" w:cs="TH Sarabun New"/>
-          <w:sz w:val="32"/>
-          <w:szCs w:val="32"/>
-        </w:rPr>
-        <w:tab/>
-        <w:t xml:space="preserve">4.2) </w:t>
-      </w:r>
-      <w:r>
-        <w:rPr>
-          <w:rFonts w:ascii="TH Sarabun New" w:hAnsi="TH Sarabun New" w:cs="TH Sarabun New"/>
-          <w:sz w:val="32"/>
-          <w:szCs w:val="32"/>
-          <w:cs/>
-        </w:rPr>
-        <w:t xml:space="preserve">ตรวจสอบและและประมวลผลข้อมูลก่อนนำเทรน </w:t>
-      </w:r>
-      <w:r>
-        <w:rPr>
-          <w:rFonts w:ascii="TH Sarabun New" w:hAnsi="TH Sarabun New" w:cs="TH Sarabun New"/>
-          <w:sz w:val="32"/>
-          <w:szCs w:val="32"/>
-        </w:rPr>
-        <w:t xml:space="preserve">Artificial Intelligence (AI) </w:t>
-      </w:r>
-      <w:r>
-        <w:rPr>
-          <w:rFonts w:ascii="TH Sarabun New" w:hAnsi="TH Sarabun New" w:cs="TH Sarabun New"/>
-          <w:sz w:val="32"/>
-          <w:szCs w:val="32"/>
-          <w:cs/>
-        </w:rPr>
-        <w:t xml:space="preserve">ด้วยการทำ </w:t>
-      </w:r>
-      <w:r>
-        <w:rPr>
-          <w:rFonts w:ascii="TH Sarabun New" w:hAnsi="TH Sarabun New" w:cs="TH Sarabun New"/>
-          <w:sz w:val="32"/>
-          <w:szCs w:val="32"/>
-        </w:rPr>
-        <w:t>Data Cleaning</w:t>
-      </w:r>
-    </w:p>
-    <w:p>
-      <w:pPr>
-        <w:rPr>
-          <w:rFonts w:ascii="TH Sarabun New" w:hAnsi="TH Sarabun New" w:cs="TH Sarabun New"/>
-          <w:sz w:val="32"/>
-          <w:szCs w:val="32"/>
-        </w:rPr>
-      </w:pPr>
-      <w:r>
-        <w:rPr>
-          <w:rFonts w:ascii="TH Sarabun New" w:hAnsi="TH Sarabun New" w:cs="TH Sarabun New"/>
-          <w:b/>
-          <w:bCs/>
-          <w:sz w:val="32"/>
-          <w:szCs w:val="32"/>
-          <w:cs/>
-        </w:rPr>
-        <w:t xml:space="preserve">ขั้นตอนที่ </w:t>
-      </w:r>
-      <w:r>
-        <w:rPr>
-          <w:rFonts w:ascii="TH Sarabun New" w:hAnsi="TH Sarabun New" w:cs="TH Sarabun New"/>
-          <w:b/>
-          <w:bCs/>
-          <w:sz w:val="32"/>
-          <w:szCs w:val="32"/>
-        </w:rPr>
-        <w:t>5</w:t>
-      </w:r>
-      <w:r>
-        <w:rPr>
-          <w:rFonts w:ascii="TH Sarabun New" w:hAnsi="TH Sarabun New" w:cs="TH Sarabun New"/>
-          <w:sz w:val="32"/>
-          <w:szCs w:val="32"/>
-        </w:rPr>
-        <w:t xml:space="preserve"> </w:t>
-      </w:r>
-      <w:r>
-        <w:rPr>
-          <w:rFonts w:ascii="TH Sarabun New" w:hAnsi="TH Sarabun New" w:cs="TH Sarabun New"/>
-          <w:sz w:val="32"/>
-          <w:szCs w:val="32"/>
-          <w:cs/>
-        </w:rPr>
-        <w:t>การเทรนโมเดล</w:t>
-      </w:r>
-      <w:r>
-        <w:rPr>
-          <w:rFonts w:ascii="TH Sarabun New" w:hAnsi="TH Sarabun New" w:cs="TH Sarabun New" w:hint="cs"/>
-          <w:sz w:val="32"/>
-          <w:szCs w:val="32"/>
-          <w:cs/>
-        </w:rPr>
-        <w:t xml:space="preserve"> </w:t>
-      </w:r>
-      <w:r>
-        <w:rPr>
-          <w:rFonts w:ascii="TH Sarabun New" w:hAnsi="TH Sarabun New" w:cs="TH Sarabun New"/>
-          <w:sz w:val="32"/>
-          <w:szCs w:val="32"/>
-        </w:rPr>
-        <w:t>Artificial Intelligence (AI)</w:t>
-      </w:r>
-    </w:p>
-    <w:p>
-      <w:pPr>
-        <w:rPr>
-          <w:rFonts w:ascii="TH Sarabun New" w:hAnsi="TH Sarabun New" w:cs="TH Sarabun New"/>
-          <w:sz w:val="32"/>
-          <w:szCs w:val="32"/>
-        </w:rPr>
-      </w:pPr>
-      <w:r>
-        <w:rPr>
-          <w:rFonts w:ascii="TH Sarabun New" w:hAnsi="TH Sarabun New" w:cs="TH Sarabun New"/>
-          <w:sz w:val="32"/>
-          <w:szCs w:val="32"/>
-        </w:rPr>
-        <w:tab/>
-        <w:t xml:space="preserve">5.1 </w:t>
-      </w:r>
-      <w:r>
-        <w:rPr>
-          <w:rFonts w:ascii="TH Sarabun New" w:hAnsi="TH Sarabun New" w:cs="TH Sarabun New"/>
-          <w:sz w:val="32"/>
-          <w:szCs w:val="32"/>
-          <w:cs/>
-        </w:rPr>
-        <w:t>โมเดลการ</w:t>
-      </w:r>
-      <w:r>
-        <w:rPr>
-          <w:rFonts w:ascii="TH Sarabun New" w:hAnsi="TH Sarabun New" w:cs="TH Sarabun New" w:hint="cs"/>
-          <w:sz w:val="32"/>
-          <w:szCs w:val="32"/>
-          <w:cs/>
-        </w:rPr>
-        <w:t>คาดการณ์</w:t>
-      </w:r>
-      <w:r>
-        <w:rPr>
-          <w:rFonts w:ascii="TH Sarabun New" w:hAnsi="TH Sarabun New" w:cs="TH Sarabun New"/>
-          <w:sz w:val="32"/>
-          <w:szCs w:val="32"/>
-          <w:cs/>
-        </w:rPr>
-        <w:t xml:space="preserve"> (</w:t>
-      </w:r>
-      <w:r>
-        <w:rPr>
-          <w:rFonts w:ascii="TH Sarabun New" w:hAnsi="TH Sarabun New" w:cs="TH Sarabun New"/>
-          <w:sz w:val="32"/>
-          <w:szCs w:val="32"/>
-        </w:rPr>
-        <w:t>Forward Models) </w:t>
-      </w:r>
-    </w:p>
-    <w:p>
-      <w:pPr>
-        <w:ind w:left="720" w:firstLine="720"/>
-        <w:rPr>
-          <w:rFonts w:ascii="TH Sarabun New" w:hAnsi="TH Sarabun New" w:cs="TH Sarabun New"/>
-          <w:sz w:val="32"/>
-          <w:szCs w:val="32"/>
-        </w:rPr>
-      </w:pPr>
-      <w:r>
-        <w:rPr>
-          <w:rFonts w:ascii="TH Sarabun New" w:hAnsi="TH Sarabun New" w:cs="TH Sarabun New"/>
-          <w:sz w:val="32"/>
-          <w:szCs w:val="32"/>
-        </w:rPr>
-        <w:t>(1) Gaussian Process Regression (GPR)</w:t>
-      </w:r>
-    </w:p>
-    <w:p>
-      <w:pPr>
-        <w:ind w:left="720" w:firstLine="720"/>
-        <w:rPr>
-          <w:rFonts w:ascii="TH Sarabun New" w:hAnsi="TH Sarabun New" w:cs="TH Sarabun New"/>
-          <w:sz w:val="32"/>
-          <w:szCs w:val="32"/>
-        </w:rPr>
-      </w:pPr>
-      <w:r>
-        <w:rPr>
-          <w:rFonts w:ascii="TH Sarabun New" w:hAnsi="TH Sarabun New" w:cs="TH Sarabun New"/>
-          <w:sz w:val="32"/>
-          <w:szCs w:val="32"/>
-        </w:rPr>
-        <w:t>(2) Support Vector Regression (SVR)</w:t>
-      </w:r>
-    </w:p>
-    <w:p>
-      <w:pPr>
-        <w:ind w:left="720" w:firstLine="720"/>
-        <w:rPr>
-          <w:rFonts w:ascii="TH Sarabun New" w:hAnsi="TH Sarabun New" w:cs="TH Sarabun New"/>
-          <w:sz w:val="32"/>
-          <w:szCs w:val="32"/>
-        </w:rPr>
-      </w:pPr>
-      <w:r>
-        <w:rPr>
-          <w:rFonts w:ascii="TH Sarabun New" w:hAnsi="TH Sarabun New" w:cs="TH Sarabun New"/>
-          <w:sz w:val="32"/>
-          <w:szCs w:val="32"/>
-        </w:rPr>
-        <w:t>(3) Extreme Gradient Boosting (</w:t>
-      </w:r>
-      <w:proofErr w:type="spellStart"/>
-      <w:r>
-        <w:rPr>
-          <w:rFonts w:ascii="TH Sarabun New" w:hAnsi="TH Sarabun New" w:cs="TH Sarabun New"/>
-          <w:sz w:val="32"/>
-          <w:szCs w:val="32"/>
-        </w:rPr>
-        <w:t>XGBoost</w:t>
-      </w:r>
-      <w:proofErr w:type="spellEnd"/>
-      <w:r>
-        <w:rPr>
-          <w:rFonts w:ascii="TH Sarabun New" w:hAnsi="TH Sarabun New" w:cs="TH Sarabun New"/>
-          <w:sz w:val="32"/>
-          <w:szCs w:val="32"/>
-        </w:rPr>
-        <w:t>)</w:t>
-      </w:r>
-      <w:r>
-        <w:rPr>
-          <w:rFonts w:ascii="TH Sarabun New" w:hAnsi="TH Sarabun New" w:cs="TH Sarabun New"/>
-          <w:sz w:val="32"/>
-          <w:szCs w:val="32"/>
-        </w:rPr>
-        <w:br/>
-        <w:t xml:space="preserve">5.2 </w:t>
-      </w:r>
-      <w:r>
-        <w:rPr>
-          <w:rFonts w:ascii="TH Sarabun New" w:hAnsi="TH Sarabun New" w:cs="TH Sarabun New"/>
-          <w:sz w:val="32"/>
-          <w:szCs w:val="32"/>
-          <w:cs/>
-        </w:rPr>
-        <w:t>วิธีการหาค่าเหมาะสมที่สุด (</w:t>
-      </w:r>
-      <w:r>
-        <w:rPr>
-          <w:rFonts w:ascii="TH Sarabun New" w:hAnsi="TH Sarabun New" w:cs="TH Sarabun New"/>
-          <w:sz w:val="32"/>
-          <w:szCs w:val="32"/>
-        </w:rPr>
-        <w:t>Optimization Methods)</w:t>
-      </w:r>
-    </w:p>
-    <w:p>
-      <w:pPr>
-        <w:ind w:left="720" w:firstLine="720"/>
-        <w:rPr>
-          <w:rFonts w:ascii="TH Sarabun New" w:hAnsi="TH Sarabun New" w:cs="TH Sarabun New"/>
-          <w:sz w:val="32"/>
-          <w:szCs w:val="32"/>
-        </w:rPr>
-      </w:pPr>
-      <w:r>
-        <w:rPr>
-          <w:rFonts w:ascii="TH Sarabun New" w:hAnsi="TH Sarabun New" w:cs="TH Sarabun New"/>
-          <w:sz w:val="32"/>
-          <w:szCs w:val="32"/>
-        </w:rPr>
-        <w:t>(1) Differential Evolution (DE)</w:t>
-      </w:r>
-    </w:p>
-    <w:p>
-      <w:pPr>
-        <w:ind w:left="720" w:firstLine="720"/>
-        <w:rPr>
-          <w:rFonts w:ascii="TH Sarabun New" w:hAnsi="TH Sarabun New" w:cs="TH Sarabun New"/>
-          <w:sz w:val="32"/>
-          <w:szCs w:val="32"/>
-        </w:rPr>
-      </w:pPr>
-      <w:r>
-        <w:rPr>
-          <w:rFonts w:ascii="TH Sarabun New" w:hAnsi="TH Sarabun New" w:cs="TH Sarabun New"/>
-          <w:sz w:val="32"/>
-          <w:szCs w:val="32"/>
-        </w:rPr>
-        <w:t xml:space="preserve">(2) Limited-memory </w:t>
-      </w:r>
-      <w:proofErr w:type="spellStart"/>
-      <w:r>
-        <w:rPr>
-          <w:rFonts w:ascii="TH Sarabun New" w:hAnsi="TH Sarabun New" w:cs="TH Sarabun New"/>
-          <w:sz w:val="32"/>
-          <w:szCs w:val="32"/>
-        </w:rPr>
-        <w:t>Broyden</w:t>
-      </w:r>
-      <w:proofErr w:type="spellEnd"/>
-      <w:r>
-        <w:rPr>
-          <w:rFonts w:ascii="TH Sarabun New" w:hAnsi="TH Sarabun New" w:cs="TH Sarabun New"/>
-          <w:sz w:val="32"/>
-          <w:szCs w:val="32"/>
-        </w:rPr>
-        <w:t>–Fletcher–Goldfarb–Shanno with Bound constraints (L-BFGS-B)</w:t>
-      </w:r>
-    </w:p>
-    <w:p>
-      <w:pPr>
-        <w:rPr>
-          <w:rFonts w:ascii="TH Sarabun New" w:hAnsi="TH Sarabun New" w:cs="TH Sarabun New"/>
-          <w:sz w:val="32"/>
-          <w:szCs w:val="32"/>
-          <w:cs/>
-        </w:rPr>
-      </w:pPr>
-      <w:r>
-        <w:rPr>
-          <w:rFonts w:ascii="TH Sarabun New" w:hAnsi="TH Sarabun New" w:cs="TH Sarabun New"/>
-          <w:b/>
-          <w:bCs/>
-          <w:sz w:val="32"/>
-          <w:szCs w:val="32"/>
-          <w:cs/>
-        </w:rPr>
-        <w:t xml:space="preserve">ขั้นตอนที่ </w:t>
-      </w:r>
-      <w:r>
-        <w:rPr>
-          <w:rFonts w:ascii="TH Sarabun New" w:hAnsi="TH Sarabun New" w:cs="TH Sarabun New"/>
-          <w:b/>
-          <w:bCs/>
-          <w:sz w:val="32"/>
-          <w:szCs w:val="32"/>
-        </w:rPr>
-        <w:t>6</w:t>
-      </w:r>
-      <w:r>
-        <w:rPr>
-          <w:rFonts w:ascii="TH Sarabun New" w:hAnsi="TH Sarabun New" w:cs="TH Sarabun New"/>
-          <w:sz w:val="32"/>
-          <w:szCs w:val="32"/>
-        </w:rPr>
-        <w:t xml:space="preserve"> </w:t>
-      </w:r>
-      <w:r>
-        <w:rPr>
-          <w:rFonts w:ascii="TH Sarabun New" w:hAnsi="TH Sarabun New" w:cs="TH Sarabun New" w:hint="cs"/>
-          <w:sz w:val="32"/>
-          <w:szCs w:val="32"/>
-          <w:cs/>
-        </w:rPr>
-        <w:t>ทำ</w:t>
-      </w:r>
-      <w:r>
-        <w:rPr>
-          <w:rFonts w:ascii="TH Sarabun New" w:hAnsi="TH Sarabun New" w:cs="TH Sarabun New"/>
-          <w:sz w:val="32"/>
-          <w:szCs w:val="32"/>
-          <w:cs/>
-        </w:rPr>
-        <w:t xml:space="preserve">การคาดการณ์และประเมินประสิทธิภาพโมเดล </w:t>
-      </w:r>
-      <w:r>
-        <w:rPr>
-          <w:rFonts w:ascii="TH Sarabun New" w:hAnsi="TH Sarabun New" w:cs="TH Sarabun New"/>
-          <w:sz w:val="32"/>
-          <w:szCs w:val="32"/>
-        </w:rPr>
-        <w:t xml:space="preserve">Artificial Intelligence (AI) </w:t>
-      </w:r>
-      <w:r>
-        <w:rPr>
-          <w:rFonts w:ascii="TH Sarabun New" w:hAnsi="TH Sarabun New" w:cs="TH Sarabun New"/>
-          <w:sz w:val="32"/>
-          <w:szCs w:val="32"/>
-          <w:cs/>
-        </w:rPr>
-        <w:t xml:space="preserve">โดยมี </w:t>
-      </w:r>
-      <w:r>
-        <w:rPr>
-          <w:rFonts w:ascii="TH Sarabun New" w:hAnsi="TH Sarabun New" w:cs="TH Sarabun New"/>
-          <w:sz w:val="32"/>
-          <w:szCs w:val="32"/>
-        </w:rPr>
-        <w:t xml:space="preserve">Metrics </w:t>
-      </w:r>
-      <w:r>
-        <w:rPr>
-          <w:rFonts w:ascii="TH Sarabun New" w:hAnsi="TH Sarabun New" w:cs="TH Sarabun New" w:hint="cs"/>
-          <w:sz w:val="32"/>
-          <w:szCs w:val="32"/>
-          <w:cs/>
-        </w:rPr>
-        <w:t>คือ</w:t>
-      </w:r>
-    </w:p>
-    <w:p>
-      <w:pPr>
-        <w:rPr>
-          <w:rFonts w:ascii="TH Sarabun New" w:hAnsi="TH Sarabun New" w:cs="TH Sarabun New"/>
-          <w:sz w:val="32"/>
-          <w:szCs w:val="32"/>
-        </w:rPr>
-      </w:pPr>
-      <w:r>
-        <w:rPr>
-          <w:rFonts w:ascii="TH Sarabun New" w:hAnsi="TH Sarabun New" w:cs="TH Sarabun New"/>
-          <w:sz w:val="32"/>
-          <w:szCs w:val="32"/>
-        </w:rPr>
-        <w:tab/>
-        <w:t xml:space="preserve">6.1) </w:t>
-      </w:r>
-      <w:r>
-        <w:rPr>
-          <w:rFonts w:ascii="TH Sarabun New" w:hAnsi="TH Sarabun New" w:cs="TH Sarabun New"/>
-          <w:sz w:val="32"/>
-          <w:szCs w:val="32"/>
-          <w:cs/>
-        </w:rPr>
-        <w:t>ค่าสัมประสิทธิ์การตัดสินใจ (</w:t>
-      </w:r>
-      <w:r>
-        <w:rPr>
-          <w:rFonts w:ascii="TH Sarabun New" w:hAnsi="TH Sarabun New" w:cs="TH Sarabun New"/>
-          <w:sz w:val="32"/>
-          <w:szCs w:val="32"/>
-        </w:rPr>
-        <w:t xml:space="preserve">R^2) </w:t>
-      </w:r>
-      <w:r>
-        <w:rPr>
-          <w:rFonts w:ascii="TH Sarabun New" w:hAnsi="TH Sarabun New" w:cs="TH Sarabun New"/>
-          <w:sz w:val="32"/>
-          <w:szCs w:val="32"/>
-          <w:cs/>
-        </w:rPr>
-        <w:t xml:space="preserve">ของ </w:t>
-      </w:r>
-      <w:r>
-        <w:rPr>
-          <w:rFonts w:ascii="TH Sarabun New" w:hAnsi="TH Sarabun New" w:cs="TH Sarabun New"/>
-          <w:sz w:val="32"/>
-          <w:szCs w:val="32"/>
-        </w:rPr>
-        <w:t xml:space="preserve">Forward Models </w:t>
-      </w:r>
-      <w:r>
-        <w:rPr>
-          <w:rFonts w:ascii="TH Sarabun New" w:hAnsi="TH Sarabun New" w:cs="TH Sarabun New"/>
-          <w:sz w:val="32"/>
-          <w:szCs w:val="32"/>
-          <w:cs/>
-        </w:rPr>
-        <w:t>เพื่อวัดความแม่นยำในการ</w:t>
-      </w:r>
-      <w:r>
-        <w:rPr>
-          <w:rFonts w:ascii="TH Sarabun New" w:hAnsi="TH Sarabun New" w:cs="TH Sarabun New" w:hint="cs"/>
-          <w:sz w:val="32"/>
-          <w:szCs w:val="32"/>
-          <w:cs/>
-        </w:rPr>
-        <w:t>คาดการณ์</w:t>
-      </w:r>
-    </w:p>
-    <w:p>
-      <w:pPr>
-        <w:rPr>
-          <w:rFonts w:ascii="TH Sarabun New" w:hAnsi="TH Sarabun New" w:cs="TH Sarabun New"/>
-          <w:sz w:val="32"/>
-          <w:szCs w:val="32"/>
-        </w:rPr>
-      </w:pPr>
-      <w:r>
-        <w:rPr>
-          <w:rFonts w:ascii="TH Sarabun New" w:hAnsi="TH Sarabun New" w:cs="TH Sarabun New"/>
-          <w:sz w:val="32"/>
-          <w:szCs w:val="32"/>
-        </w:rPr>
-        <w:tab/>
-        <w:t xml:space="preserve">6.2) </w:t>
-      </w:r>
-      <w:r>
-        <w:rPr>
-          <w:rFonts w:ascii="TH Sarabun New" w:hAnsi="TH Sarabun New" w:cs="TH Sarabun New"/>
-          <w:sz w:val="32"/>
-          <w:szCs w:val="32"/>
-          <w:cs/>
-        </w:rPr>
-        <w:t>ค่าความคลาดเคลื่อนกำลังสองเฉลี่ย (</w:t>
-      </w:r>
-      <w:r>
-        <w:rPr>
-          <w:rFonts w:ascii="TH Sarabun New" w:hAnsi="TH Sarabun New" w:cs="TH Sarabun New"/>
-          <w:sz w:val="32"/>
-          <w:szCs w:val="32"/>
-        </w:rPr>
-        <w:t xml:space="preserve">MSE) </w:t>
-      </w:r>
-      <w:r>
-        <w:rPr>
-          <w:rFonts w:ascii="TH Sarabun New" w:hAnsi="TH Sarabun New" w:cs="TH Sarabun New"/>
-          <w:sz w:val="32"/>
-          <w:szCs w:val="32"/>
-          <w:cs/>
-        </w:rPr>
-        <w:t xml:space="preserve">จากกระบวนการ </w:t>
-      </w:r>
-      <w:r>
-        <w:rPr>
-          <w:rFonts w:ascii="TH Sarabun New" w:hAnsi="TH Sarabun New" w:cs="TH Sarabun New"/>
-          <w:sz w:val="32"/>
-          <w:szCs w:val="32"/>
-        </w:rPr>
-        <w:t xml:space="preserve">Optimization </w:t>
-      </w:r>
-      <w:r>
-        <w:rPr>
-          <w:rFonts w:ascii="TH Sarabun New" w:hAnsi="TH Sarabun New" w:cs="TH Sarabun New"/>
-          <w:sz w:val="32"/>
-          <w:szCs w:val="32"/>
-          <w:cs/>
-        </w:rPr>
-        <w:t>เพื่อวัดความผิดพลาดในการค้นหาค่าที่เหมาะสมที่สุด</w:t>
-      </w:r>
-    </w:p>
-    <w:p>
-      <w:pPr>
-        <w:rPr>
-          <w:rFonts w:ascii="TH Sarabun New" w:hAnsi="TH Sarabun New" w:cs="TH Sarabun New"/>
-          <w:sz w:val="32"/>
-          <w:szCs w:val="32"/>
-        </w:rPr>
-      </w:pPr>
-      <w:r>
-        <w:rPr>
-          <w:rFonts w:ascii="TH Sarabun New" w:hAnsi="TH Sarabun New" w:cs="TH Sarabun New"/>
-          <w:b/>
-          <w:bCs/>
-          <w:sz w:val="32"/>
-          <w:szCs w:val="32"/>
-          <w:cs/>
-        </w:rPr>
-        <w:t xml:space="preserve">ขั้นตอนที่ </w:t>
-      </w:r>
-      <w:r>
-        <w:rPr>
-          <w:rFonts w:ascii="TH Sarabun New" w:hAnsi="TH Sarabun New" w:cs="TH Sarabun New"/>
-          <w:b/>
-          <w:bCs/>
-          <w:sz w:val="32"/>
-          <w:szCs w:val="32"/>
-        </w:rPr>
-        <w:t>7</w:t>
-      </w:r>
-      <w:r>
-        <w:rPr>
-          <w:rFonts w:ascii="TH Sarabun New" w:hAnsi="TH Sarabun New" w:cs="TH Sarabun New"/>
-          <w:sz w:val="32"/>
-          <w:szCs w:val="32"/>
-        </w:rPr>
-        <w:t xml:space="preserve"> </w:t>
-      </w:r>
-      <w:r>
-        <w:rPr>
-          <w:rFonts w:ascii="TH Sarabun New" w:hAnsi="TH Sarabun New" w:cs="TH Sarabun New"/>
-          <w:sz w:val="32"/>
-          <w:szCs w:val="32"/>
-          <w:cs/>
-        </w:rPr>
-        <w:t xml:space="preserve">สร้างแผ่นดูดซับเสียงจากขยะพลาสติกประเภท </w:t>
-      </w:r>
-      <w:r>
-        <w:rPr>
-          <w:rFonts w:ascii="TH Sarabun New" w:hAnsi="TH Sarabun New" w:cs="TH Sarabun New"/>
-          <w:sz w:val="32"/>
-          <w:szCs w:val="32"/>
-        </w:rPr>
-        <w:t xml:space="preserve">Polypropylene (PP) </w:t>
-      </w:r>
-      <w:r>
-        <w:rPr>
-          <w:rFonts w:ascii="TH Sarabun New" w:hAnsi="TH Sarabun New" w:cs="TH Sarabun New"/>
-          <w:sz w:val="32"/>
-          <w:szCs w:val="32"/>
-          <w:cs/>
-        </w:rPr>
-        <w:t xml:space="preserve">โดยการใช้ค่าที่ได้จากการคาดการณ์โดย </w:t>
-      </w:r>
-      <w:r>
-        <w:rPr>
-          <w:rFonts w:ascii="TH Sarabun New" w:hAnsi="TH Sarabun New" w:cs="TH Sarabun New"/>
-          <w:sz w:val="32"/>
-          <w:szCs w:val="32"/>
-        </w:rPr>
-        <w:t>Artificial Intelligence (AI) </w:t>
-      </w:r>
-    </w:p>
-    <w:p>
-      <w:pPr>
-        <w:rPr>
-          <w:rFonts w:ascii="TH Sarabun New" w:hAnsi="TH Sarabun New" w:cs="TH Sarabun New"/>
-          <w:sz w:val="32"/>
-          <w:szCs w:val="32"/>
-        </w:rPr>
-      </w:pPr>
-      <w:r>
-        <w:rPr>
-          <w:rFonts w:ascii="TH Sarabun New" w:hAnsi="TH Sarabun New" w:cs="TH Sarabun New"/>
-          <w:sz w:val="32"/>
-          <w:szCs w:val="32"/>
-        </w:rPr>
-        <w:tab/>
-        <w:t xml:space="preserve">7.1) </w:t>
-      </w:r>
-      <w:r>
-        <w:rPr>
-          <w:rFonts w:ascii="TH Sarabun New" w:hAnsi="TH Sarabun New" w:cs="TH Sarabun New"/>
-          <w:sz w:val="32"/>
-          <w:szCs w:val="32"/>
-          <w:cs/>
-        </w:rPr>
-        <w:t>รวบรวมวัสดุอุปกรณ์ที่ต้องใช้</w:t>
-      </w:r>
-    </w:p>
-    <w:p>
-      <w:pPr>
-        <w:rPr>
-          <w:rFonts w:ascii="TH Sarabun New" w:hAnsi="TH Sarabun New" w:cs="TH Sarabun New"/>
-          <w:sz w:val="32"/>
-          <w:szCs w:val="32"/>
-        </w:rPr>
-      </w:pPr>
-      <w:r>
-        <w:rPr>
-          <w:rFonts w:ascii="TH Sarabun New" w:hAnsi="TH Sarabun New" w:cs="TH Sarabun New"/>
-          <w:sz w:val="32"/>
-          <w:szCs w:val="32"/>
-        </w:rPr>
-        <w:tab/>
-        <w:t xml:space="preserve">- </w:t>
-      </w:r>
-      <w:r>
-        <w:rPr>
-          <w:rFonts w:ascii="TH Sarabun New" w:hAnsi="TH Sarabun New" w:cs="TH Sarabun New"/>
-          <w:sz w:val="32"/>
-          <w:szCs w:val="32"/>
-          <w:cs/>
-        </w:rPr>
-        <w:t xml:space="preserve">ขยะพลาสติกประเภท </w:t>
-      </w:r>
-      <w:r>
-        <w:rPr>
-          <w:rFonts w:ascii="TH Sarabun New" w:hAnsi="TH Sarabun New" w:cs="TH Sarabun New"/>
-          <w:sz w:val="32"/>
-          <w:szCs w:val="32"/>
-        </w:rPr>
-        <w:t>Polypropylene (PP)</w:t>
-      </w:r>
-    </w:p>
-    <w:p>
-      <w:pPr>
-        <w:rPr>
-          <w:rFonts w:ascii="TH Sarabun New" w:hAnsi="TH Sarabun New" w:cs="TH Sarabun New"/>
-          <w:sz w:val="32"/>
-          <w:szCs w:val="32"/>
-        </w:rPr>
-      </w:pPr>
-      <w:r>
-        <w:rPr>
-          <w:rFonts w:ascii="TH Sarabun New" w:hAnsi="TH Sarabun New" w:cs="TH Sarabun New"/>
-          <w:sz w:val="32"/>
-          <w:szCs w:val="32"/>
-        </w:rPr>
-        <w:lastRenderedPageBreak/>
-        <w:tab/>
-        <w:t xml:space="preserve">- </w:t>
-      </w:r>
-      <w:r>
-        <w:rPr>
-          <w:rFonts w:ascii="TH Sarabun New" w:hAnsi="TH Sarabun New" w:cs="TH Sarabun New"/>
-          <w:sz w:val="32"/>
-          <w:szCs w:val="32"/>
-          <w:cs/>
-        </w:rPr>
-        <w:t>เครื่องให้ความร้อนและบีบอัดพลาสติก</w:t>
-      </w:r>
-    </w:p>
-    <w:p>
-      <w:pPr>
-        <w:rPr>
-          <w:rFonts w:ascii="TH Sarabun New" w:hAnsi="TH Sarabun New" w:cs="TH Sarabun New"/>
-          <w:sz w:val="32"/>
-          <w:szCs w:val="32"/>
-        </w:rPr>
-      </w:pPr>
-      <w:r>
-        <w:rPr>
-          <w:rFonts w:ascii="TH Sarabun New" w:hAnsi="TH Sarabun New" w:cs="TH Sarabun New"/>
-          <w:sz w:val="32"/>
-          <w:szCs w:val="32"/>
-        </w:rPr>
-        <w:tab/>
-        <w:t xml:space="preserve">- </w:t>
-      </w:r>
-      <w:r>
-        <w:rPr>
-          <w:rFonts w:ascii="TH Sarabun New" w:hAnsi="TH Sarabun New" w:cs="TH Sarabun New"/>
-          <w:sz w:val="32"/>
-          <w:szCs w:val="32"/>
-          <w:cs/>
-        </w:rPr>
-        <w:t>แม่พิมพ์สำหรับใช้ในกระบวนการขึ้นรูปพลาสติก</w:t>
-      </w:r>
-    </w:p>
-    <w:p>
-      <w:pPr>
-        <w:rPr>
-          <w:rFonts w:ascii="TH Sarabun New" w:hAnsi="TH Sarabun New" w:cs="TH Sarabun New"/>
-          <w:sz w:val="32"/>
-          <w:szCs w:val="32"/>
-        </w:rPr>
-      </w:pPr>
-      <w:r>
-        <w:rPr>
-          <w:rFonts w:ascii="TH Sarabun New" w:hAnsi="TH Sarabun New" w:cs="TH Sarabun New"/>
-          <w:sz w:val="32"/>
-          <w:szCs w:val="32"/>
-        </w:rPr>
-        <w:tab/>
-        <w:t xml:space="preserve">7.2) </w:t>
-      </w:r>
-      <w:r>
-        <w:rPr>
-          <w:rFonts w:ascii="TH Sarabun New" w:hAnsi="TH Sarabun New" w:cs="TH Sarabun New"/>
-          <w:sz w:val="32"/>
-          <w:szCs w:val="32"/>
-          <w:cs/>
-        </w:rPr>
-        <w:t xml:space="preserve">ลงมือสร้างแผ่นดูดซับเสียงจากขยะพลาสติกประเภท </w:t>
-      </w:r>
-      <w:r>
-        <w:rPr>
-          <w:rFonts w:ascii="TH Sarabun New" w:hAnsi="TH Sarabun New" w:cs="TH Sarabun New"/>
-          <w:sz w:val="32"/>
-          <w:szCs w:val="32"/>
-        </w:rPr>
-        <w:t>Polypropylene (PP)</w:t>
-      </w:r>
-    </w:p>
-    <w:p>
-      <w:pPr>
-        <w:rPr>
-          <w:rFonts w:ascii="TH Sarabun New" w:hAnsi="TH Sarabun New" w:cs="TH Sarabun New"/>
-          <w:sz w:val="32"/>
-          <w:szCs w:val="32"/>
-        </w:rPr>
-      </w:pPr>
-      <w:r>
-        <w:rPr>
-          <w:rFonts w:ascii="TH Sarabun New" w:hAnsi="TH Sarabun New" w:cs="TH Sarabun New"/>
-          <w:sz w:val="32"/>
-          <w:szCs w:val="32"/>
-        </w:rPr>
-        <w:tab/>
-        <w:t xml:space="preserve">- </w:t>
-      </w:r>
-      <w:r>
-        <w:rPr>
-          <w:rFonts w:ascii="TH Sarabun New" w:hAnsi="TH Sarabun New" w:cs="TH Sarabun New"/>
-          <w:sz w:val="32"/>
-          <w:szCs w:val="32"/>
-          <w:cs/>
-        </w:rPr>
-        <w:t>นำขยะพลาสติกที่หามาได้มาล้างทำความสะอาด</w:t>
-      </w:r>
-    </w:p>
-    <w:p>
-      <w:pPr>
-        <w:rPr>
-          <w:rFonts w:ascii="TH Sarabun New" w:hAnsi="TH Sarabun New" w:cs="TH Sarabun New"/>
-          <w:sz w:val="32"/>
-          <w:szCs w:val="32"/>
-        </w:rPr>
-      </w:pPr>
-      <w:r>
-        <w:rPr>
-          <w:rFonts w:ascii="TH Sarabun New" w:hAnsi="TH Sarabun New" w:cs="TH Sarabun New"/>
-          <w:sz w:val="32"/>
-          <w:szCs w:val="32"/>
-        </w:rPr>
-        <w:tab/>
-        <w:t xml:space="preserve">- </w:t>
-      </w:r>
-      <w:r>
-        <w:rPr>
-          <w:rFonts w:ascii="TH Sarabun New" w:hAnsi="TH Sarabun New" w:cs="TH Sarabun New"/>
-          <w:sz w:val="32"/>
-          <w:szCs w:val="32"/>
-          <w:cs/>
-        </w:rPr>
-        <w:t>นำไปเข้ากระบวนการให้ความร้อนและบีบอัดในแม่พิมพ์เพื่อให้ได้เป็นรูปทรงตามที่ได้ออกแบบไว้ โดยใช้ความร้อนและเวลาที่ได้จากการคาดการณ์โดย</w:t>
-      </w:r>
-      <w:r>
-        <w:rPr>
-          <w:rFonts w:ascii="TH Sarabun New" w:hAnsi="TH Sarabun New" w:cs="TH Sarabun New"/>
-          <w:sz w:val="32"/>
-          <w:szCs w:val="32"/>
-        </w:rPr>
-        <w:t xml:space="preserve"> Artificial Intelligence (AI)</w:t>
-      </w:r>
-    </w:p>
-    <w:p>
-      <w:pPr>
-        <w:rPr>
-          <w:rFonts w:ascii="TH Sarabun New" w:hAnsi="TH Sarabun New" w:cs="TH Sarabun New"/>
-          <w:sz w:val="32"/>
-          <w:szCs w:val="32"/>
-        </w:rPr>
-      </w:pPr>
-      <w:r>
-        <w:rPr>
-          <w:rFonts w:ascii="TH Sarabun New" w:hAnsi="TH Sarabun New" w:cs="TH Sarabun New"/>
-          <w:sz w:val="32"/>
-          <w:szCs w:val="32"/>
-        </w:rPr>
-        <w:tab/>
-        <w:t xml:space="preserve">- </w:t>
-      </w:r>
-      <w:r>
-        <w:rPr>
-          <w:rFonts w:ascii="TH Sarabun New" w:hAnsi="TH Sarabun New" w:cs="TH Sarabun New"/>
-          <w:sz w:val="32"/>
-          <w:szCs w:val="32"/>
-          <w:cs/>
-        </w:rPr>
-        <w:t>ปล่อยทิ้งให้ชิ้นงานเย็นตัวลง เพื่อให้ชิ้นงานแข็งตัว</w:t>
-      </w:r>
-    </w:p>
-    <w:p>
-      <w:pPr>
-        <w:rPr>
-          <w:rFonts w:ascii="TH Sarabun New" w:hAnsi="TH Sarabun New" w:cs="TH Sarabun New"/>
-          <w:sz w:val="32"/>
-          <w:szCs w:val="32"/>
-        </w:rPr>
-      </w:pPr>
-      <w:r>
-        <w:rPr>
-          <w:rFonts w:ascii="TH Sarabun New" w:hAnsi="TH Sarabun New" w:cs="TH Sarabun New"/>
-          <w:sz w:val="32"/>
-          <w:szCs w:val="32"/>
-        </w:rPr>
-        <w:tab/>
-        <w:t xml:space="preserve">- </w:t>
-      </w:r>
-      <w:r>
-        <w:rPr>
-          <w:rFonts w:ascii="TH Sarabun New" w:hAnsi="TH Sarabun New" w:cs="TH Sarabun New"/>
-          <w:sz w:val="32"/>
-          <w:szCs w:val="32"/>
-          <w:cs/>
-        </w:rPr>
-        <w:t>นำมาตัดแต่งเพิ่มเติมเพื่อให้ได้เป็นรูปทรงที่ต้องการ</w:t>
-      </w:r>
-    </w:p>
-    <w:p>
-      <w:pPr>
-        <w:rPr>
-          <w:rFonts w:ascii="TH Sarabun New" w:hAnsi="TH Sarabun New" w:cs="TH Sarabun New"/>
-          <w:sz w:val="32"/>
-          <w:szCs w:val="32"/>
-        </w:rPr>
-      </w:pPr>
-      <w:r>
-        <w:rPr>
-          <w:rFonts w:ascii="TH Sarabun New" w:hAnsi="TH Sarabun New" w:cs="TH Sarabun New"/>
-          <w:b/>
-          <w:bCs/>
-          <w:sz w:val="32"/>
-          <w:szCs w:val="32"/>
-          <w:cs/>
-        </w:rPr>
-        <w:t xml:space="preserve">ขั้นตอนที่ </w:t>
-      </w:r>
-      <w:r>
-        <w:rPr>
-          <w:rFonts w:ascii="TH Sarabun New" w:hAnsi="TH Sarabun New" w:cs="TH Sarabun New"/>
-          <w:b/>
-          <w:bCs/>
-          <w:sz w:val="32"/>
-          <w:szCs w:val="32"/>
-        </w:rPr>
-        <w:t>8</w:t>
-      </w:r>
-      <w:r>
-        <w:rPr>
-          <w:rFonts w:ascii="TH Sarabun New" w:hAnsi="TH Sarabun New" w:cs="TH Sarabun New"/>
-          <w:sz w:val="32"/>
-          <w:szCs w:val="32"/>
-        </w:rPr>
-        <w:t xml:space="preserve"> </w:t>
-      </w:r>
-      <w:r>
-        <w:rPr>
-          <w:rFonts w:ascii="TH Sarabun New" w:hAnsi="TH Sarabun New" w:cs="TH Sarabun New"/>
-          <w:sz w:val="32"/>
-          <w:szCs w:val="32"/>
-          <w:cs/>
-        </w:rPr>
-        <w:t xml:space="preserve">การทดสอบประสิทธิภาพแผ่นดูดซับเสียงจากขยะพลาสติกประเภท </w:t>
-      </w:r>
-      <w:r>
-        <w:rPr>
-          <w:rFonts w:ascii="TH Sarabun New" w:hAnsi="TH Sarabun New" w:cs="TH Sarabun New"/>
-          <w:sz w:val="32"/>
-          <w:szCs w:val="32"/>
-        </w:rPr>
-        <w:t xml:space="preserve">Polypropylene (PP) </w:t>
-      </w:r>
-      <w:r>
-        <w:rPr>
-          <w:rFonts w:ascii="TH Sarabun New" w:hAnsi="TH Sarabun New" w:cs="TH Sarabun New"/>
-          <w:sz w:val="32"/>
-          <w:szCs w:val="32"/>
-          <w:cs/>
-        </w:rPr>
-        <w:t xml:space="preserve">อีกครั้งหลังจากการคาดการณ์ประสิทธิภาพโดย </w:t>
-      </w:r>
-      <w:r>
-        <w:rPr>
-          <w:rFonts w:ascii="TH Sarabun New" w:hAnsi="TH Sarabun New" w:cs="TH Sarabun New"/>
-          <w:sz w:val="32"/>
-          <w:szCs w:val="32"/>
-        </w:rPr>
-        <w:t xml:space="preserve">Artificial Intelligence (AI) </w:t>
-      </w:r>
-      <w:r>
-        <w:rPr>
-          <w:rFonts w:ascii="TH Sarabun New" w:hAnsi="TH Sarabun New" w:cs="TH Sarabun New"/>
-          <w:sz w:val="32"/>
-          <w:szCs w:val="32"/>
-          <w:cs/>
-        </w:rPr>
-        <w:t>มีขั้นตอนดังนี้</w:t>
-      </w:r>
-    </w:p>
-    <w:p>
-      <w:pPr>
-        <w:rPr>
-          <w:rFonts w:ascii="TH Sarabun New" w:hAnsi="TH Sarabun New" w:cs="TH Sarabun New"/>
-          <w:sz w:val="32"/>
-          <w:szCs w:val="32"/>
-        </w:rPr>
-      </w:pPr>
-      <w:r>
-        <w:rPr>
-          <w:rFonts w:ascii="TH Sarabun New" w:hAnsi="TH Sarabun New" w:cs="TH Sarabun New"/>
-          <w:sz w:val="32"/>
-          <w:szCs w:val="32"/>
-        </w:rPr>
-        <w:tab/>
-      </w:r>
-      <w:r>
-        <w:rPr>
-          <w:rFonts w:ascii="TH Sarabun New" w:hAnsi="TH Sarabun New" w:cs="TH Sarabun New"/>
-          <w:sz w:val="32"/>
-          <w:szCs w:val="32"/>
-        </w:rPr>
-        <w:t>8</w:t>
-      </w:r>
-      <w:r>
-        <w:rPr>
-          <w:rFonts w:ascii="TH Sarabun New" w:hAnsi="TH Sarabun New" w:cs="TH Sarabun New"/>
-          <w:sz w:val="32"/>
-          <w:szCs w:val="32"/>
-        </w:rPr>
-        <w:t xml:space="preserve">.1) </w:t>
-      </w:r>
-      <w:r>
-        <w:rPr>
-          <w:rFonts w:ascii="TH Sarabun New" w:hAnsi="TH Sarabun New" w:cs="TH Sarabun New"/>
-          <w:sz w:val="32"/>
-          <w:szCs w:val="32"/>
-          <w:cs/>
-        </w:rPr>
-        <w:t xml:space="preserve">ทดสอบประสิทธิภาพแผ่นดูดซับเสียงจากขยะพลาสติกประเภท </w:t>
-      </w:r>
-      <w:r>
-        <w:rPr>
-          <w:rFonts w:ascii="TH Sarabun New" w:hAnsi="TH Sarabun New" w:cs="TH Sarabun New"/>
-          <w:sz w:val="32"/>
-          <w:szCs w:val="32"/>
-        </w:rPr>
-        <w:t xml:space="preserve">Polypropylene (PP) </w:t>
-      </w:r>
-      <w:r>
-        <w:rPr>
-          <w:rFonts w:ascii="TH Sarabun New" w:hAnsi="TH Sarabun New" w:cs="TH Sarabun New"/>
-          <w:sz w:val="32"/>
-          <w:szCs w:val="32"/>
-          <w:cs/>
-        </w:rPr>
-        <w:t xml:space="preserve">โดยทำซ้ำทั้งหมด </w:t>
-      </w:r>
-      <w:r>
-        <w:rPr>
-          <w:rFonts w:ascii="TH Sarabun New" w:hAnsi="TH Sarabun New" w:cs="TH Sarabun New"/>
-          <w:sz w:val="32"/>
-          <w:szCs w:val="32"/>
-        </w:rPr>
-        <w:t xml:space="preserve">5 </w:t>
-      </w:r>
-      <w:r>
-        <w:rPr>
-          <w:rFonts w:ascii="TH Sarabun New" w:hAnsi="TH Sarabun New" w:cs="TH Sarabun New"/>
-          <w:sz w:val="32"/>
-          <w:szCs w:val="32"/>
-          <w:cs/>
-        </w:rPr>
-        <w:t>ครั้ง</w:t>
-      </w:r>
-    </w:p>
-    <w:p>
-      <w:pPr>
-        <w:rPr>
-          <w:rFonts w:ascii="TH Sarabun New" w:hAnsi="TH Sarabun New" w:cs="TH Sarabun New"/>
-          <w:sz w:val="32"/>
-          <w:szCs w:val="32"/>
-          <w:cs/>
-        </w:rPr>
-      </w:pPr>
-      <w:r>
-        <w:rPr>
-          <w:rFonts w:ascii="TH Sarabun New" w:hAnsi="TH Sarabun New" w:cs="TH Sarabun New"/>
-          <w:sz w:val="32"/>
-          <w:szCs w:val="32"/>
-        </w:rPr>
-        <w:tab/>
-      </w:r>
-      <w:r>
-        <w:rPr>
-          <w:rFonts w:ascii="TH Sarabun New" w:hAnsi="TH Sarabun New" w:cs="TH Sarabun New"/>
-          <w:sz w:val="32"/>
-          <w:szCs w:val="32"/>
-        </w:rPr>
-        <w:t>8</w:t>
-      </w:r>
-      <w:r>
-        <w:rPr>
-          <w:rFonts w:ascii="TH Sarabun New" w:hAnsi="TH Sarabun New" w:cs="TH Sarabun New"/>
-          <w:sz w:val="32"/>
-          <w:szCs w:val="32"/>
-        </w:rPr>
-        <w:t xml:space="preserve">.2) </w:t>
-      </w:r>
-      <w:r>
-        <w:rPr>
-          <w:rFonts w:ascii="TH Sarabun New" w:hAnsi="TH Sarabun New" w:cs="TH Sarabun New"/>
-          <w:sz w:val="32"/>
-          <w:szCs w:val="32"/>
-          <w:cs/>
-        </w:rPr>
-        <w:t xml:space="preserve">สร้างตารางทดสอบประสิทธิภาพแผ่นดูดซับเสียงจากขยะพลาสติกประเภท </w:t>
-      </w:r>
-      <w:r>
-        <w:rPr>
-          <w:rFonts w:ascii="TH Sarabun New" w:hAnsi="TH Sarabun New" w:cs="TH Sarabun New"/>
-          <w:sz w:val="32"/>
-          <w:szCs w:val="32"/>
-        </w:rPr>
-        <w:t xml:space="preserve">Polypropylene (PP) </w:t>
-      </w:r>
-      <w:r>
-        <w:rPr>
-          <w:rFonts w:ascii="TH Sarabun New" w:hAnsi="TH Sarabun New" w:cs="TH Sarabun New"/>
-          <w:sz w:val="32"/>
-          <w:szCs w:val="32"/>
-          <w:cs/>
-        </w:rPr>
-        <w:t xml:space="preserve">โดยในการทดสอบได้ทำการสังเกตและบันทึกค่า </w:t>
-      </w:r>
-      <w:r>
-        <w:rPr>
-          <w:rFonts w:ascii="TH Sarabun New" w:hAnsi="TH Sarabun New" w:cs="TH Sarabun New"/>
-          <w:sz w:val="32"/>
-          <w:szCs w:val="32"/>
-        </w:rPr>
-        <w:t xml:space="preserve">Sound Absorption Coefficient </w:t>
-      </w:r>
-      <w:r>
-        <w:rPr>
-          <w:rFonts w:ascii="TH Sarabun New" w:hAnsi="TH Sarabun New" w:cs="TH Sarabun New"/>
-          <w:sz w:val="32"/>
-          <w:szCs w:val="32"/>
-          <w:cs/>
-        </w:rPr>
-        <w:t xml:space="preserve">ตามตาราง ในรูปแบบไฟล์ </w:t>
-      </w:r>
-      <w:r>
-        <w:rPr>
-          <w:rFonts w:ascii="TH Sarabun New" w:hAnsi="TH Sarabun New" w:cs="TH Sarabun New"/>
-          <w:sz w:val="32"/>
-          <w:szCs w:val="32"/>
-        </w:rPr>
-        <w:t>XLSX (Excel)</w:t>
-      </w:r>
-      <w:r>
-        <w:rPr>
-          <w:rFonts w:ascii="TH Sarabun New" w:hAnsi="TH Sarabun New" w:cs="TH Sarabun New" w:hint="cs"/>
-          <w:sz w:val="32"/>
-          <w:szCs w:val="32"/>
-          <w:cs/>
-        </w:rPr>
-        <w:t xml:space="preserve"> ตาม</w:t>
-      </w:r>
-      <w:r>
-        <w:rPr>
-          <w:rFonts w:ascii="TH Sarabun New" w:hAnsi="TH Sarabun New" w:cs="TH Sarabun New"/>
-          <w:sz w:val="32"/>
-          <w:szCs w:val="32"/>
-          <w:cs/>
-        </w:rPr>
-        <w:t>ตารางที</w:t>
-      </w:r>
-      <w:r>
-        <w:rPr>
-          <w:rFonts w:ascii="TH Sarabun New" w:hAnsi="TH Sarabun New" w:cs="TH Sarabun New" w:hint="cs"/>
-          <w:sz w:val="32"/>
-          <w:szCs w:val="32"/>
-          <w:cs/>
-        </w:rPr>
-        <w:t xml:space="preserve">่ </w:t>
-      </w:r>
-      <w:r>
-        <w:rPr>
-          <w:rFonts w:ascii="TH Sarabun New" w:hAnsi="TH Sarabun New" w:cs="TH Sarabun New"/>
-          <w:sz w:val="32"/>
-          <w:szCs w:val="32"/>
-        </w:rPr>
-        <w:t>8.2.1</w:t>
-      </w:r>
-    </w:p>
-    <w:p>
-      <w:pPr>
-        <w:rPr>
-          <w:rFonts w:ascii="TH Sarabun New" w:hAnsi="TH Sarabun New" w:cs="TH Sarabun New"/>
-          <w:sz w:val="32"/>
-          <w:szCs w:val="32"/>
-        </w:rPr>
-      </w:pPr>
-      <w:r>
-        <w:rPr>
-          <w:rFonts w:ascii="TH Sarabun New" w:hAnsi="TH Sarabun New" w:cs="TH Sarabun New"/>
-          <w:sz w:val="32"/>
-          <w:szCs w:val="32"/>
-          <w:cs/>
-        </w:rPr>
-        <w:t>ตารางที</w:t>
-      </w:r>
-      <w:r>
-        <w:rPr>
-          <w:rFonts w:ascii="TH Sarabun New" w:hAnsi="TH Sarabun New" w:cs="TH Sarabun New" w:hint="cs"/>
-          <w:sz w:val="32"/>
-          <w:szCs w:val="32"/>
-          <w:cs/>
-        </w:rPr>
-        <w:t xml:space="preserve">่ </w:t>
-      </w:r>
-      <w:r>
-        <w:rPr>
-          <w:rFonts w:ascii="TH Sarabun New" w:hAnsi="TH Sarabun New" w:cs="TH Sarabun New"/>
-          <w:sz w:val="32"/>
-          <w:szCs w:val="32"/>
-        </w:rPr>
-        <w:t>8.2.1</w:t>
-      </w:r>
-    </w:p>
-    <w:p>
-      <w:pPr>
-        <w:rPr>
-          <w:rFonts w:ascii="TH Sarabun New" w:hAnsi="TH Sarabun New" w:cs="TH Sarabun New"/>
-          <w:sz w:val="32"/>
-          <w:szCs w:val="32"/>
-          <w:cs/>
-        </w:rPr>
-      </w:pPr>
-      <w:r>
-        <w:rPr>
-          <w:rFonts w:ascii="TH Sarabun New" w:hAnsi="TH Sarabun New" w:cs="TH Sarabun New"/>
-          <w:sz w:val="32"/>
-          <w:szCs w:val="32"/>
-          <w:cs/>
-        </w:rPr>
-        <w:t>ค่าสัมประสิทธิ์การดูดซับเสียงของสัดส่วน</w:t>
-      </w:r>
-      <w:r>
-        <w:rPr>
-          <w:rFonts w:ascii="TH Sarabun New" w:hAnsi="TH Sarabun New" w:cs="TH Sarabun New" w:hint="cs"/>
-          <w:sz w:val="32"/>
-          <w:szCs w:val="32"/>
-          <w:cs/>
-        </w:rPr>
-        <w:t>ระหว่างเวลา และ อุณหภูมิ</w:t>
-      </w:r>
-    </w:p>
-    <w:tbl>
-      <w:tblPr>
-        <w:tblW w:w="9424" w:type="dxa"/>
-        <w:tblInd w:w="-8" w:type="dxa"/>
-        <w:tblBorders>
-          <w:top w:val="single" w:sz="4" w:space="0" w:color="auto"/>
-          <w:left w:val="single" w:sz="4" w:space="0" w:color="auto"/>
-          <w:bottom w:val="single" w:sz="4" w:space="0" w:color="auto"/>
-          <w:right w:val="single" w:sz="4" w:space="0" w:color="auto"/>
-          <w:insideH w:val="single" w:sz="4" w:space="0" w:color="auto"/>
-          <w:insideV w:val="single" w:sz="4" w:space="0" w:color="auto"/>
-        </w:tblBorders>
-        <w:tblCellMar>
-          <w:left w:w="0" w:type="dxa"/>
-          <w:right w:w="0" w:type="dxa"/>
-        </w:tblCellMar>
-        <w:tblLook w:val="04A0" w:firstRow="1" w:lastRow="0" w:firstColumn="1" w:lastColumn="0" w:noHBand="0" w:noVBand="1"/>
-      </w:tblPr>
-      <w:tblGrid>
-        <w:gridCol w:w="781"/>
-        <w:gridCol w:w="878"/>
-        <w:gridCol w:w="571"/>
-        <w:gridCol w:w="654"/>
-        <w:gridCol w:w="654"/>
-        <w:gridCol w:w="654"/>
-        <w:gridCol w:w="654"/>
-        <w:gridCol w:w="654"/>
-        <w:gridCol w:w="654"/>
-        <w:gridCol w:w="654"/>
-        <w:gridCol w:w="654"/>
-        <w:gridCol w:w="654"/>
-        <w:gridCol w:w="654"/>
-        <w:gridCol w:w="654"/>
-      </w:tblGrid>
-      <w:tr>
-        <w:trPr>
-          <w:trHeight w:val="283"/>
-        </w:trPr>
-        <w:tc>
-          <w:tcPr>
-            <w:tcW w:w="0" w:type="auto"/>
-            <w:gridSpan w:val="2"/>
-            <w:tcMar>
-              <w:top w:w="30" w:type="dxa"/>
-              <w:left w:w="45" w:type="dxa"/>
-              <w:bottom w:w="30" w:type="dxa"/>
-              <w:right w:w="45" w:type="dxa"/>
-            </w:tcMar>
-            <w:vAlign w:val="center"/>
-            <w:hideMark/>
-          </w:tcPr>
-          <w:p>
-            <w:pPr>
-              <w:jc w:val="center"/>
-              <w:rPr>
-                <w:rFonts w:ascii="TH Sarabun New" w:hAnsi="TH Sarabun New" w:cs="TH Sarabun New"/>
-                <w:szCs w:val="22"/>
-              </w:rPr>
-            </w:pPr>
-            <w:r>
-              <w:rPr>
-                <w:rFonts w:ascii="TH Sarabun New" w:hAnsi="TH Sarabun New" w:cs="TH Sarabun New"/>
-                <w:szCs w:val="22"/>
-                <w:cs/>
-              </w:rPr>
-              <w:t>ตัวแปรต้น</w:t>
-            </w:r>
-          </w:p>
-        </w:tc>
-        <w:tc>
-          <w:tcPr>
-            <w:tcW w:w="0" w:type="auto"/>
-            <w:gridSpan w:val="12"/>
-            <w:tcMar>
-              <w:top w:w="30" w:type="dxa"/>
-              <w:left w:w="45" w:type="dxa"/>
-              <w:bottom w:w="30" w:type="dxa"/>
-              <w:right w:w="45" w:type="dxa"/>
-            </w:tcMar>
-            <w:vAlign w:val="center"/>
-            <w:hideMark/>
-          </w:tcPr>
-          <w:p>
-            <w:pPr>
-              <w:jc w:val="center"/>
-              <w:rPr>
-                <w:rFonts w:ascii="TH Sarabun New" w:hAnsi="TH Sarabun New" w:cs="TH Sarabun New"/>
-                <w:szCs w:val="22"/>
-              </w:rPr>
-            </w:pPr>
-            <w:r>
-              <w:rPr>
-                <w:rFonts w:ascii="TH Sarabun New" w:hAnsi="TH Sarabun New" w:cs="TH Sarabun New"/>
-                <w:szCs w:val="22"/>
-                <w:cs/>
-              </w:rPr>
-              <w:t>ค่าสัมประสิทธิ์การดูดซับเสียง (</w:t>
-            </w:r>
-            <w:r>
-              <w:rPr>
-                <w:rFonts w:ascii="TH Sarabun New" w:hAnsi="TH Sarabun New" w:cs="TH Sarabun New"/>
-                <w:szCs w:val="22"/>
-              </w:rPr>
-              <w:t>Sound Absorption Coefficient)</w:t>
-            </w:r>
-          </w:p>
-        </w:tc>
-      </w:tr>
-      <w:tr>
-        <w:trPr>
-          <w:trHeight w:val="310"/>
-        </w:trPr>
-        <w:tc>
-          <w:tcPr>
-            <w:tcW w:w="0" w:type="auto"/>
-            <w:tcMar>
-              <w:top w:w="30" w:type="dxa"/>
-              <w:left w:w="45" w:type="dxa"/>
-              <w:bottom w:w="30" w:type="dxa"/>
-              <w:right w:w="45" w:type="dxa"/>
-            </w:tcMar>
-            <w:vAlign w:val="center"/>
-            <w:hideMark/>
-          </w:tcPr>
-          <w:p>
-            <w:pPr>
-              <w:jc w:val="center"/>
-              <w:rPr>
-                <w:rFonts w:ascii="TH Sarabun New" w:hAnsi="TH Sarabun New" w:cs="TH Sarabun New"/>
-                <w:szCs w:val="22"/>
-              </w:rPr>
-            </w:pPr>
-            <w:r>
-              <w:rPr>
-                <w:rFonts w:ascii="TH Sarabun New" w:hAnsi="TH Sarabun New" w:cs="TH Sarabun New"/>
-                <w:szCs w:val="22"/>
-                <w:cs/>
-              </w:rPr>
-              <w:t>เวลา (นาที)</w:t>
-            </w:r>
-          </w:p>
-        </w:tc>
-        <w:tc>
-          <w:tcPr>
-            <w:tcW w:w="0" w:type="auto"/>
-            <w:tcMar>
-              <w:top w:w="30" w:type="dxa"/>
-              <w:left w:w="45" w:type="dxa"/>
-              <w:bottom w:w="30" w:type="dxa"/>
-              <w:right w:w="45" w:type="dxa"/>
-            </w:tcMar>
-            <w:vAlign w:val="center"/>
-            <w:hideMark/>
-          </w:tcPr>
-          <w:p>
-            <w:pPr>
-              <w:jc w:val="center"/>
-              <w:rPr>
-                <w:rFonts w:ascii="TH Sarabun New" w:hAnsi="TH Sarabun New" w:cs="TH Sarabun New"/>
-                <w:szCs w:val="22"/>
-              </w:rPr>
-            </w:pPr>
-            <w:r>
-              <w:rPr>
-                <w:rFonts w:ascii="TH Sarabun New" w:hAnsi="TH Sarabun New" w:cs="TH Sarabun New"/>
-                <w:szCs w:val="22"/>
-                <w:cs/>
-              </w:rPr>
-              <w:t>อุณหภูมิ (</w:t>
-            </w:r>
-            <w:r>
-              <w:rPr>
-                <w:rFonts w:ascii="TH Sarabun New" w:hAnsi="TH Sarabun New" w:cs="TH Sarabun New"/>
-                <w:szCs w:val="22"/>
-              </w:rPr>
-              <w:t>°C)</w:t>
-            </w:r>
-          </w:p>
-        </w:tc>
-        <w:tc>
-          <w:tcPr>
-            <w:tcW w:w="0" w:type="auto"/>
-            <w:tcMar>
-              <w:top w:w="30" w:type="dxa"/>
-              <w:left w:w="45" w:type="dxa"/>
-              <w:bottom w:w="30" w:type="dxa"/>
-              <w:right w:w="45" w:type="dxa"/>
-            </w:tcMar>
-            <w:vAlign w:val="center"/>
-            <w:hideMark/>
-          </w:tcPr>
-          <w:p>
-            <w:pPr>
-              <w:jc w:val="center"/>
-              <w:rPr>
-                <w:rFonts w:ascii="TH Sarabun New" w:hAnsi="TH Sarabun New" w:cs="TH Sarabun New"/>
-                <w:szCs w:val="22"/>
-              </w:rPr>
-            </w:pPr>
-            <w:r>
-              <w:rPr>
-                <w:rFonts w:ascii="TH Sarabun New" w:hAnsi="TH Sarabun New" w:cs="TH Sarabun New"/>
-                <w:szCs w:val="22"/>
-              </w:rPr>
-              <w:t>500 Hz</w:t>
-            </w:r>
-          </w:p>
-        </w:tc>
-        <w:tc>
-          <w:tcPr>
-            <w:tcW w:w="0" w:type="auto"/>
-            <w:tcMar>
-              <w:top w:w="30" w:type="dxa"/>
-              <w:left w:w="45" w:type="dxa"/>
-              <w:bottom w:w="30" w:type="dxa"/>
-              <w:right w:w="45" w:type="dxa"/>
-            </w:tcMar>
-            <w:vAlign w:val="center"/>
-            <w:hideMark/>
-          </w:tcPr>
-          <w:p>
-            <w:pPr>
-              <w:jc w:val="center"/>
-              <w:rPr>
-                <w:rFonts w:ascii="TH Sarabun New" w:hAnsi="TH Sarabun New" w:cs="TH Sarabun New"/>
-                <w:szCs w:val="22"/>
-              </w:rPr>
-            </w:pPr>
-            <w:r>
-              <w:rPr>
-                <w:rFonts w:ascii="TH Sarabun New" w:hAnsi="TH Sarabun New" w:cs="TH Sarabun New"/>
-                <w:szCs w:val="22"/>
-              </w:rPr>
-              <w:t>1000 Hz</w:t>
-            </w:r>
-          </w:p>
-        </w:tc>
-        <w:tc>
-          <w:tcPr>
-            <w:tcW w:w="0" w:type="auto"/>
-            <w:tcMar>
-              <w:top w:w="30" w:type="dxa"/>
-              <w:left w:w="45" w:type="dxa"/>
-              <w:bottom w:w="30" w:type="dxa"/>
-              <w:right w:w="45" w:type="dxa"/>
-            </w:tcMar>
-            <w:vAlign w:val="center"/>
-            <w:hideMark/>
-          </w:tcPr>
-          <w:p>
-            <w:pPr>
-              <w:jc w:val="center"/>
-              <w:rPr>
-                <w:rFonts w:ascii="TH Sarabun New" w:hAnsi="TH Sarabun New" w:cs="TH Sarabun New"/>
-                <w:szCs w:val="22"/>
-              </w:rPr>
-            </w:pPr>
-            <w:r>
-              <w:rPr>
-                <w:rFonts w:ascii="TH Sarabun New" w:hAnsi="TH Sarabun New" w:cs="TH Sarabun New"/>
-                <w:szCs w:val="22"/>
-              </w:rPr>
-              <w:t>1500 Hz</w:t>
-            </w:r>
-          </w:p>
-        </w:tc>
-        <w:tc>
-          <w:tcPr>
-            <w:tcW w:w="0" w:type="auto"/>
-            <w:tcMar>
-              <w:top w:w="30" w:type="dxa"/>
-              <w:left w:w="45" w:type="dxa"/>
-              <w:bottom w:w="30" w:type="dxa"/>
-              <w:right w:w="45" w:type="dxa"/>
-            </w:tcMar>
-            <w:vAlign w:val="center"/>
-            <w:hideMark/>
-          </w:tcPr>
-          <w:p>
-            <w:pPr>
-              <w:jc w:val="center"/>
-              <w:rPr>
-                <w:rFonts w:ascii="TH Sarabun New" w:hAnsi="TH Sarabun New" w:cs="TH Sarabun New"/>
-                <w:szCs w:val="22"/>
-              </w:rPr>
-            </w:pPr>
-            <w:r>
-              <w:rPr>
-                <w:rFonts w:ascii="TH Sarabun New" w:hAnsi="TH Sarabun New" w:cs="TH Sarabun New"/>
-                <w:szCs w:val="22"/>
-              </w:rPr>
-              <w:t>2000 Hz</w:t>
-            </w:r>
-          </w:p>
-        </w:tc>
-        <w:tc>
-          <w:tcPr>
-            <w:tcW w:w="0" w:type="auto"/>
-            <w:tcMar>
-              <w:top w:w="30" w:type="dxa"/>
-              <w:left w:w="45" w:type="dxa"/>
-              <w:bottom w:w="30" w:type="dxa"/>
-              <w:right w:w="45" w:type="dxa"/>
-            </w:tcMar>
-            <w:vAlign w:val="center"/>
-            <w:hideMark/>
-          </w:tcPr>
-          <w:p>
-            <w:pPr>
-              <w:jc w:val="center"/>
-              <w:rPr>
-                <w:rFonts w:ascii="TH Sarabun New" w:hAnsi="TH Sarabun New" w:cs="TH Sarabun New"/>
-                <w:szCs w:val="22"/>
-              </w:rPr>
-            </w:pPr>
-            <w:r>
-              <w:rPr>
-                <w:rFonts w:ascii="TH Sarabun New" w:hAnsi="TH Sarabun New" w:cs="TH Sarabun New"/>
-                <w:szCs w:val="22"/>
-              </w:rPr>
-              <w:t>2500 Hz</w:t>
-            </w:r>
-          </w:p>
-        </w:tc>
-        <w:tc>
-          <w:tcPr>
-            <w:tcW w:w="0" w:type="auto"/>
-            <w:tcMar>
-              <w:top w:w="30" w:type="dxa"/>
-              <w:left w:w="45" w:type="dxa"/>
-              <w:bottom w:w="30" w:type="dxa"/>
-              <w:right w:w="45" w:type="dxa"/>
-            </w:tcMar>
-            <w:vAlign w:val="center"/>
-            <w:hideMark/>
-          </w:tcPr>
-          <w:p>
-            <w:pPr>
-              <w:jc w:val="center"/>
-              <w:rPr>
-                <w:rFonts w:ascii="TH Sarabun New" w:hAnsi="TH Sarabun New" w:cs="TH Sarabun New"/>
-                <w:szCs w:val="22"/>
-              </w:rPr>
-            </w:pPr>
-            <w:r>
-              <w:rPr>
-                <w:rFonts w:ascii="TH Sarabun New" w:hAnsi="TH Sarabun New" w:cs="TH Sarabun New"/>
-                <w:szCs w:val="22"/>
-              </w:rPr>
-              <w:t>3000 Hz</w:t>
-            </w:r>
-          </w:p>
-        </w:tc>
-        <w:tc>
-          <w:tcPr>
-            <w:tcW w:w="0" w:type="auto"/>
-            <w:tcMar>
-              <w:top w:w="30" w:type="dxa"/>
-              <w:left w:w="45" w:type="dxa"/>
-              <w:bottom w:w="30" w:type="dxa"/>
-              <w:right w:w="45" w:type="dxa"/>
-            </w:tcMar>
-            <w:vAlign w:val="center"/>
-            <w:hideMark/>
-          </w:tcPr>
-          <w:p>
-            <w:pPr>
-              <w:jc w:val="center"/>
-              <w:rPr>
-                <w:rFonts w:ascii="TH Sarabun New" w:hAnsi="TH Sarabun New" w:cs="TH Sarabun New"/>
-                <w:szCs w:val="22"/>
-              </w:rPr>
-            </w:pPr>
-            <w:r>
-              <w:rPr>
-                <w:rFonts w:ascii="TH Sarabun New" w:hAnsi="TH Sarabun New" w:cs="TH Sarabun New"/>
-                <w:szCs w:val="22"/>
-              </w:rPr>
-              <w:t>3500 Hz</w:t>
-            </w:r>
-          </w:p>
-        </w:tc>
-        <w:tc>
-          <w:tcPr>
-            <w:tcW w:w="0" w:type="auto"/>
-            <w:tcMar>
-              <w:top w:w="30" w:type="dxa"/>
-              <w:left w:w="45" w:type="dxa"/>
-              <w:bottom w:w="30" w:type="dxa"/>
-              <w:right w:w="45" w:type="dxa"/>
-            </w:tcMar>
-            <w:vAlign w:val="center"/>
-            <w:hideMark/>
-          </w:tcPr>
-          <w:p>
-            <w:pPr>
-              <w:jc w:val="center"/>
-              <w:rPr>
-                <w:rFonts w:ascii="TH Sarabun New" w:hAnsi="TH Sarabun New" w:cs="TH Sarabun New"/>
-                <w:szCs w:val="22"/>
-              </w:rPr>
-            </w:pPr>
-            <w:r>
-              <w:rPr>
-                <w:rFonts w:ascii="TH Sarabun New" w:hAnsi="TH Sarabun New" w:cs="TH Sarabun New"/>
-                <w:szCs w:val="22"/>
-              </w:rPr>
-              <w:t>4000 Hz</w:t>
-            </w:r>
-          </w:p>
-        </w:tc>
-        <w:tc>
-          <w:tcPr>
-            <w:tcW w:w="0" w:type="auto"/>
-            <w:tcMar>
-              <w:top w:w="30" w:type="dxa"/>
-              <w:left w:w="45" w:type="dxa"/>
-              <w:bottom w:w="30" w:type="dxa"/>
-              <w:right w:w="45" w:type="dxa"/>
-            </w:tcMar>
-            <w:vAlign w:val="center"/>
-            <w:hideMark/>
-          </w:tcPr>
-          <w:p>
-            <w:pPr>
-              <w:jc w:val="center"/>
-              <w:rPr>
-                <w:rFonts w:ascii="TH Sarabun New" w:hAnsi="TH Sarabun New" w:cs="TH Sarabun New"/>
-                <w:szCs w:val="22"/>
-              </w:rPr>
-            </w:pPr>
-            <w:r>
-              <w:rPr>
-                <w:rFonts w:ascii="TH Sarabun New" w:hAnsi="TH Sarabun New" w:cs="TH Sarabun New"/>
-                <w:szCs w:val="22"/>
-              </w:rPr>
-              <w:t>4500 Hz</w:t>
-            </w:r>
-          </w:p>
-        </w:tc>
-        <w:tc>
-          <w:tcPr>
-            <w:tcW w:w="0" w:type="auto"/>
-            <w:tcMar>
-              <w:top w:w="30" w:type="dxa"/>
-              <w:left w:w="45" w:type="dxa"/>
-              <w:bottom w:w="30" w:type="dxa"/>
-              <w:right w:w="45" w:type="dxa"/>
-            </w:tcMar>
-            <w:vAlign w:val="center"/>
-            <w:hideMark/>
-          </w:tcPr>
-          <w:p>
-            <w:pPr>
-              <w:jc w:val="center"/>
-              <w:rPr>
-                <w:rFonts w:ascii="TH Sarabun New" w:hAnsi="TH Sarabun New" w:cs="TH Sarabun New"/>
-                <w:szCs w:val="22"/>
-              </w:rPr>
-            </w:pPr>
-            <w:r>
-              <w:rPr>
-                <w:rFonts w:ascii="TH Sarabun New" w:hAnsi="TH Sarabun New" w:cs="TH Sarabun New"/>
-                <w:szCs w:val="22"/>
-              </w:rPr>
-              <w:t>5000 Hz</w:t>
-            </w:r>
-          </w:p>
-        </w:tc>
-        <w:tc>
-          <w:tcPr>
-            <w:tcW w:w="0" w:type="auto"/>
-            <w:tcMar>
-              <w:top w:w="30" w:type="dxa"/>
-              <w:left w:w="45" w:type="dxa"/>
-              <w:bottom w:w="30" w:type="dxa"/>
-              <w:right w:w="45" w:type="dxa"/>
-            </w:tcMar>
-            <w:vAlign w:val="center"/>
-            <w:hideMark/>
-          </w:tcPr>
-          <w:p>
-            <w:pPr>
-              <w:jc w:val="center"/>
-              <w:rPr>
-                <w:rFonts w:ascii="TH Sarabun New" w:hAnsi="TH Sarabun New" w:cs="TH Sarabun New"/>
-                <w:szCs w:val="22"/>
-              </w:rPr>
-            </w:pPr>
-            <w:r>
-              <w:rPr>
-                <w:rFonts w:ascii="TH Sarabun New" w:hAnsi="TH Sarabun New" w:cs="TH Sarabun New"/>
-                <w:szCs w:val="22"/>
-              </w:rPr>
-              <w:t>5500 Hz</w:t>
-            </w:r>
-          </w:p>
-        </w:tc>
-        <w:tc>
-          <w:tcPr>
-            <w:tcW w:w="0" w:type="auto"/>
-            <w:tcMar>
-              <w:top w:w="30" w:type="dxa"/>
-              <w:left w:w="45" w:type="dxa"/>
-              <w:bottom w:w="30" w:type="dxa"/>
-              <w:right w:w="45" w:type="dxa"/>
-            </w:tcMar>
-            <w:vAlign w:val="center"/>
-            <w:hideMark/>
-          </w:tcPr>
-          <w:p>
-            <w:pPr>
-              <w:jc w:val="center"/>
-              <w:rPr>
-                <w:rFonts w:ascii="TH Sarabun New" w:hAnsi="TH Sarabun New" w:cs="TH Sarabun New"/>
-                <w:szCs w:val="22"/>
-              </w:rPr>
-            </w:pPr>
-            <w:r>
-              <w:rPr>
-                <w:rFonts w:ascii="TH Sarabun New" w:hAnsi="TH Sarabun New" w:cs="TH Sarabun New"/>
-                <w:szCs w:val="22"/>
-              </w:rPr>
-              <w:t>6000 Hz</w:t>
-            </w:r>
-          </w:p>
-        </w:tc>
-      </w:tr>
-      <w:tr>
-        <w:trPr>
-          <w:trHeight w:val="310"/>
-        </w:trPr>
-        <w:tc>
-          <w:tcPr>
-            <w:tcW w:w="0" w:type="auto"/>
-            <w:tcMar>
-              <w:top w:w="30" w:type="dxa"/>
-              <w:left w:w="45" w:type="dxa"/>
-              <w:bottom w:w="30" w:type="dxa"/>
-              <w:right w:w="45" w:type="dxa"/>
-            </w:tcMar>
-            <w:vAlign w:val="center"/>
-            <w:hideMark/>
-          </w:tcPr>
-          <w:p>
-            <w:pPr>
-              <w:jc w:val="center"/>
-              <w:rPr>
-                <w:rFonts w:ascii="TH Sarabun New" w:hAnsi="TH Sarabun New" w:cs="TH Sarabun New"/>
-                <w:szCs w:val="22"/>
-              </w:rPr>
-            </w:pPr>
-          </w:p>
-        </w:tc>
-        <w:tc>
-          <w:tcPr>
-            <w:tcW w:w="0" w:type="auto"/>
-            <w:tcMar>
-              <w:top w:w="30" w:type="dxa"/>
-              <w:left w:w="45" w:type="dxa"/>
-              <w:bottom w:w="30" w:type="dxa"/>
-              <w:right w:w="45" w:type="dxa"/>
-            </w:tcMar>
-            <w:vAlign w:val="center"/>
-            <w:hideMark/>
-          </w:tcPr>
-          <w:p>
-            <w:pPr>
-              <w:jc w:val="center"/>
-              <w:rPr>
-                <w:rFonts w:ascii="TH Sarabun New" w:hAnsi="TH Sarabun New" w:cs="TH Sarabun New"/>
-                <w:szCs w:val="22"/>
-              </w:rPr>
-            </w:pPr>
-          </w:p>
-        </w:tc>
-        <w:tc>
-          <w:tcPr>
-            <w:tcW w:w="0" w:type="auto"/>
-            <w:tcMar>
-              <w:top w:w="30" w:type="dxa"/>
-              <w:left w:w="45" w:type="dxa"/>
-              <w:bottom w:w="30" w:type="dxa"/>
-              <w:right w:w="45" w:type="dxa"/>
-            </w:tcMar>
-            <w:vAlign w:val="center"/>
-            <w:hideMark/>
-          </w:tcPr>
-          <w:p>
-            <w:pPr>
-              <w:jc w:val="center"/>
-              <w:rPr>
-                <w:rFonts w:ascii="TH Sarabun New" w:hAnsi="TH Sarabun New" w:cs="TH Sarabun New"/>
-                <w:szCs w:val="22"/>
-              </w:rPr>
-            </w:pPr>
-          </w:p>
-        </w:tc>
-        <w:tc>
-          <w:tcPr>
-            <w:tcW w:w="0" w:type="auto"/>
-            <w:tcMar>
-              <w:top w:w="30" w:type="dxa"/>
-              <w:left w:w="45" w:type="dxa"/>
-              <w:bottom w:w="30" w:type="dxa"/>
-              <w:right w:w="45" w:type="dxa"/>
-            </w:tcMar>
-            <w:vAlign w:val="center"/>
-            <w:hideMark/>
-          </w:tcPr>
-          <w:p>
-            <w:pPr>
-              <w:jc w:val="center"/>
-              <w:rPr>
-                <w:rFonts w:ascii="TH Sarabun New" w:hAnsi="TH Sarabun New" w:cs="TH Sarabun New"/>
-                <w:szCs w:val="22"/>
-              </w:rPr>
-            </w:pPr>
-          </w:p>
-        </w:tc>
-        <w:tc>
-          <w:tcPr>
-            <w:tcW w:w="0" w:type="auto"/>
-            <w:tcMar>
-              <w:top w:w="30" w:type="dxa"/>
-              <w:left w:w="45" w:type="dxa"/>
-              <w:bottom w:w="30" w:type="dxa"/>
-              <w:right w:w="45" w:type="dxa"/>
-            </w:tcMar>
-            <w:vAlign w:val="center"/>
-            <w:hideMark/>
-          </w:tcPr>
-          <w:p>
-            <w:pPr>
-              <w:jc w:val="center"/>
-              <w:rPr>
-                <w:rFonts w:ascii="TH Sarabun New" w:hAnsi="TH Sarabun New" w:cs="TH Sarabun New"/>
-                <w:szCs w:val="22"/>
-              </w:rPr>
-            </w:pPr>
-          </w:p>
-        </w:tc>
-        <w:tc>
-          <w:tcPr>
-            <w:tcW w:w="0" w:type="auto"/>
-            <w:tcMar>
-              <w:top w:w="30" w:type="dxa"/>
-              <w:left w:w="45" w:type="dxa"/>
-              <w:bottom w:w="30" w:type="dxa"/>
-              <w:right w:w="45" w:type="dxa"/>
-            </w:tcMar>
-            <w:vAlign w:val="center"/>
-            <w:hideMark/>
-          </w:tcPr>
-          <w:p>
-            <w:pPr>
-              <w:jc w:val="center"/>
-              <w:rPr>
-                <w:rFonts w:ascii="TH Sarabun New" w:hAnsi="TH Sarabun New" w:cs="TH Sarabun New"/>
-                <w:szCs w:val="22"/>
-              </w:rPr>
-            </w:pPr>
-          </w:p>
-        </w:tc>
-        <w:tc>
-          <w:tcPr>
-            <w:tcW w:w="0" w:type="auto"/>
-            <w:tcMar>
-              <w:top w:w="30" w:type="dxa"/>
-              <w:left w:w="45" w:type="dxa"/>
-              <w:bottom w:w="30" w:type="dxa"/>
-              <w:right w:w="45" w:type="dxa"/>
-            </w:tcMar>
-            <w:vAlign w:val="center"/>
-            <w:hideMark/>
-          </w:tcPr>
-          <w:p>
-            <w:pPr>
-              <w:jc w:val="center"/>
-              <w:rPr>
-                <w:rFonts w:ascii="TH Sarabun New" w:hAnsi="TH Sarabun New" w:cs="TH Sarabun New"/>
-                <w:szCs w:val="22"/>
-              </w:rPr>
-            </w:pPr>
-          </w:p>
-        </w:tc>
-        <w:tc>
-          <w:tcPr>
-            <w:tcW w:w="0" w:type="auto"/>
-            <w:tcMar>
-              <w:top w:w="30" w:type="dxa"/>
-              <w:left w:w="45" w:type="dxa"/>
-              <w:bottom w:w="30" w:type="dxa"/>
-              <w:right w:w="45" w:type="dxa"/>
-            </w:tcMar>
-            <w:vAlign w:val="center"/>
-            <w:hideMark/>
-          </w:tcPr>
-          <w:p>
-            <w:pPr>
-              <w:jc w:val="center"/>
-              <w:rPr>
-                <w:rFonts w:ascii="TH Sarabun New" w:hAnsi="TH Sarabun New" w:cs="TH Sarabun New"/>
-                <w:szCs w:val="22"/>
-              </w:rPr>
-            </w:pPr>
-          </w:p>
-        </w:tc>
-        <w:tc>
-          <w:tcPr>
-            <w:tcW w:w="0" w:type="auto"/>
-            <w:tcMar>
-              <w:top w:w="30" w:type="dxa"/>
-              <w:left w:w="45" w:type="dxa"/>
-              <w:bottom w:w="30" w:type="dxa"/>
-              <w:right w:w="45" w:type="dxa"/>
-            </w:tcMar>
-            <w:vAlign w:val="center"/>
-            <w:hideMark/>
-          </w:tcPr>
-          <w:p>
-            <w:pPr>
-              <w:jc w:val="center"/>
-              <w:rPr>
-                <w:rFonts w:ascii="TH Sarabun New" w:hAnsi="TH Sarabun New" w:cs="TH Sarabun New"/>
-                <w:szCs w:val="22"/>
-              </w:rPr>
-            </w:pPr>
-          </w:p>
-        </w:tc>
-        <w:tc>
-          <w:tcPr>
-            <w:tcW w:w="0" w:type="auto"/>
-            <w:tcMar>
-              <w:top w:w="30" w:type="dxa"/>
-              <w:left w:w="45" w:type="dxa"/>
-              <w:bottom w:w="30" w:type="dxa"/>
-              <w:right w:w="45" w:type="dxa"/>
-            </w:tcMar>
-            <w:vAlign w:val="center"/>
-            <w:hideMark/>
-          </w:tcPr>
-          <w:p>
-            <w:pPr>
-              <w:jc w:val="center"/>
-              <w:rPr>
-                <w:rFonts w:ascii="TH Sarabun New" w:hAnsi="TH Sarabun New" w:cs="TH Sarabun New"/>
-                <w:szCs w:val="22"/>
-              </w:rPr>
-            </w:pPr>
-          </w:p>
-        </w:tc>
-        <w:tc>
-          <w:tcPr>
-            <w:tcW w:w="0" w:type="auto"/>
-            <w:tcMar>
-              <w:top w:w="30" w:type="dxa"/>
-              <w:left w:w="45" w:type="dxa"/>
-              <w:bottom w:w="30" w:type="dxa"/>
-              <w:right w:w="45" w:type="dxa"/>
-            </w:tcMar>
-            <w:vAlign w:val="center"/>
-            <w:hideMark/>
-          </w:tcPr>
-          <w:p>
-            <w:pPr>
-              <w:jc w:val="center"/>
-              <w:rPr>
-                <w:rFonts w:ascii="TH Sarabun New" w:hAnsi="TH Sarabun New" w:cs="TH Sarabun New"/>
-                <w:szCs w:val="22"/>
-              </w:rPr>
-            </w:pPr>
-          </w:p>
-        </w:tc>
-        <w:tc>
-          <w:tcPr>
-            <w:tcW w:w="0" w:type="auto"/>
-            <w:tcMar>
-              <w:top w:w="30" w:type="dxa"/>
-              <w:left w:w="45" w:type="dxa"/>
-              <w:bottom w:w="30" w:type="dxa"/>
-              <w:right w:w="45" w:type="dxa"/>
-            </w:tcMar>
-            <w:vAlign w:val="center"/>
-            <w:hideMark/>
-          </w:tcPr>
-          <w:p>
-            <w:pPr>
-              <w:jc w:val="center"/>
-              <w:rPr>
-                <w:rFonts w:ascii="TH Sarabun New" w:hAnsi="TH Sarabun New" w:cs="TH Sarabun New"/>
-                <w:szCs w:val="22"/>
-              </w:rPr>
-            </w:pPr>
-          </w:p>
-        </w:tc>
-        <w:tc>
-          <w:tcPr>
-            <w:tcW w:w="0" w:type="auto"/>
-            <w:tcMar>
-              <w:top w:w="30" w:type="dxa"/>
-              <w:left w:w="45" w:type="dxa"/>
-              <w:bottom w:w="30" w:type="dxa"/>
-              <w:right w:w="45" w:type="dxa"/>
-            </w:tcMar>
-            <w:vAlign w:val="center"/>
-            <w:hideMark/>
-          </w:tcPr>
-          <w:p>
-            <w:pPr>
-              <w:jc w:val="center"/>
-              <w:rPr>
-                <w:rFonts w:ascii="TH Sarabun New" w:hAnsi="TH Sarabun New" w:cs="TH Sarabun New"/>
-                <w:szCs w:val="22"/>
-              </w:rPr>
-            </w:pPr>
-          </w:p>
-        </w:tc>
-        <w:tc>
-          <w:tcPr>
-            <w:tcW w:w="0" w:type="auto"/>
-            <w:tcMar>
-              <w:top w:w="30" w:type="dxa"/>
-              <w:left w:w="45" w:type="dxa"/>
-              <w:bottom w:w="30" w:type="dxa"/>
-              <w:right w:w="45" w:type="dxa"/>
-            </w:tcMar>
-            <w:vAlign w:val="center"/>
-            <w:hideMark/>
-          </w:tcPr>
-          <w:p>
-            <w:pPr>
-              <w:jc w:val="center"/>
-              <w:rPr>
-                <w:rFonts w:ascii="TH Sarabun New" w:hAnsi="TH Sarabun New" w:cs="TH Sarabun New"/>
-                <w:szCs w:val="22"/>
-              </w:rPr>
-            </w:pPr>
-          </w:p>
-        </w:tc>
-      </w:tr>
-      <w:tr>
-        <w:trPr>
-          <w:trHeight w:val="310"/>
-        </w:trPr>
-        <w:tc>
-          <w:tcPr>
-            <w:tcW w:w="0" w:type="auto"/>
-            <w:tcMar>
-              <w:top w:w="30" w:type="dxa"/>
-              <w:left w:w="45" w:type="dxa"/>
-              <w:bottom w:w="30" w:type="dxa"/>
-              <w:right w:w="45" w:type="dxa"/>
-            </w:tcMar>
-            <w:vAlign w:val="center"/>
-            <w:hideMark/>
-          </w:tcPr>
-          <w:p>
-            <w:pPr>
-              <w:jc w:val="center"/>
-              <w:rPr>
-                <w:rFonts w:ascii="TH Sarabun New" w:hAnsi="TH Sarabun New" w:cs="TH Sarabun New"/>
-                <w:szCs w:val="22"/>
-              </w:rPr>
-            </w:pPr>
-          </w:p>
-        </w:tc>
-        <w:tc>
-          <w:tcPr>
-            <w:tcW w:w="0" w:type="auto"/>
-            <w:tcMar>
-              <w:top w:w="30" w:type="dxa"/>
-              <w:left w:w="45" w:type="dxa"/>
-              <w:bottom w:w="30" w:type="dxa"/>
-              <w:right w:w="45" w:type="dxa"/>
-            </w:tcMar>
-            <w:vAlign w:val="center"/>
-            <w:hideMark/>
-          </w:tcPr>
-          <w:p>
-            <w:pPr>
-              <w:jc w:val="center"/>
-              <w:rPr>
-                <w:rFonts w:ascii="TH Sarabun New" w:hAnsi="TH Sarabun New" w:cs="TH Sarabun New"/>
-                <w:szCs w:val="22"/>
-              </w:rPr>
-            </w:pPr>
-          </w:p>
-        </w:tc>
-        <w:tc>
-          <w:tcPr>
-            <w:tcW w:w="0" w:type="auto"/>
-            <w:tcMar>
-              <w:top w:w="30" w:type="dxa"/>
-              <w:left w:w="45" w:type="dxa"/>
-              <w:bottom w:w="30" w:type="dxa"/>
-              <w:right w:w="45" w:type="dxa"/>
-            </w:tcMar>
-            <w:vAlign w:val="center"/>
-            <w:hideMark/>
-          </w:tcPr>
-          <w:p>
-            <w:pPr>
-              <w:jc w:val="center"/>
-              <w:rPr>
-                <w:rFonts w:ascii="TH Sarabun New" w:hAnsi="TH Sarabun New" w:cs="TH Sarabun New"/>
-                <w:szCs w:val="22"/>
-              </w:rPr>
-            </w:pPr>
-          </w:p>
-        </w:tc>
-        <w:tc>
-          <w:tcPr>
-            <w:tcW w:w="0" w:type="auto"/>
-            <w:tcMar>
-              <w:top w:w="30" w:type="dxa"/>
-              <w:left w:w="45" w:type="dxa"/>
-              <w:bottom w:w="30" w:type="dxa"/>
-              <w:right w:w="45" w:type="dxa"/>
-            </w:tcMar>
-            <w:vAlign w:val="center"/>
-            <w:hideMark/>
-          </w:tcPr>
-          <w:p>
-            <w:pPr>
-              <w:jc w:val="center"/>
-              <w:rPr>
-                <w:rFonts w:ascii="TH Sarabun New" w:hAnsi="TH Sarabun New" w:cs="TH Sarabun New"/>
-                <w:szCs w:val="22"/>
-              </w:rPr>
-            </w:pPr>
-          </w:p>
-        </w:tc>
-        <w:tc>
-          <w:tcPr>
-            <w:tcW w:w="0" w:type="auto"/>
-            <w:tcMar>
-              <w:top w:w="30" w:type="dxa"/>
-              <w:left w:w="45" w:type="dxa"/>
-              <w:bottom w:w="30" w:type="dxa"/>
-              <w:right w:w="45" w:type="dxa"/>
-            </w:tcMar>
-            <w:vAlign w:val="center"/>
-            <w:hideMark/>
-          </w:tcPr>
-          <w:p>
-            <w:pPr>
-              <w:jc w:val="center"/>
-              <w:rPr>
-                <w:rFonts w:ascii="TH Sarabun New" w:hAnsi="TH Sarabun New" w:cs="TH Sarabun New"/>
-                <w:szCs w:val="22"/>
-              </w:rPr>
-            </w:pPr>
-          </w:p>
-        </w:tc>
-        <w:tc>
-          <w:tcPr>
-            <w:tcW w:w="0" w:type="auto"/>
-            <w:tcMar>
-              <w:top w:w="30" w:type="dxa"/>
-              <w:left w:w="45" w:type="dxa"/>
-              <w:bottom w:w="30" w:type="dxa"/>
-              <w:right w:w="45" w:type="dxa"/>
-            </w:tcMar>
-            <w:vAlign w:val="center"/>
-            <w:hideMark/>
-          </w:tcPr>
-          <w:p>
-            <w:pPr>
-              <w:jc w:val="center"/>
-              <w:rPr>
-                <w:rFonts w:ascii="TH Sarabun New" w:hAnsi="TH Sarabun New" w:cs="TH Sarabun New"/>
-                <w:szCs w:val="22"/>
-              </w:rPr>
-            </w:pPr>
-          </w:p>
-        </w:tc>
-        <w:tc>
-          <w:tcPr>
-            <w:tcW w:w="0" w:type="auto"/>
-            <w:tcMar>
-              <w:top w:w="30" w:type="dxa"/>
-              <w:left w:w="45" w:type="dxa"/>
-              <w:bottom w:w="30" w:type="dxa"/>
-              <w:right w:w="45" w:type="dxa"/>
-            </w:tcMar>
-            <w:vAlign w:val="center"/>
-            <w:hideMark/>
-          </w:tcPr>
-          <w:p>
-            <w:pPr>
-              <w:jc w:val="center"/>
-              <w:rPr>
-                <w:rFonts w:ascii="TH Sarabun New" w:hAnsi="TH Sarabun New" w:cs="TH Sarabun New"/>
-                <w:szCs w:val="22"/>
-              </w:rPr>
-            </w:pPr>
-          </w:p>
-        </w:tc>
-        <w:tc>
-          <w:tcPr>
-            <w:tcW w:w="0" w:type="auto"/>
-            <w:tcMar>
-              <w:top w:w="30" w:type="dxa"/>
-              <w:left w:w="45" w:type="dxa"/>
-              <w:bottom w:w="30" w:type="dxa"/>
-              <w:right w:w="45" w:type="dxa"/>
-            </w:tcMar>
-            <w:vAlign w:val="center"/>
-            <w:hideMark/>
-          </w:tcPr>
-          <w:p>
-            <w:pPr>
-              <w:jc w:val="center"/>
-              <w:rPr>
-                <w:rFonts w:ascii="TH Sarabun New" w:hAnsi="TH Sarabun New" w:cs="TH Sarabun New"/>
-                <w:szCs w:val="22"/>
-              </w:rPr>
-            </w:pPr>
-          </w:p>
-        </w:tc>
-        <w:tc>
-          <w:tcPr>
-            <w:tcW w:w="0" w:type="auto"/>
-            <w:tcMar>
-              <w:top w:w="30" w:type="dxa"/>
-              <w:left w:w="45" w:type="dxa"/>
-              <w:bottom w:w="30" w:type="dxa"/>
-              <w:right w:w="45" w:type="dxa"/>
-            </w:tcMar>
-            <w:vAlign w:val="center"/>
-            <w:hideMark/>
-          </w:tcPr>
-          <w:p>
-            <w:pPr>
-              <w:jc w:val="center"/>
-              <w:rPr>
-                <w:rFonts w:ascii="TH Sarabun New" w:hAnsi="TH Sarabun New" w:cs="TH Sarabun New"/>
-                <w:szCs w:val="22"/>
-              </w:rPr>
-            </w:pPr>
-          </w:p>
-        </w:tc>
-        <w:tc>
-          <w:tcPr>
-            <w:tcW w:w="0" w:type="auto"/>
-            <w:tcMar>
-              <w:top w:w="30" w:type="dxa"/>
-              <w:left w:w="45" w:type="dxa"/>
-              <w:bottom w:w="30" w:type="dxa"/>
-              <w:right w:w="45" w:type="dxa"/>
-            </w:tcMar>
-            <w:vAlign w:val="center"/>
-            <w:hideMark/>
-          </w:tcPr>
-          <w:p>
-            <w:pPr>
-              <w:jc w:val="center"/>
-              <w:rPr>
-                <w:rFonts w:ascii="TH Sarabun New" w:hAnsi="TH Sarabun New" w:cs="TH Sarabun New"/>
-                <w:szCs w:val="22"/>
-              </w:rPr>
-            </w:pPr>
-          </w:p>
-        </w:tc>
-        <w:tc>
-          <w:tcPr>
-            <w:tcW w:w="0" w:type="auto"/>
-            <w:tcMar>
-              <w:top w:w="30" w:type="dxa"/>
-              <w:left w:w="45" w:type="dxa"/>
-              <w:bottom w:w="30" w:type="dxa"/>
-              <w:right w:w="45" w:type="dxa"/>
-            </w:tcMar>
-            <w:vAlign w:val="center"/>
-            <w:hideMark/>
-          </w:tcPr>
-          <w:p>
-            <w:pPr>
-              <w:jc w:val="center"/>
-              <w:rPr>
-                <w:rFonts w:ascii="TH Sarabun New" w:hAnsi="TH Sarabun New" w:cs="TH Sarabun New"/>
-                <w:szCs w:val="22"/>
-              </w:rPr>
-            </w:pPr>
-          </w:p>
-        </w:tc>
-        <w:tc>
-          <w:tcPr>
-            <w:tcW w:w="0" w:type="auto"/>
-            <w:tcMar>
-              <w:top w:w="30" w:type="dxa"/>
-              <w:left w:w="45" w:type="dxa"/>
-              <w:bottom w:w="30" w:type="dxa"/>
-              <w:right w:w="45" w:type="dxa"/>
-            </w:tcMar>
-            <w:vAlign w:val="center"/>
-            <w:hideMark/>
-          </w:tcPr>
-          <w:p>
-            <w:pPr>
-              <w:jc w:val="center"/>
-              <w:rPr>
-                <w:rFonts w:ascii="TH Sarabun New" w:hAnsi="TH Sarabun New" w:cs="TH Sarabun New"/>
-                <w:szCs w:val="22"/>
-              </w:rPr>
-            </w:pPr>
-          </w:p>
-        </w:tc>
-        <w:tc>
-          <w:tcPr>
-            <w:tcW w:w="0" w:type="auto"/>
-            <w:tcMar>
-              <w:top w:w="30" w:type="dxa"/>
-              <w:left w:w="45" w:type="dxa"/>
-              <w:bottom w:w="30" w:type="dxa"/>
-              <w:right w:w="45" w:type="dxa"/>
-            </w:tcMar>
-            <w:vAlign w:val="center"/>
-            <w:hideMark/>
-          </w:tcPr>
-          <w:p>
-            <w:pPr>
-              <w:jc w:val="center"/>
-              <w:rPr>
-                <w:rFonts w:ascii="TH Sarabun New" w:hAnsi="TH Sarabun New" w:cs="TH Sarabun New"/>
-                <w:szCs w:val="22"/>
-              </w:rPr>
-            </w:pPr>
-          </w:p>
-        </w:tc>
-        <w:tc>
-          <w:tcPr>
-            <w:tcW w:w="0" w:type="auto"/>
-            <w:tcMar>
-              <w:top w:w="30" w:type="dxa"/>
-              <w:left w:w="45" w:type="dxa"/>
-              <w:bottom w:w="30" w:type="dxa"/>
-              <w:right w:w="45" w:type="dxa"/>
-            </w:tcMar>
-            <w:vAlign w:val="center"/>
-            <w:hideMark/>
-          </w:tcPr>
-          <w:p>
-            <w:pPr>
-              <w:jc w:val="center"/>
-              <w:rPr>
-                <w:rFonts w:ascii="TH Sarabun New" w:hAnsi="TH Sarabun New" w:cs="TH Sarabun New"/>
-                <w:szCs w:val="22"/>
-              </w:rPr>
-            </w:pPr>
-          </w:p>
-        </w:tc>
-      </w:tr>
-      <w:tr>
-        <w:trPr>
-          <w:trHeight w:val="310"/>
-        </w:trPr>
-        <w:tc>
-          <w:tcPr>
-            <w:tcW w:w="0" w:type="auto"/>
-            <w:tcMar>
-              <w:top w:w="30" w:type="dxa"/>
-              <w:left w:w="45" w:type="dxa"/>
-              <w:bottom w:w="30" w:type="dxa"/>
-              <w:right w:w="45" w:type="dxa"/>
-            </w:tcMar>
-            <w:vAlign w:val="center"/>
-            <w:hideMark/>
-          </w:tcPr>
-          <w:p>
-            <w:pPr>
-              <w:jc w:val="center"/>
-              <w:rPr>
-                <w:rFonts w:ascii="TH Sarabun New" w:hAnsi="TH Sarabun New" w:cs="TH Sarabun New"/>
-                <w:szCs w:val="22"/>
-              </w:rPr>
-            </w:pPr>
-          </w:p>
-        </w:tc>
-        <w:tc>
-          <w:tcPr>
-            <w:tcW w:w="0" w:type="auto"/>
-            <w:tcMar>
-              <w:top w:w="30" w:type="dxa"/>
-              <w:left w:w="45" w:type="dxa"/>
-              <w:bottom w:w="30" w:type="dxa"/>
-              <w:right w:w="45" w:type="dxa"/>
-            </w:tcMar>
-            <w:vAlign w:val="center"/>
-            <w:hideMark/>
-          </w:tcPr>
-          <w:p>
-            <w:pPr>
-              <w:jc w:val="center"/>
-              <w:rPr>
-                <w:rFonts w:ascii="TH Sarabun New" w:hAnsi="TH Sarabun New" w:cs="TH Sarabun New"/>
-                <w:szCs w:val="22"/>
-              </w:rPr>
-            </w:pPr>
-          </w:p>
-        </w:tc>
-        <w:tc>
-          <w:tcPr>
-            <w:tcW w:w="0" w:type="auto"/>
-            <w:tcMar>
-              <w:top w:w="30" w:type="dxa"/>
-              <w:left w:w="45" w:type="dxa"/>
-              <w:bottom w:w="30" w:type="dxa"/>
-              <w:right w:w="45" w:type="dxa"/>
-            </w:tcMar>
-            <w:vAlign w:val="center"/>
-            <w:hideMark/>
-          </w:tcPr>
-          <w:p>
-            <w:pPr>
-              <w:jc w:val="center"/>
-              <w:rPr>
-                <w:rFonts w:ascii="TH Sarabun New" w:hAnsi="TH Sarabun New" w:cs="TH Sarabun New"/>
-                <w:szCs w:val="22"/>
-              </w:rPr>
-            </w:pPr>
-          </w:p>
-        </w:tc>
-        <w:tc>
-          <w:tcPr>
-            <w:tcW w:w="0" w:type="auto"/>
-            <w:tcMar>
-              <w:top w:w="30" w:type="dxa"/>
-              <w:left w:w="45" w:type="dxa"/>
-              <w:bottom w:w="30" w:type="dxa"/>
-              <w:right w:w="45" w:type="dxa"/>
-            </w:tcMar>
-            <w:vAlign w:val="center"/>
-            <w:hideMark/>
-          </w:tcPr>
-          <w:p>
-            <w:pPr>
-              <w:jc w:val="center"/>
-              <w:rPr>
-                <w:rFonts w:ascii="TH Sarabun New" w:hAnsi="TH Sarabun New" w:cs="TH Sarabun New"/>
-                <w:szCs w:val="22"/>
-              </w:rPr>
-            </w:pPr>
-          </w:p>
-        </w:tc>
-        <w:tc>
-          <w:tcPr>
-            <w:tcW w:w="0" w:type="auto"/>
-            <w:tcMar>
-              <w:top w:w="30" w:type="dxa"/>
-              <w:left w:w="45" w:type="dxa"/>
-              <w:bottom w:w="30" w:type="dxa"/>
-              <w:right w:w="45" w:type="dxa"/>
-            </w:tcMar>
-            <w:vAlign w:val="center"/>
-            <w:hideMark/>
-          </w:tcPr>
-          <w:p>
-            <w:pPr>
-              <w:jc w:val="center"/>
-              <w:rPr>
-                <w:rFonts w:ascii="TH Sarabun New" w:hAnsi="TH Sarabun New" w:cs="TH Sarabun New"/>
-                <w:szCs w:val="22"/>
-              </w:rPr>
-            </w:pPr>
-          </w:p>
-        </w:tc>
-        <w:tc>
-          <w:tcPr>
-            <w:tcW w:w="0" w:type="auto"/>
-            <w:tcMar>
-              <w:top w:w="30" w:type="dxa"/>
-              <w:left w:w="45" w:type="dxa"/>
-              <w:bottom w:w="30" w:type="dxa"/>
-              <w:right w:w="45" w:type="dxa"/>
-            </w:tcMar>
-            <w:vAlign w:val="center"/>
-            <w:hideMark/>
-          </w:tcPr>
-          <w:p>
-            <w:pPr>
-              <w:jc w:val="center"/>
-              <w:rPr>
-                <w:rFonts w:ascii="TH Sarabun New" w:hAnsi="TH Sarabun New" w:cs="TH Sarabun New"/>
-                <w:szCs w:val="22"/>
-              </w:rPr>
-            </w:pPr>
-          </w:p>
-        </w:tc>
-        <w:tc>
-          <w:tcPr>
-            <w:tcW w:w="0" w:type="auto"/>
-            <w:tcMar>
-              <w:top w:w="30" w:type="dxa"/>
-              <w:left w:w="45" w:type="dxa"/>
-              <w:bottom w:w="30" w:type="dxa"/>
-              <w:right w:w="45" w:type="dxa"/>
-            </w:tcMar>
-            <w:vAlign w:val="center"/>
-            <w:hideMark/>
-          </w:tcPr>
-          <w:p>
-            <w:pPr>
-              <w:jc w:val="center"/>
-              <w:rPr>
-                <w:rFonts w:ascii="TH Sarabun New" w:hAnsi="TH Sarabun New" w:cs="TH Sarabun New"/>
-                <w:szCs w:val="22"/>
-              </w:rPr>
-            </w:pPr>
-          </w:p>
-        </w:tc>
-        <w:tc>
-          <w:tcPr>
-            <w:tcW w:w="0" w:type="auto"/>
-            <w:tcMar>
-              <w:top w:w="30" w:type="dxa"/>
-              <w:left w:w="45" w:type="dxa"/>
-              <w:bottom w:w="30" w:type="dxa"/>
-              <w:right w:w="45" w:type="dxa"/>
-            </w:tcMar>
-            <w:vAlign w:val="center"/>
-            <w:hideMark/>
-          </w:tcPr>
-          <w:p>
-            <w:pPr>
-              <w:jc w:val="center"/>
-              <w:rPr>
-                <w:rFonts w:ascii="TH Sarabun New" w:hAnsi="TH Sarabun New" w:cs="TH Sarabun New"/>
-                <w:szCs w:val="22"/>
-              </w:rPr>
-            </w:pPr>
-          </w:p>
-        </w:tc>
-        <w:tc>
-          <w:tcPr>
-            <w:tcW w:w="0" w:type="auto"/>
-            <w:tcMar>
-              <w:top w:w="30" w:type="dxa"/>
-              <w:left w:w="45" w:type="dxa"/>
-              <w:bottom w:w="30" w:type="dxa"/>
-              <w:right w:w="45" w:type="dxa"/>
-            </w:tcMar>
-            <w:vAlign w:val="center"/>
-            <w:hideMark/>
-          </w:tcPr>
-          <w:p>
-            <w:pPr>
-              <w:jc w:val="center"/>
-              <w:rPr>
-                <w:rFonts w:ascii="TH Sarabun New" w:hAnsi="TH Sarabun New" w:cs="TH Sarabun New"/>
-                <w:szCs w:val="22"/>
-              </w:rPr>
-            </w:pPr>
-          </w:p>
-        </w:tc>
-        <w:tc>
-          <w:tcPr>
-            <w:tcW w:w="0" w:type="auto"/>
-            <w:tcMar>
-              <w:top w:w="30" w:type="dxa"/>
-              <w:left w:w="45" w:type="dxa"/>
-              <w:bottom w:w="30" w:type="dxa"/>
-              <w:right w:w="45" w:type="dxa"/>
-            </w:tcMar>
-            <w:vAlign w:val="center"/>
-            <w:hideMark/>
-          </w:tcPr>
-          <w:p>
-            <w:pPr>
-              <w:jc w:val="center"/>
-              <w:rPr>
-                <w:rFonts w:ascii="TH Sarabun New" w:hAnsi="TH Sarabun New" w:cs="TH Sarabun New"/>
-                <w:szCs w:val="22"/>
-              </w:rPr>
-            </w:pPr>
-          </w:p>
-        </w:tc>
-        <w:tc>
-          <w:tcPr>
-            <w:tcW w:w="0" w:type="auto"/>
-            <w:tcMar>
-              <w:top w:w="30" w:type="dxa"/>
-              <w:left w:w="45" w:type="dxa"/>
-              <w:bottom w:w="30" w:type="dxa"/>
-              <w:right w:w="45" w:type="dxa"/>
-            </w:tcMar>
-            <w:vAlign w:val="center"/>
-            <w:hideMark/>
-          </w:tcPr>
-          <w:p>
-            <w:pPr>
-              <w:jc w:val="center"/>
-              <w:rPr>
-                <w:rFonts w:ascii="TH Sarabun New" w:hAnsi="TH Sarabun New" w:cs="TH Sarabun New"/>
-                <w:szCs w:val="22"/>
-              </w:rPr>
-            </w:pPr>
-          </w:p>
-        </w:tc>
-        <w:tc>
-          <w:tcPr>
-            <w:tcW w:w="0" w:type="auto"/>
-            <w:tcMar>
-              <w:top w:w="30" w:type="dxa"/>
-              <w:left w:w="45" w:type="dxa"/>
-              <w:bottom w:w="30" w:type="dxa"/>
-              <w:right w:w="45" w:type="dxa"/>
-            </w:tcMar>
-            <w:vAlign w:val="center"/>
-            <w:hideMark/>
-          </w:tcPr>
-          <w:p>
-            <w:pPr>
-              <w:jc w:val="center"/>
-              <w:rPr>
-                <w:rFonts w:ascii="TH Sarabun New" w:hAnsi="TH Sarabun New" w:cs="TH Sarabun New"/>
-                <w:szCs w:val="22"/>
-              </w:rPr>
-            </w:pPr>
-          </w:p>
-        </w:tc>
-        <w:tc>
-          <w:tcPr>
-            <w:tcW w:w="0" w:type="auto"/>
-            <w:tcMar>
-              <w:top w:w="30" w:type="dxa"/>
-              <w:left w:w="45" w:type="dxa"/>
-              <w:bottom w:w="30" w:type="dxa"/>
-              <w:right w:w="45" w:type="dxa"/>
-            </w:tcMar>
-            <w:vAlign w:val="center"/>
-            <w:hideMark/>
-          </w:tcPr>
-          <w:p>
-            <w:pPr>
-              <w:jc w:val="center"/>
-              <w:rPr>
-                <w:rFonts w:ascii="TH Sarabun New" w:hAnsi="TH Sarabun New" w:cs="TH Sarabun New"/>
-                <w:szCs w:val="22"/>
-              </w:rPr>
-            </w:pPr>
-          </w:p>
-        </w:tc>
-        <w:tc>
-          <w:tcPr>
-            <w:tcW w:w="0" w:type="auto"/>
-            <w:tcMar>
-              <w:top w:w="30" w:type="dxa"/>
-              <w:left w:w="45" w:type="dxa"/>
-              <w:bottom w:w="30" w:type="dxa"/>
-              <w:right w:w="45" w:type="dxa"/>
-            </w:tcMar>
-            <w:vAlign w:val="center"/>
-            <w:hideMark/>
-          </w:tcPr>
-          <w:p>
-            <w:pPr>
-              <w:jc w:val="center"/>
-              <w:rPr>
-                <w:rFonts w:ascii="TH Sarabun New" w:hAnsi="TH Sarabun New" w:cs="TH Sarabun New"/>
-                <w:szCs w:val="22"/>
-              </w:rPr>
-            </w:pPr>
-          </w:p>
-        </w:tc>
-      </w:tr>
-      <w:tr>
-        <w:trPr>
-          <w:trHeight w:val="310"/>
-        </w:trPr>
-        <w:tc>
-          <w:tcPr>
-            <w:tcW w:w="0" w:type="auto"/>
-            <w:tcMar>
-              <w:top w:w="30" w:type="dxa"/>
-              <w:left w:w="45" w:type="dxa"/>
-              <w:bottom w:w="30" w:type="dxa"/>
-              <w:right w:w="45" w:type="dxa"/>
-            </w:tcMar>
-            <w:vAlign w:val="center"/>
-            <w:hideMark/>
-          </w:tcPr>
-          <w:p>
-            <w:pPr>
-              <w:jc w:val="center"/>
-              <w:rPr>
-                <w:rFonts w:ascii="TH Sarabun New" w:hAnsi="TH Sarabun New" w:cs="TH Sarabun New"/>
-                <w:szCs w:val="22"/>
-              </w:rPr>
-            </w:pPr>
-          </w:p>
-        </w:tc>
-        <w:tc>
-          <w:tcPr>
-            <w:tcW w:w="0" w:type="auto"/>
-            <w:tcMar>
-              <w:top w:w="30" w:type="dxa"/>
-              <w:left w:w="45" w:type="dxa"/>
-              <w:bottom w:w="30" w:type="dxa"/>
-              <w:right w:w="45" w:type="dxa"/>
-            </w:tcMar>
-            <w:vAlign w:val="center"/>
-            <w:hideMark/>
-          </w:tcPr>
-          <w:p>
-            <w:pPr>
-              <w:jc w:val="center"/>
-              <w:rPr>
-                <w:rFonts w:ascii="TH Sarabun New" w:hAnsi="TH Sarabun New" w:cs="TH Sarabun New"/>
-                <w:szCs w:val="22"/>
-              </w:rPr>
-            </w:pPr>
-          </w:p>
-        </w:tc>
-        <w:tc>
-          <w:tcPr>
-            <w:tcW w:w="0" w:type="auto"/>
-            <w:tcMar>
-              <w:top w:w="30" w:type="dxa"/>
-              <w:left w:w="45" w:type="dxa"/>
-              <w:bottom w:w="30" w:type="dxa"/>
-              <w:right w:w="45" w:type="dxa"/>
-            </w:tcMar>
-            <w:vAlign w:val="center"/>
-            <w:hideMark/>
-          </w:tcPr>
-          <w:p>
-            <w:pPr>
-              <w:jc w:val="center"/>
-              <w:rPr>
-                <w:rFonts w:ascii="TH Sarabun New" w:hAnsi="TH Sarabun New" w:cs="TH Sarabun New"/>
-                <w:szCs w:val="22"/>
-              </w:rPr>
-            </w:pPr>
-          </w:p>
-        </w:tc>
-        <w:tc>
-          <w:tcPr>
-            <w:tcW w:w="0" w:type="auto"/>
-            <w:tcMar>
-              <w:top w:w="30" w:type="dxa"/>
-              <w:left w:w="45" w:type="dxa"/>
-              <w:bottom w:w="30" w:type="dxa"/>
-              <w:right w:w="45" w:type="dxa"/>
-            </w:tcMar>
-            <w:vAlign w:val="center"/>
-            <w:hideMark/>
-          </w:tcPr>
-          <w:p>
-            <w:pPr>
-              <w:jc w:val="center"/>
-              <w:rPr>
-                <w:rFonts w:ascii="TH Sarabun New" w:hAnsi="TH Sarabun New" w:cs="TH Sarabun New"/>
-                <w:szCs w:val="22"/>
-              </w:rPr>
-            </w:pPr>
-          </w:p>
-        </w:tc>
-        <w:tc>
-          <w:tcPr>
-            <w:tcW w:w="0" w:type="auto"/>
-            <w:tcMar>
-              <w:top w:w="30" w:type="dxa"/>
-              <w:left w:w="45" w:type="dxa"/>
-              <w:bottom w:w="30" w:type="dxa"/>
-              <w:right w:w="45" w:type="dxa"/>
-            </w:tcMar>
-            <w:vAlign w:val="center"/>
-            <w:hideMark/>
-          </w:tcPr>
-          <w:p>
-            <w:pPr>
-              <w:jc w:val="center"/>
-              <w:rPr>
-                <w:rFonts w:ascii="TH Sarabun New" w:hAnsi="TH Sarabun New" w:cs="TH Sarabun New"/>
-                <w:szCs w:val="22"/>
-              </w:rPr>
-            </w:pPr>
-          </w:p>
-        </w:tc>
-        <w:tc>
-          <w:tcPr>
-            <w:tcW w:w="0" w:type="auto"/>
-            <w:tcMar>
-              <w:top w:w="30" w:type="dxa"/>
-              <w:left w:w="45" w:type="dxa"/>
-              <w:bottom w:w="30" w:type="dxa"/>
-              <w:right w:w="45" w:type="dxa"/>
-            </w:tcMar>
-            <w:vAlign w:val="center"/>
-            <w:hideMark/>
-          </w:tcPr>
-          <w:p>
-            <w:pPr>
-              <w:jc w:val="center"/>
-              <w:rPr>
-                <w:rFonts w:ascii="TH Sarabun New" w:hAnsi="TH Sarabun New" w:cs="TH Sarabun New"/>
-                <w:szCs w:val="22"/>
-              </w:rPr>
-            </w:pPr>
-          </w:p>
-        </w:tc>
-        <w:tc>
-          <w:tcPr>
-            <w:tcW w:w="0" w:type="auto"/>
-            <w:tcMar>
-              <w:top w:w="30" w:type="dxa"/>
-              <w:left w:w="45" w:type="dxa"/>
-              <w:bottom w:w="30" w:type="dxa"/>
-              <w:right w:w="45" w:type="dxa"/>
-            </w:tcMar>
-            <w:vAlign w:val="center"/>
-            <w:hideMark/>
-          </w:tcPr>
-          <w:p>
-            <w:pPr>
-              <w:jc w:val="center"/>
-              <w:rPr>
-                <w:rFonts w:ascii="TH Sarabun New" w:hAnsi="TH Sarabun New" w:cs="TH Sarabun New"/>
-                <w:szCs w:val="22"/>
-              </w:rPr>
-            </w:pPr>
-          </w:p>
-        </w:tc>
-        <w:tc>
-          <w:tcPr>
-            <w:tcW w:w="0" w:type="auto"/>
-            <w:tcMar>
-              <w:top w:w="30" w:type="dxa"/>
-              <w:left w:w="45" w:type="dxa"/>
-              <w:bottom w:w="30" w:type="dxa"/>
-              <w:right w:w="45" w:type="dxa"/>
-            </w:tcMar>
-            <w:vAlign w:val="center"/>
-            <w:hideMark/>
-          </w:tcPr>
-          <w:p>
-            <w:pPr>
-              <w:jc w:val="center"/>
-              <w:rPr>
-                <w:rFonts w:ascii="TH Sarabun New" w:hAnsi="TH Sarabun New" w:cs="TH Sarabun New"/>
-                <w:szCs w:val="22"/>
-              </w:rPr>
-            </w:pPr>
-          </w:p>
-        </w:tc>
-        <w:tc>
-          <w:tcPr>
-            <w:tcW w:w="0" w:type="auto"/>
-            <w:tcMar>
-              <w:top w:w="30" w:type="dxa"/>
-              <w:left w:w="45" w:type="dxa"/>
-              <w:bottom w:w="30" w:type="dxa"/>
-              <w:right w:w="45" w:type="dxa"/>
-            </w:tcMar>
-            <w:vAlign w:val="center"/>
-            <w:hideMark/>
-          </w:tcPr>
-          <w:p>
-            <w:pPr>
-              <w:jc w:val="center"/>
-              <w:rPr>
-                <w:rFonts w:ascii="TH Sarabun New" w:hAnsi="TH Sarabun New" w:cs="TH Sarabun New"/>
-                <w:szCs w:val="22"/>
-              </w:rPr>
-            </w:pPr>
-          </w:p>
-        </w:tc>
-        <w:tc>
-          <w:tcPr>
-            <w:tcW w:w="0" w:type="auto"/>
-            <w:tcMar>
-              <w:top w:w="30" w:type="dxa"/>
-              <w:left w:w="45" w:type="dxa"/>
-              <w:bottom w:w="30" w:type="dxa"/>
-              <w:right w:w="45" w:type="dxa"/>
-            </w:tcMar>
-            <w:vAlign w:val="center"/>
-            <w:hideMark/>
-          </w:tcPr>
-          <w:p>
-            <w:pPr>
-              <w:jc w:val="center"/>
-              <w:rPr>
-                <w:rFonts w:ascii="TH Sarabun New" w:hAnsi="TH Sarabun New" w:cs="TH Sarabun New"/>
-                <w:szCs w:val="22"/>
-              </w:rPr>
-            </w:pPr>
-          </w:p>
-        </w:tc>
-        <w:tc>
-          <w:tcPr>
-            <w:tcW w:w="0" w:type="auto"/>
-            <w:tcMar>
-              <w:top w:w="30" w:type="dxa"/>
-              <w:left w:w="45" w:type="dxa"/>
-              <w:bottom w:w="30" w:type="dxa"/>
-              <w:right w:w="45" w:type="dxa"/>
-            </w:tcMar>
-            <w:vAlign w:val="center"/>
-            <w:hideMark/>
-          </w:tcPr>
-          <w:p>
-            <w:pPr>
-              <w:jc w:val="center"/>
-              <w:rPr>
-                <w:rFonts w:ascii="TH Sarabun New" w:hAnsi="TH Sarabun New" w:cs="TH Sarabun New"/>
-                <w:szCs w:val="22"/>
-              </w:rPr>
-            </w:pPr>
-          </w:p>
-        </w:tc>
-        <w:tc>
-          <w:tcPr>
-            <w:tcW w:w="0" w:type="auto"/>
-            <w:tcMar>
-              <w:top w:w="30" w:type="dxa"/>
-              <w:left w:w="45" w:type="dxa"/>
-              <w:bottom w:w="30" w:type="dxa"/>
-              <w:right w:w="45" w:type="dxa"/>
-            </w:tcMar>
-            <w:vAlign w:val="center"/>
-            <w:hideMark/>
-          </w:tcPr>
-          <w:p>
-            <w:pPr>
-              <w:jc w:val="center"/>
-              <w:rPr>
-                <w:rFonts w:ascii="TH Sarabun New" w:hAnsi="TH Sarabun New" w:cs="TH Sarabun New"/>
-                <w:szCs w:val="22"/>
-              </w:rPr>
-            </w:pPr>
-          </w:p>
-        </w:tc>
-        <w:tc>
-          <w:tcPr>
-            <w:tcW w:w="0" w:type="auto"/>
-            <w:tcMar>
-              <w:top w:w="30" w:type="dxa"/>
-              <w:left w:w="45" w:type="dxa"/>
-              <w:bottom w:w="30" w:type="dxa"/>
-              <w:right w:w="45" w:type="dxa"/>
-            </w:tcMar>
-            <w:vAlign w:val="center"/>
-            <w:hideMark/>
-          </w:tcPr>
-          <w:p>
-            <w:pPr>
-              <w:jc w:val="center"/>
-              <w:rPr>
-                <w:rFonts w:ascii="TH Sarabun New" w:hAnsi="TH Sarabun New" w:cs="TH Sarabun New"/>
-                <w:szCs w:val="22"/>
-              </w:rPr>
-            </w:pPr>
-          </w:p>
-        </w:tc>
-        <w:tc>
-          <w:tcPr>
-            <w:tcW w:w="0" w:type="auto"/>
-            <w:tcMar>
-              <w:top w:w="30" w:type="dxa"/>
-              <w:left w:w="45" w:type="dxa"/>
-              <w:bottom w:w="30" w:type="dxa"/>
-              <w:right w:w="45" w:type="dxa"/>
-            </w:tcMar>
-            <w:vAlign w:val="center"/>
-            <w:hideMark/>
-          </w:tcPr>
-          <w:p>
-            <w:pPr>
-              <w:jc w:val="center"/>
-              <w:rPr>
-                <w:rFonts w:ascii="TH Sarabun New" w:hAnsi="TH Sarabun New" w:cs="TH Sarabun New"/>
-                <w:szCs w:val="22"/>
-              </w:rPr>
-            </w:pPr>
-          </w:p>
-        </w:tc>
-      </w:tr>
-      <w:tr>
-        <w:trPr>
-          <w:trHeight w:val="310"/>
-        </w:trPr>
-        <w:tc>
-          <w:tcPr>
-            <w:tcW w:w="0" w:type="auto"/>
-            <w:tcMar>
-              <w:top w:w="30" w:type="dxa"/>
-              <w:left w:w="45" w:type="dxa"/>
-              <w:bottom w:w="30" w:type="dxa"/>
-              <w:right w:w="45" w:type="dxa"/>
-            </w:tcMar>
-            <w:vAlign w:val="center"/>
-            <w:hideMark/>
-          </w:tcPr>
-          <w:p>
-            <w:pPr>
-              <w:jc w:val="center"/>
-              <w:rPr>
-                <w:rFonts w:ascii="TH Sarabun New" w:hAnsi="TH Sarabun New" w:cs="TH Sarabun New"/>
-                <w:szCs w:val="22"/>
-              </w:rPr>
-            </w:pPr>
-          </w:p>
-        </w:tc>
-        <w:tc>
-          <w:tcPr>
-            <w:tcW w:w="0" w:type="auto"/>
-            <w:tcMar>
-              <w:top w:w="30" w:type="dxa"/>
-              <w:left w:w="45" w:type="dxa"/>
-              <w:bottom w:w="30" w:type="dxa"/>
-              <w:right w:w="45" w:type="dxa"/>
-            </w:tcMar>
-            <w:vAlign w:val="center"/>
-            <w:hideMark/>
-          </w:tcPr>
-          <w:p>
-            <w:pPr>
-              <w:jc w:val="center"/>
-              <w:rPr>
-                <w:rFonts w:ascii="TH Sarabun New" w:hAnsi="TH Sarabun New" w:cs="TH Sarabun New"/>
-                <w:szCs w:val="22"/>
-              </w:rPr>
-            </w:pPr>
-          </w:p>
-        </w:tc>
-        <w:tc>
-          <w:tcPr>
-            <w:tcW w:w="0" w:type="auto"/>
-            <w:tcMar>
-              <w:top w:w="30" w:type="dxa"/>
-              <w:left w:w="45" w:type="dxa"/>
-              <w:bottom w:w="30" w:type="dxa"/>
-              <w:right w:w="45" w:type="dxa"/>
-            </w:tcMar>
-            <w:vAlign w:val="center"/>
-            <w:hideMark/>
-          </w:tcPr>
-          <w:p>
-            <w:pPr>
-              <w:jc w:val="center"/>
-              <w:rPr>
-                <w:rFonts w:ascii="TH Sarabun New" w:hAnsi="TH Sarabun New" w:cs="TH Sarabun New"/>
-                <w:szCs w:val="22"/>
-              </w:rPr>
-            </w:pPr>
-          </w:p>
-        </w:tc>
-        <w:tc>
-          <w:tcPr>
-            <w:tcW w:w="0" w:type="auto"/>
-            <w:tcMar>
-              <w:top w:w="30" w:type="dxa"/>
-              <w:left w:w="45" w:type="dxa"/>
-              <w:bottom w:w="30" w:type="dxa"/>
-              <w:right w:w="45" w:type="dxa"/>
-            </w:tcMar>
-            <w:vAlign w:val="center"/>
-            <w:hideMark/>
-          </w:tcPr>
-          <w:p>
-            <w:pPr>
-              <w:jc w:val="center"/>
-              <w:rPr>
-                <w:rFonts w:ascii="TH Sarabun New" w:hAnsi="TH Sarabun New" w:cs="TH Sarabun New"/>
-                <w:szCs w:val="22"/>
-              </w:rPr>
-            </w:pPr>
-          </w:p>
-        </w:tc>
-        <w:tc>
-          <w:tcPr>
-            <w:tcW w:w="0" w:type="auto"/>
-            <w:tcMar>
-              <w:top w:w="30" w:type="dxa"/>
-              <w:left w:w="45" w:type="dxa"/>
-              <w:bottom w:w="30" w:type="dxa"/>
-              <w:right w:w="45" w:type="dxa"/>
-            </w:tcMar>
-            <w:vAlign w:val="center"/>
-            <w:hideMark/>
-          </w:tcPr>
-          <w:p>
-            <w:pPr>
-              <w:jc w:val="center"/>
-              <w:rPr>
-                <w:rFonts w:ascii="TH Sarabun New" w:hAnsi="TH Sarabun New" w:cs="TH Sarabun New"/>
-                <w:szCs w:val="22"/>
-              </w:rPr>
-            </w:pPr>
-          </w:p>
-        </w:tc>
-        <w:tc>
-          <w:tcPr>
-            <w:tcW w:w="0" w:type="auto"/>
-            <w:tcMar>
-              <w:top w:w="30" w:type="dxa"/>
-              <w:left w:w="45" w:type="dxa"/>
-              <w:bottom w:w="30" w:type="dxa"/>
-              <w:right w:w="45" w:type="dxa"/>
-            </w:tcMar>
-            <w:vAlign w:val="center"/>
-            <w:hideMark/>
-          </w:tcPr>
-          <w:p>
-            <w:pPr>
-              <w:jc w:val="center"/>
-              <w:rPr>
-                <w:rFonts w:ascii="TH Sarabun New" w:hAnsi="TH Sarabun New" w:cs="TH Sarabun New"/>
-                <w:szCs w:val="22"/>
-              </w:rPr>
-            </w:pPr>
-          </w:p>
-        </w:tc>
-        <w:tc>
-          <w:tcPr>
-            <w:tcW w:w="0" w:type="auto"/>
-            <w:tcMar>
-              <w:top w:w="30" w:type="dxa"/>
-              <w:left w:w="45" w:type="dxa"/>
-              <w:bottom w:w="30" w:type="dxa"/>
-              <w:right w:w="45" w:type="dxa"/>
-            </w:tcMar>
-            <w:vAlign w:val="center"/>
-            <w:hideMark/>
-          </w:tcPr>
-          <w:p>
-            <w:pPr>
-              <w:jc w:val="center"/>
-              <w:rPr>
-                <w:rFonts w:ascii="TH Sarabun New" w:hAnsi="TH Sarabun New" w:cs="TH Sarabun New"/>
-                <w:szCs w:val="22"/>
-              </w:rPr>
-            </w:pPr>
-          </w:p>
-        </w:tc>
-        <w:tc>
-          <w:tcPr>
-            <w:tcW w:w="0" w:type="auto"/>
-            <w:tcMar>
-              <w:top w:w="30" w:type="dxa"/>
-              <w:left w:w="45" w:type="dxa"/>
-              <w:bottom w:w="30" w:type="dxa"/>
-              <w:right w:w="45" w:type="dxa"/>
-            </w:tcMar>
-            <w:vAlign w:val="center"/>
-            <w:hideMark/>
-          </w:tcPr>
-          <w:p>
-            <w:pPr>
-              <w:jc w:val="center"/>
-              <w:rPr>
-                <w:rFonts w:ascii="TH Sarabun New" w:hAnsi="TH Sarabun New" w:cs="TH Sarabun New"/>
-                <w:szCs w:val="22"/>
-              </w:rPr>
-            </w:pPr>
-          </w:p>
-        </w:tc>
-        <w:tc>
-          <w:tcPr>
-            <w:tcW w:w="0" w:type="auto"/>
-            <w:tcMar>
-              <w:top w:w="30" w:type="dxa"/>
-              <w:left w:w="45" w:type="dxa"/>
-              <w:bottom w:w="30" w:type="dxa"/>
-              <w:right w:w="45" w:type="dxa"/>
-            </w:tcMar>
-            <w:vAlign w:val="center"/>
-            <w:hideMark/>
-          </w:tcPr>
-          <w:p>
-            <w:pPr>
-              <w:jc w:val="center"/>
-              <w:rPr>
-                <w:rFonts w:ascii="TH Sarabun New" w:hAnsi="TH Sarabun New" w:cs="TH Sarabun New"/>
-                <w:szCs w:val="22"/>
-              </w:rPr>
-            </w:pPr>
-          </w:p>
-        </w:tc>
-        <w:tc>
-          <w:tcPr>
-            <w:tcW w:w="0" w:type="auto"/>
-            <w:tcMar>
-              <w:top w:w="30" w:type="dxa"/>
-              <w:left w:w="45" w:type="dxa"/>
-              <w:bottom w:w="30" w:type="dxa"/>
-              <w:right w:w="45" w:type="dxa"/>
-            </w:tcMar>
-            <w:vAlign w:val="center"/>
-            <w:hideMark/>
-          </w:tcPr>
-          <w:p>
-            <w:pPr>
-              <w:jc w:val="center"/>
-              <w:rPr>
-                <w:rFonts w:ascii="TH Sarabun New" w:hAnsi="TH Sarabun New" w:cs="TH Sarabun New"/>
-                <w:szCs w:val="22"/>
-              </w:rPr>
-            </w:pPr>
-          </w:p>
-        </w:tc>
-        <w:tc>
-          <w:tcPr>
-            <w:tcW w:w="0" w:type="auto"/>
-            <w:tcMar>
-              <w:top w:w="30" w:type="dxa"/>
-              <w:left w:w="45" w:type="dxa"/>
-              <w:bottom w:w="30" w:type="dxa"/>
-              <w:right w:w="45" w:type="dxa"/>
-            </w:tcMar>
-            <w:vAlign w:val="center"/>
-            <w:hideMark/>
-          </w:tcPr>
-          <w:p>
-            <w:pPr>
-              <w:jc w:val="center"/>
-              <w:rPr>
-                <w:rFonts w:ascii="TH Sarabun New" w:hAnsi="TH Sarabun New" w:cs="TH Sarabun New"/>
-                <w:szCs w:val="22"/>
-              </w:rPr>
-            </w:pPr>
-          </w:p>
-        </w:tc>
-        <w:tc>
-          <w:tcPr>
-            <w:tcW w:w="0" w:type="auto"/>
-            <w:tcMar>
-              <w:top w:w="30" w:type="dxa"/>
-              <w:left w:w="45" w:type="dxa"/>
-              <w:bottom w:w="30" w:type="dxa"/>
-              <w:right w:w="45" w:type="dxa"/>
-            </w:tcMar>
-            <w:vAlign w:val="center"/>
-            <w:hideMark/>
-          </w:tcPr>
-          <w:p>
-            <w:pPr>
-              <w:jc w:val="center"/>
-              <w:rPr>
-                <w:rFonts w:ascii="TH Sarabun New" w:hAnsi="TH Sarabun New" w:cs="TH Sarabun New"/>
-                <w:szCs w:val="22"/>
-              </w:rPr>
-            </w:pPr>
-          </w:p>
-        </w:tc>
-        <w:tc>
-          <w:tcPr>
-            <w:tcW w:w="0" w:type="auto"/>
-            <w:tcMar>
-              <w:top w:w="30" w:type="dxa"/>
-              <w:left w:w="45" w:type="dxa"/>
-              <w:bottom w:w="30" w:type="dxa"/>
-              <w:right w:w="45" w:type="dxa"/>
-            </w:tcMar>
-            <w:vAlign w:val="center"/>
-            <w:hideMark/>
-          </w:tcPr>
-          <w:p>
-            <w:pPr>
-              <w:jc w:val="center"/>
-              <w:rPr>
-                <w:rFonts w:ascii="TH Sarabun New" w:hAnsi="TH Sarabun New" w:cs="TH Sarabun New"/>
-                <w:szCs w:val="22"/>
-              </w:rPr>
-            </w:pPr>
-          </w:p>
-        </w:tc>
-        <w:tc>
-          <w:tcPr>
-            <w:tcW w:w="0" w:type="auto"/>
-            <w:tcMar>
-              <w:top w:w="30" w:type="dxa"/>
-              <w:left w:w="45" w:type="dxa"/>
-              <w:bottom w:w="30" w:type="dxa"/>
-              <w:right w:w="45" w:type="dxa"/>
-            </w:tcMar>
-            <w:vAlign w:val="center"/>
-            <w:hideMark/>
-          </w:tcPr>
-          <w:p>
-            <w:pPr>
-              <w:jc w:val="center"/>
-              <w:rPr>
-                <w:rFonts w:ascii="TH Sarabun New" w:hAnsi="TH Sarabun New" w:cs="TH Sarabun New"/>
-                <w:szCs w:val="22"/>
-              </w:rPr>
-            </w:pPr>
-          </w:p>
-        </w:tc>
-      </w:tr>
-    </w:tbl>
-    <w:p>
-      <w:pPr>
-        <w:rPr>
-          <w:rFonts w:ascii="TH Sarabun New" w:hAnsi="TH Sarabun New" w:cs="TH Sarabun New"/>
-          <w:sz w:val="32"/>
-          <w:szCs w:val="32"/>
-        </w:rPr>
-      </w:pPr>
-    </w:p>
-    <w:p>
-      <w:pPr>
-        <w:rPr>
-          <w:rFonts w:ascii="TH Sarabun New" w:hAnsi="TH Sarabun New" w:cs="TH Sarabun New"/>
-          <w:sz w:val="32"/>
-          <w:szCs w:val="32"/>
-        </w:rPr>
-      </w:pPr>
-      <w:r>
-        <w:rPr>
-          <w:rFonts w:ascii="TH Sarabun New" w:hAnsi="TH Sarabun New" w:cs="TH Sarabun New" w:hint="cs"/>
-          <w:sz w:val="32"/>
-          <w:szCs w:val="32"/>
-          <w:cs/>
-        </w:rPr>
-        <w:t>โดย</w:t>
-      </w:r>
-      <w:r>
-        <w:rPr>
-          <w:rFonts w:ascii="TH Sarabun New" w:hAnsi="TH Sarabun New" w:cs="TH Sarabun New"/>
-          <w:sz w:val="32"/>
-          <w:szCs w:val="32"/>
-          <w:cs/>
-        </w:rPr>
-        <w:t>คณะผู้ท</w:t>
-      </w:r>
-      <w:r>
-        <w:rPr>
-          <w:rFonts w:ascii="TH Sarabun New" w:hAnsi="TH Sarabun New" w:cs="TH Sarabun New" w:hint="cs"/>
-          <w:sz w:val="32"/>
-          <w:szCs w:val="32"/>
-          <w:cs/>
-        </w:rPr>
-        <w:t>ำ</w:t>
-      </w:r>
-      <w:r>
-        <w:rPr>
-          <w:rFonts w:ascii="TH Sarabun New" w:hAnsi="TH Sarabun New" w:cs="TH Sarabun New"/>
-          <w:sz w:val="32"/>
-          <w:szCs w:val="32"/>
-          <w:cs/>
-        </w:rPr>
-        <w:t>โครงง</w:t>
-      </w:r>
-      <w:r>
-        <w:rPr>
-          <w:rFonts w:ascii="TH Sarabun New" w:hAnsi="TH Sarabun New" w:cs="TH Sarabun New" w:hint="cs"/>
-          <w:sz w:val="32"/>
-          <w:szCs w:val="32"/>
-          <w:cs/>
-        </w:rPr>
-        <w:t>า</w:t>
-      </w:r>
-      <w:r>
-        <w:rPr>
-          <w:rFonts w:ascii="TH Sarabun New" w:hAnsi="TH Sarabun New" w:cs="TH Sarabun New"/>
-          <w:sz w:val="32"/>
-          <w:szCs w:val="32"/>
-          <w:cs/>
-        </w:rPr>
-        <w:t>น</w:t>
-      </w:r>
-    </w:p>
-    <w:p>
-      <w:pPr>
-        <w:rPr>
-          <w:rFonts w:ascii="TH Sarabun New" w:hAnsi="TH Sarabun New" w:cs="TH Sarabun New"/>
           <w:b/>
           <w:bCs/>
           <w:sz w:val="36"/>
           <w:szCs w:val="36"/>
         </w:rPr>
       </w:pPr>
-      <w:r>
-        <w:rPr>
-          <w:rFonts w:ascii="TH Sarabun New" w:hAnsi="TH Sarabun New" w:cs="TH Sarabun New"/>
-          <w:b/>
-          <w:bCs/>
-          <w:sz w:val="36"/>
-          <w:szCs w:val="36"/>
-        </w:rPr>
-        <w:br w:type="page"/>
-      </w:r>
       <w:r>
         <w:rPr>
           <w:rFonts w:ascii="TH Sarabun New" w:hAnsi="TH Sarabun New" w:cs="TH Sarabun New"/>

--- a/docs/Proposal (1) (1) (1) (1).docx
+++ b/docs/Proposal (1) (1) (1) (1).docx
@@ -912,37 +912,7 @@
           <w:szCs w:val="32"/>
           <w:cs/>
         </w:rPr>
-        <w:t>สามารถนำมารี</w:t>
-      </w:r>
-      <w:proofErr w:type="spellStart"/>
-      <w:r>
-        <w:rPr>
-          <w:rFonts w:ascii="TH Sarabun New" w:hAnsi="TH Sarabun New" w:cs="TH Sarabun New"/>
-          <w:sz w:val="32"/>
-          <w:szCs w:val="32"/>
-          <w:cs/>
-        </w:rPr>
-        <w:t>ไซเคิล</w:t>
-      </w:r>
-      <w:proofErr w:type="spellEnd"/>
-      <w:r>
-        <w:rPr>
-          <w:rFonts w:ascii="TH Sarabun New" w:hAnsi="TH Sarabun New" w:cs="TH Sarabun New"/>
-          <w:sz w:val="32"/>
-          <w:szCs w:val="32"/>
-          <w:cs/>
-        </w:rPr>
-        <w:t>ได้</w:t>
-      </w:r>
-      <w:proofErr w:type="spellStart"/>
-      <w:r>
-        <w:rPr>
-          <w:rFonts w:ascii="TH Sarabun New" w:hAnsi="TH Sarabun New" w:cs="TH Sarabun New"/>
-          <w:sz w:val="32"/>
-          <w:szCs w:val="32"/>
-          <w:cs/>
-        </w:rPr>
-        <w:t>เรื่อย</w:t>
+        <w:t>สามารถนำมารีไซเคิลได้เรื่อย</w:t>
       </w:r>
       <w:r>
         <w:rPr>
@@ -953,7 +923,6 @@
         </w:rPr>
         <w:t>ๆ</w:t>
       </w:r>
-      <w:proofErr w:type="spellEnd"/>
       <w:r>
         <w:rPr>
           <w:rFonts w:ascii="TH Sarabun New" w:hAnsi="TH Sarabun New" w:cs="TH Sarabun New" w:hint="cs"/>
@@ -4953,7 +4922,6 @@
           <w:rFonts w:ascii="TH Sarabun New" w:hAnsi="TH Sarabun New" w:cs="TH Sarabun New"/>
           <w:sz w:val="32"/>
           <w:szCs w:val="32"/>
-          <w:highlight w:val="yellow"/>
           <w:cs/>
         </w:rPr>
         <w:t>ในเบื้องต้น</w:t>

--- a/docs/Proposal (1) (1) (1) (1).docx
+++ b/docs/Proposal (1) (1) (1) (1).docx
@@ -305,8 +305,19 @@
           <w:szCs w:val="32"/>
           <w:cs/>
         </w:rPr>
-        <w:t>ภาวัชร วงษ์วานิช</w:t>
-      </w:r>
+        <w:t>ภาวัชร วงษ์วา</w:t>
+      </w:r>
+      <w:proofErr w:type="spellStart"/>
+      <w:r>
+        <w:rPr>
+          <w:rFonts w:ascii="TH Sarabun New" w:hAnsi="TH Sarabun New" w:cs="TH Sarabun New" w:hint="cs"/>
+          <w:sz w:val="32"/>
+          <w:szCs w:val="32"/>
+          <w:cs/>
+        </w:rPr>
+        <w:t>นิช</w:t>
+      </w:r>
+      <w:proofErr w:type="spellEnd"/>
     </w:p>
     <w:p>
       <w:pPr>
@@ -317,6 +328,7 @@
           <w:szCs w:val="32"/>
         </w:rPr>
       </w:pPr>
+      <w:proofErr w:type="spellStart"/>
       <w:r>
         <w:rPr>
           <w:rFonts w:ascii="TH Sarabun New" w:hAnsi="TH Sarabun New" w:cs="TH Sarabun New" w:hint="cs"/>
@@ -324,7 +336,17 @@
           <w:szCs w:val="32"/>
           <w:cs/>
         </w:rPr>
-        <w:t>ปรณัฐศักดิ์ ถนอมทรัพย์</w:t>
+        <w:t>ปร</w:t>
+      </w:r>
+      <w:proofErr w:type="spellEnd"/>
+      <w:r>
+        <w:rPr>
+          <w:rFonts w:ascii="TH Sarabun New" w:hAnsi="TH Sarabun New" w:cs="TH Sarabun New" w:hint="cs"/>
+          <w:sz w:val="32"/>
+          <w:szCs w:val="32"/>
+          <w:cs/>
+        </w:rPr>
+        <w:t>ณัฐศักดิ์ ถนอมทรัพย์</w:t>
       </w:r>
     </w:p>
     <w:p>
@@ -430,34 +452,6 @@
       <w:pPr>
         <w:rPr>
           <w:rFonts w:ascii="TH Sarabun New" w:hAnsi="TH Sarabun New" w:cs="TH Sarabun New"/>
-          <w:sz w:val="32"/>
-          <w:szCs w:val="32"/>
-          <w:cs/>
-        </w:rPr>
-      </w:pPr>
-      <w:r>
-        <w:rPr>
-          <w:rFonts w:ascii="TH Sarabun New" w:hAnsi="TH Sarabun New" w:cs="TH Sarabun New"/>
-          <w:sz w:val="32"/>
-          <w:szCs w:val="32"/>
-          <w:cs/>
-        </w:rPr>
-        <w:tab/>
-      </w:r>
-      <w:r>
-        <w:rPr>
-          <w:rFonts w:ascii="TH Sarabun New" w:hAnsi="TH Sarabun New" w:cs="TH Sarabun New"/>
-          <w:sz w:val="32"/>
-          <w:szCs w:val="32"/>
-          <w:cs/>
-        </w:rPr>
-        <w:t>ครูพุฒชฎากร บูรณะ</w:t>
-      </w:r>
-    </w:p>
-    <w:p>
-      <w:pPr>
-        <w:rPr>
-          <w:rFonts w:ascii="TH Sarabun New" w:hAnsi="TH Sarabun New" w:cs="TH Sarabun New"/>
           <w:b/>
           <w:bCs/>
           <w:sz w:val="36"/>
@@ -594,7 +588,7 @@
           <w:szCs w:val="32"/>
           <w:cs/>
         </w:rPr>
-        <w:t>มีคุณสมบัติที่สามารถย่อยสลายได้ ยาก หากจัดการได้อย่างไม่ถูกวิธี จะส่งผลให้เกิดเป็นขยะสะสมจำนวนมากในสิ่งแวดล้อม</w:t>
+        <w:t>มีคุณสมบัติที่สามารถย่อยสลายได้ยาก หากจัดการได้อย่างไม่ถูกวิธี จะส่งผลให้เกิดเป็นขยะสะสมจำนวนมากในสิ่งแวดล้อม</w:t>
       </w:r>
     </w:p>
     <w:p>
@@ -779,7 +773,6 @@
           <w:szCs w:val="32"/>
           <w:cs/>
         </w:rPr>
-        <w:lastRenderedPageBreak/>
         <w:t>จาก</w:t>
       </w:r>
       <w:sdt>
@@ -912,7 +905,37 @@
           <w:szCs w:val="32"/>
           <w:cs/>
         </w:rPr>
-        <w:t>สามารถนำมารีไซเคิลได้เรื่อย</w:t>
+        <w:t>สามารถนำมารี</w:t>
+      </w:r>
+      <w:proofErr w:type="spellStart"/>
+      <w:r>
+        <w:rPr>
+          <w:rFonts w:ascii="TH Sarabun New" w:hAnsi="TH Sarabun New" w:cs="TH Sarabun New"/>
+          <w:sz w:val="32"/>
+          <w:szCs w:val="32"/>
+          <w:cs/>
+        </w:rPr>
+        <w:t>ไซเคิล</w:t>
+      </w:r>
+      <w:proofErr w:type="spellEnd"/>
+      <w:r>
+        <w:rPr>
+          <w:rFonts w:ascii="TH Sarabun New" w:hAnsi="TH Sarabun New" w:cs="TH Sarabun New"/>
+          <w:sz w:val="32"/>
+          <w:szCs w:val="32"/>
+          <w:cs/>
+        </w:rPr>
+        <w:t>ได้</w:t>
+      </w:r>
+      <w:proofErr w:type="spellStart"/>
+      <w:r>
+        <w:rPr>
+          <w:rFonts w:ascii="TH Sarabun New" w:hAnsi="TH Sarabun New" w:cs="TH Sarabun New"/>
+          <w:sz w:val="32"/>
+          <w:szCs w:val="32"/>
+          <w:cs/>
+        </w:rPr>
+        <w:t>เรื่อย</w:t>
       </w:r>
       <w:r>
         <w:rPr>
@@ -923,6 +946,7 @@
         </w:rPr>
         <w:t>ๆ</w:t>
       </w:r>
+      <w:proofErr w:type="spellEnd"/>
       <w:r>
         <w:rPr>
           <w:rFonts w:ascii="TH Sarabun New" w:hAnsi="TH Sarabun New" w:cs="TH Sarabun New" w:hint="cs"/>
@@ -1255,7 +1279,17 @@
           <w:szCs w:val="32"/>
           <w:cs/>
         </w:rPr>
-        <w:t xml:space="preserve">มีคุณสมบัติที่จะนำมาใช้ทำวัสดุซับเสียง จึงได้ตัดสินใจเลือกใช้วัสดุประเภท </w:t>
+        <w:t>มีคุณสมบัติที่จะนำมาใช้ทำวัสดุซับเสียง จึงเลือกใช้วัสดุ</w:t>
+      </w:r>
+      <w:r>
+        <w:rPr>
+          <w:rFonts w:ascii="TH Sarabun New" w:hAnsi="TH Sarabun New" w:cs="TH Sarabun New"/>
+          <w:sz w:val="32"/>
+          <w:szCs w:val="32"/>
+          <w:cs/>
+        </w:rPr>
+        <w:lastRenderedPageBreak/>
+        <w:t xml:space="preserve">ประเภท </w:t>
       </w:r>
       <w:r>
         <w:rPr>
@@ -1272,7 +1306,7 @@
           <w:szCs w:val="32"/>
           <w:cs/>
         </w:rPr>
-        <w:t xml:space="preserve">โดยจะนำขยะพลาสติกประเภท </w:t>
+        <w:t xml:space="preserve">โดยนำขยะพลาสติกประเภท </w:t>
       </w:r>
       <w:r>
         <w:rPr>
@@ -1289,7 +1323,7 @@
           <w:szCs w:val="32"/>
           <w:cs/>
         </w:rPr>
-        <w:t>มาสร้างให้เป็นวัสดุซับเสียง โดยอ้างอิงจาก</w:t>
+        <w:t>มาสร้างให้เป็นวัสดุซับเสียงอ้างอิงจาก</w:t>
       </w:r>
       <w:r>
         <w:rPr>
@@ -1452,7 +1486,7 @@
           <w:szCs w:val="32"/>
           <w:cs/>
         </w:rPr>
-        <w:t>โดยเพื่อเปรียบเทียบประสิทธิภาพกับแผ่นดูดซับเสียงจากพลาสติกที่</w:t>
+        <w:t>เพื่อเปรียบเทียบประสิทธิภาพกับแผ่นดูดซับเสียงจากพลาสติกที่</w:t>
       </w:r>
       <w:r>
         <w:rPr>
@@ -1508,21 +1542,30 @@
       </w:r>
       <w:r>
         <w:rPr>
+          <w:rFonts w:ascii="TH Sarabun New" w:hAnsi="TH Sarabun New" w:cs="TH Sarabun New"/>
+          <w:sz w:val="32"/>
+          <w:szCs w:val="32"/>
+          <w:cs/>
+        </w:rPr>
+        <w:t>นำขยะพลาสติก</w:t>
+      </w:r>
+      <w:r>
+        <w:rPr>
           <w:rFonts w:ascii="TH Sarabun New" w:hAnsi="TH Sarabun New" w:cs="TH Sarabun New" w:hint="cs"/>
           <w:sz w:val="32"/>
           <w:szCs w:val="32"/>
           <w:cs/>
         </w:rPr>
-        <w:t>โดย</w:t>
-      </w:r>
-      <w:r>
-        <w:rPr>
-          <w:rFonts w:ascii="TH Sarabun New" w:hAnsi="TH Sarabun New" w:cs="TH Sarabun New"/>
-          <w:sz w:val="32"/>
-          <w:szCs w:val="32"/>
-          <w:cs/>
-        </w:rPr>
-        <w:t>จะนำขยะพลาสติกเหล่านี้มาล้างทำความสะอาด แล้วนำมาให้ความร้อน โดยอ้างอิงจากความร้อนและเวลาที่ใช้ในการขึ้นรูปแผ่นดูดซับเสียงจากพลาสติกประเภท</w:t>
+        <w:t>ดังกล่าว</w:t>
+      </w:r>
+      <w:r>
+        <w:rPr>
+          <w:rFonts w:ascii="TH Sarabun New" w:hAnsi="TH Sarabun New" w:cs="TH Sarabun New"/>
+          <w:sz w:val="32"/>
+          <w:szCs w:val="32"/>
+          <w:cs/>
+        </w:rPr>
+        <w:t>มาล้างทำความสะอาด แล้วนำมาให้ความร้อน โดยอ้างอิงจากความร้อนและเวลาที่ใช้ในการขึ้นรูปแผ่นดูดซับเสียงจากพลาสติกประเภท</w:t>
       </w:r>
       <w:r>
         <w:rPr>
@@ -1544,12 +1587,21 @@
       </w:r>
       <w:r>
         <w:rPr>
-          <w:rFonts w:ascii="TH Sarabun New" w:hAnsi="TH Sarabun New" w:cs="TH Sarabun New"/>
-          <w:sz w:val="32"/>
-          <w:szCs w:val="32"/>
-          <w:cs/>
-        </w:rPr>
-        <w:t xml:space="preserve">โดยผู้วิจัย </w:t>
+          <w:rFonts w:ascii="TH Sarabun New" w:hAnsi="TH Sarabun New" w:cs="TH Sarabun New" w:hint="cs"/>
+          <w:sz w:val="32"/>
+          <w:szCs w:val="32"/>
+          <w:cs/>
+        </w:rPr>
+        <w:t>ตาม</w:t>
+      </w:r>
+      <w:r>
+        <w:rPr>
+          <w:rFonts w:ascii="TH Sarabun New" w:hAnsi="TH Sarabun New" w:cs="TH Sarabun New"/>
+          <w:sz w:val="32"/>
+          <w:szCs w:val="32"/>
+          <w:cs/>
+        </w:rPr>
+        <w:t xml:space="preserve">ผู้วิจัย </w:t>
       </w:r>
       <w:sdt>
         <w:sdtPr>
@@ -1710,12 +1762,39 @@
       </w:r>
       <w:r>
         <w:rPr>
-          <w:rFonts w:ascii="TH Sarabun New" w:hAnsi="TH Sarabun New" w:cs="TH Sarabun New"/>
-          <w:sz w:val="32"/>
-          <w:szCs w:val="32"/>
-          <w:cs/>
-        </w:rPr>
-        <w:t xml:space="preserve">โดยจะทดสอบประสิทธิภาพของแผ่นดูดซับเสียงโดยการทดลองการดูดซับเสียงผ่านเครื่อง </w:t>
+          <w:rFonts w:ascii="TH Sarabun New" w:hAnsi="TH Sarabun New" w:cs="TH Sarabun New" w:hint="cs"/>
+          <w:sz w:val="32"/>
+          <w:szCs w:val="32"/>
+          <w:cs/>
+        </w:rPr>
+        <w:t>และ</w:t>
+      </w:r>
+      <w:r>
+        <w:rPr>
+          <w:rFonts w:ascii="TH Sarabun New" w:hAnsi="TH Sarabun New" w:cs="TH Sarabun New"/>
+          <w:sz w:val="32"/>
+          <w:szCs w:val="32"/>
+          <w:cs/>
+        </w:rPr>
+        <w:t>ทดสอบประสิทธิภาพของแผ่นดูดซับเสียง</w:t>
+      </w:r>
+      <w:r>
+        <w:rPr>
+          <w:rFonts w:ascii="TH Sarabun New" w:hAnsi="TH Sarabun New" w:cs="TH Sarabun New" w:hint="cs"/>
+          <w:sz w:val="32"/>
+          <w:szCs w:val="32"/>
+          <w:cs/>
+        </w:rPr>
+        <w:t>จาก</w:t>
+      </w:r>
+      <w:r>
+        <w:rPr>
+          <w:rFonts w:ascii="TH Sarabun New" w:hAnsi="TH Sarabun New" w:cs="TH Sarabun New"/>
+          <w:sz w:val="32"/>
+          <w:szCs w:val="32"/>
+          <w:cs/>
+        </w:rPr>
+        <w:t xml:space="preserve">การทดลองการดูดซับเสียงผ่านเครื่อง </w:t>
       </w:r>
       <w:r>
         <w:rPr>
@@ -2155,7 +2234,27 @@
           <w:szCs w:val="32"/>
           <w:cs/>
         </w:rPr>
-        <w:t>ที่ไม่ได้ถูกนำไปรีไซเคิลอย่างถูกวิธีและกลายเป็นสิ่งตกค้างอยู่ในสิ่งแวดล้อม โดย การนำขยะเหล่านี้ไปทำเป็นแผ่น</w:t>
+        <w:t>ที่ไม่ได้ถูกนำไปรี</w:t>
+      </w:r>
+      <w:proofErr w:type="spellStart"/>
+      <w:r>
+        <w:rPr>
+          <w:rFonts w:ascii="TH Sarabun New" w:hAnsi="TH Sarabun New" w:cs="TH Sarabun New"/>
+          <w:sz w:val="32"/>
+          <w:szCs w:val="32"/>
+          <w:cs/>
+        </w:rPr>
+        <w:t>ไซเคิล</w:t>
+      </w:r>
+      <w:proofErr w:type="spellEnd"/>
+      <w:r>
+        <w:rPr>
+          <w:rFonts w:ascii="TH Sarabun New" w:hAnsi="TH Sarabun New" w:cs="TH Sarabun New"/>
+          <w:sz w:val="32"/>
+          <w:szCs w:val="32"/>
+          <w:cs/>
+        </w:rPr>
+        <w:t>อย่างถูกวิธีและกลายเป็นสิ่งตกค้างอยู่ในสิ่งแวดล้อม โดย การนำขยะเหล่านี้ไปทำเป็นแผ่น</w:t>
       </w:r>
       <w:r>
         <w:rPr>
@@ -2173,7 +2272,7 @@
           <w:szCs w:val="32"/>
           <w:cs/>
         </w:rPr>
-        <w:t>ซับเสียง และเพื่อให้ขยะเหล่านี้ถูกนำไปใช้โดยเกิดประโยชน์สูงสุด</w:t>
+        <w:t xml:space="preserve">ซับเสียง </w:t>
       </w:r>
       <w:r>
         <w:rPr>
@@ -2640,7 +2739,7 @@
           <w:szCs w:val="32"/>
           <w:cs/>
         </w:rPr>
-        <w:t>ผู้จัดทำได้กำหนดสมมติฐานโดยใช้ตัวชี้วัดทางสถิติเป็นเกณฑ์ตัดสินความสำเร็จ ดังนี้:</w:t>
+        <w:t>ผู้จัดทำได้กำหนดสมมติฐานดังนี้:</w:t>
       </w:r>
     </w:p>
     <w:p>
@@ -5282,7 +5381,7 @@
     </w:p>
     <w:tbl>
       <w:tblPr>
-        <w:tblW w:w="9424" w:type="dxa"/>
+        <w:tblW w:w="9395" w:type="dxa"/>
         <w:tblInd w:w="-8" w:type="dxa"/>
         <w:tblBorders>
           <w:top w:val="single" w:sz="4" w:space="0" w:color="auto"/>
@@ -5299,20 +5398,20 @@
         <w:tblLook w:val="04A0" w:firstRow="1" w:lastRow="0" w:firstColumn="1" w:lastColumn="0" w:noHBand="0" w:noVBand="1"/>
       </w:tblPr>
       <w:tblGrid>
-        <w:gridCol w:w="781"/>
-        <w:gridCol w:w="878"/>
-        <w:gridCol w:w="571"/>
-        <w:gridCol w:w="654"/>
-        <w:gridCol w:w="654"/>
-        <w:gridCol w:w="654"/>
-        <w:gridCol w:w="654"/>
-        <w:gridCol w:w="654"/>
-        <w:gridCol w:w="654"/>
-        <w:gridCol w:w="654"/>
-        <w:gridCol w:w="654"/>
-        <w:gridCol w:w="654"/>
-        <w:gridCol w:w="654"/>
-        <w:gridCol w:w="654"/>
+        <w:gridCol w:w="751"/>
+        <w:gridCol w:w="844"/>
+        <w:gridCol w:w="574"/>
+        <w:gridCol w:w="658"/>
+        <w:gridCol w:w="658"/>
+        <w:gridCol w:w="658"/>
+        <w:gridCol w:w="658"/>
+        <w:gridCol w:w="657"/>
+        <w:gridCol w:w="657"/>
+        <w:gridCol w:w="652"/>
+        <w:gridCol w:w="657"/>
+        <w:gridCol w:w="657"/>
+        <w:gridCol w:w="657"/>
+        <w:gridCol w:w="657"/>
       </w:tblGrid>
       <w:tr>
         <w:trPr>
@@ -5351,7 +5450,7 @@
         </w:tc>
         <w:tc>
           <w:tcPr>
-            <w:tcW w:w="0" w:type="auto"/>
+            <w:tcW w:w="7736" w:type="dxa"/>
             <w:gridSpan w:val="12"/>
             <w:tcMar>
               <w:top w:w="30" w:type="dxa"/>
@@ -5664,7 +5763,7 @@
         </w:tc>
         <w:tc>
           <w:tcPr>
-            <w:tcW w:w="0" w:type="auto"/>
+            <w:tcW w:w="625" w:type="dxa"/>
             <w:tcMar>
               <w:top w:w="30" w:type="dxa"/>
               <w:left w:w="45" w:type="dxa"/>
@@ -6012,7 +6111,7 @@
         </w:tc>
         <w:tc>
           <w:tcPr>
-            <w:tcW w:w="0" w:type="auto"/>
+            <w:tcW w:w="625" w:type="dxa"/>
             <w:tcMar>
               <w:top w:w="30" w:type="dxa"/>
               <w:left w:w="45" w:type="dxa"/>
@@ -6325,7 +6424,7 @@
         </w:tc>
         <w:tc>
           <w:tcPr>
-            <w:tcW w:w="0" w:type="auto"/>
+            <w:tcW w:w="625" w:type="dxa"/>
             <w:tcMar>
               <w:top w:w="30" w:type="dxa"/>
               <w:left w:w="45" w:type="dxa"/>
@@ -6638,7 +6737,7 @@
         </w:tc>
         <w:tc>
           <w:tcPr>
-            <w:tcW w:w="0" w:type="auto"/>
+            <w:tcW w:w="625" w:type="dxa"/>
             <w:tcMar>
               <w:top w:w="30" w:type="dxa"/>
               <w:left w:w="45" w:type="dxa"/>
@@ -6951,7 +7050,7 @@
         </w:tc>
         <w:tc>
           <w:tcPr>
-            <w:tcW w:w="0" w:type="auto"/>
+            <w:tcW w:w="625" w:type="dxa"/>
             <w:tcMar>
               <w:top w:w="30" w:type="dxa"/>
               <w:left w:w="45" w:type="dxa"/>
@@ -7264,7 +7363,7 @@
         </w:tc>
         <w:tc>
           <w:tcPr>
-            <w:tcW w:w="0" w:type="auto"/>
+            <w:tcW w:w="625" w:type="dxa"/>
             <w:tcMar>
               <w:top w:w="30" w:type="dxa"/>
               <w:left w:w="45" w:type="dxa"/>
@@ -7389,86 +7488,35 @@
           <w:rFonts w:ascii="TH Sarabun New" w:hAnsi="TH Sarabun New" w:cs="TH Sarabun New"/>
           <w:sz w:val="32"/>
           <w:szCs w:val="32"/>
-          <w:cs/>
-        </w:rPr>
-      </w:pPr>
-      <w:r>
-        <w:rPr>
-          <w:rFonts w:ascii="TH Sarabun New" w:hAnsi="TH Sarabun New" w:cs="TH Sarabun New" w:hint="cs"/>
-          <w:sz w:val="32"/>
-          <w:szCs w:val="32"/>
-          <w:cs/>
-        </w:rPr>
-        <w:t>โดย</w:t>
-      </w:r>
-      <w:r>
-        <w:rPr>
-          <w:rFonts w:ascii="TH Sarabun New" w:hAnsi="TH Sarabun New" w:cs="TH Sarabun New"/>
-          <w:sz w:val="32"/>
-          <w:szCs w:val="32"/>
-          <w:cs/>
-        </w:rPr>
-        <w:t>คณะผู้ท</w:t>
-      </w:r>
-      <w:r>
-        <w:rPr>
-          <w:rFonts w:ascii="TH Sarabun New" w:hAnsi="TH Sarabun New" w:cs="TH Sarabun New" w:hint="cs"/>
-          <w:sz w:val="32"/>
-          <w:szCs w:val="32"/>
-          <w:cs/>
-        </w:rPr>
-        <w:t>ำ</w:t>
-      </w:r>
-      <w:r>
-        <w:rPr>
-          <w:rFonts w:ascii="TH Sarabun New" w:hAnsi="TH Sarabun New" w:cs="TH Sarabun New"/>
-          <w:sz w:val="32"/>
-          <w:szCs w:val="32"/>
-          <w:cs/>
-        </w:rPr>
-        <w:t>โครงง</w:t>
-      </w:r>
-      <w:r>
-        <w:rPr>
-          <w:rFonts w:ascii="TH Sarabun New" w:hAnsi="TH Sarabun New" w:cs="TH Sarabun New" w:hint="cs"/>
-          <w:sz w:val="32"/>
-          <w:szCs w:val="32"/>
-          <w:cs/>
-        </w:rPr>
-        <w:t>า</w:t>
-      </w:r>
-      <w:r>
-        <w:rPr>
-          <w:rFonts w:ascii="TH Sarabun New" w:hAnsi="TH Sarabun New" w:cs="TH Sarabun New"/>
-          <w:sz w:val="32"/>
-          <w:szCs w:val="32"/>
-          <w:cs/>
-        </w:rPr>
-        <w:t>น</w:t>
-      </w:r>
+        </w:rPr>
+      </w:pPr>
     </w:p>
     <w:p>
       <w:pPr>
         <w:rPr>
           <w:rFonts w:ascii="TH Sarabun New" w:hAnsi="TH Sarabun New" w:cs="TH Sarabun New"/>
-          <w:b/>
-          <w:bCs/>
-          <w:sz w:val="32"/>
-          <w:szCs w:val="32"/>
-          <w:cs/>
-        </w:rPr>
-      </w:pPr>
-      <w:r>
-        <w:rPr>
-          <w:rFonts w:ascii="TH Sarabun New" w:hAnsi="TH Sarabun New" w:cs="TH Sarabun New"/>
-          <w:b/>
-          <w:bCs/>
-          <w:sz w:val="32"/>
-          <w:szCs w:val="32"/>
-          <w:cs/>
-        </w:rPr>
-        <w:br w:type="page"/>
-      </w:r>
+          <w:sz w:val="32"/>
+          <w:szCs w:val="32"/>
+        </w:rPr>
+      </w:pPr>
+    </w:p>
+    <w:p>
+      <w:pPr>
+        <w:rPr>
+          <w:rFonts w:ascii="TH Sarabun New" w:hAnsi="TH Sarabun New" w:cs="TH Sarabun New"/>
+          <w:sz w:val="32"/>
+          <w:szCs w:val="32"/>
+        </w:rPr>
+      </w:pPr>
+    </w:p>
+    <w:p>
+      <w:pPr>
+        <w:rPr>
+          <w:rFonts w:ascii="TH Sarabun New" w:hAnsi="TH Sarabun New" w:cs="TH Sarabun New"/>
+          <w:sz w:val="32"/>
+          <w:szCs w:val="32"/>
+        </w:rPr>
+      </w:pPr>
     </w:p>
     <w:p>
       <w:pPr>
@@ -7546,7 +7594,27 @@
           <w:szCs w:val="32"/>
           <w:cs/>
         </w:rPr>
-        <w:t xml:space="preserve">สามารถรีไซเคิลขยะพลาสติกประเภท </w:t>
+        <w:t>สามารถรี</w:t>
+      </w:r>
+      <w:proofErr w:type="spellStart"/>
+      <w:r>
+        <w:rPr>
+          <w:rFonts w:ascii="TH Sarabun New" w:hAnsi="TH Sarabun New" w:cs="TH Sarabun New"/>
+          <w:sz w:val="32"/>
+          <w:szCs w:val="32"/>
+          <w:cs/>
+        </w:rPr>
+        <w:t>ไซเคิล</w:t>
+      </w:r>
+      <w:proofErr w:type="spellEnd"/>
+      <w:r>
+        <w:rPr>
+          <w:rFonts w:ascii="TH Sarabun New" w:hAnsi="TH Sarabun New" w:cs="TH Sarabun New"/>
+          <w:sz w:val="32"/>
+          <w:szCs w:val="32"/>
+          <w:cs/>
+        </w:rPr>
+        <w:t xml:space="preserve">ขยะพลาสติกประเภท </w:t>
       </w:r>
       <w:r>
         <w:rPr>
@@ -7686,56 +7754,989 @@
       </w:pPr>
       <w:r>
         <w:rPr>
-          <w:noProof/>
-        </w:rPr>
-        <w:drawing>
-          <wp:inline distT="0" distB="0" distL="0" distR="0" wp14:anchorId="6D8F8E38" wp14:editId="4CFF0F6E">
-            <wp:extent cx="5544922" cy="7215893"/>
-            <wp:effectExtent l="0" t="0" r="0" b="4445"/>
-            <wp:docPr id="785495565" name="Picture 3"/>
-            <wp:cNvGraphicFramePr>
-              <a:graphicFrameLocks xmlns:a="http://schemas.openxmlformats.org/drawingml/2006/main" noChangeAspect="1"/>
-            </wp:cNvGraphicFramePr>
-            <a:graphic xmlns:a="http://schemas.openxmlformats.org/drawingml/2006/main">
-              <a:graphicData uri="http://schemas.openxmlformats.org/drawingml/2006/picture">
-                <pic:pic xmlns:pic="http://schemas.openxmlformats.org/drawingml/2006/picture">
-                  <pic:nvPicPr>
-                    <pic:cNvPr id="0" name="Picture 33"/>
-                    <pic:cNvPicPr>
-                      <a:picLocks noChangeAspect="1" noChangeArrowheads="1"/>
-                    </pic:cNvPicPr>
-                  </pic:nvPicPr>
-                  <pic:blipFill>
-                    <a:blip r:embed="rId10">
-                      <a:extLst>
-                        <a:ext uri="{28A0092B-C50C-407E-A947-70E740481C1C}">
-                          <a14:useLocalDpi xmlns:a14="http://schemas.microsoft.com/office/drawing/2010/main" val="0"/>
-                        </a:ext>
-                      </a:extLst>
-                    </a:blip>
-                    <a:srcRect/>
-                    <a:stretch>
-                      <a:fillRect/>
-                    </a:stretch>
-                  </pic:blipFill>
-                  <pic:spPr bwMode="auto">
-                    <a:xfrm>
-                      <a:off x="0" y="0"/>
-                      <a:ext cx="5555360" cy="7229477"/>
-                    </a:xfrm>
-                    <a:prstGeom prst="rect">
-                      <a:avLst/>
-                    </a:prstGeom>
-                    <a:noFill/>
-                    <a:ln>
-                      <a:noFill/>
-                    </a:ln>
-                  </pic:spPr>
-                </pic:pic>
-              </a:graphicData>
-            </a:graphic>
-          </wp:inline>
-        </w:drawing>
+          <w:rFonts w:ascii="TH Sarabun New" w:hAnsi="TH Sarabun New" w:cs="TH Sarabun New" w:hint="cs"/>
+          <w:sz w:val="32"/>
+          <w:szCs w:val="32"/>
+          <w:cs/>
+        </w:rPr>
+        <w:t>ปี พ</w:t>
+      </w:r>
+      <w:r>
+        <w:rPr>
+          <w:rFonts w:ascii="TH Sarabun New" w:hAnsi="TH Sarabun New" w:cs="TH Sarabun New"/>
+          <w:sz w:val="32"/>
+          <w:szCs w:val="32"/>
+        </w:rPr>
+        <w:t>.</w:t>
+      </w:r>
+      <w:r>
+        <w:rPr>
+          <w:rFonts w:ascii="TH Sarabun New" w:hAnsi="TH Sarabun New" w:cs="TH Sarabun New" w:hint="cs"/>
+          <w:sz w:val="32"/>
+          <w:szCs w:val="32"/>
+          <w:cs/>
+        </w:rPr>
+        <w:t>ศ</w:t>
+      </w:r>
+      <w:r>
+        <w:rPr>
+          <w:rFonts w:ascii="TH Sarabun New" w:hAnsi="TH Sarabun New" w:cs="TH Sarabun New"/>
+          <w:sz w:val="32"/>
+          <w:szCs w:val="32"/>
+        </w:rPr>
+        <w:t>.2569</w:t>
+      </w:r>
+    </w:p>
+    <w:tbl>
+      <w:tblPr>
+        <w:tblStyle w:val="TableGrid"/>
+        <w:tblW w:w="9023" w:type="dxa"/>
+        <w:tblLook w:val="04A0" w:firstRow="1" w:lastRow="0" w:firstColumn="1" w:lastColumn="0" w:noHBand="0" w:noVBand="1"/>
+      </w:tblPr>
+      <w:tblGrid>
+        <w:gridCol w:w="2095"/>
+        <w:gridCol w:w="2564"/>
+        <w:gridCol w:w="872"/>
+        <w:gridCol w:w="873"/>
+        <w:gridCol w:w="873"/>
+        <w:gridCol w:w="873"/>
+        <w:gridCol w:w="866"/>
+        <w:gridCol w:w="7"/>
+      </w:tblGrid>
+      <w:tr>
+        <w:trPr>
+          <w:gridAfter w:val="1"/>
+          <w:wAfter w:w="7" w:type="dxa"/>
+        </w:trPr>
+        <w:tc>
+          <w:tcPr>
+            <w:tcW w:w="2095" w:type="dxa"/>
+            <w:vMerge w:val="restart"/>
+            <w:shd w:val="clear" w:color="auto" w:fill="E7E6E6" w:themeFill="background2"/>
+            <w:vAlign w:val="center"/>
+          </w:tcPr>
+          <w:p>
+            <w:pPr>
+              <w:jc w:val="center"/>
+              <w:rPr>
+                <w:rFonts w:ascii="TH Sarabun New" w:hAnsi="TH Sarabun New" w:cs="TH Sarabun New"/>
+                <w:sz w:val="24"/>
+                <w:szCs w:val="24"/>
+              </w:rPr>
+            </w:pPr>
+            <w:r>
+              <w:rPr>
+                <w:rFonts w:ascii="TH Sarabun New" w:hAnsi="TH Sarabun New" w:cs="TH Sarabun New"/>
+                <w:b/>
+                <w:bCs/>
+                <w:sz w:val="24"/>
+                <w:szCs w:val="24"/>
+                <w:cs/>
+              </w:rPr>
+              <w:t>ขั้นตอนการดำเนินงาน</w:t>
+            </w:r>
+          </w:p>
+        </w:tc>
+        <w:tc>
+          <w:tcPr>
+            <w:tcW w:w="2564" w:type="dxa"/>
+            <w:vMerge w:val="restart"/>
+            <w:shd w:val="clear" w:color="auto" w:fill="E7E6E6" w:themeFill="background2"/>
+            <w:vAlign w:val="center"/>
+          </w:tcPr>
+          <w:p>
+            <w:pPr>
+              <w:jc w:val="center"/>
+              <w:rPr>
+                <w:rFonts w:ascii="TH Sarabun New" w:hAnsi="TH Sarabun New" w:cs="TH Sarabun New"/>
+                <w:sz w:val="24"/>
+                <w:szCs w:val="24"/>
+              </w:rPr>
+            </w:pPr>
+            <w:r>
+              <w:rPr>
+                <w:rFonts w:ascii="TH Sarabun New" w:hAnsi="TH Sarabun New" w:cs="TH Sarabun New"/>
+                <w:b/>
+                <w:bCs/>
+                <w:sz w:val="24"/>
+                <w:szCs w:val="24"/>
+                <w:cs/>
+              </w:rPr>
+              <w:t>ตัวชี้วัด</w:t>
+            </w:r>
+          </w:p>
+        </w:tc>
+        <w:tc>
+          <w:tcPr>
+            <w:tcW w:w="4357" w:type="dxa"/>
+            <w:gridSpan w:val="5"/>
+            <w:shd w:val="clear" w:color="auto" w:fill="E7E6E6" w:themeFill="background2"/>
+            <w:vAlign w:val="center"/>
+          </w:tcPr>
+          <w:p>
+            <w:pPr>
+              <w:jc w:val="center"/>
+              <w:rPr>
+                <w:rFonts w:ascii="TH Sarabun New" w:hAnsi="TH Sarabun New" w:cs="TH Sarabun New" w:hint="cs"/>
+                <w:b/>
+                <w:bCs/>
+                <w:sz w:val="32"/>
+                <w:szCs w:val="32"/>
+                <w:cs/>
+              </w:rPr>
+            </w:pPr>
+            <w:r>
+              <w:rPr>
+                <w:rFonts w:ascii="TH Sarabun New" w:hAnsi="TH Sarabun New" w:cs="TH Sarabun New" w:hint="cs"/>
+                <w:b/>
+                <w:bCs/>
+                <w:sz w:val="32"/>
+                <w:szCs w:val="32"/>
+                <w:cs/>
+              </w:rPr>
+              <w:t>เดือน</w:t>
+            </w:r>
+          </w:p>
+        </w:tc>
+      </w:tr>
+      <w:tr>
+        <w:tc>
+          <w:tcPr>
+            <w:tcW w:w="2095" w:type="dxa"/>
+            <w:vMerge/>
+            <w:shd w:val="clear" w:color="auto" w:fill="E7E6E6" w:themeFill="background2"/>
+          </w:tcPr>
+          <w:p>
+            <w:pPr>
+              <w:jc w:val="center"/>
+              <w:rPr>
+                <w:rFonts w:ascii="TH Sarabun New" w:hAnsi="TH Sarabun New" w:cs="TH Sarabun New"/>
+                <w:sz w:val="24"/>
+                <w:szCs w:val="24"/>
+              </w:rPr>
+            </w:pPr>
+          </w:p>
+        </w:tc>
+        <w:tc>
+          <w:tcPr>
+            <w:tcW w:w="2564" w:type="dxa"/>
+            <w:vMerge/>
+            <w:shd w:val="clear" w:color="auto" w:fill="E7E6E6" w:themeFill="background2"/>
+          </w:tcPr>
+          <w:p>
+            <w:pPr>
+              <w:jc w:val="center"/>
+              <w:rPr>
+                <w:rFonts w:ascii="TH Sarabun New" w:hAnsi="TH Sarabun New" w:cs="TH Sarabun New"/>
+                <w:sz w:val="24"/>
+                <w:szCs w:val="24"/>
+              </w:rPr>
+            </w:pPr>
+          </w:p>
+        </w:tc>
+        <w:tc>
+          <w:tcPr>
+            <w:tcW w:w="872" w:type="dxa"/>
+            <w:shd w:val="clear" w:color="auto" w:fill="E7E6E6" w:themeFill="background2"/>
+          </w:tcPr>
+          <w:p>
+            <w:pPr>
+              <w:jc w:val="center"/>
+              <w:rPr>
+                <w:rFonts w:ascii="TH Sarabun New" w:hAnsi="TH Sarabun New" w:cs="TH Sarabun New"/>
+                <w:sz w:val="28"/>
+              </w:rPr>
+            </w:pPr>
+            <w:r>
+              <w:rPr>
+                <w:rFonts w:ascii="TH Sarabun New" w:hAnsi="TH Sarabun New" w:cs="TH Sarabun New"/>
+                <w:sz w:val="28"/>
+              </w:rPr>
+              <w:t>5</w:t>
+            </w:r>
+          </w:p>
+        </w:tc>
+        <w:tc>
+          <w:tcPr>
+            <w:tcW w:w="873" w:type="dxa"/>
+            <w:shd w:val="clear" w:color="auto" w:fill="E7E6E6" w:themeFill="background2"/>
+          </w:tcPr>
+          <w:p>
+            <w:pPr>
+              <w:jc w:val="center"/>
+              <w:rPr>
+                <w:rFonts w:ascii="TH Sarabun New" w:hAnsi="TH Sarabun New" w:cs="TH Sarabun New"/>
+                <w:sz w:val="28"/>
+              </w:rPr>
+            </w:pPr>
+            <w:r>
+              <w:rPr>
+                <w:rFonts w:ascii="TH Sarabun New" w:hAnsi="TH Sarabun New" w:cs="TH Sarabun New"/>
+                <w:sz w:val="28"/>
+              </w:rPr>
+              <w:t>6</w:t>
+            </w:r>
+          </w:p>
+        </w:tc>
+        <w:tc>
+          <w:tcPr>
+            <w:tcW w:w="873" w:type="dxa"/>
+            <w:shd w:val="clear" w:color="auto" w:fill="E7E6E6" w:themeFill="background2"/>
+          </w:tcPr>
+          <w:p>
+            <w:pPr>
+              <w:jc w:val="center"/>
+              <w:rPr>
+                <w:rFonts w:ascii="TH Sarabun New" w:hAnsi="TH Sarabun New" w:cs="TH Sarabun New"/>
+                <w:sz w:val="28"/>
+              </w:rPr>
+            </w:pPr>
+            <w:r>
+              <w:rPr>
+                <w:rFonts w:ascii="TH Sarabun New" w:hAnsi="TH Sarabun New" w:cs="TH Sarabun New"/>
+                <w:sz w:val="28"/>
+              </w:rPr>
+              <w:t>7</w:t>
+            </w:r>
+          </w:p>
+        </w:tc>
+        <w:tc>
+          <w:tcPr>
+            <w:tcW w:w="873" w:type="dxa"/>
+            <w:shd w:val="clear" w:color="auto" w:fill="E7E6E6" w:themeFill="background2"/>
+          </w:tcPr>
+          <w:p>
+            <w:pPr>
+              <w:jc w:val="center"/>
+              <w:rPr>
+                <w:rFonts w:ascii="TH Sarabun New" w:hAnsi="TH Sarabun New" w:cs="TH Sarabun New"/>
+                <w:sz w:val="28"/>
+              </w:rPr>
+            </w:pPr>
+            <w:r>
+              <w:rPr>
+                <w:rFonts w:ascii="TH Sarabun New" w:hAnsi="TH Sarabun New" w:cs="TH Sarabun New"/>
+                <w:sz w:val="28"/>
+              </w:rPr>
+              <w:t>8</w:t>
+            </w:r>
+          </w:p>
+        </w:tc>
+        <w:tc>
+          <w:tcPr>
+            <w:tcW w:w="873" w:type="dxa"/>
+            <w:gridSpan w:val="2"/>
+            <w:shd w:val="clear" w:color="auto" w:fill="E7E6E6" w:themeFill="background2"/>
+          </w:tcPr>
+          <w:p>
+            <w:pPr>
+              <w:jc w:val="center"/>
+              <w:rPr>
+                <w:rFonts w:ascii="TH Sarabun New" w:hAnsi="TH Sarabun New" w:cs="TH Sarabun New"/>
+                <w:sz w:val="28"/>
+              </w:rPr>
+            </w:pPr>
+            <w:r>
+              <w:rPr>
+                <w:rFonts w:ascii="TH Sarabun New" w:hAnsi="TH Sarabun New" w:cs="TH Sarabun New"/>
+                <w:sz w:val="28"/>
+              </w:rPr>
+              <w:t>9</w:t>
+            </w:r>
+          </w:p>
+        </w:tc>
+      </w:tr>
+      <w:tr>
+        <w:tc>
+          <w:tcPr>
+            <w:tcW w:w="2095" w:type="dxa"/>
+          </w:tcPr>
+          <w:p>
+            <w:pPr>
+              <w:jc w:val="center"/>
+              <w:rPr>
+                <w:rFonts w:ascii="TH Sarabun New" w:hAnsi="TH Sarabun New" w:cs="TH Sarabun New"/>
+                <w:sz w:val="24"/>
+                <w:szCs w:val="24"/>
+              </w:rPr>
+            </w:pPr>
+            <w:r>
+              <w:rPr>
+                <w:rFonts w:ascii="TH Sarabun New" w:hAnsi="TH Sarabun New" w:cs="TH Sarabun New"/>
+                <w:sz w:val="24"/>
+                <w:szCs w:val="24"/>
+                <w:cs/>
+              </w:rPr>
+              <w:t xml:space="preserve">ออกแบบการสร้างแผ่นดูดซับเสียงจากขยะพลาสติกประเภท </w:t>
+            </w:r>
+            <w:r>
+              <w:rPr>
+                <w:rFonts w:ascii="TH Sarabun New" w:hAnsi="TH Sarabun New" w:cs="TH Sarabun New"/>
+                <w:sz w:val="24"/>
+                <w:szCs w:val="24"/>
+              </w:rPr>
+              <w:t>Polypropylene (PP)</w:t>
+            </w:r>
+          </w:p>
+        </w:tc>
+        <w:tc>
+          <w:tcPr>
+            <w:tcW w:w="2564" w:type="dxa"/>
+          </w:tcPr>
+          <w:p>
+            <w:pPr>
+              <w:jc w:val="center"/>
+              <w:rPr>
+                <w:rFonts w:ascii="TH Sarabun New" w:hAnsi="TH Sarabun New" w:cs="TH Sarabun New"/>
+                <w:sz w:val="24"/>
+                <w:szCs w:val="24"/>
+              </w:rPr>
+            </w:pPr>
+            <w:r>
+              <w:rPr>
+                <w:rFonts w:ascii="TH Sarabun New" w:hAnsi="TH Sarabun New" w:cs="TH Sarabun New"/>
+                <w:sz w:val="24"/>
+                <w:szCs w:val="24"/>
+                <w:cs/>
+              </w:rPr>
+              <w:t xml:space="preserve">ได้ข้อมูลแผ่นดูดซับเสียงจากพลาสติกประเภท </w:t>
+            </w:r>
+            <w:r>
+              <w:rPr>
+                <w:rFonts w:ascii="TH Sarabun New" w:hAnsi="TH Sarabun New" w:cs="TH Sarabun New"/>
+                <w:sz w:val="24"/>
+                <w:szCs w:val="24"/>
+              </w:rPr>
+              <w:t xml:space="preserve">Polypropylene (PP) </w:t>
+            </w:r>
+            <w:r>
+              <w:rPr>
+                <w:rFonts w:ascii="TH Sarabun New" w:hAnsi="TH Sarabun New" w:cs="TH Sarabun New"/>
+                <w:sz w:val="24"/>
+                <w:szCs w:val="24"/>
+                <w:cs/>
+              </w:rPr>
+              <w:t>บริสุทธิ์ที่จะนำมาเปรียบเทียบได้รูปแบบและขนาดที่ต้องการ และได้อุณหภูมิและเวลาที่จะใช้ในการขึ้นรูปชิ้นงาน</w:t>
+            </w:r>
+          </w:p>
+        </w:tc>
+        <w:tc>
+          <w:tcPr>
+            <w:tcW w:w="872" w:type="dxa"/>
+            <w:vAlign w:val="center"/>
+          </w:tcPr>
+          <w:p>
+            <w:pPr>
+              <w:jc w:val="center"/>
+              <w:rPr>
+                <w:rFonts w:ascii="TH Sarabun New" w:hAnsi="TH Sarabun New" w:cs="TH Sarabun New"/>
+                <w:sz w:val="32"/>
+                <w:szCs w:val="32"/>
+              </w:rPr>
+            </w:pPr>
+            <w:r>
+              <w:rPr>
+                <w:rFonts w:ascii="TH Sarabun New" w:hAnsi="TH Sarabun New" w:cs="TH Sarabun New"/>
+                <w:sz w:val="32"/>
+                <w:szCs w:val="32"/>
+              </w:rPr>
+              <w:t>x</w:t>
+            </w:r>
+          </w:p>
+        </w:tc>
+        <w:tc>
+          <w:tcPr>
+            <w:tcW w:w="873" w:type="dxa"/>
+            <w:vAlign w:val="center"/>
+          </w:tcPr>
+          <w:p>
+            <w:pPr>
+              <w:jc w:val="center"/>
+              <w:rPr>
+                <w:rFonts w:ascii="TH Sarabun New" w:hAnsi="TH Sarabun New" w:cs="TH Sarabun New"/>
+                <w:sz w:val="32"/>
+                <w:szCs w:val="32"/>
+              </w:rPr>
+            </w:pPr>
+          </w:p>
+        </w:tc>
+        <w:tc>
+          <w:tcPr>
+            <w:tcW w:w="873" w:type="dxa"/>
+            <w:vAlign w:val="center"/>
+          </w:tcPr>
+          <w:p>
+            <w:pPr>
+              <w:jc w:val="center"/>
+              <w:rPr>
+                <w:rFonts w:ascii="TH Sarabun New" w:hAnsi="TH Sarabun New" w:cs="TH Sarabun New"/>
+                <w:sz w:val="32"/>
+                <w:szCs w:val="32"/>
+              </w:rPr>
+            </w:pPr>
+          </w:p>
+        </w:tc>
+        <w:tc>
+          <w:tcPr>
+            <w:tcW w:w="873" w:type="dxa"/>
+            <w:vAlign w:val="center"/>
+          </w:tcPr>
+          <w:p>
+            <w:pPr>
+              <w:jc w:val="center"/>
+              <w:rPr>
+                <w:rFonts w:ascii="TH Sarabun New" w:hAnsi="TH Sarabun New" w:cs="TH Sarabun New"/>
+                <w:sz w:val="32"/>
+                <w:szCs w:val="32"/>
+              </w:rPr>
+            </w:pPr>
+          </w:p>
+        </w:tc>
+        <w:tc>
+          <w:tcPr>
+            <w:tcW w:w="873" w:type="dxa"/>
+            <w:gridSpan w:val="2"/>
+            <w:vAlign w:val="center"/>
+          </w:tcPr>
+          <w:p>
+            <w:pPr>
+              <w:jc w:val="center"/>
+              <w:rPr>
+                <w:rFonts w:ascii="TH Sarabun New" w:hAnsi="TH Sarabun New" w:cs="TH Sarabun New"/>
+                <w:sz w:val="32"/>
+                <w:szCs w:val="32"/>
+              </w:rPr>
+            </w:pPr>
+          </w:p>
+        </w:tc>
+      </w:tr>
+      <w:tr>
+        <w:tc>
+          <w:tcPr>
+            <w:tcW w:w="2095" w:type="dxa"/>
+          </w:tcPr>
+          <w:p>
+            <w:pPr>
+              <w:jc w:val="center"/>
+              <w:rPr>
+                <w:rFonts w:ascii="TH Sarabun New" w:hAnsi="TH Sarabun New" w:cs="TH Sarabun New"/>
+                <w:sz w:val="24"/>
+                <w:szCs w:val="24"/>
+              </w:rPr>
+            </w:pPr>
+            <w:r>
+              <w:rPr>
+                <w:rFonts w:ascii="TH Sarabun New" w:hAnsi="TH Sarabun New" w:cs="TH Sarabun New"/>
+                <w:sz w:val="24"/>
+                <w:szCs w:val="24"/>
+                <w:cs/>
+              </w:rPr>
+              <w:t xml:space="preserve">สร้างแผ่นดูดซับเสียงจากขยะพลาสติกประเภท </w:t>
+            </w:r>
+            <w:r>
+              <w:rPr>
+                <w:rFonts w:ascii="TH Sarabun New" w:hAnsi="TH Sarabun New" w:cs="TH Sarabun New"/>
+                <w:sz w:val="24"/>
+                <w:szCs w:val="24"/>
+              </w:rPr>
+              <w:t>Polypropylene (PP)</w:t>
+            </w:r>
+          </w:p>
+        </w:tc>
+        <w:tc>
+          <w:tcPr>
+            <w:tcW w:w="2564" w:type="dxa"/>
+          </w:tcPr>
+          <w:p>
+            <w:pPr>
+              <w:jc w:val="center"/>
+              <w:rPr>
+                <w:rFonts w:ascii="TH Sarabun New" w:hAnsi="TH Sarabun New" w:cs="TH Sarabun New"/>
+                <w:sz w:val="24"/>
+                <w:szCs w:val="24"/>
+              </w:rPr>
+            </w:pPr>
+            <w:r>
+              <w:rPr>
+                <w:rFonts w:ascii="TH Sarabun New" w:hAnsi="TH Sarabun New" w:cs="TH Sarabun New"/>
+                <w:sz w:val="24"/>
+                <w:szCs w:val="24"/>
+                <w:cs/>
+              </w:rPr>
+              <w:t>ได้ชิ้นงานตัวอย่างที่พร้อมจะนำไปทดสอบประสิทธิภาพ</w:t>
+            </w:r>
+          </w:p>
+          <w:p>
+            <w:pPr>
+              <w:tabs>
+                <w:tab w:val="left" w:pos="1268"/>
+              </w:tabs>
+              <w:jc w:val="center"/>
+              <w:rPr>
+                <w:rFonts w:ascii="TH Sarabun New" w:hAnsi="TH Sarabun New" w:cs="TH Sarabun New"/>
+                <w:sz w:val="24"/>
+                <w:szCs w:val="24"/>
+              </w:rPr>
+            </w:pPr>
+          </w:p>
+        </w:tc>
+        <w:tc>
+          <w:tcPr>
+            <w:tcW w:w="872" w:type="dxa"/>
+            <w:vAlign w:val="center"/>
+          </w:tcPr>
+          <w:p>
+            <w:pPr>
+              <w:jc w:val="center"/>
+              <w:rPr>
+                <w:rFonts w:ascii="TH Sarabun New" w:hAnsi="TH Sarabun New" w:cs="TH Sarabun New"/>
+                <w:sz w:val="32"/>
+                <w:szCs w:val="32"/>
+              </w:rPr>
+            </w:pPr>
+            <w:r>
+              <w:rPr>
+                <w:rFonts w:ascii="TH Sarabun New" w:hAnsi="TH Sarabun New" w:cs="TH Sarabun New"/>
+                <w:sz w:val="32"/>
+                <w:szCs w:val="32"/>
+              </w:rPr>
+              <w:t>x</w:t>
+            </w:r>
+          </w:p>
+        </w:tc>
+        <w:tc>
+          <w:tcPr>
+            <w:tcW w:w="873" w:type="dxa"/>
+            <w:vAlign w:val="center"/>
+          </w:tcPr>
+          <w:p>
+            <w:pPr>
+              <w:jc w:val="center"/>
+              <w:rPr>
+                <w:rFonts w:ascii="TH Sarabun New" w:hAnsi="TH Sarabun New" w:cs="TH Sarabun New"/>
+                <w:sz w:val="32"/>
+                <w:szCs w:val="32"/>
+              </w:rPr>
+            </w:pPr>
+            <w:r>
+              <w:rPr>
+                <w:rFonts w:ascii="TH Sarabun New" w:hAnsi="TH Sarabun New" w:cs="TH Sarabun New"/>
+                <w:sz w:val="32"/>
+                <w:szCs w:val="32"/>
+              </w:rPr>
+              <w:t>x</w:t>
+            </w:r>
+          </w:p>
+        </w:tc>
+        <w:tc>
+          <w:tcPr>
+            <w:tcW w:w="873" w:type="dxa"/>
+            <w:vAlign w:val="center"/>
+          </w:tcPr>
+          <w:p>
+            <w:pPr>
+              <w:jc w:val="center"/>
+              <w:rPr>
+                <w:rFonts w:ascii="TH Sarabun New" w:hAnsi="TH Sarabun New" w:cs="TH Sarabun New"/>
+                <w:sz w:val="32"/>
+                <w:szCs w:val="32"/>
+              </w:rPr>
+            </w:pPr>
+          </w:p>
+        </w:tc>
+        <w:tc>
+          <w:tcPr>
+            <w:tcW w:w="873" w:type="dxa"/>
+            <w:vAlign w:val="center"/>
+          </w:tcPr>
+          <w:p>
+            <w:pPr>
+              <w:jc w:val="center"/>
+              <w:rPr>
+                <w:rFonts w:ascii="TH Sarabun New" w:hAnsi="TH Sarabun New" w:cs="TH Sarabun New"/>
+                <w:sz w:val="32"/>
+                <w:szCs w:val="32"/>
+              </w:rPr>
+            </w:pPr>
+          </w:p>
+        </w:tc>
+        <w:tc>
+          <w:tcPr>
+            <w:tcW w:w="873" w:type="dxa"/>
+            <w:gridSpan w:val="2"/>
+            <w:vAlign w:val="center"/>
+          </w:tcPr>
+          <w:p>
+            <w:pPr>
+              <w:jc w:val="center"/>
+              <w:rPr>
+                <w:rFonts w:ascii="TH Sarabun New" w:hAnsi="TH Sarabun New" w:cs="TH Sarabun New"/>
+                <w:sz w:val="32"/>
+                <w:szCs w:val="32"/>
+              </w:rPr>
+            </w:pPr>
+          </w:p>
+        </w:tc>
+      </w:tr>
+      <w:tr>
+        <w:tc>
+          <w:tcPr>
+            <w:tcW w:w="2095" w:type="dxa"/>
+          </w:tcPr>
+          <w:p>
+            <w:pPr>
+              <w:jc w:val="center"/>
+              <w:rPr>
+                <w:rFonts w:ascii="TH Sarabun New" w:hAnsi="TH Sarabun New" w:cs="TH Sarabun New"/>
+                <w:sz w:val="24"/>
+                <w:szCs w:val="24"/>
+              </w:rPr>
+            </w:pPr>
+            <w:r>
+              <w:rPr>
+                <w:rFonts w:ascii="TH Sarabun New" w:hAnsi="TH Sarabun New" w:cs="TH Sarabun New"/>
+                <w:sz w:val="24"/>
+                <w:szCs w:val="24"/>
+                <w:cs/>
+              </w:rPr>
+              <w:t xml:space="preserve">การทดสอบประสิทธิภาพแผ่นดูดซับเสียงจากขยะพลาสติกประเภท </w:t>
+            </w:r>
+            <w:r>
+              <w:rPr>
+                <w:rFonts w:ascii="TH Sarabun New" w:hAnsi="TH Sarabun New" w:cs="TH Sarabun New"/>
+                <w:sz w:val="24"/>
+                <w:szCs w:val="24"/>
+              </w:rPr>
+              <w:t xml:space="preserve">Polypropylene (PP) </w:t>
+            </w:r>
+            <w:r>
+              <w:rPr>
+                <w:rFonts w:ascii="TH Sarabun New" w:hAnsi="TH Sarabun New" w:cs="TH Sarabun New"/>
+                <w:sz w:val="24"/>
+                <w:szCs w:val="24"/>
+                <w:cs/>
+              </w:rPr>
+              <w:t xml:space="preserve">และ พลาสติกประเภท </w:t>
+            </w:r>
+            <w:r>
+              <w:rPr>
+                <w:rFonts w:ascii="TH Sarabun New" w:hAnsi="TH Sarabun New" w:cs="TH Sarabun New"/>
+                <w:sz w:val="24"/>
+                <w:szCs w:val="24"/>
+              </w:rPr>
+              <w:t xml:space="preserve">Polypropylene (PP) </w:t>
+            </w:r>
+            <w:r>
+              <w:rPr>
+                <w:rFonts w:ascii="TH Sarabun New" w:hAnsi="TH Sarabun New" w:cs="TH Sarabun New"/>
+                <w:sz w:val="24"/>
+                <w:szCs w:val="24"/>
+                <w:cs/>
+              </w:rPr>
+              <w:t>บริสุทธิ์</w:t>
+            </w:r>
+          </w:p>
+        </w:tc>
+        <w:tc>
+          <w:tcPr>
+            <w:tcW w:w="2564" w:type="dxa"/>
+          </w:tcPr>
+          <w:p>
+            <w:pPr>
+              <w:jc w:val="center"/>
+              <w:rPr>
+                <w:rFonts w:ascii="TH Sarabun New" w:hAnsi="TH Sarabun New" w:cs="TH Sarabun New"/>
+                <w:sz w:val="24"/>
+                <w:szCs w:val="24"/>
+              </w:rPr>
+            </w:pPr>
+            <w:r>
+              <w:rPr>
+                <w:rFonts w:ascii="TH Sarabun New" w:hAnsi="TH Sarabun New" w:cs="TH Sarabun New"/>
+                <w:sz w:val="24"/>
+                <w:szCs w:val="24"/>
+                <w:cs/>
+              </w:rPr>
+              <w:t>ได้ผลการทดสอบประสิทธิภาพของชิ้นงานทั้งหมด</w:t>
+            </w:r>
+          </w:p>
+        </w:tc>
+        <w:tc>
+          <w:tcPr>
+            <w:tcW w:w="872" w:type="dxa"/>
+            <w:vAlign w:val="center"/>
+          </w:tcPr>
+          <w:p>
+            <w:pPr>
+              <w:jc w:val="center"/>
+              <w:rPr>
+                <w:rFonts w:ascii="TH Sarabun New" w:hAnsi="TH Sarabun New" w:cs="TH Sarabun New"/>
+                <w:sz w:val="32"/>
+                <w:szCs w:val="32"/>
+              </w:rPr>
+            </w:pPr>
+          </w:p>
+        </w:tc>
+        <w:tc>
+          <w:tcPr>
+            <w:tcW w:w="873" w:type="dxa"/>
+            <w:vAlign w:val="center"/>
+          </w:tcPr>
+          <w:p>
+            <w:pPr>
+              <w:jc w:val="center"/>
+              <w:rPr>
+                <w:rFonts w:ascii="TH Sarabun New" w:hAnsi="TH Sarabun New" w:cs="TH Sarabun New"/>
+                <w:sz w:val="32"/>
+                <w:szCs w:val="32"/>
+              </w:rPr>
+            </w:pPr>
+            <w:r>
+              <w:rPr>
+                <w:rFonts w:ascii="TH Sarabun New" w:hAnsi="TH Sarabun New" w:cs="TH Sarabun New"/>
+                <w:sz w:val="32"/>
+                <w:szCs w:val="32"/>
+              </w:rPr>
+              <w:t>x</w:t>
+            </w:r>
+          </w:p>
+        </w:tc>
+        <w:tc>
+          <w:tcPr>
+            <w:tcW w:w="873" w:type="dxa"/>
+            <w:vAlign w:val="center"/>
+          </w:tcPr>
+          <w:p>
+            <w:pPr>
+              <w:jc w:val="center"/>
+              <w:rPr>
+                <w:rFonts w:ascii="TH Sarabun New" w:hAnsi="TH Sarabun New" w:cs="TH Sarabun New"/>
+                <w:sz w:val="32"/>
+                <w:szCs w:val="32"/>
+              </w:rPr>
+            </w:pPr>
+            <w:r>
+              <w:rPr>
+                <w:rFonts w:ascii="TH Sarabun New" w:hAnsi="TH Sarabun New" w:cs="TH Sarabun New"/>
+                <w:sz w:val="32"/>
+                <w:szCs w:val="32"/>
+              </w:rPr>
+              <w:t>x</w:t>
+            </w:r>
+          </w:p>
+        </w:tc>
+        <w:tc>
+          <w:tcPr>
+            <w:tcW w:w="873" w:type="dxa"/>
+            <w:vAlign w:val="center"/>
+          </w:tcPr>
+          <w:p>
+            <w:pPr>
+              <w:jc w:val="center"/>
+              <w:rPr>
+                <w:rFonts w:ascii="TH Sarabun New" w:hAnsi="TH Sarabun New" w:cs="TH Sarabun New"/>
+                <w:sz w:val="32"/>
+                <w:szCs w:val="32"/>
+              </w:rPr>
+            </w:pPr>
+          </w:p>
+        </w:tc>
+        <w:tc>
+          <w:tcPr>
+            <w:tcW w:w="873" w:type="dxa"/>
+            <w:gridSpan w:val="2"/>
+            <w:vAlign w:val="center"/>
+          </w:tcPr>
+          <w:p>
+            <w:pPr>
+              <w:jc w:val="center"/>
+              <w:rPr>
+                <w:rFonts w:ascii="TH Sarabun New" w:hAnsi="TH Sarabun New" w:cs="TH Sarabun New"/>
+                <w:sz w:val="32"/>
+                <w:szCs w:val="32"/>
+              </w:rPr>
+            </w:pPr>
+          </w:p>
+        </w:tc>
+      </w:tr>
+      <w:tr>
+        <w:tc>
+          <w:tcPr>
+            <w:tcW w:w="2095" w:type="dxa"/>
+          </w:tcPr>
+          <w:p>
+            <w:pPr>
+              <w:jc w:val="center"/>
+              <w:rPr>
+                <w:rFonts w:ascii="TH Sarabun New" w:hAnsi="TH Sarabun New" w:cs="TH Sarabun New"/>
+                <w:sz w:val="24"/>
+                <w:szCs w:val="24"/>
+              </w:rPr>
+            </w:pPr>
+            <w:r>
+              <w:rPr>
+                <w:rFonts w:ascii="TH Sarabun New" w:hAnsi="TH Sarabun New" w:cs="TH Sarabun New"/>
+                <w:sz w:val="24"/>
+                <w:szCs w:val="24"/>
+                <w:cs/>
+              </w:rPr>
+              <w:t>การนำเสนอผลงาน</w:t>
+            </w:r>
+          </w:p>
+        </w:tc>
+        <w:tc>
+          <w:tcPr>
+            <w:tcW w:w="2564" w:type="dxa"/>
+          </w:tcPr>
+          <w:p>
+            <w:pPr>
+              <w:jc w:val="center"/>
+              <w:rPr>
+                <w:rFonts w:ascii="TH Sarabun New" w:hAnsi="TH Sarabun New" w:cs="TH Sarabun New"/>
+                <w:sz w:val="24"/>
+                <w:szCs w:val="24"/>
+              </w:rPr>
+            </w:pPr>
+            <w:r>
+              <w:rPr>
+                <w:rFonts w:ascii="TH Sarabun New" w:hAnsi="TH Sarabun New" w:cs="TH Sarabun New"/>
+                <w:sz w:val="24"/>
+                <w:szCs w:val="24"/>
+                <w:cs/>
+              </w:rPr>
+              <w:t>ทำสไลด์ รายงาน และชิ้นงานตัวอย่าง</w:t>
+            </w:r>
+          </w:p>
+        </w:tc>
+        <w:tc>
+          <w:tcPr>
+            <w:tcW w:w="872" w:type="dxa"/>
+            <w:vAlign w:val="center"/>
+          </w:tcPr>
+          <w:p>
+            <w:pPr>
+              <w:jc w:val="center"/>
+              <w:rPr>
+                <w:rFonts w:ascii="TH Sarabun New" w:hAnsi="TH Sarabun New" w:cs="TH Sarabun New"/>
+                <w:sz w:val="32"/>
+                <w:szCs w:val="32"/>
+              </w:rPr>
+            </w:pPr>
+          </w:p>
+        </w:tc>
+        <w:tc>
+          <w:tcPr>
+            <w:tcW w:w="873" w:type="dxa"/>
+            <w:vAlign w:val="center"/>
+          </w:tcPr>
+          <w:p>
+            <w:pPr>
+              <w:jc w:val="center"/>
+              <w:rPr>
+                <w:rFonts w:ascii="TH Sarabun New" w:hAnsi="TH Sarabun New" w:cs="TH Sarabun New"/>
+                <w:sz w:val="32"/>
+                <w:szCs w:val="32"/>
+              </w:rPr>
+            </w:pPr>
+          </w:p>
+        </w:tc>
+        <w:tc>
+          <w:tcPr>
+            <w:tcW w:w="873" w:type="dxa"/>
+            <w:vAlign w:val="center"/>
+          </w:tcPr>
+          <w:p>
+            <w:pPr>
+              <w:jc w:val="center"/>
+              <w:rPr>
+                <w:rFonts w:ascii="TH Sarabun New" w:hAnsi="TH Sarabun New" w:cs="TH Sarabun New"/>
+                <w:sz w:val="32"/>
+                <w:szCs w:val="32"/>
+              </w:rPr>
+            </w:pPr>
+          </w:p>
+        </w:tc>
+        <w:tc>
+          <w:tcPr>
+            <w:tcW w:w="873" w:type="dxa"/>
+            <w:vAlign w:val="center"/>
+          </w:tcPr>
+          <w:p>
+            <w:pPr>
+              <w:jc w:val="center"/>
+              <w:rPr>
+                <w:rFonts w:ascii="TH Sarabun New" w:hAnsi="TH Sarabun New" w:cs="TH Sarabun New"/>
+                <w:sz w:val="32"/>
+                <w:szCs w:val="32"/>
+              </w:rPr>
+            </w:pPr>
+            <w:r>
+              <w:rPr>
+                <w:rFonts w:ascii="TH Sarabun New" w:hAnsi="TH Sarabun New" w:cs="TH Sarabun New"/>
+                <w:sz w:val="32"/>
+                <w:szCs w:val="32"/>
+              </w:rPr>
+              <w:t>x</w:t>
+            </w:r>
+          </w:p>
+        </w:tc>
+        <w:tc>
+          <w:tcPr>
+            <w:tcW w:w="873" w:type="dxa"/>
+            <w:gridSpan w:val="2"/>
+            <w:vAlign w:val="center"/>
+          </w:tcPr>
+          <w:p>
+            <w:pPr>
+              <w:jc w:val="center"/>
+              <w:rPr>
+                <w:rFonts w:ascii="TH Sarabun New" w:hAnsi="TH Sarabun New" w:cs="TH Sarabun New"/>
+                <w:sz w:val="32"/>
+                <w:szCs w:val="32"/>
+              </w:rPr>
+            </w:pPr>
+            <w:r>
+              <w:rPr>
+                <w:rFonts w:ascii="TH Sarabun New" w:hAnsi="TH Sarabun New" w:cs="TH Sarabun New"/>
+                <w:sz w:val="32"/>
+                <w:szCs w:val="32"/>
+              </w:rPr>
+              <w:t>x</w:t>
+            </w:r>
+          </w:p>
+        </w:tc>
+      </w:tr>
+    </w:tbl>
+    <w:p>
+      <w:pPr>
+        <w:rPr>
+          <w:rFonts w:ascii="TH Sarabun New" w:hAnsi="TH Sarabun New" w:cs="TH Sarabun New"/>
+          <w:b/>
+          <w:bCs/>
+          <w:sz w:val="36"/>
+          <w:szCs w:val="36"/>
+        </w:rPr>
+      </w:pPr>
+    </w:p>
+    <w:p>
+      <w:pPr>
+        <w:rPr>
+          <w:rFonts w:ascii="TH Sarabun New" w:hAnsi="TH Sarabun New" w:cs="TH Sarabun New"/>
+          <w:b/>
+          <w:bCs/>
+          <w:sz w:val="36"/>
+          <w:szCs w:val="36"/>
+        </w:rPr>
+      </w:pPr>
+      <w:r>
+        <w:rPr>
+          <w:rFonts w:ascii="TH Sarabun New" w:hAnsi="TH Sarabun New" w:cs="TH Sarabun New"/>
+          <w:b/>
+          <w:bCs/>
+          <w:sz w:val="36"/>
+          <w:szCs w:val="36"/>
+        </w:rPr>
+        <w:br w:type="page"/>
       </w:r>
     </w:p>
     <w:sdt>
@@ -12066,7 +13067,6 @@
   <w:style w:type="character" w:default="1" w:styleId="DefaultParagraphFont">
     <w:name w:val="Default Paragraph Font"/>
     <w:uiPriority w:val="1"/>
-    <w:semiHidden/>
     <w:unhideWhenUsed/>
   </w:style>
   <w:style w:type="table" w:default="1" w:styleId="TableNormal">

--- a/docs/Proposal (1) (1) (1) (1).docx
+++ b/docs/Proposal (1) (1) (1) (1).docx
@@ -446,6 +446,33 @@
           <w:cs/>
         </w:rPr>
         <w:t>ครูพนิกาญจน์ เกตุแก้ว</w:t>
+      </w:r>
+    </w:p>
+    <w:p>
+      <w:pPr>
+        <w:rPr>
+          <w:rFonts w:ascii="TH Sarabun New" w:hAnsi="TH Sarabun New" w:cs="TH Sarabun New" w:hint="cs"/>
+          <w:sz w:val="32"/>
+          <w:szCs w:val="32"/>
+          <w:cs/>
+        </w:rPr>
+      </w:pPr>
+      <w:r>
+        <w:rPr>
+          <w:rFonts w:ascii="TH Sarabun New" w:hAnsi="TH Sarabun New" w:cs="TH Sarabun New"/>
+          <w:sz w:val="32"/>
+          <w:szCs w:val="32"/>
+        </w:rPr>
+        <w:tab/>
+      </w:r>
+      <w:r>
+        <w:rPr>
+          <w:rFonts w:ascii="TH Sarabun New" w:hAnsi="TH Sarabun New" w:cs="TH Sarabun New" w:hint="cs"/>
+          <w:sz w:val="32"/>
+          <w:szCs w:val="32"/>
+          <w:cs/>
+        </w:rPr>
+        <w:t>ครูกมลชนก ทันสมัย</w:t>
       </w:r>
     </w:p>
     <w:p>
@@ -773,6 +800,7 @@
           <w:szCs w:val="32"/>
           <w:cs/>
         </w:rPr>
+        <w:lastRenderedPageBreak/>
         <w:t>จาก</w:t>
       </w:r>
       <w:sdt>
@@ -1279,17 +1307,7 @@
           <w:szCs w:val="32"/>
           <w:cs/>
         </w:rPr>
-        <w:t>มีคุณสมบัติที่จะนำมาใช้ทำวัสดุซับเสียง จึงเลือกใช้วัสดุ</w:t>
-      </w:r>
-      <w:r>
-        <w:rPr>
-          <w:rFonts w:ascii="TH Sarabun New" w:hAnsi="TH Sarabun New" w:cs="TH Sarabun New"/>
-          <w:sz w:val="32"/>
-          <w:szCs w:val="32"/>
-          <w:cs/>
-        </w:rPr>
-        <w:lastRenderedPageBreak/>
-        <w:t xml:space="preserve">ประเภท </w:t>
+        <w:t xml:space="preserve">มีคุณสมบัติที่จะนำมาใช้ทำวัสดุซับเสียง จึงเลือกใช้วัสดุประเภท </w:t>
       </w:r>
       <w:r>
         <w:rPr>
@@ -3427,6 +3445,15 @@
       </w:r>
       <w:r>
         <w:rPr>
+          <w:rFonts w:ascii="TH Sarabun New" w:hAnsi="TH Sarabun New" w:cs="TH Sarabun New" w:hint="cs"/>
+          <w:sz w:val="32"/>
+          <w:szCs w:val="32"/>
+          <w:cs/>
+        </w:rPr>
+        <w:t xml:space="preserve"> </w:t>
+      </w:r>
+      <w:r>
+        <w:rPr>
           <w:rFonts w:ascii="TH Sarabun New" w:hAnsi="TH Sarabun New" w:cs="TH Sarabun New"/>
           <w:sz w:val="32"/>
           <w:szCs w:val="32"/>
@@ -7877,7 +7904,7 @@
             <w:pPr>
               <w:jc w:val="center"/>
               <w:rPr>
-                <w:rFonts w:ascii="TH Sarabun New" w:hAnsi="TH Sarabun New" w:cs="TH Sarabun New" w:hint="cs"/>
+                <w:rFonts w:ascii="TH Sarabun New" w:hAnsi="TH Sarabun New" w:cs="TH Sarabun New"/>
                 <w:b/>
                 <w:bCs/>
                 <w:sz w:val="32"/>
@@ -13067,6 +13094,7 @@
   <w:style w:type="character" w:default="1" w:styleId="DefaultParagraphFont">
     <w:name w:val="Default Paragraph Font"/>
     <w:uiPriority w:val="1"/>
+    <w:semiHidden/>
     <w:unhideWhenUsed/>
   </w:style>
   <w:style w:type="table" w:default="1" w:styleId="TableNormal">

--- a/docs/Proposal (1) (1) (1) (1).docx
+++ b/docs/Proposal (1) (1) (1) (1).docx
@@ -451,7 +451,7 @@
     <w:p>
       <w:pPr>
         <w:rPr>
-          <w:rFonts w:ascii="TH Sarabun New" w:hAnsi="TH Sarabun New" w:cs="TH Sarabun New" w:hint="cs"/>
+          <w:rFonts w:ascii="TH Sarabun New" w:hAnsi="TH Sarabun New" w:cs="TH Sarabun New"/>
           <w:sz w:val="32"/>
           <w:szCs w:val="32"/>
           <w:cs/>
@@ -5394,7 +5394,7 @@
           <w:szCs w:val="32"/>
           <w:cs/>
         </w:rPr>
-        <w:t>ค่าสัมประสิทธิ์การดูดซับเสียงของสัดส่วน</w:t>
+        <w:t>ค่าสัมประสิทธิ์การดูดซับเสียง</w:t>
       </w:r>
       <w:r>
         <w:rPr>
@@ -5403,7 +5403,34 @@
           <w:szCs w:val="32"/>
           <w:cs/>
         </w:rPr>
-        <w:t>ระหว่างเวลา และ อุณหภูมิ</w:t>
+        <w:t>ตาม</w:t>
+      </w:r>
+      <w:r>
+        <w:rPr>
+          <w:rFonts w:ascii="TH Sarabun New" w:hAnsi="TH Sarabun New" w:cs="TH Sarabun New"/>
+          <w:sz w:val="32"/>
+          <w:szCs w:val="32"/>
+          <w:cs/>
+        </w:rPr>
+        <w:t>สัดส่วน</w:t>
+      </w:r>
+      <w:r>
+        <w:rPr>
+          <w:rFonts w:ascii="TH Sarabun New" w:hAnsi="TH Sarabun New" w:cs="TH Sarabun New" w:hint="cs"/>
+          <w:sz w:val="32"/>
+          <w:szCs w:val="32"/>
+          <w:cs/>
+        </w:rPr>
+        <w:t>ของ</w:t>
+      </w:r>
+      <w:r>
+        <w:rPr>
+          <w:rFonts w:ascii="TH Sarabun New" w:hAnsi="TH Sarabun New" w:cs="TH Sarabun New" w:hint="cs"/>
+          <w:sz w:val="32"/>
+          <w:szCs w:val="32"/>
+          <w:cs/>
+        </w:rPr>
+        <w:t>เวลาและอุณหภูมิ</w:t>
       </w:r>
     </w:p>
     <w:tbl>
